--- a/kolo-naukowe/dokumenty/do-druku/regulamin.docx
+++ b/kolo-naukowe/dokumenty/do-druku/regulamin.docx
@@ -52,7 +52,7 @@
         <w:ind w:left="180"/>
       </w:pPr>
       <w:r>
-        <w:t>3. Koło działa w Politechnice Wrocławskiej, zwanej dalej uczelnią, przy Wydziale Mechanicznym. Siedzibą Koła jest Laboratorium Mechatroniki i Robotyki Wydziału Mechanicznego, bud. …, pok. ….</w:t>
+        <w:t>3. Koło jest międzywydziałowym kołem naukowym Politechniki Wrocławskiej, zwanej dalej uczelnią, działającym przy Wydziale Informatyki i Telekomunikacji oraz przy Wydziale Mechanicznym. Sprawy Koła wobec uczelni prowadzi Wydział Informatyki i Telekomunikacji jako wydział wiodący. Siedzibą Koła jest Katedra Sztucznej Inteligencji Wydziału Informatyki i Telekomunikacji, bud. …, pok. …. Koło prowadzi prace także w jednostkach Wydziału Mechanicznego, w szczególności w Laboratorium Mechatroniki i Robotyki.</w:t>
       </w:r>
     </w:p>
     <w:p>
@@ -61,7 +61,7 @@
         <w:ind w:left="180"/>
       </w:pPr>
       <w:r>
-        <w:t>4. Koło opiera swoją działalność na dobrowolnej pracy członków.</w:t>
+        <w:t>4. Członkami Koła mogą być studenci i doktoranci wszystkich wydziałów uczelni.</w:t>
       </w:r>
     </w:p>
     <w:p>
@@ -70,7 +70,7 @@
         <w:ind w:left="180"/>
       </w:pPr>
       <w:r>
-        <w:t>5. Podstawę prawną działania Koła stanowią: niniejszy regulamin, statut uczelni i inne akty prawa wewnętrznego uczelni oraz przepisy prawa powszechnie obowiązującego. W razie sprzeczności pierwszeństwo mają przepisy uczelni.</w:t>
+        <w:t>5. Koło opiera swoją działalność na dobrowolnej pracy członków.</w:t>
       </w:r>
     </w:p>
     <w:p>
@@ -79,7 +79,7 @@
         <w:ind w:left="180"/>
       </w:pPr>
       <w:r>
-        <w:t>6. Koło działa na czas nieokreślony.</w:t>
+        <w:t>6. Podstawę prawną działania Koła stanowią: niniejszy regulamin, statut uczelni i inne akty prawa wewnętrznego uczelni oraz przepisy prawa powszechnie obowiązującego. W razie sprzeczności pierwszeństwo mają przepisy uczelni.</w:t>
       </w:r>
     </w:p>
     <w:p>
@@ -88,7 +88,7 @@
         <w:ind w:left="180"/>
       </w:pPr>
       <w:r>
-        <w:t>7. Koło nie ma osobowości prawnej i nie prowadzi działalności zarobkowej. Sposób pracy opisany w § 2 ust. 2 nie oznacza prowadzenia działalności gospodarczej przez Koło.</w:t>
+        <w:t>7. Koło działa na czas nieokreślony.</w:t>
       </w:r>
     </w:p>
     <w:p>
@@ -97,7 +97,7 @@
         <w:ind w:left="180"/>
       </w:pPr>
       <w:r>
-        <w:t>8. Rektor uchyla akt organu Koła niezgodny z przepisami prawa powszechnie obowiązującego, statutem uczelni, regulaminem studiów lub niniejszym regulaminem.</w:t>
+        <w:t>8. Koło nie ma osobowości prawnej i nie prowadzi działalności zarobkowej. Sposób pracy opisany w § 2 ust. 2 nie oznacza prowadzenia działalności gospodarczej przez Koło.</w:t>
       </w:r>
     </w:p>
     <w:p>
@@ -106,7 +106,16 @@
         <w:ind w:left="180"/>
       </w:pPr>
       <w:r>
-        <w:t>9. Używanie nazwy i znaku uczelni wymaga zgody w trybie określonym przez uczelnię; używanie nazwy i znaku Machinekind wymaga zgody kolektywu.</w:t>
+        <w:t>9. Rektor uchyla akt organu Koła niezgodny z przepisami prawa powszechnie obowiązującego, statutem uczelni, regulaminem studiów lub niniejszym regulaminem.</w:t>
+      </w:r>
+    </w:p>
+    <w:p>
+      <w:pPr>
+        <w:spacing w:after="80"/>
+        <w:ind w:left="180"/>
+      </w:pPr>
+      <w:r>
+        <w:t>10. Używanie nazwy i znaku uczelni wymaga zgody w trybie określonym przez uczelnię; używanie nazwy i znaku Machinekind wymaga zgody kolektywu.</w:t>
       </w:r>
     </w:p>
     <w:p>
@@ -222,7 +231,7 @@
         <w:ind w:left="360"/>
       </w:pPr>
       <w:r>
-        <w:t>1. prowadzenie badań i prac konstrukcyjnych z zakresu physical AI: lokomocji uczonej w symulacji i przenoszonej na maszynę (sim-to-real), modeli świata i modeli wizyjno-językowych, robotyki kroczącej i manipulacji, konstrukcji i napędów maszyn;</w:t>
+        <w:t>1. prowadzenie badań i prac konstrukcyjnych z zakresu physical AI: lokomocji uczonej w symulacji i przenoszonej na maszynę (sim-to-real), modeli świata i modeli wizyjno-językowych, robotów kroczących, w tym czworonożnych i humanoidalnych, i manipulacji, konstrukcji i napędów maszyn;</w:t>
       </w:r>
     </w:p>
     <w:p>
@@ -409,7 +418,7 @@
         <w:ind w:left="180"/>
       </w:pPr>
       <w:r>
-        <w:t>3. Środkami i mieniem w dyspozycji Koła gospodaruje Zarząd, z zastrzeżeniem uprawnień opiekuna naukowego i przepisów uczelni.</w:t>
+        <w:t>3. Środkami i mieniem w dyspozycji Koła gospodaruje Zarząd, z zastrzeżeniem uprawnień opiekuna naukowego i przepisów uczelni. Mienie uczelni w dyspozycji Koła pozostaje przypisane do wydziału, który je udostępnił.</w:t>
       </w:r>
     </w:p>
     <w:p>
@@ -1760,7 +1769,7 @@
         <w:ind w:left="180"/>
       </w:pPr>
       <w:r>
-        <w:t>3. Koło ma dwóch opiekunów naukowych: jednego z Wydziału Mechanicznego i jednego z jednostki uczelni prowadzącej badania w zakresie sztucznej inteligencji. Każdy z nich wykonuje uprawnienia z ust. 2; dokumenty podpisuje co najmniej jeden z nich.</w:t>
+        <w:t>3. Koło ma dwóch opiekunów naukowych: jednego z Wydziału Informatyki i Telekomunikacji i jednego z Wydziału Mechanicznego. Każdy z nich wykonuje uprawnienia z ust. 2; dokumenty podpisuje co najmniej jeden z nich, a dokumenty dotyczące mienia lub środków danego wydziału: opiekun z tego wydziału.</w:t>
       </w:r>
     </w:p>
     <w:p>
@@ -2039,7 +2048,7 @@
           <w:p>
             <w:r/>
             <w:r>
-              <w:t>dr hab. inż. Jarosław Szrek, prof. uczelni</w:t>
+              <w:t>dr hab. inż. Tomasz Kajdanowicz</w:t>
             </w:r>
           </w:p>
         </w:tc>
@@ -2050,7 +2059,7 @@
           <w:p>
             <w:r/>
             <w:r>
-              <w:t>dr hab. inż. Tomasz Kajdanowicz</w:t>
+              <w:t>dr hab. inż. Jarosław Szrek, prof. uczelni</w:t>
             </w:r>
           </w:p>
         </w:tc>

--- a/kolo-naukowe/dokumenty/do-druku/regulamin.docx
+++ b/kolo-naukowe/dokumenty/do-druku/regulamin.docx
@@ -97,7 +97,7 @@
         <w:ind w:left="180"/>
       </w:pPr>
       <w:r>
-        <w:t>8. Koło nie ma osobowości prawnej i nie prowadzi działalności zarobkowej. Sposób pracy opisany w § 2 ust. 2 nie oznacza prowadzenia działalności gospodarczej przez Koło.</w:t>
+        <w:t>8. Koło nie ma osobowości prawnej i nie prowadzi działalności zarobkowej. Sposób pracy i cele opisane w § 2 nie oznaczają prowadzenia działalności gospodarczej przez Koło.</w:t>
       </w:r>
     </w:p>
     <w:p>
@@ -141,7 +141,7 @@
         <w:t>Misja.</w:t>
       </w:r>
       <w:r>
-        <w:t xml:space="preserve"> Koło rozwija physical AI, czyli inteligencję, która działa w fizycznym świecie, na prawdziwym sprzęcie i wśród ludzi, oraz prowadzi badania z tego zakresu. Misja jest spójna z misją kolektywu Machinekind: „Uczymy maszyny poruszać się w świecie ludzi.”</w:t>
+        <w:t xml:space="preserve"> Koło rozwija physical AI, czyli inteligencję, która działa w fizycznym świecie, na prawdziwym sprzęcie i wśród ludzi, prowadzi badania z tego zakresu i zamienia ich wyniki w przedsięwzięcia technologiczne. Misja jest spójna z misją kolektywu Machinekind: „Uczymy maszyny poruszać się w świecie ludzi.”</w:t>
       </w:r>
     </w:p>
     <w:p>
@@ -195,16 +195,7 @@
         <w:ind w:left="360"/>
       </w:pPr>
       <w:r>
-        <w:t>4. jeden zespół prowadzi całą drogę: od modelu, przez sprzęt, po uruchomienie;</w:t>
-      </w:r>
-    </w:p>
-    <w:p>
-      <w:pPr>
-        <w:spacing w:after="80"/>
-        <w:ind w:left="360"/>
-      </w:pPr>
-      <w:r>
-        <w:t>5. przygotowuje członków do zakładania przedsięwzięć technologicznych i przekuwania wyników w produkty, na zasadach z § 13 ust. 5–6.</w:t>
+        <w:t>4. jeden zespół prowadzi całą drogę: od modelu, przez sprzęt, po uruchomienie.</w:t>
       </w:r>
     </w:p>
     <w:p>
@@ -231,7 +222,16 @@
         <w:ind w:left="360"/>
       </w:pPr>
       <w:r>
-        <w:t>1. prowadzenie badań i prac konstrukcyjnych z zakresu physical AI: lokomocji uczonej w symulacji i przenoszonej na maszynę (sim-to-real), modeli świata i modeli wizyjno-językowych, robotów kroczących, w tym czworonożnych i humanoidalnych, i manipulacji, konstrukcji i napędów maszyn;</w:t>
+        <w:t xml:space="preserve">1. </w:t>
+      </w:r>
+      <w:r>
+        <w:rPr>
+          <w:b/>
+        </w:rPr>
+        <w:t>rozwój zdolności członków w kierunku physical AI</w:t>
+      </w:r>
+      <w:r>
+        <w:t>: nauka i praktyka w zakresie lokomocji uczonej w symulacji i przenoszonej na maszynę (sim-to-real), modeli świata i modeli wizyjno-językowych, robotów kroczących, w tym czworonożnych i humanoidalnych, manipulacji oraz konstrukcji i napędów maszyn, przez pracę na działającym sprzęcie i z realnymi danymi;</w:t>
       </w:r>
     </w:p>
     <w:p>
@@ -240,16 +240,61 @@
         <w:ind w:left="360"/>
       </w:pPr>
       <w:r>
-        <w:t>2. publikowanie wyników badań: artykuły, prace dyplomowe, wystąpienia konferencyjne, otwarte repozytoria i zbiory danych;</w:t>
+        <w:t xml:space="preserve">2. </w:t>
+      </w:r>
+      <w:r>
+        <w:rPr>
+          <w:b/>
+        </w:rPr>
+        <w:t>rozwój przedsiębiorczości technologicznej</w:t>
+      </w:r>
+      <w:r>
+        <w:t>, w szczególności:</w:t>
       </w:r>
     </w:p>
     <w:p>
       <w:pPr>
         <w:spacing w:after="80"/>
+        <w:ind w:left="540"/>
+      </w:pPr>
+      <w:r>
+        <w:t>1. tworzenie zespołów startupowych z członków Koła, łączących kompetencje z różnych sekcji i wydziałów;</w:t>
+      </w:r>
+    </w:p>
+    <w:p>
+      <w:pPr>
+        <w:spacing w:after="80"/>
+        <w:ind w:left="540"/>
+      </w:pPr>
+      <w:r>
+        <w:t>2. wspieranie startupów zakładanych przez członków: mentoring, walidacja pomysłów z użytkownikami, przygotowanie do pokazów i rozmów z inwestorami;</w:t>
+      </w:r>
+    </w:p>
+    <w:p>
+      <w:pPr>
+        <w:spacing w:after="80"/>
+        <w:ind w:left="540"/>
+      </w:pPr>
+      <w:r>
+        <w:t>3. łączenie zespołów i startupów członków z funduszami inwestycyjnymi, venture builderami, aniołami biznesu i partnerami przemysłowymi, w szczególności przez spotkania, pokazy i dni demonstracyjne;</w:t>
+      </w:r>
+    </w:p>
+    <w:p>
+      <w:pPr>
+        <w:spacing w:after="80"/>
         <w:ind w:left="360"/>
       </w:pPr>
       <w:r>
-        <w:t>3. rozwijanie umiejętności członków przez pracę na działającym sprzęcie i z realnymi danymi;</w:t>
+        <w:t xml:space="preserve">3. </w:t>
+      </w:r>
+      <w:r>
+        <w:rPr>
+          <w:b/>
+        </w:rPr>
+        <w:t>prowadzenie badań naukowych</w:t>
+      </w:r>
+      <w:r>
+        <w:t xml:space="preserve"> z zakresu physical AI i publikowanie ich wyników: artykuły, prace dyplomowe, wystąpienia konferencyjne, otwarte repozytoria i zbiory danych;</w:t>
       </w:r>
     </w:p>
     <w:p>
@@ -311,7 +356,7 @@
         <w:ind w:left="360"/>
       </w:pPr>
       <w:r>
-        <w:t>3. publiczny pokaz wyników na koniec każdego semestru, otwarty dla partnerów i potencjalnych użytkowników;</w:t>
+        <w:t>3. publiczny pokaz wyników na koniec każdego semestru, otwarty dla partnerów, inwestorów i potencjalnych użytkowników;</w:t>
       </w:r>
     </w:p>
     <w:p>
@@ -320,7 +365,7 @@
         <w:ind w:left="360"/>
       </w:pPr>
       <w:r>
-        <w:t>4. udział w konferencjach, zawodach, hackathonach i seminariach;</w:t>
+        <w:t>4. co najmniej raz w roku akademickim dzień demonstracyjny, na którym zespoły startupowe członków przedstawiają projekty funduszom inwestycyjnym, venture builderom i partnerom przemysłowym;</w:t>
       </w:r>
     </w:p>
     <w:p>
@@ -329,7 +374,25 @@
         <w:ind w:left="360"/>
       </w:pPr>
       <w:r>
-        <w:t>5. publikowanie wyników na zasadach z § 13.</w:t>
+        <w:t>5. warsztaty i mentoring z zakresu zakładania i prowadzenia startupów, także we współpracy z jednostkami uczelni wspierającymi przedsiębiorczość;</w:t>
+      </w:r>
+    </w:p>
+    <w:p>
+      <w:pPr>
+        <w:spacing w:after="80"/>
+        <w:ind w:left="360"/>
+      </w:pPr>
+      <w:r>
+        <w:t>6. udział w konferencjach, zawodach, hackathonach, akceleratorach i seminariach;</w:t>
+      </w:r>
+    </w:p>
+    <w:p>
+      <w:pPr>
+        <w:spacing w:after="80"/>
+        <w:ind w:left="360"/>
+      </w:pPr>
+      <w:r>
+        <w:t>7. publikowanie wyników na zasadach z § 13.</w:t>
       </w:r>
     </w:p>
     <w:p>
@@ -1822,7 +1885,7 @@
         <w:ind w:left="180"/>
       </w:pPr>
       <w:r>
-        <w:t>5. Koło wspiera członków, którzy chcą przekształcić wyniki prac we własne przedsięwzięcie technologiczne: przez mentoring, pokazy dla partnerów i kontakt z jednostkami uczelni wspierającymi przedsiębiorczość.</w:t>
+        <w:t>5. Koło wspiera członków, którzy chcą przekształcić wyniki prac we własne przedsięwzięcie technologiczne, na zasadach z § 2 ust. 3 pkt 2 i § 3 ust. 1 pkt 4–5.</w:t>
       </w:r>
     </w:p>
     <w:p>
@@ -1831,7 +1894,34 @@
         <w:ind w:left="180"/>
       </w:pPr>
       <w:r>
-        <w:t>6. Przedsięwzięcie członków prowadzone jest poza Kołem. Korzystanie z wyników powstałych w Kole, ze sprzętu uczelni lub Machinekind wymaga zgody uprawnionych i odbywa się na zasadach z ust. 3 oraz przepisów uczelni o komercjalizacji wyników.</w:t>
+        <w:t>6. Startupy członków są prowadzone poza Kołem. Koło nie obejmuje udziałów w spółkach, nie pośredniczy w inwestycjach ani w przepływie środków i nie pobiera opłat ani prowizji za kontakty z inwestorami. Umowy z funduszami, venture builderami i innymi inwestorami zawierają wyłącznie członkowie lub ich spółki we własnym imieniu.</w:t>
+      </w:r>
+    </w:p>
+    <w:p>
+      <w:pPr>
+        <w:spacing w:after="80"/>
+        <w:ind w:left="180"/>
+      </w:pPr>
+      <w:r>
+        <w:t>7. Korzystanie w startupie z wyników powstałych w Kole, ze sprzętu uczelni lub Machinekind wymaga zgody uprawnionych i odbywa się na zasadach z ust. 3 oraz przepisów uczelni o komercjalizacji wyników.</w:t>
+      </w:r>
+    </w:p>
+    <w:p>
+      <w:pPr>
+        <w:spacing w:after="80"/>
+        <w:ind w:left="180"/>
+      </w:pPr>
+      <w:r>
+        <w:t>8. Współpraca Koła z funduszami, venture builderami i innymi partnerami zewnętrznymi, w tym patronaty nad wydarzeniami Koła, odbywa się za zgodą i według procedur uczelni.</w:t>
+      </w:r>
+    </w:p>
+    <w:p>
+      <w:pPr>
+        <w:spacing w:after="80"/>
+        <w:ind w:left="180"/>
+      </w:pPr>
+      <w:r>
+        <w:t>9. Członek Zarządu, prowadzący sekcję lub mentor, który ma udziały w startupie albo jest związany z funduszem lub venture builderem, ujawnia to Zarządowi i nie bierze udziału w rozstrzyganiu spraw dotyczących tego podmiotu.</w:t>
       </w:r>
     </w:p>
     <w:p>

--- a/kolo-naukowe/dokumenty/do-druku/regulamin.docx
+++ b/kolo-naukowe/dokumenty/do-druku/regulamin.docx
@@ -231,7 +231,79 @@
         <w:t>rozwój zdolności członków w kierunku physical AI</w:t>
       </w:r>
       <w:r>
-        <w:t>: nauka i praktyka w zakresie lokomocji uczonej w symulacji i przenoszonej na maszynę (sim-to-real), modeli świata i modeli wizyjno-językowych, robotów kroczących, w tym czworonożnych i humanoidalnych, manipulacji oraz konstrukcji i napędów maszyn, przez pracę na działającym sprzęcie i z realnymi danymi;</w:t>
+        <w:t xml:space="preserve"> w pełnym zakresie potrzebnym do zaprojektowania, zbudowania i uruchomienia robotów kroczących, w szczególności humanoidalnych i czworonożnych, przez pracę na działającym sprzęcie i z realnymi danymi; zakres ten obejmuje:</w:t>
+      </w:r>
+    </w:p>
+    <w:p>
+      <w:pPr>
+        <w:spacing w:after="80"/>
+        <w:ind w:left="540"/>
+      </w:pPr>
+      <w:r>
+        <w:t>1. sztuczną inteligencję robotów: uczenie lokomocji w symulacji i przenoszenie na maszynę (sim-to-real), uczenie ze wzmocnieniem, modele świata, modele wizyjno-językowe, percepcję i planowanie;</w:t>
+      </w:r>
+    </w:p>
+    <w:p>
+      <w:pPr>
+        <w:spacing w:after="80"/>
+        <w:ind w:left="540"/>
+      </w:pPr>
+      <w:r>
+        <w:t>2. automatykę i sterowanie: sterowanie ruchem, siłą i momentem, estymację stanu, fuzję danych z czujników, sterowanie w czasie rzeczywistym;</w:t>
+      </w:r>
+    </w:p>
+    <w:p>
+      <w:pPr>
+        <w:spacing w:after="80"/>
+        <w:ind w:left="540"/>
+      </w:pPr>
+      <w:r>
+        <w:t>3. robotykę: kinematykę i dynamikę robotów kroczących, równowagę i chód, manipulację i chwytanie, interakcję człowiek–robot;</w:t>
+      </w:r>
+    </w:p>
+    <w:p>
+      <w:pPr>
+        <w:spacing w:after="80"/>
+        <w:ind w:left="540"/>
+      </w:pPr>
+      <w:r>
+        <w:t>4. mechanikę i konstrukcję maszyn: projektowanie CAD, obliczenia wytrzymałościowe, mechanizmy i przekładnie, układy nóg i rąk, dobór materiałów;</w:t>
+      </w:r>
+    </w:p>
+    <w:p>
+      <w:pPr>
+        <w:spacing w:after="80"/>
+        <w:ind w:left="540"/>
+      </w:pPr>
+      <w:r>
+        <w:t>5. napędy, elektronikę i systemy wbudowane: silniki i ich sterowniki, elektronikę mocy, zasilanie i akumulatory, czujniki, mikrokontrolery, magistrale komunikacyjne;</w:t>
+      </w:r>
+    </w:p>
+    <w:p>
+      <w:pPr>
+        <w:spacing w:after="80"/>
+        <w:ind w:left="540"/>
+      </w:pPr>
+      <w:r>
+        <w:t>6. oprogramowanie robotów: systemy czasu rzeczywistego, middleware robotyczny, symulację i cyfrowe bliźniaki, narzędzia do zbierania danych;</w:t>
+      </w:r>
+    </w:p>
+    <w:p>
+      <w:pPr>
+        <w:spacing w:after="80"/>
+        <w:ind w:left="540"/>
+      </w:pPr>
+      <w:r>
+        <w:t>7. wytwarzanie i integrację: druk 3D, obróbkę skrawaniem, cięcie laserowe, montaż, testy, bezpieczeństwo maszyn;</w:t>
+      </w:r>
+    </w:p>
+    <w:p>
+      <w:pPr>
+        <w:spacing w:after="80"/>
+        <w:ind w:left="540"/>
+      </w:pPr>
+      <w:r>
+        <w:t>8. design przemysłowy i prowadzenie projektów inżynierskich;</w:t>
       </w:r>
     </w:p>
     <w:p>
@@ -1689,7 +1761,7 @@
         <w:ind w:left="180"/>
       </w:pPr>
       <w:r>
-        <w:t>1. Prace Koła prowadzą sekcje odpowiadające domenom Machinekind:</w:t>
+        <w:t>1. Prace Koła prowadzą sekcje. Pierwsze cztery odpowiadają domenom Machinekind, piąta obejmuje automatykę i elektronikę:</w:t>
       </w:r>
     </w:p>
     <w:p>
@@ -1698,7 +1770,16 @@
         <w:ind w:left="360"/>
       </w:pPr>
       <w:r>
-        <w:t>1. Locomotion AI;</w:t>
+        <w:t xml:space="preserve">1. </w:t>
+      </w:r>
+      <w:r>
+        <w:rPr>
+          <w:b/>
+        </w:rPr>
+        <w:t>Locomotion AI</w:t>
+      </w:r>
+      <w:r>
+        <w:t>: uczenie lokomocji, uczenie ze wzmocnieniem, symulacja, sim-to-real;</w:t>
       </w:r>
     </w:p>
     <w:p>
@@ -1707,7 +1788,16 @@
         <w:ind w:left="360"/>
       </w:pPr>
       <w:r>
-        <w:t>2. World Models &amp; VLM;</w:t>
+        <w:t xml:space="preserve">2. </w:t>
+      </w:r>
+      <w:r>
+        <w:rPr>
+          <w:b/>
+        </w:rPr>
+        <w:t>World Models &amp; VLM</w:t>
+      </w:r>
+      <w:r>
+        <w:t>: percepcja, modele świata, modele wizyjno-językowe, planowanie;</w:t>
       </w:r>
     </w:p>
     <w:p>
@@ -1716,7 +1806,16 @@
         <w:ind w:left="360"/>
       </w:pPr>
       <w:r>
-        <w:t>3. Robotics Engineering &amp; Manufacturing;</w:t>
+        <w:t xml:space="preserve">3. </w:t>
+      </w:r>
+      <w:r>
+        <w:rPr>
+          <w:b/>
+        </w:rPr>
+        <w:t>Robotics Engineering &amp; Manufacturing</w:t>
+      </w:r>
+      <w:r>
+        <w:t>: mechanika, konstrukcja, napędy, kinematyka i dynamika, wytwarzanie i montaż;</w:t>
       </w:r>
     </w:p>
     <w:p>
@@ -1725,16 +1824,34 @@
         <w:ind w:left="360"/>
       </w:pPr>
       <w:r>
-        <w:t>4. Design &amp; Program.</w:t>
+        <w:t xml:space="preserve">4. </w:t>
+      </w:r>
+      <w:r>
+        <w:rPr>
+          <w:b/>
+        </w:rPr>
+        <w:t>Control &amp; Embedded Systems</w:t>
+      </w:r>
+      <w:r>
+        <w:t>: automatyka i sterowanie, elektronika, zasilanie, czujniki, systemy wbudowane, oprogramowanie czasu rzeczywistego;</w:t>
       </w:r>
     </w:p>
     <w:p>
       <w:pPr>
         <w:spacing w:after="80"/>
-        <w:ind w:left="180"/>
-      </w:pPr>
-      <w:r>
-        <w:t>2. Pracą sekcji kieruje prowadzący sekcję, wybierany przez członków sekcji na semestr i zatwierdzany przez Zarząd. Prowadzący sekcję odpowiada za cele semestru sekcji, potwierdza spełnienie kryteriów odbioru zadań i uczestniczy w przeglądzie aktywności (§ 6 ust. 2).</w:t>
+        <w:ind w:left="360"/>
+      </w:pPr>
+      <w:r>
+        <w:t xml:space="preserve">5. </w:t>
+      </w:r>
+      <w:r>
+        <w:rPr>
+          <w:b/>
+        </w:rPr>
+        <w:t>Design &amp; Program</w:t>
+      </w:r>
+      <w:r>
+        <w:t>: forma i design przemysłowy, prowadzenie projektów, przygotowanie zespołów startupowych.</w:t>
       </w:r>
     </w:p>
     <w:p>
@@ -1743,7 +1860,7 @@
         <w:ind w:left="180"/>
       </w:pPr>
       <w:r>
-        <w:t>3. Mentora merytorycznego sekcji może wskazać Machinekind; mentor nie jest członkiem władz Koła.</w:t>
+        <w:t>2. Pracą sekcji kieruje prowadzący sekcję, wybierany przez członków sekcji na semestr i zatwierdzany przez Zarząd. Prowadzący sekcję odpowiada za cele semestru sekcji, potwierdza spełnienie kryteriów odbioru zadań i uczestniczy w przeglądzie aktywności (§ 6 ust. 2).</w:t>
       </w:r>
     </w:p>
     <w:p>
@@ -1752,7 +1869,25 @@
         <w:ind w:left="180"/>
       </w:pPr>
       <w:r>
-        <w:t>4. Walne Zgromadzenie może utworzyć nową sekcję albo zlikwidować sekcję, która przez semestr nie prowadzi prac.</w:t>
+        <w:t>3. Mentora merytorycznego sekcji może wskazać Machinekind; mentor nie jest członkiem władz Koła.</w:t>
+      </w:r>
+    </w:p>
+    <w:p>
+      <w:pPr>
+        <w:spacing w:after="80"/>
+        <w:ind w:left="180"/>
+      </w:pPr>
+      <w:r>
+        <w:t>4. Do budowy konkretnej maszyny, w szczególności robota humanoidalnego lub czworonożnego, Zarząd powołuje zespół projektowy złożony z członków różnych sekcji, z kierownikiem projektu. Zespół projektowy ma cel, harmonogram i kryterium odbioru zgodne z § 2 ust. 2 pkt 1.</w:t>
+      </w:r>
+    </w:p>
+    <w:p>
+      <w:pPr>
+        <w:spacing w:after="80"/>
+        <w:ind w:left="180"/>
+      </w:pPr>
+      <w:r>
+        <w:t>5. Walne Zgromadzenie może utworzyć nową sekcję albo zlikwidować sekcję, która przez semestr nie prowadzi prac.</w:t>
       </w:r>
     </w:p>
     <w:p>

--- a/kolo-naukowe/dokumenty/do-druku/regulamin.docx
+++ b/kolo-naukowe/dokumenty/do-druku/regulamin.docx
@@ -116,7 +116,7 @@
         <w:rPr>
           <w:rFonts w:cstheme="minorHAnsi"/>
         </w:rPr>
-        <w:t xml:space="preserve">Koło jest międzywydziałowym kołem naukowym Politechniki Wrocławskiej, zwanej dalej uczelnią, działającym przy Wydziale Informatyki i Telekomunikacji oraz przy Wydziale Mechanicznym. Sprawy Koła wobec uczelni prowadzi Wydział Informatyki i Telekomunikacji jako wydział wiodący. Siedzibą Koła jest Katedra Sztucznej Inteligencji Wydziału Informatyki i Telekomunikacji, bud. …, pok. …. Koło prowadzi prace także w jednostkach Wydziału Mechanicznego, w szczególności w Laboratorium Mechatroniki i Robotyki.</w:t>
+        <w:t xml:space="preserve">Koło jest międzywydziałowym kołem naukowym Politechniki Wrocławskiej, zwanej dalej uczelnią, działającym przy Wydziale Informatyki i Telekomunikacji oraz przy Wydziale Mechanicznym. Sprawy Koła wobec uczelni prowadzi Wydział Informatyki i Telekomunikacji jako wydział wiodący. Siedzibą Koła jest Katedra Sztucznej Inteligencji Wydziału Informatyki i Telekomunikacji, bud. D-21, pok. 336. Koło prowadzi prace także w jednostkach Wydziału Mechanicznego, w szczególności w Laboratorium Mechatroniki i Robotyki.</w:t>
       </w:r>
     </w:p>
     <w:p>

--- a/kolo-naukowe/dokumenty/do-druku/regulamin.docx
+++ b/kolo-naukowe/dokumenty/do-druku/regulamin.docx
@@ -3962,7 +3962,7 @@
         <w:rPr>
           <w:rFonts w:cstheme="minorHAnsi"/>
         </w:rPr>
-        <w:t xml:space="preserve">dr hab. inż. Tomasz Kajdanowicz</w:t>
+        <w:t xml:space="preserve">dr hab. inż. Tomasz Kajdanowicz, prof. uczelni</w:t>
       </w:r>
     </w:p>
     <w:p>

--- a/kolo-naukowe/dokumenty/do-druku/regulamin.docx
+++ b/kolo-naukowe/dokumenty/do-druku/regulamin.docx
@@ -84,7 +84,7 @@
         <w:rPr>
           <w:rFonts w:cstheme="minorHAnsi"/>
         </w:rPr>
-        <w:t xml:space="preserve">Koło Naukowe pod nazwą „Koło Naukowe Machinekind”, zwane dalej Kołem, jest uczelnianą organizacją studencką i doktorancką w rozumieniu art. 111 ustawy z dnia 20 lipca 2018 r. Prawo o szkolnictwie wyższym i nauce.</w:t>
+        <w:t xml:space="preserve">Koło Naukowe Machinekind, zwane dalej Kołem, jest uczelnianą organizacją studencką i doktorancką w rozumieniu art. 111 ustawy z dnia 20 lipca 2018 r. Prawo o szkolnictwie wyższym i nauce. Koło może używać skrótu „KN Machinekind”.</w:t>
       </w:r>
     </w:p>
     <w:p>
@@ -100,7 +100,7 @@
         <w:rPr>
           <w:rFonts w:cstheme="minorHAnsi"/>
         </w:rPr>
-        <w:t xml:space="preserve">Koło może używać skróconej nazwy „KN Machinekind”.</w:t>
+        <w:t xml:space="preserve">Koło jest międzywydziałowym kołem naukowym Politechniki Wrocławskiej, zwanej dalej uczelnią, działającym przy Wydziale Informatyki i Telekomunikacji (wydział wiodący) oraz przy Wydziale Mechanicznym.</w:t>
       </w:r>
     </w:p>
     <w:p>
@@ -116,39 +116,7 @@
         <w:rPr>
           <w:rFonts w:cstheme="minorHAnsi"/>
         </w:rPr>
-        <w:t xml:space="preserve">Koło jest międzywydziałowym kołem naukowym Politechniki Wrocławskiej, zwanej dalej uczelnią, działającym przy Wydziale Informatyki i Telekomunikacji oraz przy Wydziale Mechanicznym. Sprawy Koła wobec uczelni prowadzi Wydział Informatyki i Telekomunikacji jako wydział wiodący. Siedzibą Koła jest Katedra Sztucznej Inteligencji Wydziału Informatyki i Telekomunikacji, bud. D-21, pok. 336. Koło prowadzi prace także w jednostkach Wydziału Mechanicznego, w szczególności w Laboratorium Mechatroniki i Robotyki.</w:t>
-      </w:r>
-    </w:p>
-    <w:p>
-      <w:pPr>
-        <w:numPr>
-          <w:ilvl w:val="0"/>
-          <w:numId w:val="38"/>
-        </w:numPr>
-        <w:spacing w:before="24" w:after="0" w:line="240" w:lineRule="auto"/>
-        <w:jc w:val="both"/>
-      </w:pPr>
-      <w:r>
-        <w:rPr>
-          <w:rFonts w:cstheme="minorHAnsi"/>
-        </w:rPr>
-        <w:t xml:space="preserve">Członkami Koła mogą być studenci i doktoranci wszystkich wydziałów uczelni.</w:t>
-      </w:r>
-    </w:p>
-    <w:p>
-      <w:pPr>
-        <w:numPr>
-          <w:ilvl w:val="0"/>
-          <w:numId w:val="38"/>
-        </w:numPr>
-        <w:spacing w:before="24" w:after="0" w:line="240" w:lineRule="auto"/>
-        <w:jc w:val="both"/>
-      </w:pPr>
-      <w:r>
-        <w:rPr>
-          <w:rFonts w:cstheme="minorHAnsi"/>
-        </w:rPr>
-        <w:t xml:space="preserve">Koło opiera swoją działalność na dobrowolnej pracy członków.</w:t>
+        <w:t xml:space="preserve">Siedzibą Koła jest Katedra Sztucznej Inteligencji Wydziału Informatyki i Telekomunikacji, bud. D-21, pok. 336. Koło prowadzi prace także w Laboratorium Mechatroniki i Robotyki Wydziału Mechanicznego.</w:t>
       </w:r>
     </w:p>
     <w:p>
@@ -200,7 +168,7 @@
         <w:rPr>
           <w:rFonts w:cstheme="minorHAnsi"/>
         </w:rPr>
-        <w:t xml:space="preserve">akty prawa wewnętrznego obowiązujące w Politechnice Wrocławskiej, w szczególności Statut Politechniki Wrocławskiej;</w:t>
+        <w:t xml:space="preserve">akty prawa wewnętrznego obowiązujące w Politechnice Wrocławskiej;</w:t>
       </w:r>
     </w:p>
     <w:p>
@@ -234,7 +202,7 @@
         <w:rPr>
           <w:rFonts w:cstheme="minorHAnsi"/>
         </w:rPr>
-        <w:t xml:space="preserve">W razie sprzeczności Regulaminu z przepisami uczelni pierwszeństwo mają przepisy uczelni.</w:t>
+        <w:t xml:space="preserve">Koło działa na czas nieokreślony, nie ma osobowości prawnej i nie prowadzi działalności zarobkowej.</w:t>
       </w:r>
     </w:p>
     <w:p>
@@ -250,55 +218,7 @@
         <w:rPr>
           <w:rFonts w:cstheme="minorHAnsi"/>
         </w:rPr>
-        <w:t xml:space="preserve">Koło działa na czas nieokreślony.</w:t>
-      </w:r>
-    </w:p>
-    <w:p>
-      <w:pPr>
-        <w:numPr>
-          <w:ilvl w:val="0"/>
-          <w:numId w:val="38"/>
-        </w:numPr>
-        <w:spacing w:before="24" w:after="0" w:line="240" w:lineRule="auto"/>
-        <w:jc w:val="both"/>
-      </w:pPr>
-      <w:r>
-        <w:rPr>
-          <w:rFonts w:cstheme="minorHAnsi"/>
-        </w:rPr>
-        <w:t xml:space="preserve">Koło nie ma osobowości prawnej i nie prowadzi działalności zarobkowej. Sposób pracy i cele opisane w § 2 nie oznaczają prowadzenia działalności gospodarczej przez Koło.</w:t>
-      </w:r>
-    </w:p>
-    <w:p>
-      <w:pPr>
-        <w:numPr>
-          <w:ilvl w:val="0"/>
-          <w:numId w:val="38"/>
-        </w:numPr>
-        <w:spacing w:before="24" w:after="0" w:line="240" w:lineRule="auto"/>
-        <w:jc w:val="both"/>
-      </w:pPr>
-      <w:r>
-        <w:rPr>
-          <w:rFonts w:cstheme="minorHAnsi"/>
-        </w:rPr>
-        <w:t xml:space="preserve">Rektor Politechniki Wrocławskiej uchyla akt organu Koła niezgodny z przepisami prawa powszechnie obowiązującego, statutem uczelni, regulaminem studiów lub niniejszym Regulaminem.</w:t>
-      </w:r>
-    </w:p>
-    <w:p>
-      <w:pPr>
-        <w:numPr>
-          <w:ilvl w:val="0"/>
-          <w:numId w:val="38"/>
-        </w:numPr>
-        <w:spacing w:before="24" w:after="0" w:line="240" w:lineRule="auto"/>
-        <w:jc w:val="both"/>
-      </w:pPr>
-      <w:r>
-        <w:rPr>
-          <w:rFonts w:cstheme="minorHAnsi"/>
-        </w:rPr>
-        <w:t xml:space="preserve">Używanie nazwy i znaku uczelni wymaga zgody w trybie określonym przez uczelnię; używanie nazwy i znaku Machinekind wymaga zgody kolektywu.</w:t>
+        <w:t xml:space="preserve">Rektor Politechniki Wrocławskiej uchyla akt organu Koła niezgodny z przepisami prawa powszechnie obowiązującego, statutem uczelni, regulaminem studiów lub Regulaminem.</w:t>
       </w:r>
     </w:p>
     <w:p>
@@ -326,7 +246,7 @@
           <w:rFonts w:cstheme="minorHAnsi"/>
           <w:b/>
         </w:rPr>
-        <w:t xml:space="preserve">Misja, cele i zadania</w:t>
+        <w:t xml:space="preserve">Cele</w:t>
       </w:r>
     </w:p>
     <w:p>
@@ -342,23 +262,7 @@
         <w:rPr>
           <w:rFonts w:cstheme="minorHAnsi"/>
         </w:rPr>
-        <w:t xml:space="preserve">Misją Koła jest rozwój sztucznej inteligencji fizycznej (ang. physical AI), czyli systemów sztucznej inteligencji działających w świecie fizycznym, w szczególności w robotach, prowadzenie badań naukowych z tego zakresu oraz wspieranie przekształcania ich wyników w przedsięwzięcia technologiczne. Misja Koła jest zbieżna z misją kolektywu Machinekind, partnera Koła.</w:t>
-      </w:r>
-    </w:p>
-    <w:p>
-      <w:pPr>
-        <w:numPr>
-          <w:ilvl w:val="0"/>
-          <w:numId w:val="39"/>
-        </w:numPr>
-        <w:spacing w:before="24" w:after="0" w:line="240" w:lineRule="auto"/>
-        <w:jc w:val="both"/>
-      </w:pPr>
-      <w:r>
-        <w:rPr>
-          <w:rFonts w:cstheme="minorHAnsi"/>
-        </w:rPr>
-        <w:t xml:space="preserve">Koło działa metodą projektową, wzorowaną na pracy zespołów startupowych, w szczególności:</w:t>
+        <w:t xml:space="preserve">Celami Koła są:</w:t>
       </w:r>
     </w:p>
     <w:p>
@@ -376,7 +280,7 @@
         <w:rPr>
           <w:rFonts w:cstheme="minorHAnsi"/>
         </w:rPr>
-        <w:t xml:space="preserve">każde zadanie kończy się działającym wynikiem i ma jedno sprawdzalne kryterium odbioru;</w:t>
+        <w:t xml:space="preserve">rozwój kompetencji członków w zakresie sztucznej inteligencji fizycznej (ang. physical AI) i budowy robotów kroczących, w szczególności humanoidalnych i czworonożnych: od sztucznej inteligencji, automatyki i sterowania, przez robotykę, mechanikę, napędy i elektronikę, po wytwarzanie i integrację;</w:t>
       </w:r>
     </w:p>
     <w:p>
@@ -394,7 +298,7 @@
         <w:rPr>
           <w:rFonts w:cstheme="minorHAnsi"/>
         </w:rPr>
-        <w:t xml:space="preserve">prace prowadzi się w krótkich etapach zakończonych pokazem działającego wyniku;</w:t>
+        <w:t xml:space="preserve">prowadzenie badań naukowych z tego zakresu i publikowanie ich wyników;</w:t>
       </w:r>
     </w:p>
     <w:p>
@@ -412,7 +316,7 @@
         <w:rPr>
           <w:rFonts w:cstheme="minorHAnsi"/>
         </w:rPr>
-        <w:t xml:space="preserve">wybiera się problemy mające realne zastosowanie, a wyniki sprawdza się na rzeczywistym sprzęcie, nie tylko w symulacji;</w:t>
+        <w:t xml:space="preserve">rozwój przedsiębiorczości technologicznej: tworzenie zespołów startupowych, wspieranie startupów członków i łączenie ich z funduszami inwestycyjnymi, podmiotami tworzącymi spółki technologiczne (venture builderami) i partnerami przemysłowymi;</w:t>
       </w:r>
     </w:p>
     <w:p>
@@ -430,311 +334,7 @@
         <w:rPr>
           <w:rFonts w:cstheme="minorHAnsi"/>
         </w:rPr>
-        <w:t xml:space="preserve">jeden zespół prowadzi zadanie od modelu, przez sprzęt, po uruchomienie.</w:t>
-      </w:r>
-    </w:p>
-    <w:p>
-      <w:pPr>
-        <w:numPr>
-          <w:ilvl w:val="0"/>
-          <w:numId w:val="39"/>
-        </w:numPr>
-        <w:spacing w:before="24" w:after="0" w:line="240" w:lineRule="auto"/>
-        <w:jc w:val="both"/>
-      </w:pPr>
-      <w:r>
-        <w:rPr>
-          <w:rFonts w:cstheme="minorHAnsi"/>
-        </w:rPr>
-        <w:t xml:space="preserve">Celami Koła są:</w:t>
-      </w:r>
-    </w:p>
-    <w:p>
-      <w:pPr>
-        <w:pStyle w:val="Akapitzlist"/>
-        <w:numPr>
-          <w:ilvl w:val="1"/>
-          <w:numId w:val="39"/>
-        </w:numPr>
-        <w:spacing w:before="24" w:after="0" w:line="240" w:lineRule="auto"/>
-        <w:contextualSpacing w:val="0"/>
-        <w:jc w:val="both"/>
-      </w:pPr>
-      <w:r>
-        <w:rPr>
-          <w:rFonts w:cstheme="minorHAnsi"/>
-        </w:rPr>
-        <w:t xml:space="preserve">rozwój kompetencji członków w zakresie sztucznej inteligencji fizycznej w pełnym zakresie potrzebnym do zaprojektowania, zbudowania i uruchomienia robotów kroczących, w szczególności humanoidalnych i czworonożnych, przez pracę na działającym sprzęcie i z realnymi danymi; zakres ten obejmuje:</w:t>
-      </w:r>
-    </w:p>
-    <w:p>
-      <w:pPr>
-        <w:pStyle w:val="Akapitzlist"/>
-        <w:numPr>
-          <w:ilvl w:val="2"/>
-          <w:numId w:val="39"/>
-        </w:numPr>
-        <w:spacing w:before="24" w:after="0" w:line="240" w:lineRule="auto"/>
-        <w:contextualSpacing w:val="0"/>
-        <w:jc w:val="both"/>
-      </w:pPr>
-      <w:r>
-        <w:rPr>
-          <w:rFonts w:cstheme="minorHAnsi"/>
-        </w:rPr>
-        <w:t xml:space="preserve">sztuczną inteligencję robotów: uczenie lokomocji w symulacji i przenoszenie na maszynę (sim-to-real), uczenie ze wzmocnieniem, modele świata, modele wizyjno-językowe, percepcję i planowanie;</w:t>
-      </w:r>
-    </w:p>
-    <w:p>
-      <w:pPr>
-        <w:pStyle w:val="Akapitzlist"/>
-        <w:numPr>
-          <w:ilvl w:val="2"/>
-          <w:numId w:val="39"/>
-        </w:numPr>
-        <w:spacing w:before="24" w:after="0" w:line="240" w:lineRule="auto"/>
-        <w:contextualSpacing w:val="0"/>
-        <w:jc w:val="both"/>
-      </w:pPr>
-      <w:r>
-        <w:rPr>
-          <w:rFonts w:cstheme="minorHAnsi"/>
-        </w:rPr>
-        <w:t xml:space="preserve">automatykę i sterowanie: sterowanie ruchem, siłą i momentem, estymację stanu, fuzję danych z czujników, sterowanie w czasie rzeczywistym;</w:t>
-      </w:r>
-    </w:p>
-    <w:p>
-      <w:pPr>
-        <w:pStyle w:val="Akapitzlist"/>
-        <w:numPr>
-          <w:ilvl w:val="2"/>
-          <w:numId w:val="39"/>
-        </w:numPr>
-        <w:spacing w:before="24" w:after="0" w:line="240" w:lineRule="auto"/>
-        <w:contextualSpacing w:val="0"/>
-        <w:jc w:val="both"/>
-      </w:pPr>
-      <w:r>
-        <w:rPr>
-          <w:rFonts w:cstheme="minorHAnsi"/>
-        </w:rPr>
-        <w:t xml:space="preserve">robotykę: kinematykę i dynamikę robotów kroczących, równowagę i chód, manipulację i chwytanie, interakcję człowiek–robot;</w:t>
-      </w:r>
-    </w:p>
-    <w:p>
-      <w:pPr>
-        <w:pStyle w:val="Akapitzlist"/>
-        <w:numPr>
-          <w:ilvl w:val="2"/>
-          <w:numId w:val="39"/>
-        </w:numPr>
-        <w:spacing w:before="24" w:after="0" w:line="240" w:lineRule="auto"/>
-        <w:contextualSpacing w:val="0"/>
-        <w:jc w:val="both"/>
-      </w:pPr>
-      <w:r>
-        <w:rPr>
-          <w:rFonts w:cstheme="minorHAnsi"/>
-        </w:rPr>
-        <w:t xml:space="preserve">mechanikę i konstrukcję maszyn: projektowanie CAD, obliczenia wytrzymałościowe, mechanizmy i przekładnie, układy nóg i rąk, dobór materiałów;</w:t>
-      </w:r>
-    </w:p>
-    <w:p>
-      <w:pPr>
-        <w:pStyle w:val="Akapitzlist"/>
-        <w:numPr>
-          <w:ilvl w:val="2"/>
-          <w:numId w:val="39"/>
-        </w:numPr>
-        <w:spacing w:before="24" w:after="0" w:line="240" w:lineRule="auto"/>
-        <w:contextualSpacing w:val="0"/>
-        <w:jc w:val="both"/>
-      </w:pPr>
-      <w:r>
-        <w:rPr>
-          <w:rFonts w:cstheme="minorHAnsi"/>
-        </w:rPr>
-        <w:t xml:space="preserve">napędy, elektronikę i systemy wbudowane: silniki i ich sterowniki, elektronikę mocy, zasilanie i akumulatory, czujniki, mikrokontrolery, magistrale komunikacyjne;</w:t>
-      </w:r>
-    </w:p>
-    <w:p>
-      <w:pPr>
-        <w:pStyle w:val="Akapitzlist"/>
-        <w:numPr>
-          <w:ilvl w:val="2"/>
-          <w:numId w:val="39"/>
-        </w:numPr>
-        <w:spacing w:before="24" w:after="0" w:line="240" w:lineRule="auto"/>
-        <w:contextualSpacing w:val="0"/>
-        <w:jc w:val="both"/>
-      </w:pPr>
-      <w:r>
-        <w:rPr>
-          <w:rFonts w:cstheme="minorHAnsi"/>
-        </w:rPr>
-        <w:t xml:space="preserve">oprogramowanie robotów: systemy czasu rzeczywistego, oprogramowanie pośredniczące dla robotów, symulację i cyfrowe bliźniaki, narzędzia do zbierania danych;</w:t>
-      </w:r>
-    </w:p>
-    <w:p>
-      <w:pPr>
-        <w:pStyle w:val="Akapitzlist"/>
-        <w:numPr>
-          <w:ilvl w:val="2"/>
-          <w:numId w:val="39"/>
-        </w:numPr>
-        <w:spacing w:before="24" w:after="0" w:line="240" w:lineRule="auto"/>
-        <w:contextualSpacing w:val="0"/>
-        <w:jc w:val="both"/>
-      </w:pPr>
-      <w:r>
-        <w:rPr>
-          <w:rFonts w:cstheme="minorHAnsi"/>
-        </w:rPr>
-        <w:t xml:space="preserve">wytwarzanie i integrację: druk 3D, obróbkę skrawaniem, cięcie laserowe, montaż, testy, bezpieczeństwo maszyn;</w:t>
-      </w:r>
-    </w:p>
-    <w:p>
-      <w:pPr>
-        <w:pStyle w:val="Akapitzlist"/>
-        <w:numPr>
-          <w:ilvl w:val="2"/>
-          <w:numId w:val="39"/>
-        </w:numPr>
-        <w:spacing w:before="24" w:after="0" w:line="240" w:lineRule="auto"/>
-        <w:contextualSpacing w:val="0"/>
-        <w:jc w:val="both"/>
-      </w:pPr>
-      <w:r>
-        <w:rPr>
-          <w:rFonts w:cstheme="minorHAnsi"/>
-        </w:rPr>
-        <w:t xml:space="preserve">wzornictwo przemysłowe i prowadzenie projektów inżynierskich;</w:t>
-      </w:r>
-    </w:p>
-    <w:p>
-      <w:pPr>
-        <w:pStyle w:val="Akapitzlist"/>
-        <w:numPr>
-          <w:ilvl w:val="1"/>
-          <w:numId w:val="39"/>
-        </w:numPr>
-        <w:spacing w:before="24" w:after="0" w:line="240" w:lineRule="auto"/>
-        <w:contextualSpacing w:val="0"/>
-        <w:jc w:val="both"/>
-      </w:pPr>
-      <w:r>
-        <w:rPr>
-          <w:rFonts w:cstheme="minorHAnsi"/>
-        </w:rPr>
-        <w:t xml:space="preserve">rozwój przedsiębiorczości technologicznej, w szczególności:</w:t>
-      </w:r>
-    </w:p>
-    <w:p>
-      <w:pPr>
-        <w:pStyle w:val="Akapitzlist"/>
-        <w:numPr>
-          <w:ilvl w:val="2"/>
-          <w:numId w:val="39"/>
-        </w:numPr>
-        <w:spacing w:before="24" w:after="0" w:line="240" w:lineRule="auto"/>
-        <w:contextualSpacing w:val="0"/>
-        <w:jc w:val="both"/>
-      </w:pPr>
-      <w:r>
-        <w:rPr>
-          <w:rFonts w:cstheme="minorHAnsi"/>
-        </w:rPr>
-        <w:t xml:space="preserve">tworzenie zespołów startupowych, czyli zespołów rozwijających przedsięwzięcia technologiczne we wczesnej fazie, z członków Koła, łączących kompetencje z różnych sekcji i wydziałów;</w:t>
-      </w:r>
-    </w:p>
-    <w:p>
-      <w:pPr>
-        <w:pStyle w:val="Akapitzlist"/>
-        <w:numPr>
-          <w:ilvl w:val="2"/>
-          <w:numId w:val="39"/>
-        </w:numPr>
-        <w:spacing w:before="24" w:after="0" w:line="240" w:lineRule="auto"/>
-        <w:contextualSpacing w:val="0"/>
-        <w:jc w:val="both"/>
-      </w:pPr>
-      <w:r>
-        <w:rPr>
-          <w:rFonts w:cstheme="minorHAnsi"/>
-        </w:rPr>
-        <w:t xml:space="preserve">wspieranie przedsięwzięć technologicznych (startupów) zakładanych przez członków: mentoring, walidacja pomysłów z użytkownikami, przygotowanie do pokazów i rozmów z inwestorami;</w:t>
-      </w:r>
-    </w:p>
-    <w:p>
-      <w:pPr>
-        <w:pStyle w:val="Akapitzlist"/>
-        <w:numPr>
-          <w:ilvl w:val="2"/>
-          <w:numId w:val="39"/>
-        </w:numPr>
-        <w:spacing w:before="24" w:after="0" w:line="240" w:lineRule="auto"/>
-        <w:contextualSpacing w:val="0"/>
-        <w:jc w:val="both"/>
-      </w:pPr>
-      <w:r>
-        <w:rPr>
-          <w:rFonts w:cstheme="minorHAnsi"/>
-        </w:rPr>
-        <w:t xml:space="preserve">łączenie zespołów i startupów członków z funduszami inwestycyjnymi, podmiotami tworzącymi spółki technologiczne (venture builderami), inwestorami prywatnymi i partnerami przemysłowymi, w szczególności przez spotkania, pokazy i dni demonstracyjne;</w:t>
-      </w:r>
-    </w:p>
-    <w:p>
-      <w:pPr>
-        <w:pStyle w:val="Akapitzlist"/>
-        <w:numPr>
-          <w:ilvl w:val="1"/>
-          <w:numId w:val="39"/>
-        </w:numPr>
-        <w:spacing w:before="24" w:after="0" w:line="240" w:lineRule="auto"/>
-        <w:contextualSpacing w:val="0"/>
-        <w:jc w:val="both"/>
-      </w:pPr>
-      <w:r>
-        <w:rPr>
-          <w:rFonts w:cstheme="minorHAnsi"/>
-        </w:rPr>
-        <w:t xml:space="preserve">prowadzenie badań naukowych z zakresu sztucznej inteligencji fizycznej i publikowanie ich wyników: artykuły, prace dyplomowe, wystąpienia konferencyjne, otwarte repozytoria i zbiory danych;</w:t>
-      </w:r>
-    </w:p>
-    <w:p>
-      <w:pPr>
-        <w:pStyle w:val="Akapitzlist"/>
-        <w:numPr>
-          <w:ilvl w:val="1"/>
-          <w:numId w:val="39"/>
-        </w:numPr>
-        <w:spacing w:before="24" w:after="0" w:line="240" w:lineRule="auto"/>
-        <w:contextualSpacing w:val="0"/>
-        <w:jc w:val="both"/>
-      </w:pPr>
-      <w:r>
-        <w:rPr>
-          <w:rFonts w:cstheme="minorHAnsi"/>
-        </w:rPr>
-        <w:t xml:space="preserve">współpraca z kolektywem Machinekind, jednostkami uczelni, przemysłem i innymi partnerami;</w:t>
-      </w:r>
-    </w:p>
-    <w:p>
-      <w:pPr>
-        <w:pStyle w:val="Akapitzlist"/>
-        <w:numPr>
-          <w:ilvl w:val="1"/>
-          <w:numId w:val="39"/>
-        </w:numPr>
-        <w:spacing w:before="24" w:after="0" w:line="240" w:lineRule="auto"/>
-        <w:contextualSpacing w:val="0"/>
-        <w:jc w:val="both"/>
-      </w:pPr>
-      <w:r>
-        <w:rPr>
-          <w:rFonts w:cstheme="minorHAnsi"/>
-        </w:rPr>
-        <w:t xml:space="preserve">wspieranie członków w drodze od projektu w Kole do pracy dyplomowej, publikacji lub własnego przedsięwzięcia.</w:t>
+        <w:t xml:space="preserve">współpraca z kolektywem Machinekind, jednostkami uczelni i innymi partnerami.</w:t>
       </w:r>
     </w:p>
     <w:p>
@@ -796,7 +396,7 @@
         <w:rPr>
           <w:rFonts w:cstheme="minorHAnsi"/>
         </w:rPr>
-        <w:t xml:space="preserve">zadania semestralne prowadzone w sekcjach (§ 11);</w:t>
+        <w:t xml:space="preserve">projekty prowadzone w sekcjach i zespołach projektowych, z których każdy kończy się działającym wynikiem;</w:t>
       </w:r>
     </w:p>
     <w:p>
@@ -814,7 +414,7 @@
         <w:rPr>
           <w:rFonts w:cstheme="minorHAnsi"/>
         </w:rPr>
-        <w:t xml:space="preserve">spotkania całego Koła z pokazem działających wyników, co najmniej raz w miesiącu;</w:t>
+        <w:t xml:space="preserve">regularne spotkania i pokazy wyników;</w:t>
       </w:r>
     </w:p>
     <w:p>
@@ -832,7 +432,7 @@
         <w:rPr>
           <w:rFonts w:cstheme="minorHAnsi"/>
         </w:rPr>
-        <w:t xml:space="preserve">publiczny pokaz wyników na koniec każdego semestru, otwarty dla partnerów, inwestorów i potencjalnych użytkowników;</w:t>
+        <w:t xml:space="preserve">dzień demonstracyjny dla inwestorów i partnerów, co najmniej raz w roku akademickim;</w:t>
       </w:r>
     </w:p>
     <w:p>
@@ -850,61 +450,7 @@
         <w:rPr>
           <w:rFonts w:cstheme="minorHAnsi"/>
         </w:rPr>
-        <w:t xml:space="preserve">co najmniej raz w roku akademickim dzień demonstracyjny (demo day), na którym zespoły startupowe członków przedstawiają projekty funduszom inwestycyjnym, podmiotom tworzącym spółki technologiczne i partnerom przemysłowym;</w:t>
-      </w:r>
-    </w:p>
-    <w:p>
-      <w:pPr>
-        <w:pStyle w:val="Akapitzlist"/>
-        <w:numPr>
-          <w:ilvl w:val="1"/>
-          <w:numId w:val="40"/>
-        </w:numPr>
-        <w:spacing w:before="24" w:after="0" w:line="240" w:lineRule="auto"/>
-        <w:contextualSpacing w:val="0"/>
-        <w:jc w:val="both"/>
-      </w:pPr>
-      <w:r>
-        <w:rPr>
-          <w:rFonts w:cstheme="minorHAnsi"/>
-        </w:rPr>
-        <w:t xml:space="preserve">warsztaty i mentoring z zakresu zakładania i prowadzenia startupów, także we współpracy z jednostkami uczelni wspierającymi przedsiębiorczość;</w:t>
-      </w:r>
-    </w:p>
-    <w:p>
-      <w:pPr>
-        <w:pStyle w:val="Akapitzlist"/>
-        <w:numPr>
-          <w:ilvl w:val="1"/>
-          <w:numId w:val="40"/>
-        </w:numPr>
-        <w:spacing w:before="24" w:after="0" w:line="240" w:lineRule="auto"/>
-        <w:contextualSpacing w:val="0"/>
-        <w:jc w:val="both"/>
-      </w:pPr>
-      <w:r>
-        <w:rPr>
-          <w:rFonts w:cstheme="minorHAnsi"/>
-        </w:rPr>
-        <w:t xml:space="preserve">udział w konferencjach, zawodach, hackathonach, akceleratorach i seminariach;</w:t>
-      </w:r>
-    </w:p>
-    <w:p>
-      <w:pPr>
-        <w:pStyle w:val="Akapitzlist"/>
-        <w:numPr>
-          <w:ilvl w:val="1"/>
-          <w:numId w:val="40"/>
-        </w:numPr>
-        <w:spacing w:before="24" w:after="0" w:line="240" w:lineRule="auto"/>
-        <w:contextualSpacing w:val="0"/>
-        <w:jc w:val="both"/>
-      </w:pPr>
-      <w:r>
-        <w:rPr>
-          <w:rFonts w:cstheme="minorHAnsi"/>
-        </w:rPr>
-        <w:t xml:space="preserve">publikowanie wyników na zasadach z § 13.</w:t>
+        <w:t xml:space="preserve">udział w konferencjach, zawodach, hackathonach i akceleratorach.</w:t>
       </w:r>
     </w:p>
     <w:p>
@@ -920,7 +466,7 @@
         <w:rPr>
           <w:rFonts w:cstheme="minorHAnsi"/>
         </w:rPr>
-        <w:t xml:space="preserve">Program semestralny uchwala Walne Zgromadzenie na wniosek Zarządu, po zaopiniowaniu przez opiekuna naukowego.</w:t>
+        <w:t xml:space="preserve">Prace prowadzą sekcje: Lokomocji (Locomotion AI), Modeli Świata (World Models &amp; VLM), Konstrukcji i Wytwarzania (Robotics Engineering &amp; Manufacturing), Automatyki i Systemów Wbudowanych (Control &amp; Embedded Systems) oraz Wzornictwa i Prowadzenia Projektów (Design &amp; Program). Sekcje tworzy i likwiduje Walne Zgromadzenie.</w:t>
       </w:r>
     </w:p>
     <w:p>
@@ -936,7 +482,7 @@
         <w:rPr>
           <w:rFonts w:cstheme="minorHAnsi"/>
         </w:rPr>
-        <w:t xml:space="preserve">Po zakończeniu zadania prowadzący sekcję w ciągu miesiąca przedstawia Zarządowi ocenę jego wyników, napotkanych problemów i wniosków na przyszłość.</w:t>
+        <w:t xml:space="preserve">Do budowy konkretnej maszyny Zarząd może powołać zespół projektowy z członków różnych sekcji.</w:t>
       </w:r>
     </w:p>
     <w:p>
@@ -964,7 +510,7 @@
           <w:rFonts w:cstheme="minorHAnsi"/>
           <w:b/>
         </w:rPr>
-        <w:t xml:space="preserve">Finanse i mienie</w:t>
+        <w:t xml:space="preserve">Finansowanie i mienie</w:t>
       </w:r>
     </w:p>
     <w:p>
@@ -1016,7 +562,7 @@
         <w:rPr>
           <w:rFonts w:cstheme="minorHAnsi"/>
         </w:rPr>
-        <w:t xml:space="preserve">środki z umów zawartych przez uczelnię z innymi podmiotami na rzecz Koła, w tym z Machinekind;</w:t>
+        <w:t xml:space="preserve">środki z umów zawartych przez uczelnię z innymi podmiotami, w tym z Machinekind;</w:t>
       </w:r>
     </w:p>
     <w:p>
@@ -1034,25 +580,7 @@
         <w:rPr>
           <w:rFonts w:cstheme="minorHAnsi"/>
         </w:rPr>
-        <w:t xml:space="preserve">granty i nagrody, w trybie przepisów uczelni;</w:t>
-      </w:r>
-    </w:p>
-    <w:p>
-      <w:pPr>
-        <w:pStyle w:val="Akapitzlist"/>
-        <w:numPr>
-          <w:ilvl w:val="1"/>
-          <w:numId w:val="41"/>
-        </w:numPr>
-        <w:spacing w:before="24" w:after="0" w:line="240" w:lineRule="auto"/>
-        <w:contextualSpacing w:val="0"/>
-        <w:jc w:val="both"/>
-      </w:pPr>
-      <w:r>
-        <w:rPr>
-          <w:rFonts w:cstheme="minorHAnsi"/>
-        </w:rPr>
-        <w:t xml:space="preserve">dobrowolne składki członkowskie, jeśli uchwali je Walne Zgromadzenie.</w:t>
+        <w:t xml:space="preserve">granty, nagrody i dobrowolne składki członkowskie.</w:t>
       </w:r>
     </w:p>
     <w:p>
@@ -1068,7 +596,7 @@
         <w:rPr>
           <w:rFonts w:cstheme="minorHAnsi"/>
         </w:rPr>
-        <w:t xml:space="preserve">Środki Koła mogą być wydane wyłącznie na cele określone w § 2.</w:t>
+        <w:t xml:space="preserve">Środki Koła mogą zostać wydane tylko na cele statutowe Koła.</w:t>
       </w:r>
     </w:p>
     <w:p>
@@ -1084,7 +612,7 @@
         <w:rPr>
           <w:rFonts w:cstheme="minorHAnsi"/>
         </w:rPr>
-        <w:t xml:space="preserve">Środkami i mieniem w dyspozycji Koła gospodaruje Zarząd, z zastrzeżeniem uprawnień opiekuna naukowego i przepisów uczelni. Mienie uczelni w dyspozycji Koła pozostaje przypisane do wydziału, który je udostępnił.</w:t>
+        <w:t xml:space="preserve">Środkami i mieniem w dyspozycji Koła gospodaruje Zarząd. Dokumenty finansowe podpisują Skarbnik oraz Prezes albo Wiceprezes.</w:t>
       </w:r>
     </w:p>
     <w:p>
@@ -1100,55 +628,7 @@
         <w:rPr>
           <w:rFonts w:cstheme="minorHAnsi"/>
         </w:rPr>
-        <w:t xml:space="preserve">Wnioski o dofinansowanie, rozliczenia i inne dokumenty finansowe podpisują dwie osoby: Skarbnik oraz Prezes albo Wiceprezes.</w:t>
-      </w:r>
-    </w:p>
-    <w:p>
-      <w:pPr>
-        <w:numPr>
-          <w:ilvl w:val="0"/>
-          <w:numId w:val="41"/>
-        </w:numPr>
-        <w:spacing w:before="24" w:after="0" w:line="240" w:lineRule="auto"/>
-        <w:jc w:val="both"/>
-      </w:pPr>
-      <w:r>
-        <w:rPr>
-          <w:rFonts w:cstheme="minorHAnsi"/>
-        </w:rPr>
-        <w:t xml:space="preserve">Sprzęt udostępniony Kołu pozostaje własnością jego właściciela: mienie uczelni pozostaje mieniem uczelni, a sprzęt Machinekind lub innego partnera pozostaje jego własnością, chyba że umowa stanowi inaczej.</w:t>
-      </w:r>
-    </w:p>
-    <w:p>
-      <w:pPr>
-        <w:numPr>
-          <w:ilvl w:val="0"/>
-          <w:numId w:val="41"/>
-        </w:numPr>
-        <w:spacing w:before="24" w:after="0" w:line="240" w:lineRule="auto"/>
-        <w:jc w:val="both"/>
-      </w:pPr>
-      <w:r>
-        <w:rPr>
-          <w:rFonts w:cstheme="minorHAnsi"/>
-        </w:rPr>
-        <w:t xml:space="preserve">Członek korzysta ze sprzętu na zasadach ustalonych przez właściciela sprzętu i Zarząd. Wypożyczenie sprzętu poza miejsce pracy Koła wymaga pisemnego potwierdzenia (rewersu). Zasady szczegółowe określa regulamin korzystania ze sprzętu, uchwalany przez Zarząd w porozumieniu z właścicielem sprzętu.</w:t>
-      </w:r>
-    </w:p>
-    <w:p>
-      <w:pPr>
-        <w:numPr>
-          <w:ilvl w:val="0"/>
-          <w:numId w:val="41"/>
-        </w:numPr>
-        <w:spacing w:before="24" w:after="0" w:line="240" w:lineRule="auto"/>
-        <w:jc w:val="both"/>
-      </w:pPr>
-      <w:r>
-        <w:rPr>
-          <w:rFonts w:cstheme="minorHAnsi"/>
-        </w:rPr>
-        <w:t xml:space="preserve">Na koniec kadencji Zarząd przeprowadza inwentaryzację sprzętu i dokumentów Koła i przekazuje ją następcom.</w:t>
+        <w:t xml:space="preserve">Sprzęt udostępniony Kołu pozostaje własnością jego właściciela (uczelni, Machinekind lub innego partnera). Członek korzysta z niego zgodnie z zasadami BHP i zasadami ustalonymi przez właściciela.</w:t>
       </w:r>
     </w:p>
     <w:p>
@@ -1192,7 +672,7 @@
         <w:rPr>
           <w:rFonts w:cstheme="minorHAnsi"/>
         </w:rPr>
-        <w:t xml:space="preserve">Członkowie Koła dzielą się na:</w:t>
+        <w:t xml:space="preserve">Członkami Koła mogą być:</w:t>
       </w:r>
     </w:p>
     <w:p>
@@ -1210,7 +690,7 @@
         <w:rPr>
           <w:rFonts w:cstheme="minorHAnsi"/>
         </w:rPr>
-        <w:t xml:space="preserve">członków nowych: studentów i doktorantów uczelni przyjętych do Koła;</w:t>
+        <w:t xml:space="preserve">członkowie zwyczajni: studenci i doktoranci wszystkich wydziałów uczelni;</w:t>
       </w:r>
     </w:p>
     <w:p>
@@ -1228,7 +708,7 @@
         <w:rPr>
           <w:rFonts w:cstheme="minorHAnsi"/>
         </w:rPr>
-        <w:t xml:space="preserve">członków aktywnych: członków nowych, którzy ukończyli zadanie wstępne lub semestralne z kryterium odbioru spełnionym i potwierdzonym przez prowadzącego sekcję, i utrzymują minimum aktywności (§ 6 ust. 1);</w:t>
+        <w:t xml:space="preserve">członkowie wspierający: pracownicy i absolwenci uczelni oraz inne osoby wspierające Koło, w tym członkowie kolektywu Machinekind;</w:t>
       </w:r>
     </w:p>
     <w:p>
@@ -1246,7 +726,71 @@
         <w:rPr>
           <w:rFonts w:cstheme="minorHAnsi"/>
         </w:rPr>
-        <w:t xml:space="preserve">członków wspierających: pracowników i absolwentów uczelni oraz innych osób wspierających Koło, w tym członków kolektywu Machinekind;</w:t>
+        <w:t xml:space="preserve">członkowie honorowi, powołani przez Walne Zgromadzenie.</w:t>
+      </w:r>
+    </w:p>
+    <w:p>
+      <w:pPr>
+        <w:numPr>
+          <w:ilvl w:val="0"/>
+          <w:numId w:val="42"/>
+        </w:numPr>
+        <w:spacing w:before="24" w:after="0" w:line="240" w:lineRule="auto"/>
+        <w:jc w:val="both"/>
+      </w:pPr>
+      <w:r>
+        <w:rPr>
+          <w:rFonts w:cstheme="minorHAnsi"/>
+        </w:rPr>
+        <w:t xml:space="preserve">O przyjęciu decyduje Zarząd po złożeniu deklaracji członkowskiej i wykonaniu zadania wstępnego w wybranej sekcji.</w:t>
+      </w:r>
+    </w:p>
+    <w:p>
+      <w:pPr>
+        <w:numPr>
+          <w:ilvl w:val="0"/>
+          <w:numId w:val="42"/>
+        </w:numPr>
+        <w:spacing w:before="24" w:after="0" w:line="240" w:lineRule="auto"/>
+        <w:jc w:val="both"/>
+      </w:pPr>
+      <w:r>
+        <w:rPr>
+          <w:rFonts w:cstheme="minorHAnsi"/>
+        </w:rPr>
+        <w:t xml:space="preserve">Członek ma prawo uczestniczyć w pracach i spotkaniach Koła, korzystać z jego zasobów i zgłaszać wnioski. Członek zwyczajny ma ponadto prawo głosu oraz czynne i bierne prawo wyborcze.</w:t>
+      </w:r>
+    </w:p>
+    <w:p>
+      <w:pPr>
+        <w:numPr>
+          <w:ilvl w:val="0"/>
+          <w:numId w:val="42"/>
+        </w:numPr>
+        <w:spacing w:before="24" w:after="0" w:line="240" w:lineRule="auto"/>
+        <w:jc w:val="both"/>
+      </w:pPr>
+      <w:r>
+        <w:rPr>
+          <w:rFonts w:cstheme="minorHAnsi"/>
+        </w:rPr>
+        <w:t xml:space="preserve">Członek ma obowiązek aktywnie uczestniczyć w pracach Koła, przestrzegać Regulaminu, zasad BHP i zasad korzystania ze sprzętu oraz dbać o dobre imię Koła i uczelni.</w:t>
+      </w:r>
+    </w:p>
+    <w:p>
+      <w:pPr>
+        <w:numPr>
+          <w:ilvl w:val="0"/>
+          <w:numId w:val="42"/>
+        </w:numPr>
+        <w:spacing w:before="24" w:after="0" w:line="240" w:lineRule="auto"/>
+        <w:jc w:val="both"/>
+      </w:pPr>
+      <w:r>
+        <w:rPr>
+          <w:rFonts w:cstheme="minorHAnsi"/>
+        </w:rPr>
+        <w:t xml:space="preserve">Członkostwo ustaje wskutek:</w:t>
       </w:r>
     </w:p>
     <w:p>
@@ -1264,55 +808,7 @@
         <w:rPr>
           <w:rFonts w:cstheme="minorHAnsi"/>
         </w:rPr>
-        <w:t xml:space="preserve">członków honorowych: osoby szczególnie zasłużone dla Koła, powołane uchwałą Walnego Zgromadzenia.</w:t>
-      </w:r>
-    </w:p>
-    <w:p>
-      <w:pPr>
-        <w:numPr>
-          <w:ilvl w:val="0"/>
-          <w:numId w:val="42"/>
-        </w:numPr>
-        <w:spacing w:before="24" w:after="0" w:line="240" w:lineRule="auto"/>
-        <w:jc w:val="both"/>
-      </w:pPr>
-      <w:r>
-        <w:rPr>
-          <w:rFonts w:cstheme="minorHAnsi"/>
-        </w:rPr>
-        <w:t xml:space="preserve">Przyjęcie do Koła następuje uchwałą Zarządu po złożeniu deklaracji członkowskiej i wykonaniu zadania wstępnego w wybranej sekcji. Zadania wstępne ogłasza Zarząd na początku każdego semestru. Rekrutacja trwa przez pierwszy miesiąc semestru.</w:t>
-      </w:r>
-    </w:p>
-    <w:p>
-      <w:pPr>
-        <w:numPr>
-          <w:ilvl w:val="0"/>
-          <w:numId w:val="42"/>
-        </w:numPr>
-        <w:spacing w:before="24" w:after="0" w:line="240" w:lineRule="auto"/>
-        <w:jc w:val="both"/>
-      </w:pPr>
-      <w:r>
-        <w:rPr>
-          <w:rFonts w:cstheme="minorHAnsi"/>
-        </w:rPr>
-        <w:t xml:space="preserve">Deklaracja członkowska zawiera akceptację regulaminu oraz zgodę na przetwarzanie danych osobowych przez uczelnię. Zarząd nie upublicznia danych osobowych członków. Członkowie Zarządu przetwarzający dane osobowe członków uzyskują upoważnienie uczelni do ich przetwarzania.</w:t>
-      </w:r>
-    </w:p>
-    <w:p>
-      <w:pPr>
-        <w:numPr>
-          <w:ilvl w:val="0"/>
-          <w:numId w:val="42"/>
-        </w:numPr>
-        <w:spacing w:before="24" w:after="0" w:line="240" w:lineRule="auto"/>
-        <w:jc w:val="both"/>
-      </w:pPr>
-      <w:r>
-        <w:rPr>
-          <w:rFonts w:cstheme="minorHAnsi"/>
-        </w:rPr>
-        <w:t xml:space="preserve">Członek nowy i aktywny ma prawo:</w:t>
+        <w:t xml:space="preserve">rezygnacji;</w:t>
       </w:r>
     </w:p>
     <w:p>
@@ -1330,7 +826,7 @@
         <w:rPr>
           <w:rFonts w:cstheme="minorHAnsi"/>
         </w:rPr>
-        <w:t xml:space="preserve">uczestniczyć w pracach sekcji i spotkaniach Koła;</w:t>
+        <w:t xml:space="preserve">utraty statusu studenta lub doktoranta, przy czym absolwent może zostać członkiem wspierającym;</w:t>
       </w:r>
     </w:p>
     <w:p>
@@ -1348,43 +844,7 @@
         <w:rPr>
           <w:rFonts w:cstheme="minorHAnsi"/>
         </w:rPr>
-        <w:t xml:space="preserve">korzystać ze sprzętu i zasobów Koła na zasadach z § 4 ust. 6;</w:t>
-      </w:r>
-    </w:p>
-    <w:p>
-      <w:pPr>
-        <w:pStyle w:val="Akapitzlist"/>
-        <w:numPr>
-          <w:ilvl w:val="1"/>
-          <w:numId w:val="42"/>
-        </w:numPr>
-        <w:spacing w:before="24" w:after="0" w:line="240" w:lineRule="auto"/>
-        <w:contextualSpacing w:val="0"/>
-        <w:jc w:val="both"/>
-      </w:pPr>
-      <w:r>
-        <w:rPr>
-          <w:rFonts w:cstheme="minorHAnsi"/>
-        </w:rPr>
-        <w:t xml:space="preserve">zgłaszać wnioski i opinie w każdej sprawie Koła;</w:t>
-      </w:r>
-    </w:p>
-    <w:p>
-      <w:pPr>
-        <w:pStyle w:val="Akapitzlist"/>
-        <w:numPr>
-          <w:ilvl w:val="1"/>
-          <w:numId w:val="42"/>
-        </w:numPr>
-        <w:spacing w:before="24" w:after="0" w:line="240" w:lineRule="auto"/>
-        <w:contextualSpacing w:val="0"/>
-        <w:jc w:val="both"/>
-      </w:pPr>
-      <w:r>
-        <w:rPr>
-          <w:rFonts w:cstheme="minorHAnsi"/>
-        </w:rPr>
-        <w:t xml:space="preserve">uczestniczyć w Walnym Zgromadzeniu.</w:t>
+        <w:t xml:space="preserve">wykluczenia uchwałą Zarządu z powodu braku udziału w pracach Koła przez semestr mimo wcześniejszego upomnienia albo rażącego naruszenia Regulaminu lub zasad BHP.</w:t>
       </w:r>
     </w:p>
     <w:p>
@@ -1400,249 +860,7 @@
         <w:rPr>
           <w:rFonts w:cstheme="minorHAnsi"/>
         </w:rPr>
-        <w:t xml:space="preserve">Członek aktywny ma ponadto prawo głosu na Walnym Zgromadzeniu oraz czynne i bierne prawo wyborcze, o ile jest studentem lub doktorantem uczelni. Członkowie wspierający i honorowi uczestniczą w Walnym Zgromadzeniu z głosem doradczym.</w:t>
-      </w:r>
-    </w:p>
-    <w:p>
-      <w:pPr>
-        <w:numPr>
-          <w:ilvl w:val="0"/>
-          <w:numId w:val="42"/>
-        </w:numPr>
-        <w:spacing w:before="24" w:after="0" w:line="240" w:lineRule="auto"/>
-        <w:jc w:val="both"/>
-      </w:pPr>
-      <w:r>
-        <w:rPr>
-          <w:rFonts w:cstheme="minorHAnsi"/>
-        </w:rPr>
-        <w:t xml:space="preserve">Członek ma obowiązek:</w:t>
-      </w:r>
-    </w:p>
-    <w:p>
-      <w:pPr>
-        <w:pStyle w:val="Akapitzlist"/>
-        <w:numPr>
-          <w:ilvl w:val="1"/>
-          <w:numId w:val="42"/>
-        </w:numPr>
-        <w:spacing w:before="24" w:after="0" w:line="240" w:lineRule="auto"/>
-        <w:contextualSpacing w:val="0"/>
-        <w:jc w:val="both"/>
-      </w:pPr>
-      <w:r>
-        <w:rPr>
-          <w:rFonts w:cstheme="minorHAnsi"/>
-        </w:rPr>
-        <w:t xml:space="preserve">aktywnie uczestniczyć w pracach co najmniej jednej sekcji;</w:t>
-      </w:r>
-    </w:p>
-    <w:p>
-      <w:pPr>
-        <w:pStyle w:val="Akapitzlist"/>
-        <w:numPr>
-          <w:ilvl w:val="1"/>
-          <w:numId w:val="42"/>
-        </w:numPr>
-        <w:spacing w:before="24" w:after="0" w:line="240" w:lineRule="auto"/>
-        <w:contextualSpacing w:val="0"/>
-        <w:jc w:val="both"/>
-      </w:pPr>
-      <w:r>
-        <w:rPr>
-          <w:rFonts w:cstheme="minorHAnsi"/>
-        </w:rPr>
-        <w:t xml:space="preserve">przestrzegać regulaminu i uchwał władz Koła;</w:t>
-      </w:r>
-    </w:p>
-    <w:p>
-      <w:pPr>
-        <w:pStyle w:val="Akapitzlist"/>
-        <w:numPr>
-          <w:ilvl w:val="1"/>
-          <w:numId w:val="42"/>
-        </w:numPr>
-        <w:spacing w:before="24" w:after="0" w:line="240" w:lineRule="auto"/>
-        <w:contextualSpacing w:val="0"/>
-        <w:jc w:val="both"/>
-      </w:pPr>
-      <w:r>
-        <w:rPr>
-          <w:rFonts w:cstheme="minorHAnsi"/>
-        </w:rPr>
-        <w:t xml:space="preserve">przestrzegać zasad BHP i regulaminów pomieszczeń, w których pracuje, oraz dbać o powierzony sprzęt;</w:t>
-      </w:r>
-    </w:p>
-    <w:p>
-      <w:pPr>
-        <w:pStyle w:val="Akapitzlist"/>
-        <w:numPr>
-          <w:ilvl w:val="1"/>
-          <w:numId w:val="42"/>
-        </w:numPr>
-        <w:spacing w:before="24" w:after="0" w:line="240" w:lineRule="auto"/>
-        <w:contextualSpacing w:val="0"/>
-        <w:jc w:val="both"/>
-      </w:pPr>
-      <w:r>
-        <w:rPr>
-          <w:rFonts w:cstheme="minorHAnsi"/>
-        </w:rPr>
-        <w:t xml:space="preserve">przed rozpoczęciem pracy ze sprzętem przejść instruktaż stanowiskowy prowadzony przez osobę wskazaną przez właściciela sprzętu;</w:t>
-      </w:r>
-    </w:p>
-    <w:p>
-      <w:pPr>
-        <w:pStyle w:val="Akapitzlist"/>
-        <w:numPr>
-          <w:ilvl w:val="1"/>
-          <w:numId w:val="42"/>
-        </w:numPr>
-        <w:spacing w:before="24" w:after="0" w:line="240" w:lineRule="auto"/>
-        <w:contextualSpacing w:val="0"/>
-        <w:jc w:val="both"/>
-      </w:pPr>
-      <w:r>
-        <w:rPr>
-          <w:rFonts w:cstheme="minorHAnsi"/>
-        </w:rPr>
-        <w:t xml:space="preserve">w ciągu 30 dni od przyjęcia złożyć oświadczenie o własności intelektualnej (§ 13 ust. 3) i przestrzegać zasad poufności uzgodnionych z partnerami;</w:t>
-      </w:r>
-    </w:p>
-    <w:p>
-      <w:pPr>
-        <w:pStyle w:val="Akapitzlist"/>
-        <w:numPr>
-          <w:ilvl w:val="1"/>
-          <w:numId w:val="42"/>
-        </w:numPr>
-        <w:spacing w:before="24" w:after="0" w:line="240" w:lineRule="auto"/>
-        <w:contextualSpacing w:val="0"/>
-        <w:jc w:val="both"/>
-      </w:pPr>
-      <w:r>
-        <w:rPr>
-          <w:rFonts w:cstheme="minorHAnsi"/>
-        </w:rPr>
-        <w:t xml:space="preserve">dbać o dobre imię Koła, uczelni i Machinekind.</w:t>
-      </w:r>
-    </w:p>
-    <w:p>
-      <w:pPr>
-        <w:numPr>
-          <w:ilvl w:val="0"/>
-          <w:numId w:val="42"/>
-        </w:numPr>
-        <w:spacing w:before="24" w:after="0" w:line="240" w:lineRule="auto"/>
-        <w:jc w:val="both"/>
-      </w:pPr>
-      <w:r>
-        <w:rPr>
-          <w:rFonts w:cstheme="minorHAnsi"/>
-        </w:rPr>
-        <w:t xml:space="preserve">Członkostwo można zawiesić na pisemny wniosek członka, na okres do jednego semestru. Okres zawieszenia nie jest objęty przeglądem aktywności.</w:t>
-      </w:r>
-    </w:p>
-    <w:p>
-      <w:pPr>
-        <w:numPr>
-          <w:ilvl w:val="0"/>
-          <w:numId w:val="42"/>
-        </w:numPr>
-        <w:spacing w:before="24" w:after="0" w:line="240" w:lineRule="auto"/>
-        <w:jc w:val="both"/>
-      </w:pPr>
-      <w:r>
-        <w:rPr>
-          <w:rFonts w:cstheme="minorHAnsi"/>
-        </w:rPr>
-        <w:t xml:space="preserve">Członkostwo ustaje wskutek:</w:t>
-      </w:r>
-    </w:p>
-    <w:p>
-      <w:pPr>
-        <w:pStyle w:val="Akapitzlist"/>
-        <w:numPr>
-          <w:ilvl w:val="1"/>
-          <w:numId w:val="42"/>
-        </w:numPr>
-        <w:spacing w:before="24" w:after="0" w:line="240" w:lineRule="auto"/>
-        <w:contextualSpacing w:val="0"/>
-        <w:jc w:val="both"/>
-      </w:pPr>
-      <w:r>
-        <w:rPr>
-          <w:rFonts w:cstheme="minorHAnsi"/>
-        </w:rPr>
-        <w:t xml:space="preserve">pisemnej rezygnacji;</w:t>
-      </w:r>
-    </w:p>
-    <w:p>
-      <w:pPr>
-        <w:pStyle w:val="Akapitzlist"/>
-        <w:numPr>
-          <w:ilvl w:val="1"/>
-          <w:numId w:val="42"/>
-        </w:numPr>
-        <w:spacing w:before="24" w:after="0" w:line="240" w:lineRule="auto"/>
-        <w:contextualSpacing w:val="0"/>
-        <w:jc w:val="both"/>
-      </w:pPr>
-      <w:r>
-        <w:rPr>
-          <w:rFonts w:cstheme="minorHAnsi"/>
-        </w:rPr>
-        <w:t xml:space="preserve">utraty statusu studenta lub doktoranta, z zastrzeżeniem ust. 9;</w:t>
-      </w:r>
-    </w:p>
-    <w:p>
-      <w:pPr>
-        <w:pStyle w:val="Akapitzlist"/>
-        <w:numPr>
-          <w:ilvl w:val="1"/>
-          <w:numId w:val="42"/>
-        </w:numPr>
-        <w:spacing w:before="24" w:after="0" w:line="240" w:lineRule="auto"/>
-        <w:contextualSpacing w:val="0"/>
-        <w:jc w:val="both"/>
-      </w:pPr>
-      <w:r>
-        <w:rPr>
-          <w:rFonts w:cstheme="minorHAnsi"/>
-        </w:rPr>
-        <w:t xml:space="preserve">wykluczenia w trybie § 6.</w:t>
-      </w:r>
-    </w:p>
-    <w:p>
-      <w:pPr>
-        <w:numPr>
-          <w:ilvl w:val="0"/>
-          <w:numId w:val="42"/>
-        </w:numPr>
-        <w:spacing w:before="24" w:after="0" w:line="240" w:lineRule="auto"/>
-        <w:jc w:val="both"/>
-      </w:pPr>
-      <w:r>
-        <w:rPr>
-          <w:rFonts w:cstheme="minorHAnsi"/>
-        </w:rPr>
-        <w:t xml:space="preserve">Absolwent może na swój wniosek zostać członkiem wspierającym.</w:t>
-      </w:r>
-    </w:p>
-    <w:p>
-      <w:pPr>
-        <w:numPr>
-          <w:ilvl w:val="0"/>
-          <w:numId w:val="42"/>
-        </w:numPr>
-        <w:spacing w:before="24" w:after="0" w:line="240" w:lineRule="auto"/>
-        <w:jc w:val="both"/>
-      </w:pPr>
-      <w:r>
-        <w:rPr>
-          <w:rFonts w:cstheme="minorHAnsi"/>
-        </w:rPr>
-        <w:t xml:space="preserve">Członek, którego członkostwo ustało, rozlicza się z powierzonego sprzętu i dokumentów w terminie 14 dni.</w:t>
+        <w:t xml:space="preserve">Przed wykluczeniem członek może złożyć wyjaśnienia. Od uchwały o wykluczeniu przysługuje odwołanie do Walnego Zgromadzenia w terminie 14 dni.</w:t>
       </w:r>
     </w:p>
     <w:p>
@@ -1670,7 +888,7 @@
           <w:rFonts w:cstheme="minorHAnsi"/>
           <w:b/>
         </w:rPr>
-        <w:t xml:space="preserve">Przegląd aktywności i postępowanie w sprawach członkowskich</w:t>
+        <w:t xml:space="preserve">Walne Zgromadzenie Członków</w:t>
       </w:r>
     </w:p>
     <w:p>
@@ -1686,7 +904,7 @@
         <w:rPr>
           <w:rFonts w:cstheme="minorHAnsi"/>
         </w:rPr>
-        <w:t xml:space="preserve">W każdym semestrze członek aktywny ukończył co najmniej jedno zadanie z kryterium odbioru albo wniósł do zadania sekcji wkład potwierdzony przez prowadzącego sekcję. Członek nowy wykonuje w pierwszym semestrze zadanie wstępne.</w:t>
+        <w:t xml:space="preserve">Władzami Koła są Walne Zgromadzenie Członków i Zarząd.</w:t>
       </w:r>
     </w:p>
     <w:p>
@@ -1702,7 +920,7 @@
         <w:rPr>
           <w:rFonts w:cstheme="minorHAnsi"/>
         </w:rPr>
-        <w:t xml:space="preserve">Na koniec każdego semestru Zarząd razem z prowadzącymi sekcje przeprowadza przegląd aktywności członków i ustala, kto spełnia minimum. Wyniki przeglądu Zarząd przekazuje każdemu członkowi indywidualnie; nie są publikowane.</w:t>
+        <w:t xml:space="preserve">Walne Zgromadzenie jest najwyższą władzą Koła. Tworzą je wszyscy członkowie; głosują członkowie zwyczajni.</w:t>
       </w:r>
     </w:p>
     <w:p>
@@ -1718,7 +936,7 @@
         <w:rPr>
           <w:rFonts w:cstheme="minorHAnsi"/>
         </w:rPr>
-        <w:t xml:space="preserve">Członek, który nie spełnił minimum, otrzymuje pisemne upomnienie z opisem braków i zadaniem na okres naprawczy, trwający do końca kolejnego semestru.</w:t>
+        <w:t xml:space="preserve">Zarząd zwołuje Walne Zgromadzenie co najmniej raz w semestrze, a także na wniosek opiekuna naukowego lub 1/3 członków zwyczajnych, w ciągu 30 dni od wniosku. O terminie zawiadamia się członków co najmniej 7 dni wcześniej. Walne Zgromadzenie może obradować zdalnie.</w:t>
       </w:r>
     </w:p>
     <w:p>
@@ -1734,79 +952,7 @@
         <w:rPr>
           <w:rFonts w:cstheme="minorHAnsi"/>
         </w:rPr>
-        <w:t xml:space="preserve">Członka można wykluczyć wyłącznie z powodu:</w:t>
-      </w:r>
-    </w:p>
-    <w:p>
-      <w:pPr>
-        <w:pStyle w:val="Akapitzlist"/>
-        <w:numPr>
-          <w:ilvl w:val="1"/>
-          <w:numId w:val="43"/>
-        </w:numPr>
-        <w:spacing w:before="24" w:after="0" w:line="240" w:lineRule="auto"/>
-        <w:contextualSpacing w:val="0"/>
-        <w:jc w:val="both"/>
-      </w:pPr>
-      <w:r>
-        <w:rPr>
-          <w:rFonts w:cstheme="minorHAnsi"/>
-        </w:rPr>
-        <w:t xml:space="preserve">niespełnienia minimum aktywności po okresie naprawczym;</w:t>
-      </w:r>
-    </w:p>
-    <w:p>
-      <w:pPr>
-        <w:pStyle w:val="Akapitzlist"/>
-        <w:numPr>
-          <w:ilvl w:val="1"/>
-          <w:numId w:val="43"/>
-        </w:numPr>
-        <w:spacing w:before="24" w:after="0" w:line="240" w:lineRule="auto"/>
-        <w:contextualSpacing w:val="0"/>
-        <w:jc w:val="both"/>
-      </w:pPr>
-      <w:r>
-        <w:rPr>
-          <w:rFonts w:cstheme="minorHAnsi"/>
-        </w:rPr>
-        <w:t xml:space="preserve">rażącego lub powtarzającego się naruszenia zasad BHP lub zasad korzystania ze sprzętu;</w:t>
-      </w:r>
-    </w:p>
-    <w:p>
-      <w:pPr>
-        <w:pStyle w:val="Akapitzlist"/>
-        <w:numPr>
-          <w:ilvl w:val="1"/>
-          <w:numId w:val="43"/>
-        </w:numPr>
-        <w:spacing w:before="24" w:after="0" w:line="240" w:lineRule="auto"/>
-        <w:contextualSpacing w:val="0"/>
-        <w:jc w:val="both"/>
-      </w:pPr>
-      <w:r>
-        <w:rPr>
-          <w:rFonts w:cstheme="minorHAnsi"/>
-        </w:rPr>
-        <w:t xml:space="preserve">naruszenia oświadczenia o własności intelektualnej lub zasad poufności uzgodnionych z partnerami;</w:t>
-      </w:r>
-    </w:p>
-    <w:p>
-      <w:pPr>
-        <w:pStyle w:val="Akapitzlist"/>
-        <w:numPr>
-          <w:ilvl w:val="1"/>
-          <w:numId w:val="43"/>
-        </w:numPr>
-        <w:spacing w:before="24" w:after="0" w:line="240" w:lineRule="auto"/>
-        <w:contextualSpacing w:val="0"/>
-        <w:jc w:val="both"/>
-      </w:pPr>
-      <w:r>
-        <w:rPr>
-          <w:rFonts w:cstheme="minorHAnsi"/>
-        </w:rPr>
-        <w:t xml:space="preserve">innego rażącego naruszenia regulaminu, uchwał władz Koła albo przepisów uczelni.</w:t>
+        <w:t xml:space="preserve">Uchwały zapadają zwykłą większością głosów przy obecności co najmniej połowy członków zwyczajnych. W drugim terminie, wyznaczonym od 1 do 14 dni później, kworum stanowią obecni.</w:t>
       </w:r>
     </w:p>
     <w:p>
@@ -1822,241 +968,7 @@
         <w:rPr>
           <w:rFonts w:cstheme="minorHAnsi"/>
         </w:rPr>
-        <w:t xml:space="preserve">Wniosek o wszczęcie postępowania może złożyć członek Zarządu, prowadzący sekcję albo co najmniej trzech członków aktywnych. Wniosek wskazuje przesłankę z ust. 4 i fakty.</w:t>
-      </w:r>
-    </w:p>
-    <w:p>
-      <w:pPr>
-        <w:numPr>
-          <w:ilvl w:val="0"/>
-          <w:numId w:val="43"/>
-        </w:numPr>
-        <w:spacing w:before="24" w:after="0" w:line="240" w:lineRule="auto"/>
-        <w:jc w:val="both"/>
-      </w:pPr>
-      <w:r>
-        <w:rPr>
-          <w:rFonts w:cstheme="minorHAnsi"/>
-        </w:rPr>
-        <w:t xml:space="preserve">Zarząd zawiadamia członka na piśmie, w tym pocztą elektroniczną na adres uczelniany, o wniosku i jego uzasadnieniu. Członek ma 7 dni na złożenie wyjaśnień na piśmie lub ustnie na posiedzeniu Zarządu i może wskazać innego członka Koła do pomocy.</w:t>
-      </w:r>
-    </w:p>
-    <w:p>
-      <w:pPr>
-        <w:numPr>
-          <w:ilvl w:val="0"/>
-          <w:numId w:val="43"/>
-        </w:numPr>
-        <w:spacing w:before="24" w:after="0" w:line="240" w:lineRule="auto"/>
-        <w:jc w:val="both"/>
-      </w:pPr>
-      <w:r>
-        <w:rPr>
-          <w:rFonts w:cstheme="minorHAnsi"/>
-        </w:rPr>
-        <w:t xml:space="preserve">Po upływie terminu z ust. 6 Zarząd podejmuje uchwałę, w której:</w:t>
-      </w:r>
-    </w:p>
-    <w:p>
-      <w:pPr>
-        <w:pStyle w:val="Akapitzlist"/>
-        <w:numPr>
-          <w:ilvl w:val="1"/>
-          <w:numId w:val="43"/>
-        </w:numPr>
-        <w:spacing w:before="24" w:after="0" w:line="240" w:lineRule="auto"/>
-        <w:contextualSpacing w:val="0"/>
-        <w:jc w:val="both"/>
-      </w:pPr>
-      <w:r>
-        <w:rPr>
-          <w:rFonts w:cstheme="minorHAnsi"/>
-        </w:rPr>
-        <w:t xml:space="preserve">umarza postępowanie: członek zostaje w Kole bez zmian;</w:t>
-      </w:r>
-    </w:p>
-    <w:p>
-      <w:pPr>
-        <w:pStyle w:val="Akapitzlist"/>
-        <w:numPr>
-          <w:ilvl w:val="1"/>
-          <w:numId w:val="43"/>
-        </w:numPr>
-        <w:spacing w:before="24" w:after="0" w:line="240" w:lineRule="auto"/>
-        <w:contextualSpacing w:val="0"/>
-        <w:jc w:val="both"/>
-      </w:pPr>
-      <w:r>
-        <w:rPr>
-          <w:rFonts w:cstheme="minorHAnsi"/>
-        </w:rPr>
-        <w:t xml:space="preserve">udziela upomnienia;</w:t>
-      </w:r>
-    </w:p>
-    <w:p>
-      <w:pPr>
-        <w:pStyle w:val="Akapitzlist"/>
-        <w:numPr>
-          <w:ilvl w:val="1"/>
-          <w:numId w:val="43"/>
-        </w:numPr>
-        <w:spacing w:before="24" w:after="0" w:line="240" w:lineRule="auto"/>
-        <w:contextualSpacing w:val="0"/>
-        <w:jc w:val="both"/>
-      </w:pPr>
-      <w:r>
-        <w:rPr>
-          <w:rFonts w:cstheme="minorHAnsi"/>
-        </w:rPr>
-        <w:t xml:space="preserve">zawiesza prawo do korzystania ze sprzętu na czas określony, nie dłuższy niż semestr;</w:t>
-      </w:r>
-    </w:p>
-    <w:p>
-      <w:pPr>
-        <w:pStyle w:val="Akapitzlist"/>
-        <w:numPr>
-          <w:ilvl w:val="1"/>
-          <w:numId w:val="43"/>
-        </w:numPr>
-        <w:spacing w:before="24" w:after="0" w:line="240" w:lineRule="auto"/>
-        <w:contextualSpacing w:val="0"/>
-        <w:jc w:val="both"/>
-      </w:pPr>
-      <w:r>
-        <w:rPr>
-          <w:rFonts w:cstheme="minorHAnsi"/>
-        </w:rPr>
-        <w:t xml:space="preserve">przenosi członka aktywnego do kategorii członków nowych, z utratą prawa głosu do czasu ponownego spełnienia warunków z § 5 ust. 1 pkt 1.2;</w:t>
-      </w:r>
-    </w:p>
-    <w:p>
-      <w:pPr>
-        <w:pStyle w:val="Akapitzlist"/>
-        <w:numPr>
-          <w:ilvl w:val="1"/>
-          <w:numId w:val="43"/>
-        </w:numPr>
-        <w:spacing w:before="24" w:after="0" w:line="240" w:lineRule="auto"/>
-        <w:contextualSpacing w:val="0"/>
-        <w:jc w:val="both"/>
-      </w:pPr>
-      <w:r>
-        <w:rPr>
-          <w:rFonts w:cstheme="minorHAnsi"/>
-        </w:rPr>
-        <w:t xml:space="preserve">wyklucza członka z Koła.</w:t>
-      </w:r>
-    </w:p>
-    <w:p>
-      <w:pPr>
-        <w:numPr>
-          <w:ilvl w:val="0"/>
-          <w:numId w:val="43"/>
-        </w:numPr>
-        <w:spacing w:before="24" w:after="0" w:line="240" w:lineRule="auto"/>
-        <w:jc w:val="both"/>
-      </w:pPr>
-      <w:r>
-        <w:rPr>
-          <w:rFonts w:cstheme="minorHAnsi"/>
-        </w:rPr>
-        <w:t xml:space="preserve">Zarząd wybiera najłagodniejszy środek wystarczający w danej sprawie. Uchwała zawiera uzasadnienie i pouczenie o odwołaniu.</w:t>
-      </w:r>
-    </w:p>
-    <w:p>
-      <w:pPr>
-        <w:numPr>
-          <w:ilvl w:val="0"/>
-          <w:numId w:val="43"/>
-        </w:numPr>
-        <w:spacing w:before="24" w:after="0" w:line="240" w:lineRule="auto"/>
-        <w:jc w:val="both"/>
-      </w:pPr>
-      <w:r>
-        <w:rPr>
-          <w:rFonts w:cstheme="minorHAnsi"/>
-        </w:rPr>
-        <w:t xml:space="preserve">Członek Zarządu, którego sprawa dotyczy, który złożył wniosek albo pozostaje z członkiem w konflikcie interesów, nie bierze udziału w głosowaniu. Jeżeli przez to w głosowaniu mógłby uczestniczyć tylko jeden członek Zarządu, sprawę rozstrzyga Walne Zgromadzenie.</w:t>
-      </w:r>
-    </w:p>
-    <w:p>
-      <w:pPr>
-        <w:numPr>
-          <w:ilvl w:val="0"/>
-          <w:numId w:val="43"/>
-        </w:numPr>
-        <w:spacing w:before="24" w:after="0" w:line="240" w:lineRule="auto"/>
-        <w:jc w:val="both"/>
-      </w:pPr>
-      <w:r>
-        <w:rPr>
-          <w:rFonts w:cstheme="minorHAnsi"/>
-        </w:rPr>
-        <w:t xml:space="preserve">Przy bezpośrednim zagrożeniu bezpieczeństwa ludzi lub sprzętu Prezes, Wiceprezes albo prowadzący sekcję może natychmiast wstrzymać członkowi dostęp do sprzętu. Wstrzymanie wygasa po 14 dniach, jeżeli Zarząd w tym czasie nie podejmie uchwały z ust. 7.</w:t>
-      </w:r>
-    </w:p>
-    <w:p>
-      <w:pPr>
-        <w:numPr>
-          <w:ilvl w:val="0"/>
-          <w:numId w:val="43"/>
-        </w:numPr>
-        <w:spacing w:before="24" w:after="0" w:line="240" w:lineRule="auto"/>
-        <w:jc w:val="both"/>
-      </w:pPr>
-      <w:r>
-        <w:rPr>
-          <w:rFonts w:cstheme="minorHAnsi"/>
-        </w:rPr>
-        <w:t xml:space="preserve">Od uchwały z ust. 7 pkt 7.2–7.5 członkowi przysługuje odwołanie do Walnego Zgromadzenia w terminie 14 dni od doręczenia. Walne Zgromadzenie rozpatruje odwołanie na najbliższym posiedzeniu, nie później niż w ciągu 30 dni; Zarząd zwołuje je w tym celu, jeżeli to konieczne. Walne Zgromadzenie w głosowaniu tajnym utrzymuje uchwałę, zmienia ją na łagodniejszą albo uchyla ją. Do czasu rozpatrzenia odwołania wykluczony członek nie korzysta ze sprzętu, ale może uczestniczyć w posiedzeniu, na którym rozpatrywane jest odwołanie.</w:t>
-      </w:r>
-    </w:p>
-    <w:p>
-      <w:pPr>
-        <w:numPr>
-          <w:ilvl w:val="0"/>
-          <w:numId w:val="43"/>
-        </w:numPr>
-        <w:spacing w:before="24" w:after="0" w:line="240" w:lineRule="auto"/>
-        <w:jc w:val="both"/>
-      </w:pPr>
-      <w:r>
-        <w:rPr>
-          <w:rFonts w:cstheme="minorHAnsi"/>
-        </w:rPr>
-        <w:t xml:space="preserve">Postępowanie wobec członka Zarządu prowadzi Walne Zgromadzenie; odwołanie z funkcji reguluje § 9 ust. 10.</w:t>
-      </w:r>
-    </w:p>
-    <w:p>
-      <w:pPr>
-        <w:numPr>
-          <w:ilvl w:val="0"/>
-          <w:numId w:val="43"/>
-        </w:numPr>
-        <w:spacing w:before="24" w:after="0" w:line="240" w:lineRule="auto"/>
-        <w:jc w:val="both"/>
-      </w:pPr>
-      <w:r>
-        <w:rPr>
-          <w:rFonts w:cstheme="minorHAnsi"/>
-        </w:rPr>
-        <w:t xml:space="preserve">Złożenie wniosku o kontrolę Zarządu (§ 10) ani udział w nim nie może być podstawą postępowania z tego paragrafu.</w:t>
-      </w:r>
-    </w:p>
-    <w:p>
-      <w:pPr>
-        <w:numPr>
-          <w:ilvl w:val="0"/>
-          <w:numId w:val="43"/>
-        </w:numPr>
-        <w:spacing w:before="24" w:after="0" w:line="240" w:lineRule="auto"/>
-        <w:jc w:val="both"/>
-      </w:pPr>
-      <w:r>
-        <w:rPr>
-          <w:rFonts w:cstheme="minorHAnsi"/>
-        </w:rPr>
-        <w:t xml:space="preserve">Zarząd informuje opiekuna naukowego o każdym wykluczeniu. Dokumenty postępowania przechowuje się z zachowaniem przepisów o ochronie danych osobowych.</w:t>
+        <w:t xml:space="preserve">Do Walnego Zgromadzenia należy w szczególności: wybór i odwoływanie Zarządu, przyjmowanie jego sprawozdań, uchwalanie planu pracy, rozpatrywanie odwołań, uchylanie uchwał Zarządu, zmiana Regulaminu i rozwiązanie Koła.</w:t>
       </w:r>
     </w:p>
     <w:p>
@@ -2084,7 +996,7 @@
           <w:rFonts w:cstheme="minorHAnsi"/>
           <w:b/>
         </w:rPr>
-        <w:t xml:space="preserve">Władze Koła</w:t>
+        <w:t xml:space="preserve">Zarząd</w:t>
       </w:r>
     </w:p>
     <w:p>
@@ -2100,43 +1012,7 @@
         <w:rPr>
           <w:rFonts w:cstheme="minorHAnsi"/>
         </w:rPr>
-        <w:t xml:space="preserve">Władzami Koła są:</w:t>
-      </w:r>
-    </w:p>
-    <w:p>
-      <w:pPr>
-        <w:pStyle w:val="Akapitzlist"/>
-        <w:numPr>
-          <w:ilvl w:val="1"/>
-          <w:numId w:val="44"/>
-        </w:numPr>
-        <w:spacing w:before="24" w:after="0" w:line="240" w:lineRule="auto"/>
-        <w:contextualSpacing w:val="0"/>
-        <w:jc w:val="both"/>
-      </w:pPr>
-      <w:r>
-        <w:rPr>
-          <w:rFonts w:cstheme="minorHAnsi"/>
-        </w:rPr>
-        <w:t xml:space="preserve">Walne Zgromadzenie Członków;</w:t>
-      </w:r>
-    </w:p>
-    <w:p>
-      <w:pPr>
-        <w:pStyle w:val="Akapitzlist"/>
-        <w:numPr>
-          <w:ilvl w:val="1"/>
-          <w:numId w:val="44"/>
-        </w:numPr>
-        <w:spacing w:before="24" w:after="0" w:line="240" w:lineRule="auto"/>
-        <w:contextualSpacing w:val="0"/>
-        <w:jc w:val="both"/>
-      </w:pPr>
-      <w:r>
-        <w:rPr>
-          <w:rFonts w:cstheme="minorHAnsi"/>
-        </w:rPr>
-        <w:t xml:space="preserve">Zarząd.</w:t>
+        <w:t xml:space="preserve">Zarząd składa się z Prezesa, Wiceprezesa i Skarbnika, wybieranych przez Walne Zgromadzenie w głosowaniu tajnym spośród członków zwyczajnych, na kadencję obejmującą rok akademicki.</w:t>
       </w:r>
     </w:p>
     <w:p>
@@ -2152,7 +1028,71 @@
         <w:rPr>
           <w:rFonts w:cstheme="minorHAnsi"/>
         </w:rPr>
-        <w:t xml:space="preserve">Opiekun naukowy nie jest władzą Koła; jego rolę określa § 12.</w:t>
+        <w:t xml:space="preserve">Zarząd kieruje bieżącą działalnością Koła: przyjmuje członków, gospodaruje środkami i mieniem, składa wnioski o dofinansowanie i sprawozdania oraz wykonuje uchwały Walnego Zgromadzenia.</w:t>
+      </w:r>
+    </w:p>
+    <w:p>
+      <w:pPr>
+        <w:numPr>
+          <w:ilvl w:val="0"/>
+          <w:numId w:val="44"/>
+        </w:numPr>
+        <w:spacing w:before="24" w:after="0" w:line="240" w:lineRule="auto"/>
+        <w:jc w:val="both"/>
+      </w:pPr>
+      <w:r>
+        <w:rPr>
+          <w:rFonts w:cstheme="minorHAnsi"/>
+        </w:rPr>
+        <w:t xml:space="preserve">Koło reprezentuje na zewnątrz Prezes, a w jego zastępstwie Wiceprezes. Skarbnik prowadzi sprawy finansowe.</w:t>
+      </w:r>
+    </w:p>
+    <w:p>
+      <w:pPr>
+        <w:numPr>
+          <w:ilvl w:val="0"/>
+          <w:numId w:val="44"/>
+        </w:numPr>
+        <w:spacing w:before="24" w:after="0" w:line="240" w:lineRule="auto"/>
+        <w:jc w:val="both"/>
+      </w:pPr>
+      <w:r>
+        <w:rPr>
+          <w:rFonts w:cstheme="minorHAnsi"/>
+        </w:rPr>
+        <w:t xml:space="preserve">Zarząd podejmuje uchwały większością głosów; przy równej liczbie głosów rozstrzyga głos Prezesa.</w:t>
+      </w:r>
+    </w:p>
+    <w:p>
+      <w:pPr>
+        <w:numPr>
+          <w:ilvl w:val="0"/>
+          <w:numId w:val="44"/>
+        </w:numPr>
+        <w:spacing w:before="24" w:after="0" w:line="240" w:lineRule="auto"/>
+        <w:jc w:val="both"/>
+      </w:pPr>
+      <w:r>
+        <w:rPr>
+          <w:rFonts w:cstheme="minorHAnsi"/>
+        </w:rPr>
+        <w:t xml:space="preserve">Członka Zarządu można odwołać uchwałą Walnego Zgromadzenia podjętą większością 2/3 głosów. Rezygnację Prezesa składa się opiekunowi naukowemu; wybory uzupełniające przeprowadza się w ciągu 30 dni.</w:t>
+      </w:r>
+    </w:p>
+    <w:p>
+      <w:pPr>
+        <w:numPr>
+          <w:ilvl w:val="0"/>
+          <w:numId w:val="44"/>
+        </w:numPr>
+        <w:spacing w:before="24" w:after="0" w:line="240" w:lineRule="auto"/>
+        <w:jc w:val="both"/>
+      </w:pPr>
+      <w:r>
+        <w:rPr>
+          <w:rFonts w:cstheme="minorHAnsi"/>
+        </w:rPr>
+        <w:t xml:space="preserve">Zarząd zawiadamia Rektora Politechniki Wrocławskiej, za pośrednictwem właściwej jednostki, o zmianie Zarządu, opiekuna, nazwy lub Regulaminu w ciągu 14 dni, i składa sprawozdanie roczne do 15 stycznia.</w:t>
       </w:r>
     </w:p>
     <w:p>
@@ -2180,7 +1120,7 @@
           <w:rFonts w:cstheme="minorHAnsi"/>
           <w:b/>
         </w:rPr>
-        <w:t xml:space="preserve">Walne Zgromadzenie Członków</w:t>
+        <w:t xml:space="preserve">Opiekunowie naukowi</w:t>
       </w:r>
     </w:p>
     <w:p>
@@ -2196,7 +1136,7 @@
         <w:rPr>
           <w:rFonts w:cstheme="minorHAnsi"/>
         </w:rPr>
-        <w:t xml:space="preserve">Walne Zgromadzenie jest najwyższą władzą Koła. Tworzą je wszyscy członkowie; prawo głosu mają członkowie aktywni (§ 5 ust. 5).</w:t>
+        <w:t xml:space="preserve">Koło ma dwóch opiekunów naukowych, nauczycieli akademickich uczelni: jednego z Wydziału Informatyki i Telekomunikacji i jednego z Wydziału Mechanicznego, powołanych za ich pisemną zgodą.</w:t>
       </w:r>
     </w:p>
     <w:p>
@@ -2212,355 +1152,7 @@
         <w:rPr>
           <w:rFonts w:cstheme="minorHAnsi"/>
         </w:rPr>
-        <w:t xml:space="preserve">Walne Zgromadzenie zwołuje Zarząd:</w:t>
-      </w:r>
-    </w:p>
-    <w:p>
-      <w:pPr>
-        <w:pStyle w:val="Akapitzlist"/>
-        <w:numPr>
-          <w:ilvl w:val="1"/>
-          <w:numId w:val="45"/>
-        </w:numPr>
-        <w:spacing w:before="24" w:after="0" w:line="240" w:lineRule="auto"/>
-        <w:contextualSpacing w:val="0"/>
-        <w:jc w:val="both"/>
-      </w:pPr>
-      <w:r>
-        <w:rPr>
-          <w:rFonts w:cstheme="minorHAnsi"/>
-        </w:rPr>
-        <w:t xml:space="preserve">co najmniej raz w semestrze;</w:t>
-      </w:r>
-    </w:p>
-    <w:p>
-      <w:pPr>
-        <w:pStyle w:val="Akapitzlist"/>
-        <w:numPr>
-          <w:ilvl w:val="1"/>
-          <w:numId w:val="45"/>
-        </w:numPr>
-        <w:spacing w:before="24" w:after="0" w:line="240" w:lineRule="auto"/>
-        <w:contextualSpacing w:val="0"/>
-        <w:jc w:val="both"/>
-      </w:pPr>
-      <w:r>
-        <w:rPr>
-          <w:rFonts w:cstheme="minorHAnsi"/>
-        </w:rPr>
-        <w:t xml:space="preserve">na wniosek opiekuna naukowego;</w:t>
-      </w:r>
-    </w:p>
-    <w:p>
-      <w:pPr>
-        <w:pStyle w:val="Akapitzlist"/>
-        <w:numPr>
-          <w:ilvl w:val="1"/>
-          <w:numId w:val="45"/>
-        </w:numPr>
-        <w:spacing w:before="24" w:after="0" w:line="240" w:lineRule="auto"/>
-        <w:contextualSpacing w:val="0"/>
-        <w:jc w:val="both"/>
-      </w:pPr>
-      <w:r>
-        <w:rPr>
-          <w:rFonts w:cstheme="minorHAnsi"/>
-        </w:rPr>
-        <w:t xml:space="preserve">na wniosek co najmniej 1/3 członków z prawem głosu;</w:t>
-      </w:r>
-    </w:p>
-    <w:p>
-      <w:pPr>
-        <w:pStyle w:val="Akapitzlist"/>
-        <w:numPr>
-          <w:ilvl w:val="1"/>
-          <w:numId w:val="45"/>
-        </w:numPr>
-        <w:spacing w:before="24" w:after="0" w:line="240" w:lineRule="auto"/>
-        <w:contextualSpacing w:val="0"/>
-        <w:jc w:val="both"/>
-      </w:pPr>
-      <w:r>
-        <w:rPr>
-          <w:rFonts w:cstheme="minorHAnsi"/>
-        </w:rPr>
-        <w:t xml:space="preserve">w celu rozpatrzenia odwołania (§ 6 ust. 11).</w:t>
-      </w:r>
-    </w:p>
-    <w:p>
-      <w:pPr>
-        <w:numPr>
-          <w:ilvl w:val="0"/>
-          <w:numId w:val="45"/>
-        </w:numPr>
-        <w:spacing w:before="24" w:after="0" w:line="240" w:lineRule="auto"/>
-        <w:jc w:val="both"/>
-      </w:pPr>
-      <w:r>
-        <w:rPr>
-          <w:rFonts w:cstheme="minorHAnsi"/>
-        </w:rPr>
-        <w:t xml:space="preserve">Zarząd zawiadamia członków o terminie, miejscu i porządku obrad co najmniej 7 dni przed Walnym Zgromadzeniem. Walne Zgromadzenie zwołane na wniosek, o którym mowa w ust. 2 pkt 2.2–2.3, odbywa się nie później niż 30 dni od złożenia wniosku i rozpatruje sprawy, dla których zostało zwołane.</w:t>
-      </w:r>
-    </w:p>
-    <w:p>
-      <w:pPr>
-        <w:numPr>
-          <w:ilvl w:val="0"/>
-          <w:numId w:val="45"/>
-        </w:numPr>
-        <w:spacing w:before="24" w:after="0" w:line="240" w:lineRule="auto"/>
-        <w:jc w:val="both"/>
-      </w:pPr>
-      <w:r>
-        <w:rPr>
-          <w:rFonts w:cstheme="minorHAnsi"/>
-        </w:rPr>
-        <w:t xml:space="preserve">Walne Zgromadzenie może obradować i głosować zdalnie, z identyfikacją uczestników przez konta uczelniane. Głosowania tajne w trybie zdalnym przeprowadza się narzędziem zapewniającym tajność.</w:t>
-      </w:r>
-    </w:p>
-    <w:p>
-      <w:pPr>
-        <w:numPr>
-          <w:ilvl w:val="0"/>
-          <w:numId w:val="45"/>
-        </w:numPr>
-        <w:spacing w:before="24" w:after="0" w:line="240" w:lineRule="auto"/>
-        <w:jc w:val="both"/>
-      </w:pPr>
-      <w:r>
-        <w:rPr>
-          <w:rFonts w:cstheme="minorHAnsi"/>
-        </w:rPr>
-        <w:t xml:space="preserve">Uchwały zapadają zwykłą większością głosów przy obecności co najmniej połowy członków z prawem głosu, chyba że Regulamin stanowi inaczej.</w:t>
-      </w:r>
-    </w:p>
-    <w:p>
-      <w:pPr>
-        <w:numPr>
-          <w:ilvl w:val="0"/>
-          <w:numId w:val="45"/>
-        </w:numPr>
-        <w:spacing w:before="24" w:after="0" w:line="240" w:lineRule="auto"/>
-        <w:jc w:val="both"/>
-      </w:pPr>
-      <w:r>
-        <w:rPr>
-          <w:rFonts w:cstheme="minorHAnsi"/>
-        </w:rPr>
-        <w:t xml:space="preserve">Jeżeli w pierwszym terminie nie ma kworum, Prezes wyznacza drugi termin, nie wcześniej niż 1 dzień i nie później niż 14 dni później. W drugim terminie kworum stanowią obecni członkowie z prawem głosu.</w:t>
-      </w:r>
-    </w:p>
-    <w:p>
-      <w:pPr>
-        <w:numPr>
-          <w:ilvl w:val="0"/>
-          <w:numId w:val="45"/>
-        </w:numPr>
-        <w:spacing w:before="24" w:after="0" w:line="240" w:lineRule="auto"/>
-        <w:jc w:val="both"/>
-      </w:pPr>
-      <w:r>
-        <w:rPr>
-          <w:rFonts w:cstheme="minorHAnsi"/>
-        </w:rPr>
-        <w:t xml:space="preserve">Walne Zgromadzenie wybiera przewodniczącego obrad i protokolanta. Protokół podpisują przewodniczący obrad i protokolant.</w:t>
-      </w:r>
-    </w:p>
-    <w:p>
-      <w:pPr>
-        <w:numPr>
-          <w:ilvl w:val="0"/>
-          <w:numId w:val="45"/>
-        </w:numPr>
-        <w:spacing w:before="24" w:after="0" w:line="240" w:lineRule="auto"/>
-        <w:jc w:val="both"/>
-      </w:pPr>
-      <w:r>
-        <w:rPr>
-          <w:rFonts w:cstheme="minorHAnsi"/>
-        </w:rPr>
-        <w:t xml:space="preserve">Do kompetencji Walnego Zgromadzenia należą:</w:t>
-      </w:r>
-    </w:p>
-    <w:p>
-      <w:pPr>
-        <w:pStyle w:val="Akapitzlist"/>
-        <w:numPr>
-          <w:ilvl w:val="1"/>
-          <w:numId w:val="45"/>
-        </w:numPr>
-        <w:spacing w:before="24" w:after="0" w:line="240" w:lineRule="auto"/>
-        <w:contextualSpacing w:val="0"/>
-        <w:jc w:val="both"/>
-      </w:pPr>
-      <w:r>
-        <w:rPr>
-          <w:rFonts w:cstheme="minorHAnsi"/>
-        </w:rPr>
-        <w:t xml:space="preserve">uchwalanie programu semestralnego i planu pracy Koła;</w:t>
-      </w:r>
-    </w:p>
-    <w:p>
-      <w:pPr>
-        <w:pStyle w:val="Akapitzlist"/>
-        <w:numPr>
-          <w:ilvl w:val="1"/>
-          <w:numId w:val="45"/>
-        </w:numPr>
-        <w:spacing w:before="24" w:after="0" w:line="240" w:lineRule="auto"/>
-        <w:contextualSpacing w:val="0"/>
-        <w:jc w:val="both"/>
-      </w:pPr>
-      <w:r>
-        <w:rPr>
-          <w:rFonts w:cstheme="minorHAnsi"/>
-        </w:rPr>
-        <w:t xml:space="preserve">wybór i odwoływanie Zarządu oraz jego członków;</w:t>
-      </w:r>
-    </w:p>
-    <w:p>
-      <w:pPr>
-        <w:pStyle w:val="Akapitzlist"/>
-        <w:numPr>
-          <w:ilvl w:val="1"/>
-          <w:numId w:val="45"/>
-        </w:numPr>
-        <w:spacing w:before="24" w:after="0" w:line="240" w:lineRule="auto"/>
-        <w:contextualSpacing w:val="0"/>
-        <w:jc w:val="both"/>
-      </w:pPr>
-      <w:r>
-        <w:rPr>
-          <w:rFonts w:cstheme="minorHAnsi"/>
-        </w:rPr>
-        <w:t xml:space="preserve">przyjmowanie planu i podsumowania kadencji Zarządu oraz udzielanie mu absolutorium;</w:t>
-      </w:r>
-    </w:p>
-    <w:p>
-      <w:pPr>
-        <w:pStyle w:val="Akapitzlist"/>
-        <w:numPr>
-          <w:ilvl w:val="1"/>
-          <w:numId w:val="45"/>
-        </w:numPr>
-        <w:spacing w:before="24" w:after="0" w:line="240" w:lineRule="auto"/>
-        <w:contextualSpacing w:val="0"/>
-        <w:jc w:val="both"/>
-      </w:pPr>
-      <w:r>
-        <w:rPr>
-          <w:rFonts w:cstheme="minorHAnsi"/>
-        </w:rPr>
-        <w:t xml:space="preserve">tworzenie i likwidacja sekcji;</w:t>
-      </w:r>
-    </w:p>
-    <w:p>
-      <w:pPr>
-        <w:pStyle w:val="Akapitzlist"/>
-        <w:numPr>
-          <w:ilvl w:val="1"/>
-          <w:numId w:val="45"/>
-        </w:numPr>
-        <w:spacing w:before="24" w:after="0" w:line="240" w:lineRule="auto"/>
-        <w:contextualSpacing w:val="0"/>
-        <w:jc w:val="both"/>
-      </w:pPr>
-      <w:r>
-        <w:rPr>
-          <w:rFonts w:cstheme="minorHAnsi"/>
-        </w:rPr>
-        <w:t xml:space="preserve">uchwalanie wysokości dobrowolnej składki;</w:t>
-      </w:r>
-    </w:p>
-    <w:p>
-      <w:pPr>
-        <w:pStyle w:val="Akapitzlist"/>
-        <w:numPr>
-          <w:ilvl w:val="1"/>
-          <w:numId w:val="45"/>
-        </w:numPr>
-        <w:spacing w:before="24" w:after="0" w:line="240" w:lineRule="auto"/>
-        <w:contextualSpacing w:val="0"/>
-        <w:jc w:val="both"/>
-      </w:pPr>
-      <w:r>
-        <w:rPr>
-          <w:rFonts w:cstheme="minorHAnsi"/>
-        </w:rPr>
-        <w:t xml:space="preserve">powoływanie członków honorowych;</w:t>
-      </w:r>
-    </w:p>
-    <w:p>
-      <w:pPr>
-        <w:pStyle w:val="Akapitzlist"/>
-        <w:numPr>
-          <w:ilvl w:val="1"/>
-          <w:numId w:val="45"/>
-        </w:numPr>
-        <w:spacing w:before="24" w:after="0" w:line="240" w:lineRule="auto"/>
-        <w:contextualSpacing w:val="0"/>
-        <w:jc w:val="both"/>
-      </w:pPr>
-      <w:r>
-        <w:rPr>
-          <w:rFonts w:cstheme="minorHAnsi"/>
-        </w:rPr>
-        <w:t xml:space="preserve">rozpatrywanie odwołań w sprawach członkowskich (§ 6 ust. 11);</w:t>
-      </w:r>
-    </w:p>
-    <w:p>
-      <w:pPr>
-        <w:pStyle w:val="Akapitzlist"/>
-        <w:numPr>
-          <w:ilvl w:val="1"/>
-          <w:numId w:val="45"/>
-        </w:numPr>
-        <w:spacing w:before="24" w:after="0" w:line="240" w:lineRule="auto"/>
-        <w:contextualSpacing w:val="0"/>
-        <w:jc w:val="both"/>
-      </w:pPr>
-      <w:r>
-        <w:rPr>
-          <w:rFonts w:cstheme="minorHAnsi"/>
-        </w:rPr>
-        <w:t xml:space="preserve">uchylanie uchwał Zarządu;</w:t>
-      </w:r>
-    </w:p>
-    <w:p>
-      <w:pPr>
-        <w:pStyle w:val="Akapitzlist"/>
-        <w:numPr>
-          <w:ilvl w:val="1"/>
-          <w:numId w:val="45"/>
-        </w:numPr>
-        <w:spacing w:before="24" w:after="0" w:line="240" w:lineRule="auto"/>
-        <w:contextualSpacing w:val="0"/>
-        <w:jc w:val="both"/>
-      </w:pPr>
-      <w:r>
-        <w:rPr>
-          <w:rFonts w:cstheme="minorHAnsi"/>
-        </w:rPr>
-        <w:t xml:space="preserve">zmiana regulaminu, zawieszenie działalności i rozwiązanie Koła;</w:t>
-      </w:r>
-    </w:p>
-    <w:p>
-      <w:pPr>
-        <w:pStyle w:val="Akapitzlist"/>
-        <w:numPr>
-          <w:ilvl w:val="1"/>
-          <w:numId w:val="45"/>
-        </w:numPr>
-        <w:spacing w:before="24" w:after="0" w:line="240" w:lineRule="auto"/>
-        <w:contextualSpacing w:val="0"/>
-        <w:jc w:val="both"/>
-      </w:pPr>
-      <w:r>
-        <w:rPr>
-          <w:rFonts w:cstheme="minorHAnsi"/>
-        </w:rPr>
-        <w:t xml:space="preserve">sprawy niezastrzeżone dla Zarządu.</w:t>
+        <w:t xml:space="preserve">Opiekun nadzoruje zgodność działań Koła z Regulaminem, podpisuje plany pracy, wnioski o dofinansowanie i sprawozdania oraz może zwołać Walne Zgromadzenie.</w:t>
       </w:r>
     </w:p>
     <w:p>
@@ -2588,7 +1180,7 @@
           <w:rFonts w:cstheme="minorHAnsi"/>
           <w:b/>
         </w:rPr>
-        <w:t xml:space="preserve">Zarząd</w:t>
+        <w:t xml:space="preserve">Współpraca i startupy</w:t>
       </w:r>
     </w:p>
     <w:p>
@@ -2604,61 +1196,7 @@
         <w:rPr>
           <w:rFonts w:cstheme="minorHAnsi"/>
         </w:rPr>
-        <w:t xml:space="preserve">Zarząd składa się z trzech osób:</w:t>
-      </w:r>
-    </w:p>
-    <w:p>
-      <w:pPr>
-        <w:pStyle w:val="Akapitzlist"/>
-        <w:numPr>
-          <w:ilvl w:val="1"/>
-          <w:numId w:val="46"/>
-        </w:numPr>
-        <w:spacing w:before="24" w:after="0" w:line="240" w:lineRule="auto"/>
-        <w:contextualSpacing w:val="0"/>
-        <w:jc w:val="both"/>
-      </w:pPr>
-      <w:r>
-        <w:rPr>
-          <w:rFonts w:cstheme="minorHAnsi"/>
-        </w:rPr>
-        <w:t xml:space="preserve">Prezesa;</w:t>
-      </w:r>
-    </w:p>
-    <w:p>
-      <w:pPr>
-        <w:pStyle w:val="Akapitzlist"/>
-        <w:numPr>
-          <w:ilvl w:val="1"/>
-          <w:numId w:val="46"/>
-        </w:numPr>
-        <w:spacing w:before="24" w:after="0" w:line="240" w:lineRule="auto"/>
-        <w:contextualSpacing w:val="0"/>
-        <w:jc w:val="both"/>
-      </w:pPr>
-      <w:r>
-        <w:rPr>
-          <w:rFonts w:cstheme="minorHAnsi"/>
-        </w:rPr>
-        <w:t xml:space="preserve">Wiceprezesa;</w:t>
-      </w:r>
-    </w:p>
-    <w:p>
-      <w:pPr>
-        <w:pStyle w:val="Akapitzlist"/>
-        <w:numPr>
-          <w:ilvl w:val="1"/>
-          <w:numId w:val="46"/>
-        </w:numPr>
-        <w:spacing w:before="24" w:after="0" w:line="240" w:lineRule="auto"/>
-        <w:contextualSpacing w:val="0"/>
-        <w:jc w:val="both"/>
-      </w:pPr>
-      <w:r>
-        <w:rPr>
-          <w:rFonts w:cstheme="minorHAnsi"/>
-        </w:rPr>
-        <w:t xml:space="preserve">Skarbnika.</w:t>
+        <w:t xml:space="preserve">Koło współpracuje z kolektywem Machinekind na podstawie umowy między uczelnią a kolektywem. Koło nie zawiera umów samodzielnie.</w:t>
       </w:r>
     </w:p>
     <w:p>
@@ -2674,7 +1212,7 @@
         <w:rPr>
           <w:rFonts w:cstheme="minorHAnsi"/>
         </w:rPr>
-        <w:t xml:space="preserve">Członkiem Zarządu może być wyłącznie członek aktywny będący studentem lub doktorantem uczelni.</w:t>
+        <w:t xml:space="preserve">Własność wyników prac i zasady ich publikacji określa oświadczenie o własności intelektualnej uzgodnione z uczelnią. Zasadą jest publikowanie kodu i dokumentacji na licencji Apache-2.0.</w:t>
       </w:r>
     </w:p>
     <w:p>
@@ -2690,295 +1228,7 @@
         <w:rPr>
           <w:rFonts w:cstheme="minorHAnsi"/>
         </w:rPr>
-        <w:t xml:space="preserve">Zarząd kieruje bieżącą działalnością Koła, w szczególności:</w:t>
-      </w:r>
-    </w:p>
-    <w:p>
-      <w:pPr>
-        <w:pStyle w:val="Akapitzlist"/>
-        <w:numPr>
-          <w:ilvl w:val="1"/>
-          <w:numId w:val="46"/>
-        </w:numPr>
-        <w:spacing w:before="24" w:after="0" w:line="240" w:lineRule="auto"/>
-        <w:contextualSpacing w:val="0"/>
-        <w:jc w:val="both"/>
-      </w:pPr>
-      <w:r>
-        <w:rPr>
-          <w:rFonts w:cstheme="minorHAnsi"/>
-        </w:rPr>
-        <w:t xml:space="preserve">reprezentuje Koło wobec władz uczelni, Machinekind i innych partnerów;</w:t>
-      </w:r>
-    </w:p>
-    <w:p>
-      <w:pPr>
-        <w:pStyle w:val="Akapitzlist"/>
-        <w:numPr>
-          <w:ilvl w:val="1"/>
-          <w:numId w:val="46"/>
-        </w:numPr>
-        <w:spacing w:before="24" w:after="0" w:line="240" w:lineRule="auto"/>
-        <w:contextualSpacing w:val="0"/>
-        <w:jc w:val="both"/>
-      </w:pPr>
-      <w:r>
-        <w:rPr>
-          <w:rFonts w:cstheme="minorHAnsi"/>
-        </w:rPr>
-        <w:t xml:space="preserve">opracowuje plan pracy i program semestralny i przedstawia je Walnemu Zgromadzeniu;</w:t>
-      </w:r>
-    </w:p>
-    <w:p>
-      <w:pPr>
-        <w:pStyle w:val="Akapitzlist"/>
-        <w:numPr>
-          <w:ilvl w:val="1"/>
-          <w:numId w:val="46"/>
-        </w:numPr>
-        <w:spacing w:before="24" w:after="0" w:line="240" w:lineRule="auto"/>
-        <w:contextualSpacing w:val="0"/>
-        <w:jc w:val="both"/>
-      </w:pPr>
-      <w:r>
-        <w:rPr>
-          <w:rFonts w:cstheme="minorHAnsi"/>
-        </w:rPr>
-        <w:t xml:space="preserve">przyjmuje członków i prowadzi postępowania z § 6;</w:t>
-      </w:r>
-    </w:p>
-    <w:p>
-      <w:pPr>
-        <w:pStyle w:val="Akapitzlist"/>
-        <w:numPr>
-          <w:ilvl w:val="1"/>
-          <w:numId w:val="46"/>
-        </w:numPr>
-        <w:spacing w:before="24" w:after="0" w:line="240" w:lineRule="auto"/>
-        <w:contextualSpacing w:val="0"/>
-        <w:jc w:val="both"/>
-      </w:pPr>
-      <w:r>
-        <w:rPr>
-          <w:rFonts w:cstheme="minorHAnsi"/>
-        </w:rPr>
-        <w:t xml:space="preserve">prowadzi ewidencję członków;</w:t>
-      </w:r>
-    </w:p>
-    <w:p>
-      <w:pPr>
-        <w:pStyle w:val="Akapitzlist"/>
-        <w:numPr>
-          <w:ilvl w:val="1"/>
-          <w:numId w:val="46"/>
-        </w:numPr>
-        <w:spacing w:before="24" w:after="0" w:line="240" w:lineRule="auto"/>
-        <w:contextualSpacing w:val="0"/>
-        <w:jc w:val="both"/>
-      </w:pPr>
-      <w:r>
-        <w:rPr>
-          <w:rFonts w:cstheme="minorHAnsi"/>
-        </w:rPr>
-        <w:t xml:space="preserve">zarządza środkami i mieniem w dyspozycji Koła;</w:t>
-      </w:r>
-    </w:p>
-    <w:p>
-      <w:pPr>
-        <w:pStyle w:val="Akapitzlist"/>
-        <w:numPr>
-          <w:ilvl w:val="1"/>
-          <w:numId w:val="46"/>
-        </w:numPr>
-        <w:spacing w:before="24" w:after="0" w:line="240" w:lineRule="auto"/>
-        <w:contextualSpacing w:val="0"/>
-        <w:jc w:val="both"/>
-      </w:pPr>
-      <w:r>
-        <w:rPr>
-          <w:rFonts w:cstheme="minorHAnsi"/>
-        </w:rPr>
-        <w:t xml:space="preserve">składa wnioski o dofinansowanie i rozlicza przyznane środki;</w:t>
-      </w:r>
-    </w:p>
-    <w:p>
-      <w:pPr>
-        <w:pStyle w:val="Akapitzlist"/>
-        <w:numPr>
-          <w:ilvl w:val="1"/>
-          <w:numId w:val="46"/>
-        </w:numPr>
-        <w:spacing w:before="24" w:after="0" w:line="240" w:lineRule="auto"/>
-        <w:contextualSpacing w:val="0"/>
-        <w:jc w:val="both"/>
-      </w:pPr>
-      <w:r>
-        <w:rPr>
-          <w:rFonts w:cstheme="minorHAnsi"/>
-        </w:rPr>
-        <w:t xml:space="preserve">przygotowuje sprawozdanie roczne i plan pracy (§ 14);</w:t>
-      </w:r>
-    </w:p>
-    <w:p>
-      <w:pPr>
-        <w:pStyle w:val="Akapitzlist"/>
-        <w:numPr>
-          <w:ilvl w:val="1"/>
-          <w:numId w:val="46"/>
-        </w:numPr>
-        <w:spacing w:before="24" w:after="0" w:line="240" w:lineRule="auto"/>
-        <w:contextualSpacing w:val="0"/>
-        <w:jc w:val="both"/>
-      </w:pPr>
-      <w:r>
-        <w:rPr>
-          <w:rFonts w:cstheme="minorHAnsi"/>
-        </w:rPr>
-        <w:t xml:space="preserve">zwołuje Walne Zgromadzenie i wykonuje jego uchwały.</w:t>
-      </w:r>
-    </w:p>
-    <w:p>
-      <w:pPr>
-        <w:numPr>
-          <w:ilvl w:val="0"/>
-          <w:numId w:val="46"/>
-        </w:numPr>
-        <w:spacing w:before="24" w:after="0" w:line="240" w:lineRule="auto"/>
-        <w:jc w:val="both"/>
-      </w:pPr>
-      <w:r>
-        <w:rPr>
-          <w:rFonts w:cstheme="minorHAnsi"/>
-        </w:rPr>
-        <w:t xml:space="preserve">Prezes kieruje pracami Zarządu, reprezentuje Koło na zewnątrz i odpowiada za działalność Koła przed władzami uczelni. Oświadczenia w imieniu Koła składa Prezes albo, w zakresie przez niego powierzonym, inny członek Zarządu.</w:t>
-      </w:r>
-    </w:p>
-    <w:p>
-      <w:pPr>
-        <w:numPr>
-          <w:ilvl w:val="0"/>
-          <w:numId w:val="46"/>
-        </w:numPr>
-        <w:spacing w:before="24" w:after="0" w:line="240" w:lineRule="auto"/>
-        <w:jc w:val="both"/>
-      </w:pPr>
-      <w:r>
-        <w:rPr>
-          <w:rFonts w:cstheme="minorHAnsi"/>
-        </w:rPr>
-        <w:t xml:space="preserve">Wiceprezes zastępuje Prezesa w czasie jego nieobecności oraz koordynuje pracę sekcji i współpracę z partnerami.</w:t>
-      </w:r>
-    </w:p>
-    <w:p>
-      <w:pPr>
-        <w:numPr>
-          <w:ilvl w:val="0"/>
-          <w:numId w:val="46"/>
-        </w:numPr>
-        <w:spacing w:before="24" w:after="0" w:line="240" w:lineRule="auto"/>
-        <w:jc w:val="both"/>
-      </w:pPr>
-      <w:r>
-        <w:rPr>
-          <w:rFonts w:cstheme="minorHAnsi"/>
-        </w:rPr>
-        <w:t xml:space="preserve">Skarbnik prowadzi sprawy finansowe Koła: przygotowuje wnioski o dofinansowanie i rozliczenia, prowadzi ewidencję wydatków i sprzętu oraz przedstawia sprawozdanie finansowe Walnemu Zgromadzeniu.</w:t>
-      </w:r>
-    </w:p>
-    <w:p>
-      <w:pPr>
-        <w:numPr>
-          <w:ilvl w:val="0"/>
-          <w:numId w:val="46"/>
-        </w:numPr>
-        <w:spacing w:before="24" w:after="0" w:line="240" w:lineRule="auto"/>
-        <w:jc w:val="both"/>
-      </w:pPr>
-      <w:r>
-        <w:rPr>
-          <w:rFonts w:cstheme="minorHAnsi"/>
-        </w:rPr>
-        <w:t xml:space="preserve">Zarząd podejmuje uchwały zwykłą większością głosów przy obecności co najmniej dwóch członków Zarządu. Uchwały Zarządu są protokołowane. Przy równej liczbie głosów rozstrzyga głos Prezesa, z zastrzeżeniem § 6 ust. 9.</w:t>
-      </w:r>
-    </w:p>
-    <w:p>
-      <w:pPr>
-        <w:numPr>
-          <w:ilvl w:val="0"/>
-          <w:numId w:val="46"/>
-        </w:numPr>
-        <w:spacing w:before="24" w:after="0" w:line="240" w:lineRule="auto"/>
-        <w:jc w:val="both"/>
-      </w:pPr>
-      <w:r>
-        <w:rPr>
-          <w:rFonts w:cstheme="minorHAnsi"/>
-        </w:rPr>
-        <w:t xml:space="preserve">Kadencja Zarządu obejmuje rok akademicki; Zarząd działa do dnia wyboru nowego Zarządu. Wybory odbywają się na Walnym Zgromadzeniu do końca listopada. Pierwszy Zarząd wybiera zebranie założycielskie; jego kadencja trwa do końca roku akademickiego, w którym Koło zostało zarejestrowane. Tę samą funkcję można pełnić najwyżej przez dwie kolejne kadencje.</w:t>
-      </w:r>
-    </w:p>
-    <w:p>
-      <w:pPr>
-        <w:numPr>
-          <w:ilvl w:val="0"/>
-          <w:numId w:val="46"/>
-        </w:numPr>
-        <w:spacing w:before="24" w:after="0" w:line="240" w:lineRule="auto"/>
-        <w:jc w:val="both"/>
-      </w:pPr>
-      <w:r>
-        <w:rPr>
-          <w:rFonts w:cstheme="minorHAnsi"/>
-        </w:rPr>
-        <w:t xml:space="preserve">Członków Zarządu wybiera Walne Zgromadzenie w głosowaniu tajnym, osobno na każdą funkcję, zwykłą większością głosów.</w:t>
-      </w:r>
-    </w:p>
-    <w:p>
-      <w:pPr>
-        <w:numPr>
-          <w:ilvl w:val="0"/>
-          <w:numId w:val="46"/>
-        </w:numPr>
-        <w:spacing w:before="24" w:after="0" w:line="240" w:lineRule="auto"/>
-        <w:jc w:val="both"/>
-      </w:pPr>
-      <w:r>
-        <w:rPr>
-          <w:rFonts w:cstheme="minorHAnsi"/>
-        </w:rPr>
-        <w:t xml:space="preserve">Członka Zarządu można odwołać przed końcem kadencji uchwałą Walnego Zgromadzenia podjętą większością 2/3 głosów, po umożliwieniu mu złożenia wyjaśnień.</w:t>
-      </w:r>
-    </w:p>
-    <w:p>
-      <w:pPr>
-        <w:numPr>
-          <w:ilvl w:val="0"/>
-          <w:numId w:val="46"/>
-        </w:numPr>
-        <w:spacing w:before="24" w:after="0" w:line="240" w:lineRule="auto"/>
-        <w:jc w:val="both"/>
-      </w:pPr>
-      <w:r>
-        <w:rPr>
-          <w:rFonts w:cstheme="minorHAnsi"/>
-        </w:rPr>
-        <w:t xml:space="preserve">Rezygnację z funkcji składa się pisemnie Zarządowi, a rezygnację Prezesa opiekunowi naukowemu. Wybory uzupełniające przeprowadza się w ciągu 30 dni.</w:t>
-      </w:r>
-    </w:p>
-    <w:p>
-      <w:pPr>
-        <w:numPr>
-          <w:ilvl w:val="0"/>
-          <w:numId w:val="46"/>
-        </w:numPr>
-        <w:spacing w:before="24" w:after="0" w:line="240" w:lineRule="auto"/>
-        <w:jc w:val="both"/>
-      </w:pPr>
-      <w:r>
-        <w:rPr>
-          <w:rFonts w:cstheme="minorHAnsi"/>
-        </w:rPr>
-        <w:t xml:space="preserve">W ciągu pierwszych dwóch miesięcy kadencji Zarząd przedstawia Walnemu Zgromadzeniu plan kadencji: cele, kalendarz, preliminarz i zasoby. Na koniec kadencji przedstawia podsumowanie: działające wyniki, stan sprzętu i finansów. Ustępujący Zarząd wprowadza następców w sprawy Koła przez co najmniej miesiąc.</w:t>
+        <w:t xml:space="preserve">Startupy członków są prowadzone poza Kołem. Koło nie obejmuje udziałów w spółkach i nie pośredniczy w inwestycjach. Osoba związana ze startupem lub funduszem nie rozstrzyga w Kole spraw tego podmiotu.</w:t>
       </w:r>
     </w:p>
     <w:p>
@@ -3006,7 +1256,7 @@
           <w:rFonts w:cstheme="minorHAnsi"/>
           <w:b/>
         </w:rPr>
-        <w:t xml:space="preserve">Kontrola działań Zarządu</w:t>
+        <w:t xml:space="preserve">Postanowienia końcowe</w:t>
       </w:r>
     </w:p>
     <w:p>
@@ -3022,7 +1272,7 @@
         <w:rPr>
           <w:rFonts w:cstheme="minorHAnsi"/>
         </w:rPr>
-        <w:t xml:space="preserve">Co najmniej trzech członków aktywnych może złożyć Zarządowi pisemne zapytanie dotyczące wydatków, sprzętu, przyjęć i wykluczeń członków, projektów oraz relacji z partnerami.</w:t>
+        <w:t xml:space="preserve">Zmiana Regulaminu wymaga uchwały Walnego Zgromadzenia podjętej większością 2/3 głosów przy obecności co najmniej połowy członków zwyczajnych.</w:t>
       </w:r>
     </w:p>
     <w:p>
@@ -3038,7 +1288,7 @@
         <w:rPr>
           <w:rFonts w:cstheme="minorHAnsi"/>
         </w:rPr>
-        <w:t xml:space="preserve">Zarząd odpowiada na piśmie w terminie 14 dni i udostępnia pytającym dokumenty, o ile nie sprzeciwiają się temu przepisy o ochronie danych osobowych lub zobowiązania poufności wobec partnerów.</w:t>
+        <w:t xml:space="preserve">Walne Zgromadzenie może rozwiązać Koło większością 2/3 głosów przy obecności co najmniej połowy członków zwyczajnych. Koło ulega rozwiązaniu, jeżeli przez dwa lata nie odbyło się Walne Zgromadzenie, którego protokół przekazano Rektorowi Politechniki Wrocławskiej.</w:t>
       </w:r>
     </w:p>
     <w:p>
@@ -3054,42 +1304,14 @@
         <w:rPr>
           <w:rFonts w:cstheme="minorHAnsi"/>
         </w:rPr>
-        <w:t xml:space="preserve">Jeżeli odpowiedź nie zostanie udzielona albo pytający uznają ją za niewystarczającą, mogą zażądać zwołania Walnego Zgromadzenia (§ 8 ust. 2 pkt 2.3), które może uchylić uchwałę Zarządu lub odwołać członka Zarządu.</w:t>
-      </w:r>
-    </w:p>
-    <w:p>
-      <w:pPr>
-        <w:keepNext/>
-        <w:spacing w:before="240" w:after="0"/>
-        <w:jc w:val="center"/>
-      </w:pPr>
-      <w:r>
-        <w:rPr>
-          <w:rFonts w:cstheme="minorHAnsi"/>
-          <w:b/>
-        </w:rPr>
-        <w:t xml:space="preserve">§ 11</w:t>
-      </w:r>
-    </w:p>
-    <w:p>
-      <w:pPr>
-        <w:keepNext/>
-        <w:spacing w:before="0" w:after="120"/>
-        <w:jc w:val="center"/>
-      </w:pPr>
-      <w:r>
-        <w:rPr>
-          <w:rFonts w:cstheme="minorHAnsi"/>
-          <w:b/>
-        </w:rPr>
-        <w:t xml:space="preserve">Sekcje</w:t>
+        <w:t xml:space="preserve">Rektor Politechniki Wrocławskiej, w drodze decyzji administracyjnej, rozwiązuje Koło, które rażąco lub uporczywie narusza przepisy prawa powszechnie obowiązującego, statut uczelni, regulamin studiów lub Regulamin.</w:t>
       </w:r>
     </w:p>
     <w:p>
       <w:pPr>
         <w:numPr>
           <w:ilvl w:val="0"/>
-          <w:numId w:val="48"/>
+          <w:numId w:val="47"/>
         </w:numPr>
         <w:spacing w:before="24" w:after="0" w:line="240" w:lineRule="auto"/>
         <w:jc w:val="both"/>
@@ -3098,104 +1320,14 @@
         <w:rPr>
           <w:rFonts w:cstheme="minorHAnsi"/>
         </w:rPr>
-        <w:t xml:space="preserve">Prace Koła prowadzą sekcje:</w:t>
-      </w:r>
-    </w:p>
-    <w:p>
-      <w:pPr>
-        <w:pStyle w:val="Akapitzlist"/>
-        <w:numPr>
-          <w:ilvl w:val="1"/>
-          <w:numId w:val="48"/>
-        </w:numPr>
-        <w:spacing w:before="24" w:after="0" w:line="240" w:lineRule="auto"/>
-        <w:contextualSpacing w:val="0"/>
-        <w:jc w:val="both"/>
-      </w:pPr>
-      <w:r>
-        <w:rPr>
-          <w:rFonts w:cstheme="minorHAnsi"/>
-        </w:rPr>
-        <w:t xml:space="preserve">Sekcja Lokomocji (Locomotion AI): uczenie lokomocji, uczenie ze wzmocnieniem, symulacja, przenoszenie wyników z symulacji na maszynę;</w:t>
-      </w:r>
-    </w:p>
-    <w:p>
-      <w:pPr>
-        <w:pStyle w:val="Akapitzlist"/>
-        <w:numPr>
-          <w:ilvl w:val="1"/>
-          <w:numId w:val="48"/>
-        </w:numPr>
-        <w:spacing w:before="24" w:after="0" w:line="240" w:lineRule="auto"/>
-        <w:contextualSpacing w:val="0"/>
-        <w:jc w:val="both"/>
-      </w:pPr>
-      <w:r>
-        <w:rPr>
-          <w:rFonts w:cstheme="minorHAnsi"/>
-        </w:rPr>
-        <w:t xml:space="preserve">Sekcja Modeli Świata (World Models &amp; VLM): percepcja, modele świata, modele wizyjno-językowe, planowanie;</w:t>
-      </w:r>
-    </w:p>
-    <w:p>
-      <w:pPr>
-        <w:pStyle w:val="Akapitzlist"/>
-        <w:numPr>
-          <w:ilvl w:val="1"/>
-          <w:numId w:val="48"/>
-        </w:numPr>
-        <w:spacing w:before="24" w:after="0" w:line="240" w:lineRule="auto"/>
-        <w:contextualSpacing w:val="0"/>
-        <w:jc w:val="both"/>
-      </w:pPr>
-      <w:r>
-        <w:rPr>
-          <w:rFonts w:cstheme="minorHAnsi"/>
-        </w:rPr>
-        <w:t xml:space="preserve">Sekcja Konstrukcji i Wytwarzania (Robotics Engineering &amp; Manufacturing): mechanika, konstrukcja, napędy, kinematyka i dynamika, wytwarzanie i montaż;</w:t>
-      </w:r>
-    </w:p>
-    <w:p>
-      <w:pPr>
-        <w:pStyle w:val="Akapitzlist"/>
-        <w:numPr>
-          <w:ilvl w:val="1"/>
-          <w:numId w:val="48"/>
-        </w:numPr>
-        <w:spacing w:before="24" w:after="0" w:line="240" w:lineRule="auto"/>
-        <w:contextualSpacing w:val="0"/>
-        <w:jc w:val="both"/>
-      </w:pPr>
-      <w:r>
-        <w:rPr>
-          <w:rFonts w:cstheme="minorHAnsi"/>
-        </w:rPr>
-        <w:t xml:space="preserve">Sekcja Automatyki i Systemów Wbudowanych (Control &amp; Embedded Systems): automatyka i sterowanie, elektronika, zasilanie, czujniki, systemy wbudowane, oprogramowanie czasu rzeczywistego;</w:t>
-      </w:r>
-    </w:p>
-    <w:p>
-      <w:pPr>
-        <w:pStyle w:val="Akapitzlist"/>
-        <w:numPr>
-          <w:ilvl w:val="1"/>
-          <w:numId w:val="48"/>
-        </w:numPr>
-        <w:spacing w:before="24" w:after="0" w:line="240" w:lineRule="auto"/>
-        <w:contextualSpacing w:val="0"/>
-        <w:jc w:val="both"/>
-      </w:pPr>
-      <w:r>
-        <w:rPr>
-          <w:rFonts w:cstheme="minorHAnsi"/>
-        </w:rPr>
-        <w:t xml:space="preserve">Sekcja Wzornictwa i Prowadzenia Projektów (Design &amp; Program): wzornictwo przemysłowe, prowadzenie projektów, przygotowanie zespołów startupowych.</w:t>
+        <w:t xml:space="preserve">Pierwszy Zarząd wybiera zebranie założycielskie, które wykonuje uprawnienia Walnego Zgromadzenia.</w:t>
       </w:r>
     </w:p>
     <w:p>
       <w:pPr>
         <w:numPr>
           <w:ilvl w:val="0"/>
-          <w:numId w:val="48"/>
+          <w:numId w:val="47"/>
         </w:numPr>
         <w:spacing w:before="24" w:after="0" w:line="240" w:lineRule="auto"/>
         <w:jc w:val="both"/>
@@ -3204,729 +1336,7 @@
         <w:rPr>
           <w:rFonts w:cstheme="minorHAnsi"/>
         </w:rPr>
-        <w:t xml:space="preserve">Pracą sekcji kieruje prowadzący sekcję, wybierany przez członków sekcji na semestr i zatwierdzany przez Zarząd. Prowadzący sekcję odpowiada za cele semestru sekcji, potwierdza spełnienie kryteriów odbioru zadań i uczestniczy w przeglądzie aktywności (§ 6 ust. 2).</w:t>
-      </w:r>
-    </w:p>
-    <w:p>
-      <w:pPr>
-        <w:numPr>
-          <w:ilvl w:val="0"/>
-          <w:numId w:val="48"/>
-        </w:numPr>
-        <w:spacing w:before="24" w:after="0" w:line="240" w:lineRule="auto"/>
-        <w:jc w:val="both"/>
-      </w:pPr>
-      <w:r>
-        <w:rPr>
-          <w:rFonts w:cstheme="minorHAnsi"/>
-        </w:rPr>
-        <w:t xml:space="preserve">Mentora merytorycznego sekcji może wskazać Machinekind; mentor nie jest członkiem władz Koła.</w:t>
-      </w:r>
-    </w:p>
-    <w:p>
-      <w:pPr>
-        <w:numPr>
-          <w:ilvl w:val="0"/>
-          <w:numId w:val="48"/>
-        </w:numPr>
-        <w:spacing w:before="24" w:after="0" w:line="240" w:lineRule="auto"/>
-        <w:jc w:val="both"/>
-      </w:pPr>
-      <w:r>
-        <w:rPr>
-          <w:rFonts w:cstheme="minorHAnsi"/>
-        </w:rPr>
-        <w:t xml:space="preserve">Do budowy konkretnej maszyny, w szczególności robota humanoidalnego lub czworonożnego, Zarząd powołuje zespół projektowy złożony z członków różnych sekcji, z kierownikiem projektu. Zespół projektowy ma cel, harmonogram i kryterium odbioru zgodne z § 2 ust. 2 pkt 2.1.</w:t>
-      </w:r>
-    </w:p>
-    <w:p>
-      <w:pPr>
-        <w:numPr>
-          <w:ilvl w:val="0"/>
-          <w:numId w:val="48"/>
-        </w:numPr>
-        <w:spacing w:before="24" w:after="0" w:line="240" w:lineRule="auto"/>
-        <w:jc w:val="both"/>
-      </w:pPr>
-      <w:r>
-        <w:rPr>
-          <w:rFonts w:cstheme="minorHAnsi"/>
-        </w:rPr>
-        <w:t xml:space="preserve">Walne Zgromadzenie może utworzyć nową sekcję albo zlikwidować sekcję, która przez semestr nie prowadzi prac.</w:t>
-      </w:r>
-    </w:p>
-    <w:p>
-      <w:pPr>
-        <w:keepNext/>
-        <w:spacing w:before="240" w:after="0"/>
-        <w:jc w:val="center"/>
-      </w:pPr>
-      <w:r>
-        <w:rPr>
-          <w:rFonts w:cstheme="minorHAnsi"/>
-          <w:b/>
-        </w:rPr>
-        <w:t xml:space="preserve">§ 12</w:t>
-      </w:r>
-    </w:p>
-    <w:p>
-      <w:pPr>
-        <w:keepNext/>
-        <w:spacing w:before="0" w:after="120"/>
-        <w:jc w:val="center"/>
-      </w:pPr>
-      <w:r>
-        <w:rPr>
-          <w:rFonts w:cstheme="minorHAnsi"/>
-          <w:b/>
-        </w:rPr>
-        <w:t xml:space="preserve">Opiekun naukowy</w:t>
-      </w:r>
-    </w:p>
-    <w:p>
-      <w:pPr>
-        <w:numPr>
-          <w:ilvl w:val="0"/>
-          <w:numId w:val="49"/>
-        </w:numPr>
-        <w:spacing w:before="24" w:after="0" w:line="240" w:lineRule="auto"/>
-        <w:jc w:val="both"/>
-      </w:pPr>
-      <w:r>
-        <w:rPr>
-          <w:rFonts w:cstheme="minorHAnsi"/>
-        </w:rPr>
-        <w:t xml:space="preserve">Opiekuna naukowego powołuje właściwy organ uczelni na wniosek członków Koła. Opiekunem jest nauczyciel akademicki zatrudniony na uczelni, który wyraził pisemną zgodę.</w:t>
-      </w:r>
-    </w:p>
-    <w:p>
-      <w:pPr>
-        <w:numPr>
-          <w:ilvl w:val="0"/>
-          <w:numId w:val="49"/>
-        </w:numPr>
-        <w:spacing w:before="24" w:after="0" w:line="240" w:lineRule="auto"/>
-        <w:jc w:val="both"/>
-      </w:pPr>
-      <w:r>
-        <w:rPr>
-          <w:rFonts w:cstheme="minorHAnsi"/>
-        </w:rPr>
-        <w:t xml:space="preserve">Opiekun naukowy:</w:t>
-      </w:r>
-    </w:p>
-    <w:p>
-      <w:pPr>
-        <w:pStyle w:val="Akapitzlist"/>
-        <w:numPr>
-          <w:ilvl w:val="1"/>
-          <w:numId w:val="49"/>
-        </w:numPr>
-        <w:spacing w:before="24" w:after="0" w:line="240" w:lineRule="auto"/>
-        <w:contextualSpacing w:val="0"/>
-        <w:jc w:val="both"/>
-      </w:pPr>
-      <w:r>
-        <w:rPr>
-          <w:rFonts w:cstheme="minorHAnsi"/>
-        </w:rPr>
-        <w:t xml:space="preserve">nadzoruje zgodność działalności Koła z jego celami oraz jego działalność merytoryczno-finansową;</w:t>
-      </w:r>
-    </w:p>
-    <w:p>
-      <w:pPr>
-        <w:pStyle w:val="Akapitzlist"/>
-        <w:numPr>
-          <w:ilvl w:val="1"/>
-          <w:numId w:val="49"/>
-        </w:numPr>
-        <w:spacing w:before="24" w:after="0" w:line="240" w:lineRule="auto"/>
-        <w:contextualSpacing w:val="0"/>
-        <w:jc w:val="both"/>
-      </w:pPr>
-      <w:r>
-        <w:rPr>
-          <w:rFonts w:cstheme="minorHAnsi"/>
-        </w:rPr>
-        <w:t xml:space="preserve">podpisuje plany pracy, wnioski o dofinansowanie, sprawozdania i rozliczenia;</w:t>
-      </w:r>
-    </w:p>
-    <w:p>
-      <w:pPr>
-        <w:pStyle w:val="Akapitzlist"/>
-        <w:numPr>
-          <w:ilvl w:val="1"/>
-          <w:numId w:val="49"/>
-        </w:numPr>
-        <w:spacing w:before="24" w:after="0" w:line="240" w:lineRule="auto"/>
-        <w:contextualSpacing w:val="0"/>
-        <w:jc w:val="both"/>
-      </w:pPr>
-      <w:r>
-        <w:rPr>
-          <w:rFonts w:cstheme="minorHAnsi"/>
-        </w:rPr>
-        <w:t xml:space="preserve">opiniuje program semestralny i plan badań Koła;</w:t>
-      </w:r>
-    </w:p>
-    <w:p>
-      <w:pPr>
-        <w:pStyle w:val="Akapitzlist"/>
-        <w:numPr>
-          <w:ilvl w:val="1"/>
-          <w:numId w:val="49"/>
-        </w:numPr>
-        <w:spacing w:before="24" w:after="0" w:line="240" w:lineRule="auto"/>
-        <w:contextualSpacing w:val="0"/>
-        <w:jc w:val="both"/>
-      </w:pPr>
-      <w:r>
-        <w:rPr>
-          <w:rFonts w:cstheme="minorHAnsi"/>
-        </w:rPr>
-        <w:t xml:space="preserve">akceptuje zmiany regulaminu przed ich zgłoszeniem uczelni;</w:t>
-      </w:r>
-    </w:p>
-    <w:p>
-      <w:pPr>
-        <w:pStyle w:val="Akapitzlist"/>
-        <w:numPr>
-          <w:ilvl w:val="1"/>
-          <w:numId w:val="49"/>
-        </w:numPr>
-        <w:spacing w:before="24" w:after="0" w:line="240" w:lineRule="auto"/>
-        <w:contextualSpacing w:val="0"/>
-        <w:jc w:val="both"/>
-      </w:pPr>
-      <w:r>
-        <w:rPr>
-          <w:rFonts w:cstheme="minorHAnsi"/>
-        </w:rPr>
-        <w:t xml:space="preserve">może zwołać Walne Zgromadzenie.</w:t>
-      </w:r>
-    </w:p>
-    <w:p>
-      <w:pPr>
-        <w:numPr>
-          <w:ilvl w:val="0"/>
-          <w:numId w:val="49"/>
-        </w:numPr>
-        <w:spacing w:before="24" w:after="0" w:line="240" w:lineRule="auto"/>
-        <w:jc w:val="both"/>
-      </w:pPr>
-      <w:r>
-        <w:rPr>
-          <w:rFonts w:cstheme="minorHAnsi"/>
-        </w:rPr>
-        <w:t xml:space="preserve">Koło ma dwóch opiekunów naukowych: jednego z Wydziału Informatyki i Telekomunikacji i jednego z Wydziału Mechanicznego. Każdy z nich wykonuje uprawnienia z ust. 2; dokumenty podpisuje co najmniej jeden z nich, a dokumenty dotyczące mienia lub środków danego wydziału: opiekun z tego wydziału.</w:t>
-      </w:r>
-    </w:p>
-    <w:p>
-      <w:pPr>
-        <w:keepNext/>
-        <w:spacing w:before="240" w:after="0"/>
-        <w:jc w:val="center"/>
-      </w:pPr>
-      <w:r>
-        <w:rPr>
-          <w:rFonts w:cstheme="minorHAnsi"/>
-          <w:b/>
-        </w:rPr>
-        <w:t xml:space="preserve">§ 13</w:t>
-      </w:r>
-    </w:p>
-    <w:p>
-      <w:pPr>
-        <w:keepNext/>
-        <w:spacing w:before="0" w:after="120"/>
-        <w:jc w:val="center"/>
-      </w:pPr>
-      <w:r>
-        <w:rPr>
-          <w:rFonts w:cstheme="minorHAnsi"/>
-          <w:b/>
-        </w:rPr>
-        <w:t xml:space="preserve">Współpraca, własność wyników i przedsięwzięcia członków</w:t>
-      </w:r>
-    </w:p>
-    <w:p>
-      <w:pPr>
-        <w:numPr>
-          <w:ilvl w:val="0"/>
-          <w:numId w:val="50"/>
-        </w:numPr>
-        <w:spacing w:before="24" w:after="0" w:line="240" w:lineRule="auto"/>
-        <w:jc w:val="both"/>
-      </w:pPr>
-      <w:r>
-        <w:rPr>
-          <w:rFonts w:cstheme="minorHAnsi"/>
-        </w:rPr>
-        <w:t xml:space="preserve">Koło współpracuje z kolektywem Machinekind w zakresie mentoringu w sekcjach, dostępu do sprzętu i wspólnych projektów badawczych.</w:t>
-      </w:r>
-    </w:p>
-    <w:p>
-      <w:pPr>
-        <w:numPr>
-          <w:ilvl w:val="0"/>
-          <w:numId w:val="50"/>
-        </w:numPr>
-        <w:spacing w:before="24" w:after="0" w:line="240" w:lineRule="auto"/>
-        <w:jc w:val="both"/>
-      </w:pPr>
-      <w:r>
-        <w:rPr>
-          <w:rFonts w:cstheme="minorHAnsi"/>
-        </w:rPr>
-        <w:t xml:space="preserve">Formalną podstawą współpracy jest umowa między uczelnią a kolektywem. Koło nie zawiera umów samodzielnie.</w:t>
-      </w:r>
-    </w:p>
-    <w:p>
-      <w:pPr>
-        <w:numPr>
-          <w:ilvl w:val="0"/>
-          <w:numId w:val="50"/>
-        </w:numPr>
-        <w:spacing w:before="24" w:after="0" w:line="240" w:lineRule="auto"/>
-        <w:jc w:val="both"/>
-      </w:pPr>
-      <w:r>
-        <w:rPr>
-          <w:rFonts w:cstheme="minorHAnsi"/>
-        </w:rPr>
-        <w:t xml:space="preserve">Własność wyników prac członków i zasady ich publikacji określa oświadczenie o własności intelektualnej, którego treść Zarząd uzgadnia z właściwymi działami uczelni i z Machinekind. Zasadą jest publikowanie kodu i dokumentacji na licencji Apache-2.0 w otwartych repozytoriach, o ile oświadczenie lub umowa z partnerem nie stanowią inaczej. Do czasu uzgodnienia treści oświadczenia wyniki publikuje się za zgodą opiekuna naukowego.</w:t>
-      </w:r>
-    </w:p>
-    <w:p>
-      <w:pPr>
-        <w:numPr>
-          <w:ilvl w:val="0"/>
-          <w:numId w:val="50"/>
-        </w:numPr>
-        <w:spacing w:before="24" w:after="0" w:line="240" w:lineRule="auto"/>
-        <w:jc w:val="both"/>
-      </w:pPr>
-      <w:r>
-        <w:rPr>
-          <w:rFonts w:cstheme="minorHAnsi"/>
-        </w:rPr>
-        <w:t xml:space="preserve">Pozyskiwanie sponsorów, patronatów i darowizn odbywa się za zgodą i według procedur uczelni.</w:t>
-      </w:r>
-    </w:p>
-    <w:p>
-      <w:pPr>
-        <w:numPr>
-          <w:ilvl w:val="0"/>
-          <w:numId w:val="50"/>
-        </w:numPr>
-        <w:spacing w:before="24" w:after="0" w:line="240" w:lineRule="auto"/>
-        <w:jc w:val="both"/>
-      </w:pPr>
-      <w:r>
-        <w:rPr>
-          <w:rFonts w:cstheme="minorHAnsi"/>
-        </w:rPr>
-        <w:t xml:space="preserve">Koło wspiera członków, którzy chcą przekształcić wyniki prac we własne przedsięwzięcie technologiczne, na zasadach z § 2 ust. 3 pkt 3.2 i § 3 ust. 1 pkt 1.4–1.5.</w:t>
-      </w:r>
-    </w:p>
-    <w:p>
-      <w:pPr>
-        <w:numPr>
-          <w:ilvl w:val="0"/>
-          <w:numId w:val="50"/>
-        </w:numPr>
-        <w:spacing w:before="24" w:after="0" w:line="240" w:lineRule="auto"/>
-        <w:jc w:val="both"/>
-      </w:pPr>
-      <w:r>
-        <w:rPr>
-          <w:rFonts w:cstheme="minorHAnsi"/>
-        </w:rPr>
-        <w:t xml:space="preserve">Startupy członków są prowadzone poza Kołem. Koło nie obejmuje udziałów w spółkach, nie pośredniczy w inwestycjach ani w przepływie środków i nie pobiera opłat ani prowizji za kontakty z inwestorami. Umowy z funduszami, venture builderami i innymi inwestorami zawierają wyłącznie członkowie lub ich spółki we własnym imieniu.</w:t>
-      </w:r>
-    </w:p>
-    <w:p>
-      <w:pPr>
-        <w:numPr>
-          <w:ilvl w:val="0"/>
-          <w:numId w:val="50"/>
-        </w:numPr>
-        <w:spacing w:before="24" w:after="0" w:line="240" w:lineRule="auto"/>
-        <w:jc w:val="both"/>
-      </w:pPr>
-      <w:r>
-        <w:rPr>
-          <w:rFonts w:cstheme="minorHAnsi"/>
-        </w:rPr>
-        <w:t xml:space="preserve">Korzystanie w startupie z wyników powstałych w Kole, ze sprzętu uczelni lub Machinekind wymaga zgody uprawnionych i odbywa się na zasadach z ust. 3 oraz przepisów uczelni o komercjalizacji wyników.</w:t>
-      </w:r>
-    </w:p>
-    <w:p>
-      <w:pPr>
-        <w:numPr>
-          <w:ilvl w:val="0"/>
-          <w:numId w:val="50"/>
-        </w:numPr>
-        <w:spacing w:before="24" w:after="0" w:line="240" w:lineRule="auto"/>
-        <w:jc w:val="both"/>
-      </w:pPr>
-      <w:r>
-        <w:rPr>
-          <w:rFonts w:cstheme="minorHAnsi"/>
-        </w:rPr>
-        <w:t xml:space="preserve">Współpraca Koła z funduszami, venture builderami i innymi partnerami zewnętrznymi, w tym patronaty nad wydarzeniami Koła, odbywa się za zgodą i według procedur uczelni.</w:t>
-      </w:r>
-    </w:p>
-    <w:p>
-      <w:pPr>
-        <w:numPr>
-          <w:ilvl w:val="0"/>
-          <w:numId w:val="50"/>
-        </w:numPr>
-        <w:spacing w:before="24" w:after="0" w:line="240" w:lineRule="auto"/>
-        <w:jc w:val="both"/>
-      </w:pPr>
-      <w:r>
-        <w:rPr>
-          <w:rFonts w:cstheme="minorHAnsi"/>
-        </w:rPr>
-        <w:t xml:space="preserve">Członek Zarządu, prowadzący sekcję lub mentor, który ma udziały w startupie albo jest związany z funduszem lub venture builderem, ujawnia to Zarządowi i nie bierze udziału w rozstrzyganiu spraw dotyczących tego podmiotu.</w:t>
-      </w:r>
-    </w:p>
-    <w:p>
-      <w:pPr>
-        <w:keepNext/>
-        <w:spacing w:before="240" w:after="0"/>
-        <w:jc w:val="center"/>
-      </w:pPr>
-      <w:r>
-        <w:rPr>
-          <w:rFonts w:cstheme="minorHAnsi"/>
-          <w:b/>
-        </w:rPr>
-        <w:t xml:space="preserve">§ 14</w:t>
-      </w:r>
-    </w:p>
-    <w:p>
-      <w:pPr>
-        <w:keepNext/>
-        <w:spacing w:before="0" w:after="120"/>
-        <w:jc w:val="center"/>
-      </w:pPr>
-      <w:r>
-        <w:rPr>
-          <w:rFonts w:cstheme="minorHAnsi"/>
-          <w:b/>
-        </w:rPr>
-        <w:t xml:space="preserve">Obowiązki wobec uczelni</w:t>
-      </w:r>
-    </w:p>
-    <w:p>
-      <w:pPr>
-        <w:numPr>
-          <w:ilvl w:val="0"/>
-          <w:numId w:val="51"/>
-        </w:numPr>
-        <w:spacing w:before="24" w:after="0" w:line="240" w:lineRule="auto"/>
-        <w:jc w:val="both"/>
-      </w:pPr>
-      <w:r>
-        <w:rPr>
-          <w:rFonts w:cstheme="minorHAnsi"/>
-        </w:rPr>
-        <w:t xml:space="preserve">Zarząd składa sprawozdanie roczne z działalności i wykorzystania środków (wniosek S) oraz plan pracy, podpisane przez opiekuna naukowego, w terminie wyznaczonym przez uczelnię, nie później niż do 15 stycznia za rok poprzedni. Sprawozdanie przedstawia dorobek Koła: działające wyniki prac, publikacje, wystąpienia i nagrody.</w:t>
-      </w:r>
-    </w:p>
-    <w:p>
-      <w:pPr>
-        <w:numPr>
-          <w:ilvl w:val="0"/>
-          <w:numId w:val="51"/>
-        </w:numPr>
-        <w:spacing w:before="24" w:after="0" w:line="240" w:lineRule="auto"/>
-        <w:jc w:val="both"/>
-      </w:pPr>
-      <w:r>
-        <w:rPr>
-          <w:rFonts w:cstheme="minorHAnsi"/>
-        </w:rPr>
-        <w:t xml:space="preserve">Zarząd zawiadamia Rektora Politechniki Wrocławskiej na piśmie, za pośrednictwem właściwej jednostki, o zmianie składu Zarządu, opiekuna, nazwy, regulaminu oraz o innych uchwałach Walnego Zgromadzenia, w terminie 14 dni od zmiany.</w:t>
-      </w:r>
-    </w:p>
-    <w:p>
-      <w:pPr>
-        <w:numPr>
-          <w:ilvl w:val="0"/>
-          <w:numId w:val="51"/>
-        </w:numPr>
-        <w:spacing w:before="24" w:after="0" w:line="240" w:lineRule="auto"/>
-        <w:jc w:val="both"/>
-      </w:pPr>
-      <w:r>
-        <w:rPr>
-          <w:rFonts w:cstheme="minorHAnsi"/>
-        </w:rPr>
-        <w:t xml:space="preserve">Protokół każdego Walnego Zgromadzenia Zarząd przekazuje uczelni w terminie 14 dni.</w:t>
-      </w:r>
-    </w:p>
-    <w:p>
-      <w:pPr>
-        <w:keepNext/>
-        <w:spacing w:before="240" w:after="0"/>
-        <w:jc w:val="center"/>
-      </w:pPr>
-      <w:r>
-        <w:rPr>
-          <w:rFonts w:cstheme="minorHAnsi"/>
-          <w:b/>
-        </w:rPr>
-        <w:t xml:space="preserve">§ 15</w:t>
-      </w:r>
-    </w:p>
-    <w:p>
-      <w:pPr>
-        <w:keepNext/>
-        <w:spacing w:before="0" w:after="120"/>
-        <w:jc w:val="center"/>
-      </w:pPr>
-      <w:r>
-        <w:rPr>
-          <w:rFonts w:cstheme="minorHAnsi"/>
-          <w:b/>
-        </w:rPr>
-        <w:t xml:space="preserve">Zmiana regulaminu</w:t>
-      </w:r>
-    </w:p>
-    <w:p>
-      <w:pPr>
-        <w:numPr>
-          <w:ilvl w:val="0"/>
-          <w:numId w:val="52"/>
-        </w:numPr>
-        <w:spacing w:before="24" w:after="0" w:line="240" w:lineRule="auto"/>
-        <w:jc w:val="both"/>
-      </w:pPr>
-      <w:r>
-        <w:rPr>
-          <w:rFonts w:cstheme="minorHAnsi"/>
-        </w:rPr>
-        <w:t xml:space="preserve">Zmianę regulaminu uchwala Walne Zgromadzenie większością 2/3 głosów przy obecności co najmniej połowy członków z prawem głosu.</w:t>
-      </w:r>
-    </w:p>
-    <w:p>
-      <w:pPr>
-        <w:numPr>
-          <w:ilvl w:val="0"/>
-          <w:numId w:val="52"/>
-        </w:numPr>
-        <w:spacing w:before="24" w:after="0" w:line="240" w:lineRule="auto"/>
-        <w:jc w:val="both"/>
-      </w:pPr>
-      <w:r>
-        <w:rPr>
-          <w:rFonts w:cstheme="minorHAnsi"/>
-        </w:rPr>
-        <w:t xml:space="preserve">Projekt zmiany doręcza się członkom razem z zawiadomieniem o Walnym Zgromadzeniu.</w:t>
-      </w:r>
-    </w:p>
-    <w:p>
-      <w:pPr>
-        <w:numPr>
-          <w:ilvl w:val="0"/>
-          <w:numId w:val="52"/>
-        </w:numPr>
-        <w:spacing w:before="24" w:after="0" w:line="240" w:lineRule="auto"/>
-        <w:jc w:val="both"/>
-      </w:pPr>
-      <w:r>
-        <w:rPr>
-          <w:rFonts w:cstheme="minorHAnsi"/>
-        </w:rPr>
-        <w:t xml:space="preserve">Zmiana wchodzi w życie po akceptacji opiekuna naukowego i przyjęciu przez uczelnię w trybie jej przepisów.</w:t>
-      </w:r>
-    </w:p>
-    <w:p>
-      <w:pPr>
-        <w:keepNext/>
-        <w:spacing w:before="240" w:after="0"/>
-        <w:jc w:val="center"/>
-      </w:pPr>
-      <w:r>
-        <w:rPr>
-          <w:rFonts w:cstheme="minorHAnsi"/>
-          <w:b/>
-        </w:rPr>
-        <w:t xml:space="preserve">§ 16</w:t>
-      </w:r>
-    </w:p>
-    <w:p>
-      <w:pPr>
-        <w:keepNext/>
-        <w:spacing w:before="0" w:after="120"/>
-        <w:jc w:val="center"/>
-      </w:pPr>
-      <w:r>
-        <w:rPr>
-          <w:rFonts w:cstheme="minorHAnsi"/>
-          <w:b/>
-        </w:rPr>
-        <w:t xml:space="preserve">Zawieszenie działalności i rozwiązanie Koła</w:t>
-      </w:r>
-    </w:p>
-    <w:p>
-      <w:pPr>
-        <w:numPr>
-          <w:ilvl w:val="0"/>
-          <w:numId w:val="53"/>
-        </w:numPr>
-        <w:spacing w:before="24" w:after="0" w:line="240" w:lineRule="auto"/>
-        <w:jc w:val="both"/>
-      </w:pPr>
-      <w:r>
-        <w:rPr>
-          <w:rFonts w:cstheme="minorHAnsi"/>
-        </w:rPr>
-        <w:t xml:space="preserve">Walne Zgromadzenie może podjąć uchwałę o zawieszeniu działalności albo rozwiązaniu Koła większością 2/3 głosów przy obecności co najmniej połowy członków z prawem głosu.</w:t>
-      </w:r>
-    </w:p>
-    <w:p>
-      <w:pPr>
-        <w:numPr>
-          <w:ilvl w:val="0"/>
-          <w:numId w:val="53"/>
-        </w:numPr>
-        <w:spacing w:before="24" w:after="0" w:line="240" w:lineRule="auto"/>
-        <w:jc w:val="both"/>
-      </w:pPr>
-      <w:r>
-        <w:rPr>
-          <w:rFonts w:cstheme="minorHAnsi"/>
-        </w:rPr>
-        <w:t xml:space="preserve">Koło ulega rozwiązaniu, jeżeli przez dwa lata nie odbyło się Walne Zgromadzenie, którego protokół przekazano uczelni.</w:t>
-      </w:r>
-    </w:p>
-    <w:p>
-      <w:pPr>
-        <w:numPr>
-          <w:ilvl w:val="0"/>
-          <w:numId w:val="53"/>
-        </w:numPr>
-        <w:spacing w:before="24" w:after="0" w:line="240" w:lineRule="auto"/>
-        <w:jc w:val="both"/>
-      </w:pPr>
-      <w:r>
-        <w:rPr>
-          <w:rFonts w:cstheme="minorHAnsi"/>
-        </w:rPr>
-        <w:t xml:space="preserve">Rektor Politechniki Wrocławskiej, w drodze decyzji administracyjnej, rozwiązuje Koło, które rażąco lub uporczywie narusza przepisy prawa powszechnie obowiązującego, statut uczelni, regulamin studiów lub niniejszy Regulamin.</w:t>
-      </w:r>
-    </w:p>
-    <w:p>
-      <w:pPr>
-        <w:numPr>
-          <w:ilvl w:val="0"/>
-          <w:numId w:val="53"/>
-        </w:numPr>
-        <w:spacing w:before="24" w:after="0" w:line="240" w:lineRule="auto"/>
-        <w:jc w:val="both"/>
-      </w:pPr>
-      <w:r>
-        <w:rPr>
-          <w:rFonts w:cstheme="minorHAnsi"/>
-        </w:rPr>
-        <w:t xml:space="preserve">Uczelnia może zawiesić Koło albo wykreślić je ze Spisu Uczelnianych Organizacji Studenckich z przyczyn określonych w jej przepisach.</w:t>
-      </w:r>
-    </w:p>
-    <w:p>
-      <w:pPr>
-        <w:numPr>
-          <w:ilvl w:val="0"/>
-          <w:numId w:val="53"/>
-        </w:numPr>
-        <w:spacing w:before="24" w:after="0" w:line="240" w:lineRule="auto"/>
-        <w:jc w:val="both"/>
-      </w:pPr>
-      <w:r>
-        <w:rPr>
-          <w:rFonts w:cstheme="minorHAnsi"/>
-        </w:rPr>
-        <w:t xml:space="preserve">W razie rozwiązania Koła Zarząd przeprowadza likwidację: rozlicza środki, zwraca sprzęt właścicielom (mienie uczelni jednostce, sprzęt Machinekind kolektywowi) i przekazuje dokumentację opiekunowi naukowemu.</w:t>
-      </w:r>
-    </w:p>
-    <w:p>
-      <w:pPr>
-        <w:keepNext/>
-        <w:spacing w:before="240" w:after="0"/>
-        <w:jc w:val="center"/>
-      </w:pPr>
-      <w:r>
-        <w:rPr>
-          <w:rFonts w:cstheme="minorHAnsi"/>
-          <w:b/>
-        </w:rPr>
-        <w:t xml:space="preserve">§ 17</w:t>
-      </w:r>
-    </w:p>
-    <w:p>
-      <w:pPr>
-        <w:keepNext/>
-        <w:spacing w:before="0" w:after="120"/>
-        <w:jc w:val="center"/>
-      </w:pPr>
-      <w:r>
-        <w:rPr>
-          <w:rFonts w:cstheme="minorHAnsi"/>
-          <w:b/>
-        </w:rPr>
-        <w:t xml:space="preserve">Postanowienia końcowe</w:t>
-      </w:r>
-    </w:p>
-    <w:p>
-      <w:pPr>
-        <w:numPr>
-          <w:ilvl w:val="0"/>
-          <w:numId w:val="54"/>
-        </w:numPr>
-        <w:spacing w:before="24" w:after="0" w:line="240" w:lineRule="auto"/>
-        <w:jc w:val="both"/>
-      </w:pPr>
-      <w:r>
-        <w:rPr>
-          <w:rFonts w:cstheme="minorHAnsi"/>
-        </w:rPr>
-        <w:t xml:space="preserve">W sprawach nieuregulowanych regulaminem stosuje się przepisy uczelni.</w:t>
-      </w:r>
-    </w:p>
-    <w:p>
-      <w:pPr>
-        <w:numPr>
-          <w:ilvl w:val="0"/>
-          <w:numId w:val="54"/>
-        </w:numPr>
-        <w:spacing w:before="24" w:after="0" w:line="240" w:lineRule="auto"/>
-        <w:jc w:val="both"/>
-      </w:pPr>
-      <w:r>
-        <w:rPr>
-          <w:rFonts w:cstheme="minorHAnsi"/>
-        </w:rPr>
-        <w:t xml:space="preserve">Członkowie-założyciele, którzy podpisali deklarację założycielską, uzyskują status członków aktywnych z dniem zebrania założycielskiego. Zebranie założycielskie wykonuje uprawnienia Walnego Zgromadzenia.</w:t>
-      </w:r>
-    </w:p>
-    <w:p>
-      <w:pPr>
-        <w:numPr>
-          <w:ilvl w:val="0"/>
-          <w:numId w:val="54"/>
-        </w:numPr>
-        <w:spacing w:before="24" w:after="0" w:line="240" w:lineRule="auto"/>
-        <w:jc w:val="both"/>
-      </w:pPr>
-      <w:r>
-        <w:rPr>
-          <w:rFonts w:cstheme="minorHAnsi"/>
-        </w:rPr>
-        <w:t xml:space="preserve">Regulamin wchodzi w życie z dniem uchwalenia przez zebranie założycielskie, z zastrzeżeniem przyjęcia przez uczelnię.</w:t>
+        <w:t xml:space="preserve">Regulamin wchodzi w życie z dniem uchwalenia przez zebranie założycielskie.</w:t>
       </w:r>
     </w:p>
     <w:p>
@@ -8771,601 +6181,6 @@
   </w:abstractNum>
   <w:abstractNum w:abstractNumId="46" w15:restartNumberingAfterBreak="0">
     <w:nsid w:val="6D4B000A"/>
-    <w:multiLevelType w:val="multilevel"/>
-    <w:lvl w:ilvl="0">
-      <w:start w:val="1"/>
-      <w:numFmt w:val="decimal"/>
-      <w:lvlText w:val="%1."/>
-      <w:lvlJc w:val="left"/>
-      <w:pPr>
-        <w:ind w:left="360" w:hanging="360"/>
-      </w:pPr>
-    </w:lvl>
-    <w:lvl w:ilvl="1">
-      <w:start w:val="1"/>
-      <w:numFmt w:val="decimal"/>
-      <w:lvlText w:val="%1.%2."/>
-      <w:lvlJc w:val="left"/>
-      <w:pPr>
-        <w:ind w:left="792" w:hanging="432"/>
-      </w:pPr>
-    </w:lvl>
-    <w:lvl w:ilvl="2">
-      <w:start w:val="1"/>
-      <w:numFmt w:val="decimal"/>
-      <w:lvlText w:val="%1.%2.%3."/>
-      <w:lvlJc w:val="left"/>
-      <w:pPr>
-        <w:ind w:left="1224" w:hanging="504"/>
-      </w:pPr>
-    </w:lvl>
-    <w:lvl w:ilvl="3">
-      <w:start w:val="1"/>
-      <w:numFmt w:val="decimal"/>
-      <w:lvlText w:val="%1.%2.%3.%4."/>
-      <w:lvlJc w:val="left"/>
-      <w:pPr>
-        <w:ind w:left="1728" w:hanging="648"/>
-      </w:pPr>
-    </w:lvl>
-    <w:lvl w:ilvl="4">
-      <w:start w:val="1"/>
-      <w:numFmt w:val="decimal"/>
-      <w:lvlText w:val="%1.%2.%3.%4.%5."/>
-      <w:lvlJc w:val="left"/>
-      <w:pPr>
-        <w:ind w:left="2232" w:hanging="792"/>
-      </w:pPr>
-    </w:lvl>
-    <w:lvl w:ilvl="5">
-      <w:start w:val="1"/>
-      <w:numFmt w:val="decimal"/>
-      <w:lvlText w:val="%1.%2.%3.%4.%5.%6."/>
-      <w:lvlJc w:val="left"/>
-      <w:pPr>
-        <w:ind w:left="2736" w:hanging="936"/>
-      </w:pPr>
-    </w:lvl>
-    <w:lvl w:ilvl="6">
-      <w:start w:val="1"/>
-      <w:numFmt w:val="decimal"/>
-      <w:lvlText w:val="%1.%2.%3.%4.%5.%6.%7."/>
-      <w:lvlJc w:val="left"/>
-      <w:pPr>
-        <w:ind w:left="3240" w:hanging="1080"/>
-      </w:pPr>
-    </w:lvl>
-    <w:lvl w:ilvl="7">
-      <w:start w:val="1"/>
-      <w:numFmt w:val="decimal"/>
-      <w:lvlText w:val="%1.%2.%3.%4.%5.%6.%7.%8."/>
-      <w:lvlJc w:val="left"/>
-      <w:pPr>
-        <w:ind w:left="3744" w:hanging="1224"/>
-      </w:pPr>
-    </w:lvl>
-    <w:lvl w:ilvl="8">
-      <w:start w:val="1"/>
-      <w:numFmt w:val="decimal"/>
-      <w:lvlText w:val="%1.%2.%3.%4.%5.%6.%7.%8.%9."/>
-      <w:lvlJc w:val="left"/>
-      <w:pPr>
-        <w:ind w:left="4320" w:hanging="1440"/>
-      </w:pPr>
-    </w:lvl>
-  </w:abstractNum>
-  <w:abstractNum w:abstractNumId="47" w15:restartNumberingAfterBreak="0">
-    <w:nsid w:val="6D4B000B"/>
-    <w:multiLevelType w:val="multilevel"/>
-    <w:lvl w:ilvl="0">
-      <w:start w:val="1"/>
-      <w:numFmt w:val="decimal"/>
-      <w:lvlText w:val="%1."/>
-      <w:lvlJc w:val="left"/>
-      <w:pPr>
-        <w:ind w:left="360" w:hanging="360"/>
-      </w:pPr>
-    </w:lvl>
-    <w:lvl w:ilvl="1">
-      <w:start w:val="1"/>
-      <w:numFmt w:val="decimal"/>
-      <w:lvlText w:val="%1.%2."/>
-      <w:lvlJc w:val="left"/>
-      <w:pPr>
-        <w:ind w:left="792" w:hanging="432"/>
-      </w:pPr>
-    </w:lvl>
-    <w:lvl w:ilvl="2">
-      <w:start w:val="1"/>
-      <w:numFmt w:val="decimal"/>
-      <w:lvlText w:val="%1.%2.%3."/>
-      <w:lvlJc w:val="left"/>
-      <w:pPr>
-        <w:ind w:left="1224" w:hanging="504"/>
-      </w:pPr>
-    </w:lvl>
-    <w:lvl w:ilvl="3">
-      <w:start w:val="1"/>
-      <w:numFmt w:val="decimal"/>
-      <w:lvlText w:val="%1.%2.%3.%4."/>
-      <w:lvlJc w:val="left"/>
-      <w:pPr>
-        <w:ind w:left="1728" w:hanging="648"/>
-      </w:pPr>
-    </w:lvl>
-    <w:lvl w:ilvl="4">
-      <w:start w:val="1"/>
-      <w:numFmt w:val="decimal"/>
-      <w:lvlText w:val="%1.%2.%3.%4.%5."/>
-      <w:lvlJc w:val="left"/>
-      <w:pPr>
-        <w:ind w:left="2232" w:hanging="792"/>
-      </w:pPr>
-    </w:lvl>
-    <w:lvl w:ilvl="5">
-      <w:start w:val="1"/>
-      <w:numFmt w:val="decimal"/>
-      <w:lvlText w:val="%1.%2.%3.%4.%5.%6."/>
-      <w:lvlJc w:val="left"/>
-      <w:pPr>
-        <w:ind w:left="2736" w:hanging="936"/>
-      </w:pPr>
-    </w:lvl>
-    <w:lvl w:ilvl="6">
-      <w:start w:val="1"/>
-      <w:numFmt w:val="decimal"/>
-      <w:lvlText w:val="%1.%2.%3.%4.%5.%6.%7."/>
-      <w:lvlJc w:val="left"/>
-      <w:pPr>
-        <w:ind w:left="3240" w:hanging="1080"/>
-      </w:pPr>
-    </w:lvl>
-    <w:lvl w:ilvl="7">
-      <w:start w:val="1"/>
-      <w:numFmt w:val="decimal"/>
-      <w:lvlText w:val="%1.%2.%3.%4.%5.%6.%7.%8."/>
-      <w:lvlJc w:val="left"/>
-      <w:pPr>
-        <w:ind w:left="3744" w:hanging="1224"/>
-      </w:pPr>
-    </w:lvl>
-    <w:lvl w:ilvl="8">
-      <w:start w:val="1"/>
-      <w:numFmt w:val="decimal"/>
-      <w:lvlText w:val="%1.%2.%3.%4.%5.%6.%7.%8.%9."/>
-      <w:lvlJc w:val="left"/>
-      <w:pPr>
-        <w:ind w:left="4320" w:hanging="1440"/>
-      </w:pPr>
-    </w:lvl>
-  </w:abstractNum>
-  <w:abstractNum w:abstractNumId="48" w15:restartNumberingAfterBreak="0">
-    <w:nsid w:val="6D4B000C"/>
-    <w:multiLevelType w:val="multilevel"/>
-    <w:lvl w:ilvl="0">
-      <w:start w:val="1"/>
-      <w:numFmt w:val="decimal"/>
-      <w:lvlText w:val="%1."/>
-      <w:lvlJc w:val="left"/>
-      <w:pPr>
-        <w:ind w:left="360" w:hanging="360"/>
-      </w:pPr>
-    </w:lvl>
-    <w:lvl w:ilvl="1">
-      <w:start w:val="1"/>
-      <w:numFmt w:val="decimal"/>
-      <w:lvlText w:val="%1.%2."/>
-      <w:lvlJc w:val="left"/>
-      <w:pPr>
-        <w:ind w:left="792" w:hanging="432"/>
-      </w:pPr>
-    </w:lvl>
-    <w:lvl w:ilvl="2">
-      <w:start w:val="1"/>
-      <w:numFmt w:val="decimal"/>
-      <w:lvlText w:val="%1.%2.%3."/>
-      <w:lvlJc w:val="left"/>
-      <w:pPr>
-        <w:ind w:left="1224" w:hanging="504"/>
-      </w:pPr>
-    </w:lvl>
-    <w:lvl w:ilvl="3">
-      <w:start w:val="1"/>
-      <w:numFmt w:val="decimal"/>
-      <w:lvlText w:val="%1.%2.%3.%4."/>
-      <w:lvlJc w:val="left"/>
-      <w:pPr>
-        <w:ind w:left="1728" w:hanging="648"/>
-      </w:pPr>
-    </w:lvl>
-    <w:lvl w:ilvl="4">
-      <w:start w:val="1"/>
-      <w:numFmt w:val="decimal"/>
-      <w:lvlText w:val="%1.%2.%3.%4.%5."/>
-      <w:lvlJc w:val="left"/>
-      <w:pPr>
-        <w:ind w:left="2232" w:hanging="792"/>
-      </w:pPr>
-    </w:lvl>
-    <w:lvl w:ilvl="5">
-      <w:start w:val="1"/>
-      <w:numFmt w:val="decimal"/>
-      <w:lvlText w:val="%1.%2.%3.%4.%5.%6."/>
-      <w:lvlJc w:val="left"/>
-      <w:pPr>
-        <w:ind w:left="2736" w:hanging="936"/>
-      </w:pPr>
-    </w:lvl>
-    <w:lvl w:ilvl="6">
-      <w:start w:val="1"/>
-      <w:numFmt w:val="decimal"/>
-      <w:lvlText w:val="%1.%2.%3.%4.%5.%6.%7."/>
-      <w:lvlJc w:val="left"/>
-      <w:pPr>
-        <w:ind w:left="3240" w:hanging="1080"/>
-      </w:pPr>
-    </w:lvl>
-    <w:lvl w:ilvl="7">
-      <w:start w:val="1"/>
-      <w:numFmt w:val="decimal"/>
-      <w:lvlText w:val="%1.%2.%3.%4.%5.%6.%7.%8."/>
-      <w:lvlJc w:val="left"/>
-      <w:pPr>
-        <w:ind w:left="3744" w:hanging="1224"/>
-      </w:pPr>
-    </w:lvl>
-    <w:lvl w:ilvl="8">
-      <w:start w:val="1"/>
-      <w:numFmt w:val="decimal"/>
-      <w:lvlText w:val="%1.%2.%3.%4.%5.%6.%7.%8.%9."/>
-      <w:lvlJc w:val="left"/>
-      <w:pPr>
-        <w:ind w:left="4320" w:hanging="1440"/>
-      </w:pPr>
-    </w:lvl>
-  </w:abstractNum>
-  <w:abstractNum w:abstractNumId="49" w15:restartNumberingAfterBreak="0">
-    <w:nsid w:val="6D4B000D"/>
-    <w:multiLevelType w:val="multilevel"/>
-    <w:lvl w:ilvl="0">
-      <w:start w:val="1"/>
-      <w:numFmt w:val="decimal"/>
-      <w:lvlText w:val="%1."/>
-      <w:lvlJc w:val="left"/>
-      <w:pPr>
-        <w:ind w:left="360" w:hanging="360"/>
-      </w:pPr>
-    </w:lvl>
-    <w:lvl w:ilvl="1">
-      <w:start w:val="1"/>
-      <w:numFmt w:val="decimal"/>
-      <w:lvlText w:val="%1.%2."/>
-      <w:lvlJc w:val="left"/>
-      <w:pPr>
-        <w:ind w:left="792" w:hanging="432"/>
-      </w:pPr>
-    </w:lvl>
-    <w:lvl w:ilvl="2">
-      <w:start w:val="1"/>
-      <w:numFmt w:val="decimal"/>
-      <w:lvlText w:val="%1.%2.%3."/>
-      <w:lvlJc w:val="left"/>
-      <w:pPr>
-        <w:ind w:left="1224" w:hanging="504"/>
-      </w:pPr>
-    </w:lvl>
-    <w:lvl w:ilvl="3">
-      <w:start w:val="1"/>
-      <w:numFmt w:val="decimal"/>
-      <w:lvlText w:val="%1.%2.%3.%4."/>
-      <w:lvlJc w:val="left"/>
-      <w:pPr>
-        <w:ind w:left="1728" w:hanging="648"/>
-      </w:pPr>
-    </w:lvl>
-    <w:lvl w:ilvl="4">
-      <w:start w:val="1"/>
-      <w:numFmt w:val="decimal"/>
-      <w:lvlText w:val="%1.%2.%3.%4.%5."/>
-      <w:lvlJc w:val="left"/>
-      <w:pPr>
-        <w:ind w:left="2232" w:hanging="792"/>
-      </w:pPr>
-    </w:lvl>
-    <w:lvl w:ilvl="5">
-      <w:start w:val="1"/>
-      <w:numFmt w:val="decimal"/>
-      <w:lvlText w:val="%1.%2.%3.%4.%5.%6."/>
-      <w:lvlJc w:val="left"/>
-      <w:pPr>
-        <w:ind w:left="2736" w:hanging="936"/>
-      </w:pPr>
-    </w:lvl>
-    <w:lvl w:ilvl="6">
-      <w:start w:val="1"/>
-      <w:numFmt w:val="decimal"/>
-      <w:lvlText w:val="%1.%2.%3.%4.%5.%6.%7."/>
-      <w:lvlJc w:val="left"/>
-      <w:pPr>
-        <w:ind w:left="3240" w:hanging="1080"/>
-      </w:pPr>
-    </w:lvl>
-    <w:lvl w:ilvl="7">
-      <w:start w:val="1"/>
-      <w:numFmt w:val="decimal"/>
-      <w:lvlText w:val="%1.%2.%3.%4.%5.%6.%7.%8."/>
-      <w:lvlJc w:val="left"/>
-      <w:pPr>
-        <w:ind w:left="3744" w:hanging="1224"/>
-      </w:pPr>
-    </w:lvl>
-    <w:lvl w:ilvl="8">
-      <w:start w:val="1"/>
-      <w:numFmt w:val="decimal"/>
-      <w:lvlText w:val="%1.%2.%3.%4.%5.%6.%7.%8.%9."/>
-      <w:lvlJc w:val="left"/>
-      <w:pPr>
-        <w:ind w:left="4320" w:hanging="1440"/>
-      </w:pPr>
-    </w:lvl>
-  </w:abstractNum>
-  <w:abstractNum w:abstractNumId="50" w15:restartNumberingAfterBreak="0">
-    <w:nsid w:val="6D4B000E"/>
-    <w:multiLevelType w:val="multilevel"/>
-    <w:lvl w:ilvl="0">
-      <w:start w:val="1"/>
-      <w:numFmt w:val="decimal"/>
-      <w:lvlText w:val="%1."/>
-      <w:lvlJc w:val="left"/>
-      <w:pPr>
-        <w:ind w:left="360" w:hanging="360"/>
-      </w:pPr>
-    </w:lvl>
-    <w:lvl w:ilvl="1">
-      <w:start w:val="1"/>
-      <w:numFmt w:val="decimal"/>
-      <w:lvlText w:val="%1.%2."/>
-      <w:lvlJc w:val="left"/>
-      <w:pPr>
-        <w:ind w:left="792" w:hanging="432"/>
-      </w:pPr>
-    </w:lvl>
-    <w:lvl w:ilvl="2">
-      <w:start w:val="1"/>
-      <w:numFmt w:val="decimal"/>
-      <w:lvlText w:val="%1.%2.%3."/>
-      <w:lvlJc w:val="left"/>
-      <w:pPr>
-        <w:ind w:left="1224" w:hanging="504"/>
-      </w:pPr>
-    </w:lvl>
-    <w:lvl w:ilvl="3">
-      <w:start w:val="1"/>
-      <w:numFmt w:val="decimal"/>
-      <w:lvlText w:val="%1.%2.%3.%4."/>
-      <w:lvlJc w:val="left"/>
-      <w:pPr>
-        <w:ind w:left="1728" w:hanging="648"/>
-      </w:pPr>
-    </w:lvl>
-    <w:lvl w:ilvl="4">
-      <w:start w:val="1"/>
-      <w:numFmt w:val="decimal"/>
-      <w:lvlText w:val="%1.%2.%3.%4.%5."/>
-      <w:lvlJc w:val="left"/>
-      <w:pPr>
-        <w:ind w:left="2232" w:hanging="792"/>
-      </w:pPr>
-    </w:lvl>
-    <w:lvl w:ilvl="5">
-      <w:start w:val="1"/>
-      <w:numFmt w:val="decimal"/>
-      <w:lvlText w:val="%1.%2.%3.%4.%5.%6."/>
-      <w:lvlJc w:val="left"/>
-      <w:pPr>
-        <w:ind w:left="2736" w:hanging="936"/>
-      </w:pPr>
-    </w:lvl>
-    <w:lvl w:ilvl="6">
-      <w:start w:val="1"/>
-      <w:numFmt w:val="decimal"/>
-      <w:lvlText w:val="%1.%2.%3.%4.%5.%6.%7."/>
-      <w:lvlJc w:val="left"/>
-      <w:pPr>
-        <w:ind w:left="3240" w:hanging="1080"/>
-      </w:pPr>
-    </w:lvl>
-    <w:lvl w:ilvl="7">
-      <w:start w:val="1"/>
-      <w:numFmt w:val="decimal"/>
-      <w:lvlText w:val="%1.%2.%3.%4.%5.%6.%7.%8."/>
-      <w:lvlJc w:val="left"/>
-      <w:pPr>
-        <w:ind w:left="3744" w:hanging="1224"/>
-      </w:pPr>
-    </w:lvl>
-    <w:lvl w:ilvl="8">
-      <w:start w:val="1"/>
-      <w:numFmt w:val="decimal"/>
-      <w:lvlText w:val="%1.%2.%3.%4.%5.%6.%7.%8.%9."/>
-      <w:lvlJc w:val="left"/>
-      <w:pPr>
-        <w:ind w:left="4320" w:hanging="1440"/>
-      </w:pPr>
-    </w:lvl>
-  </w:abstractNum>
-  <w:abstractNum w:abstractNumId="51" w15:restartNumberingAfterBreak="0">
-    <w:nsid w:val="6D4B000F"/>
-    <w:multiLevelType w:val="multilevel"/>
-    <w:lvl w:ilvl="0">
-      <w:start w:val="1"/>
-      <w:numFmt w:val="decimal"/>
-      <w:lvlText w:val="%1."/>
-      <w:lvlJc w:val="left"/>
-      <w:pPr>
-        <w:ind w:left="360" w:hanging="360"/>
-      </w:pPr>
-    </w:lvl>
-    <w:lvl w:ilvl="1">
-      <w:start w:val="1"/>
-      <w:numFmt w:val="decimal"/>
-      <w:lvlText w:val="%1.%2."/>
-      <w:lvlJc w:val="left"/>
-      <w:pPr>
-        <w:ind w:left="792" w:hanging="432"/>
-      </w:pPr>
-    </w:lvl>
-    <w:lvl w:ilvl="2">
-      <w:start w:val="1"/>
-      <w:numFmt w:val="decimal"/>
-      <w:lvlText w:val="%1.%2.%3."/>
-      <w:lvlJc w:val="left"/>
-      <w:pPr>
-        <w:ind w:left="1224" w:hanging="504"/>
-      </w:pPr>
-    </w:lvl>
-    <w:lvl w:ilvl="3">
-      <w:start w:val="1"/>
-      <w:numFmt w:val="decimal"/>
-      <w:lvlText w:val="%1.%2.%3.%4."/>
-      <w:lvlJc w:val="left"/>
-      <w:pPr>
-        <w:ind w:left="1728" w:hanging="648"/>
-      </w:pPr>
-    </w:lvl>
-    <w:lvl w:ilvl="4">
-      <w:start w:val="1"/>
-      <w:numFmt w:val="decimal"/>
-      <w:lvlText w:val="%1.%2.%3.%4.%5."/>
-      <w:lvlJc w:val="left"/>
-      <w:pPr>
-        <w:ind w:left="2232" w:hanging="792"/>
-      </w:pPr>
-    </w:lvl>
-    <w:lvl w:ilvl="5">
-      <w:start w:val="1"/>
-      <w:numFmt w:val="decimal"/>
-      <w:lvlText w:val="%1.%2.%3.%4.%5.%6."/>
-      <w:lvlJc w:val="left"/>
-      <w:pPr>
-        <w:ind w:left="2736" w:hanging="936"/>
-      </w:pPr>
-    </w:lvl>
-    <w:lvl w:ilvl="6">
-      <w:start w:val="1"/>
-      <w:numFmt w:val="decimal"/>
-      <w:lvlText w:val="%1.%2.%3.%4.%5.%6.%7."/>
-      <w:lvlJc w:val="left"/>
-      <w:pPr>
-        <w:ind w:left="3240" w:hanging="1080"/>
-      </w:pPr>
-    </w:lvl>
-    <w:lvl w:ilvl="7">
-      <w:start w:val="1"/>
-      <w:numFmt w:val="decimal"/>
-      <w:lvlText w:val="%1.%2.%3.%4.%5.%6.%7.%8."/>
-      <w:lvlJc w:val="left"/>
-      <w:pPr>
-        <w:ind w:left="3744" w:hanging="1224"/>
-      </w:pPr>
-    </w:lvl>
-    <w:lvl w:ilvl="8">
-      <w:start w:val="1"/>
-      <w:numFmt w:val="decimal"/>
-      <w:lvlText w:val="%1.%2.%3.%4.%5.%6.%7.%8.%9."/>
-      <w:lvlJc w:val="left"/>
-      <w:pPr>
-        <w:ind w:left="4320" w:hanging="1440"/>
-      </w:pPr>
-    </w:lvl>
-  </w:abstractNum>
-  <w:abstractNum w:abstractNumId="52" w15:restartNumberingAfterBreak="0">
-    <w:nsid w:val="6D4B0010"/>
-    <w:multiLevelType w:val="multilevel"/>
-    <w:lvl w:ilvl="0">
-      <w:start w:val="1"/>
-      <w:numFmt w:val="decimal"/>
-      <w:lvlText w:val="%1."/>
-      <w:lvlJc w:val="left"/>
-      <w:pPr>
-        <w:ind w:left="360" w:hanging="360"/>
-      </w:pPr>
-    </w:lvl>
-    <w:lvl w:ilvl="1">
-      <w:start w:val="1"/>
-      <w:numFmt w:val="decimal"/>
-      <w:lvlText w:val="%1.%2."/>
-      <w:lvlJc w:val="left"/>
-      <w:pPr>
-        <w:ind w:left="792" w:hanging="432"/>
-      </w:pPr>
-    </w:lvl>
-    <w:lvl w:ilvl="2">
-      <w:start w:val="1"/>
-      <w:numFmt w:val="decimal"/>
-      <w:lvlText w:val="%1.%2.%3."/>
-      <w:lvlJc w:val="left"/>
-      <w:pPr>
-        <w:ind w:left="1224" w:hanging="504"/>
-      </w:pPr>
-    </w:lvl>
-    <w:lvl w:ilvl="3">
-      <w:start w:val="1"/>
-      <w:numFmt w:val="decimal"/>
-      <w:lvlText w:val="%1.%2.%3.%4."/>
-      <w:lvlJc w:val="left"/>
-      <w:pPr>
-        <w:ind w:left="1728" w:hanging="648"/>
-      </w:pPr>
-    </w:lvl>
-    <w:lvl w:ilvl="4">
-      <w:start w:val="1"/>
-      <w:numFmt w:val="decimal"/>
-      <w:lvlText w:val="%1.%2.%3.%4.%5."/>
-      <w:lvlJc w:val="left"/>
-      <w:pPr>
-        <w:ind w:left="2232" w:hanging="792"/>
-      </w:pPr>
-    </w:lvl>
-    <w:lvl w:ilvl="5">
-      <w:start w:val="1"/>
-      <w:numFmt w:val="decimal"/>
-      <w:lvlText w:val="%1.%2.%3.%4.%5.%6."/>
-      <w:lvlJc w:val="left"/>
-      <w:pPr>
-        <w:ind w:left="2736" w:hanging="936"/>
-      </w:pPr>
-    </w:lvl>
-    <w:lvl w:ilvl="6">
-      <w:start w:val="1"/>
-      <w:numFmt w:val="decimal"/>
-      <w:lvlText w:val="%1.%2.%3.%4.%5.%6.%7."/>
-      <w:lvlJc w:val="left"/>
-      <w:pPr>
-        <w:ind w:left="3240" w:hanging="1080"/>
-      </w:pPr>
-    </w:lvl>
-    <w:lvl w:ilvl="7">
-      <w:start w:val="1"/>
-      <w:numFmt w:val="decimal"/>
-      <w:lvlText w:val="%1.%2.%3.%4.%5.%6.%7.%8."/>
-      <w:lvlJc w:val="left"/>
-      <w:pPr>
-        <w:ind w:left="3744" w:hanging="1224"/>
-      </w:pPr>
-    </w:lvl>
-    <w:lvl w:ilvl="8">
-      <w:start w:val="1"/>
-      <w:numFmt w:val="decimal"/>
-      <w:lvlText w:val="%1.%2.%3.%4.%5.%6.%7.%8.%9."/>
-      <w:lvlJc w:val="left"/>
-      <w:pPr>
-        <w:ind w:left="4320" w:hanging="1440"/>
-      </w:pPr>
-    </w:lvl>
-  </w:abstractNum>
-  <w:abstractNum w:abstractNumId="53" w15:restartNumberingAfterBreak="0">
-    <w:nsid w:val="6D4B0011"/>
     <w:multiLevelType w:val="multilevel"/>
     <w:lvl w:ilvl="0">
       <w:start w:val="1"/>
@@ -9603,27 +6418,6 @@
   </w:num>
   <w:num w:numId="47">
     <w:abstractNumId w:val="46"/>
-  </w:num>
-  <w:num w:numId="48">
-    <w:abstractNumId w:val="47"/>
-  </w:num>
-  <w:num w:numId="49">
-    <w:abstractNumId w:val="48"/>
-  </w:num>
-  <w:num w:numId="50">
-    <w:abstractNumId w:val="49"/>
-  </w:num>
-  <w:num w:numId="51">
-    <w:abstractNumId w:val="50"/>
-  </w:num>
-  <w:num w:numId="52">
-    <w:abstractNumId w:val="51"/>
-  </w:num>
-  <w:num w:numId="53">
-    <w:abstractNumId w:val="52"/>
-  </w:num>
-  <w:num w:numId="54">
-    <w:abstractNumId w:val="53"/>
   </w:num>
 </w:numbering>
 </file>

--- a/kolo-naukowe/dokumenty/do-druku/regulamin.docx
+++ b/kolo-naukowe/dokumenty/do-druku/regulamin.docx
@@ -84,7 +84,7 @@
         <w:rPr>
           <w:rFonts w:cstheme="minorHAnsi"/>
         </w:rPr>
-        <w:t xml:space="preserve">Koło Naukowe Machinekind, zwane dalej Kołem, jest uczelnianą organizacją studencką i doktorancką w rozumieniu art. 111 ustawy z dnia 20 lipca 2018 r. Prawo o szkolnictwie wyższym i nauce. Koło może używać skrótu „KN Machinekind”.</w:t>
+        <w:t xml:space="preserve">Koło Naukowe pod nazwą Koło Naukowe Machinekind jest uczelnianą organizacją studencką i doktorancką, w rozumieniu art. 111 ustawy z dnia 20 lipca 2018 r. – Prawo o szkolnictwie wyższym i nauce, zwaną dalej Kołem.</w:t>
       </w:r>
     </w:p>
     <w:p>
@@ -100,7 +100,7 @@
         <w:rPr>
           <w:rFonts w:cstheme="minorHAnsi"/>
         </w:rPr>
-        <w:t xml:space="preserve">Koło jest międzywydziałowym kołem naukowym Politechniki Wrocławskiej, zwanej dalej uczelnią, działającym przy Wydziale Informatyki i Telekomunikacji (wydział wiodący) oraz przy Wydziale Mechanicznym.</w:t>
+        <w:t xml:space="preserve">Koło może używać skróconej nazwy w brzmieniu KN Machinekind.</w:t>
       </w:r>
     </w:p>
     <w:p>
@@ -116,7 +116,7 @@
         <w:rPr>
           <w:rFonts w:cstheme="minorHAnsi"/>
         </w:rPr>
-        <w:t xml:space="preserve">Siedzibą Koła jest Katedra Sztucznej Inteligencji Wydziału Informatyki i Telekomunikacji, bud. D-21, pok. 336. Koło prowadzi prace także w Laboratorium Mechatroniki i Robotyki Wydziału Mechanicznego.</w:t>
+        <w:t xml:space="preserve">Siedzibą jest Politechnika Wrocławska, bud. D-21, pok. 336 (Katedra Sztucznej Inteligencji).</w:t>
       </w:r>
     </w:p>
     <w:p>
@@ -132,6 +132,38 @@
         <w:rPr>
           <w:rFonts w:cstheme="minorHAnsi"/>
         </w:rPr>
+        <w:t xml:space="preserve">Koło opiera swoją działalność na dobrowolnej pracy ogółu członków wraz z jego władzami.</w:t>
+      </w:r>
+    </w:p>
+    <w:p>
+      <w:pPr>
+        <w:numPr>
+          <w:ilvl w:val="0"/>
+          <w:numId w:val="38"/>
+        </w:numPr>
+        <w:spacing w:before="24" w:after="0" w:line="240" w:lineRule="auto"/>
+        <w:jc w:val="both"/>
+      </w:pPr>
+      <w:r>
+        <w:rPr>
+          <w:rFonts w:cstheme="minorHAnsi"/>
+        </w:rPr>
+        <w:t xml:space="preserve">Koło działa w ramach Wydziału Informatyki i Telekomunikacji Politechniki Wrocławskiej jako koło międzywydziałowe, wspólnie z Wydziałem Mechanicznym, w którego Laboratorium Mechatroniki i Robotyki prowadzi także prace.</w:t>
+      </w:r>
+    </w:p>
+    <w:p>
+      <w:pPr>
+        <w:numPr>
+          <w:ilvl w:val="0"/>
+          <w:numId w:val="38"/>
+        </w:numPr>
+        <w:spacing w:before="24" w:after="0" w:line="240" w:lineRule="auto"/>
+        <w:jc w:val="both"/>
+      </w:pPr>
+      <w:r>
+        <w:rPr>
+          <w:rFonts w:cstheme="minorHAnsi"/>
+        </w:rPr>
         <w:t xml:space="preserve">Podstawy prawne działania Koła stanowią:</w:t>
       </w:r>
     </w:p>
@@ -150,7 +182,7 @@
         <w:rPr>
           <w:rFonts w:cstheme="minorHAnsi"/>
         </w:rPr>
-        <w:t xml:space="preserve">niniejszy regulamin, zwany dalej Regulaminem;</w:t>
+        <w:t xml:space="preserve">regulamin Koła, zwany dalej „Regulaminem”,</w:t>
       </w:r>
     </w:p>
     <w:p>
@@ -168,7 +200,7 @@
         <w:rPr>
           <w:rFonts w:cstheme="minorHAnsi"/>
         </w:rPr>
-        <w:t xml:space="preserve">akty prawa wewnętrznego obowiązujące w Politechnice Wrocławskiej;</w:t>
+        <w:t xml:space="preserve">akty prawa wewnętrznego obowiązujące w Politechnice Wrocławskiej,</w:t>
       </w:r>
     </w:p>
     <w:p>
@@ -186,7 +218,7 @@
         <w:rPr>
           <w:rFonts w:cstheme="minorHAnsi"/>
         </w:rPr>
-        <w:t xml:space="preserve">przepisy prawa powszechnie obowiązującego, w tym ustawa Prawo o szkolnictwie wyższym i nauce.</w:t>
+        <w:t xml:space="preserve">przepisy prawa powszechnie obowiązującego, w tym ustawa o szkolnictwie wyższym i nauce.</w:t>
       </w:r>
     </w:p>
     <w:p>
@@ -202,7 +234,7 @@
         <w:rPr>
           <w:rFonts w:cstheme="minorHAnsi"/>
         </w:rPr>
-        <w:t xml:space="preserve">Koło działa na czas nieokreślony, nie ma osobowości prawnej i nie prowadzi działalności zarobkowej.</w:t>
+        <w:t xml:space="preserve">Czas działania Koła jest nieokreślony. Koło nie prowadzi działalności zarobkowej.</w:t>
       </w:r>
     </w:p>
     <w:p>
@@ -246,7 +278,7 @@
           <w:rFonts w:cstheme="minorHAnsi"/>
           <w:b/>
         </w:rPr>
-        <w:t xml:space="preserve">Cele</w:t>
+        <w:t xml:space="preserve">Cele i zadania</w:t>
       </w:r>
     </w:p>
     <w:p>
@@ -280,7 +312,7 @@
         <w:rPr>
           <w:rFonts w:cstheme="minorHAnsi"/>
         </w:rPr>
-        <w:t xml:space="preserve">rozwój kompetencji członków w zakresie sztucznej inteligencji fizycznej (ang. physical AI) i budowy robotów kroczących, w szczególności humanoidalnych i czworonożnych: od sztucznej inteligencji, automatyki i sterowania, przez robotykę, mechanikę, napędy i elektronikę, po wytwarzanie i integrację;</w:t>
+        <w:t xml:space="preserve">rozwój kompetencji członków w zakresie sztucznej inteligencji fizycznej (ang. physical AI) i budowy robotów kroczących, w szczególności humanoidalnych i czworonożnych: od sztucznej inteligencji, automatyki i sterowania, przez robotykę, mechanikę, napędy i elektronikę, po wytwarzanie i integrację,</w:t>
       </w:r>
     </w:p>
     <w:p>
@@ -298,7 +330,7 @@
         <w:rPr>
           <w:rFonts w:cstheme="minorHAnsi"/>
         </w:rPr>
-        <w:t xml:space="preserve">prowadzenie badań naukowych z tego zakresu i publikowanie ich wyników;</w:t>
+        <w:t xml:space="preserve">prowadzenie badań naukowych z tego zakresu i publikowanie ich wyników,</w:t>
       </w:r>
     </w:p>
     <w:p>
@@ -316,7 +348,7 @@
         <w:rPr>
           <w:rFonts w:cstheme="minorHAnsi"/>
         </w:rPr>
-        <w:t xml:space="preserve">rozwój przedsiębiorczości technologicznej: tworzenie zespołów startupowych, wspieranie startupów członków i łączenie ich z funduszami inwestycyjnymi, podmiotami tworzącymi spółki technologiczne (venture builderami) i partnerami przemysłowymi;</w:t>
+        <w:t xml:space="preserve">rozwój przedsiębiorczości technologicznej: tworzenie zespołów startupowych, wspieranie startupów członków i łączenie ich z funduszami inwestycyjnymi, podmiotami tworzącymi spółki technologiczne (venture builderami) i partnerami przemysłowymi,</w:t>
       </w:r>
     </w:p>
     <w:p>
@@ -334,7 +366,161 @@
         <w:rPr>
           <w:rFonts w:cstheme="minorHAnsi"/>
         </w:rPr>
-        <w:t xml:space="preserve">współpraca z kolektywem Machinekind, jednostkami uczelni i innymi partnerami.</w:t>
+        <w:t xml:space="preserve">współpraca z kolektywem Machinekind, jednostkami Politechniki Wrocławskiej i innymi partnerami.</w:t>
+      </w:r>
+    </w:p>
+    <w:p>
+      <w:pPr>
+        <w:keepNext/>
+        <w:spacing w:before="240" w:after="120"/>
+        <w:jc w:val="center"/>
+      </w:pPr>
+      <w:r>
+        <w:rPr>
+          <w:rFonts w:cstheme="minorHAnsi"/>
+          <w:b/>
+        </w:rPr>
+        <w:t xml:space="preserve">§ 3</w:t>
+      </w:r>
+    </w:p>
+    <w:p>
+      <w:pPr>
+        <w:numPr>
+          <w:ilvl w:val="0"/>
+          <w:numId w:val="40"/>
+        </w:numPr>
+        <w:spacing w:before="24" w:after="0" w:line="240" w:lineRule="auto"/>
+        <w:jc w:val="both"/>
+      </w:pPr>
+      <w:r>
+        <w:rPr>
+          <w:rFonts w:cstheme="minorHAnsi"/>
+        </w:rPr>
+        <w:t xml:space="preserve">Koło realizuje cele, o których mowa w § 2, poprzez:</w:t>
+      </w:r>
+    </w:p>
+    <w:p>
+      <w:pPr>
+        <w:pStyle w:val="Akapitzlist"/>
+        <w:numPr>
+          <w:ilvl w:val="1"/>
+          <w:numId w:val="40"/>
+        </w:numPr>
+        <w:spacing w:before="24" w:after="0" w:line="240" w:lineRule="auto"/>
+        <w:contextualSpacing w:val="0"/>
+        <w:jc w:val="both"/>
+      </w:pPr>
+      <w:r>
+        <w:rPr>
+          <w:rFonts w:cstheme="minorHAnsi"/>
+        </w:rPr>
+        <w:t xml:space="preserve">projekty prowadzone w sekcjach i zespołach projektowych, z których każdy kończy się działającym wynikiem,</w:t>
+      </w:r>
+    </w:p>
+    <w:p>
+      <w:pPr>
+        <w:pStyle w:val="Akapitzlist"/>
+        <w:numPr>
+          <w:ilvl w:val="1"/>
+          <w:numId w:val="40"/>
+        </w:numPr>
+        <w:spacing w:before="24" w:after="0" w:line="240" w:lineRule="auto"/>
+        <w:contextualSpacing w:val="0"/>
+        <w:jc w:val="both"/>
+      </w:pPr>
+      <w:r>
+        <w:rPr>
+          <w:rFonts w:cstheme="minorHAnsi"/>
+        </w:rPr>
+        <w:t xml:space="preserve">regularne spotkania i pokazy wyników,</w:t>
+      </w:r>
+    </w:p>
+    <w:p>
+      <w:pPr>
+        <w:pStyle w:val="Akapitzlist"/>
+        <w:numPr>
+          <w:ilvl w:val="1"/>
+          <w:numId w:val="40"/>
+        </w:numPr>
+        <w:spacing w:before="24" w:after="0" w:line="240" w:lineRule="auto"/>
+        <w:contextualSpacing w:val="0"/>
+        <w:jc w:val="both"/>
+      </w:pPr>
+      <w:r>
+        <w:rPr>
+          <w:rFonts w:cstheme="minorHAnsi"/>
+        </w:rPr>
+        <w:t xml:space="preserve">dzień demonstracyjny dla inwestorów i partnerów, organizowany co najmniej raz w roku akademickim,</w:t>
+      </w:r>
+    </w:p>
+    <w:p>
+      <w:pPr>
+        <w:pStyle w:val="Akapitzlist"/>
+        <w:numPr>
+          <w:ilvl w:val="1"/>
+          <w:numId w:val="40"/>
+        </w:numPr>
+        <w:spacing w:before="24" w:after="0" w:line="240" w:lineRule="auto"/>
+        <w:contextualSpacing w:val="0"/>
+        <w:jc w:val="both"/>
+      </w:pPr>
+      <w:r>
+        <w:rPr>
+          <w:rFonts w:cstheme="minorHAnsi"/>
+        </w:rPr>
+        <w:t xml:space="preserve">udział w konferencjach, zawodach, hackathonach i akceleratorach,</w:t>
+      </w:r>
+    </w:p>
+    <w:p>
+      <w:pPr>
+        <w:pStyle w:val="Akapitzlist"/>
+        <w:numPr>
+          <w:ilvl w:val="1"/>
+          <w:numId w:val="40"/>
+        </w:numPr>
+        <w:spacing w:before="24" w:after="0" w:line="240" w:lineRule="auto"/>
+        <w:contextualSpacing w:val="0"/>
+        <w:jc w:val="both"/>
+      </w:pPr>
+      <w:r>
+        <w:rPr>
+          <w:rFonts w:cstheme="minorHAnsi"/>
+        </w:rPr>
+        <w:t xml:space="preserve">współpracę z kolektywem Machinekind na podstawie umowy zawartej między Politechniką Wrocławską a kolektywem,</w:t>
+      </w:r>
+    </w:p>
+    <w:p>
+      <w:pPr>
+        <w:pStyle w:val="Akapitzlist"/>
+        <w:numPr>
+          <w:ilvl w:val="1"/>
+          <w:numId w:val="40"/>
+        </w:numPr>
+        <w:spacing w:before="24" w:after="0" w:line="240" w:lineRule="auto"/>
+        <w:contextualSpacing w:val="0"/>
+        <w:jc w:val="both"/>
+      </w:pPr>
+      <w:r>
+        <w:rPr>
+          <w:rFonts w:cstheme="minorHAnsi"/>
+        </w:rPr>
+        <w:t xml:space="preserve">publikowanie kodu i dokumentacji na licencji Apache-2.0, o ile oświadczenie o własności intelektualnej uzgodnione z uczelnią lub umowa z partnerem nie stanowią inaczej.</w:t>
+      </w:r>
+    </w:p>
+    <w:p>
+      <w:pPr>
+        <w:numPr>
+          <w:ilvl w:val="0"/>
+          <w:numId w:val="40"/>
+        </w:numPr>
+        <w:spacing w:before="24" w:after="0" w:line="240" w:lineRule="auto"/>
+        <w:jc w:val="both"/>
+      </w:pPr>
+      <w:r>
+        <w:rPr>
+          <w:rFonts w:cstheme="minorHAnsi"/>
+        </w:rPr>
+        <w:t xml:space="preserve">Startupy członków są prowadzone poza Kołem. Koło nie obejmuje udziałów w spółkach i nie pośredniczy w inwestycjach. Osoba związana ze startupem lub funduszem nie rozstrzyga w Kole spraw tego podmiotu.</w:t>
       </w:r>
     </w:p>
     <w:p>
@@ -348,7 +534,7 @@
           <w:rFonts w:cstheme="minorHAnsi"/>
           <w:b/>
         </w:rPr>
-        <w:t xml:space="preserve">§ 3</w:t>
+        <w:t xml:space="preserve">§ 4</w:t>
       </w:r>
     </w:p>
     <w:p>
@@ -362,23 +548,23 @@
           <w:rFonts w:cstheme="minorHAnsi"/>
           <w:b/>
         </w:rPr>
-        <w:t xml:space="preserve">Sposoby realizacji celów</w:t>
+        <w:t xml:space="preserve">Źródła finansowania</w:t>
       </w:r>
     </w:p>
     <w:p>
       <w:pPr>
         <w:numPr>
           <w:ilvl w:val="0"/>
-          <w:numId w:val="40"/>
-        </w:numPr>
-        <w:spacing w:before="24" w:after="0" w:line="240" w:lineRule="auto"/>
-        <w:jc w:val="both"/>
-      </w:pPr>
-      <w:r>
-        <w:rPr>
-          <w:rFonts w:cstheme="minorHAnsi"/>
-        </w:rPr>
-        <w:t xml:space="preserve">Koło realizuje cele przez:</w:t>
+          <w:numId w:val="41"/>
+        </w:numPr>
+        <w:spacing w:before="24" w:after="0" w:line="240" w:lineRule="auto"/>
+        <w:jc w:val="both"/>
+      </w:pPr>
+      <w:r>
+        <w:rPr>
+          <w:rFonts w:cstheme="minorHAnsi"/>
+        </w:rPr>
+        <w:t xml:space="preserve">Do realizacji celów, o których mowa w § 2, Koło może posiadać różne źródła finansowania, w szczególności pochodzące z:</w:t>
       </w:r>
     </w:p>
     <w:p>
@@ -386,7 +572,7 @@
         <w:pStyle w:val="Akapitzlist"/>
         <w:numPr>
           <w:ilvl w:val="1"/>
-          <w:numId w:val="40"/>
+          <w:numId w:val="41"/>
         </w:numPr>
         <w:spacing w:before="24" w:after="0" w:line="240" w:lineRule="auto"/>
         <w:contextualSpacing w:val="0"/>
@@ -396,7 +582,7 @@
         <w:rPr>
           <w:rFonts w:cstheme="minorHAnsi"/>
         </w:rPr>
-        <w:t xml:space="preserve">projekty prowadzone w sekcjach i zespołach projektowych, z których każdy kończy się działającym wynikiem;</w:t>
+        <w:t xml:space="preserve">środków Politechniki Wrocławskiej pozyskanych zgodnie z Porozumieniem w sprawie finansowania działalności studentów i doktorantów w Politechnice Wrocławskiej,</w:t>
       </w:r>
     </w:p>
     <w:p>
@@ -404,7 +590,7 @@
         <w:pStyle w:val="Akapitzlist"/>
         <w:numPr>
           <w:ilvl w:val="1"/>
-          <w:numId w:val="40"/>
+          <w:numId w:val="41"/>
         </w:numPr>
         <w:spacing w:before="24" w:after="0" w:line="240" w:lineRule="auto"/>
         <w:contextualSpacing w:val="0"/>
@@ -414,7 +600,7 @@
         <w:rPr>
           <w:rFonts w:cstheme="minorHAnsi"/>
         </w:rPr>
-        <w:t xml:space="preserve">regularne spotkania i pokazy wyników;</w:t>
+        <w:t xml:space="preserve">środków pozyskanych poprzez zawarcie umów z innymi podmiotami, w tym z kolektywem Machinekind,</w:t>
       </w:r>
     </w:p>
     <w:p>
@@ -422,7 +608,7 @@
         <w:pStyle w:val="Akapitzlist"/>
         <w:numPr>
           <w:ilvl w:val="1"/>
-          <w:numId w:val="40"/>
+          <w:numId w:val="41"/>
         </w:numPr>
         <w:spacing w:before="24" w:after="0" w:line="240" w:lineRule="auto"/>
         <w:contextualSpacing w:val="0"/>
@@ -432,57 +618,39 @@
         <w:rPr>
           <w:rFonts w:cstheme="minorHAnsi"/>
         </w:rPr>
-        <w:t xml:space="preserve">dzień demonstracyjny dla inwestorów i partnerów, co najmniej raz w roku akademickim;</w:t>
-      </w:r>
-    </w:p>
-    <w:p>
-      <w:pPr>
-        <w:pStyle w:val="Akapitzlist"/>
-        <w:numPr>
-          <w:ilvl w:val="1"/>
-          <w:numId w:val="40"/>
-        </w:numPr>
-        <w:spacing w:before="24" w:after="0" w:line="240" w:lineRule="auto"/>
-        <w:contextualSpacing w:val="0"/>
-        <w:jc w:val="both"/>
-      </w:pPr>
-      <w:r>
-        <w:rPr>
-          <w:rFonts w:cstheme="minorHAnsi"/>
-        </w:rPr>
-        <w:t xml:space="preserve">udział w konferencjach, zawodach, hackathonach i akceleratorach.</w:t>
+        <w:t xml:space="preserve">dobrowolnych składek członkowskich, grantów i nagród.</w:t>
       </w:r>
     </w:p>
     <w:p>
       <w:pPr>
         <w:numPr>
           <w:ilvl w:val="0"/>
-          <w:numId w:val="40"/>
-        </w:numPr>
-        <w:spacing w:before="24" w:after="0" w:line="240" w:lineRule="auto"/>
-        <w:jc w:val="both"/>
-      </w:pPr>
-      <w:r>
-        <w:rPr>
-          <w:rFonts w:cstheme="minorHAnsi"/>
-        </w:rPr>
-        <w:t xml:space="preserve">Prace prowadzą sekcje: Lokomocji (Locomotion AI), Modeli Świata (World Models &amp; VLM), Konstrukcji i Wytwarzania (Robotics Engineering &amp; Manufacturing), Automatyki i Systemów Wbudowanych (Control &amp; Embedded Systems) oraz Wzornictwa i Prowadzenia Projektów (Design &amp; Program). Sekcje tworzy i likwiduje Walne Zgromadzenie.</w:t>
+          <w:numId w:val="41"/>
+        </w:numPr>
+        <w:spacing w:before="24" w:after="0" w:line="240" w:lineRule="auto"/>
+        <w:jc w:val="both"/>
+      </w:pPr>
+      <w:r>
+        <w:rPr>
+          <w:rFonts w:cstheme="minorHAnsi"/>
+        </w:rPr>
+        <w:t xml:space="preserve">Środki uzyskane przez Koło mogą zostać wydane tylko na statutowe cele Koła. Dokumenty finansowe podpisują Skarbnik oraz Prezes albo Wiceprezes.</w:t>
       </w:r>
     </w:p>
     <w:p>
       <w:pPr>
         <w:numPr>
           <w:ilvl w:val="0"/>
-          <w:numId w:val="40"/>
-        </w:numPr>
-        <w:spacing w:before="24" w:after="0" w:line="240" w:lineRule="auto"/>
-        <w:jc w:val="both"/>
-      </w:pPr>
-      <w:r>
-        <w:rPr>
-          <w:rFonts w:cstheme="minorHAnsi"/>
-        </w:rPr>
-        <w:t xml:space="preserve">Do budowy konkretnej maszyny Zarząd może powołać zespół projektowy z członków różnych sekcji.</w:t>
+          <w:numId w:val="41"/>
+        </w:numPr>
+        <w:spacing w:before="24" w:after="0" w:line="240" w:lineRule="auto"/>
+        <w:jc w:val="both"/>
+      </w:pPr>
+      <w:r>
+        <w:rPr>
+          <w:rFonts w:cstheme="minorHAnsi"/>
+        </w:rPr>
+        <w:t xml:space="preserve">Sprzęt udostępniony Kołu pozostaje własnością jego właściciela (Politechniki Wrocławskiej, kolektywu Machinekind lub innego partnera).</w:t>
       </w:r>
     </w:p>
     <w:p>
@@ -496,7 +664,7 @@
           <w:rFonts w:cstheme="minorHAnsi"/>
           <w:b/>
         </w:rPr>
-        <w:t xml:space="preserve">§ 4</w:t>
+        <w:t xml:space="preserve">§ 5</w:t>
       </w:r>
     </w:p>
     <w:p>
@@ -510,23 +678,23 @@
           <w:rFonts w:cstheme="minorHAnsi"/>
           <w:b/>
         </w:rPr>
-        <w:t xml:space="preserve">Finansowanie i mienie</w:t>
+        <w:t xml:space="preserve">Członkostwo</w:t>
       </w:r>
     </w:p>
     <w:p>
       <w:pPr>
         <w:numPr>
           <w:ilvl w:val="0"/>
-          <w:numId w:val="41"/>
-        </w:numPr>
-        <w:spacing w:before="24" w:after="0" w:line="240" w:lineRule="auto"/>
-        <w:jc w:val="both"/>
-      </w:pPr>
-      <w:r>
-        <w:rPr>
-          <w:rFonts w:cstheme="minorHAnsi"/>
-        </w:rPr>
-        <w:t xml:space="preserve">Źródłami finansowania Koła są:</w:t>
+          <w:numId w:val="42"/>
+        </w:numPr>
+        <w:spacing w:before="24" w:after="0" w:line="240" w:lineRule="auto"/>
+        <w:jc w:val="both"/>
+      </w:pPr>
+      <w:r>
+        <w:rPr>
+          <w:rFonts w:cstheme="minorHAnsi"/>
+        </w:rPr>
+        <w:t xml:space="preserve">Członkiem Koła może zostać każdy, kto:</w:t>
       </w:r>
     </w:p>
     <w:p>
@@ -534,7 +702,7 @@
         <w:pStyle w:val="Akapitzlist"/>
         <w:numPr>
           <w:ilvl w:val="1"/>
-          <w:numId w:val="41"/>
+          <w:numId w:val="42"/>
         </w:numPr>
         <w:spacing w:before="24" w:after="0" w:line="240" w:lineRule="auto"/>
         <w:contextualSpacing w:val="0"/>
@@ -544,7 +712,7 @@
         <w:rPr>
           <w:rFonts w:cstheme="minorHAnsi"/>
         </w:rPr>
-        <w:t xml:space="preserve">środki Politechniki Wrocławskiej pozyskane zgodnie z Porozumieniem w sprawie finansowania działalności studentów i doktorantów w Politechnice Wrocławskiej;</w:t>
+        <w:t xml:space="preserve">jest studentem, doktorantem, pracownikiem lub absolwentem Politechniki Wrocławskiej albo członkiem kolektywu Machinekind,</w:t>
       </w:r>
     </w:p>
     <w:p>
@@ -552,7 +720,7 @@
         <w:pStyle w:val="Akapitzlist"/>
         <w:numPr>
           <w:ilvl w:val="1"/>
-          <w:numId w:val="41"/>
+          <w:numId w:val="42"/>
         </w:numPr>
         <w:spacing w:before="24" w:after="0" w:line="240" w:lineRule="auto"/>
         <w:contextualSpacing w:val="0"/>
@@ -562,7 +730,23 @@
         <w:rPr>
           <w:rFonts w:cstheme="minorHAnsi"/>
         </w:rPr>
-        <w:t xml:space="preserve">środki z umów zawartych przez uczelnię z innymi podmiotami, w tym z Machinekind;</w:t>
+        <w:t xml:space="preserve">jest zainteresowany tematyką związaną z działalnością Koła.</w:t>
+      </w:r>
+    </w:p>
+    <w:p>
+      <w:pPr>
+        <w:numPr>
+          <w:ilvl w:val="0"/>
+          <w:numId w:val="42"/>
+        </w:numPr>
+        <w:spacing w:before="24" w:after="0" w:line="240" w:lineRule="auto"/>
+        <w:jc w:val="both"/>
+      </w:pPr>
+      <w:r>
+        <w:rPr>
+          <w:rFonts w:cstheme="minorHAnsi"/>
+        </w:rPr>
+        <w:t xml:space="preserve">Członkowie dzielą się na:</w:t>
       </w:r>
     </w:p>
     <w:p>
@@ -570,7 +754,7 @@
         <w:pStyle w:val="Akapitzlist"/>
         <w:numPr>
           <w:ilvl w:val="1"/>
-          <w:numId w:val="41"/>
+          <w:numId w:val="42"/>
         </w:numPr>
         <w:spacing w:before="24" w:after="0" w:line="240" w:lineRule="auto"/>
         <w:contextualSpacing w:val="0"/>
@@ -580,55 +764,375 @@
         <w:rPr>
           <w:rFonts w:cstheme="minorHAnsi"/>
         </w:rPr>
-        <w:t xml:space="preserve">granty, nagrody i dobrowolne składki członkowskie.</w:t>
+        <w:t xml:space="preserve">członków zwyczajnych: studentów i doktorantów Politechniki Wrocławskiej wszystkich wydziałów,</w:t>
+      </w:r>
+    </w:p>
+    <w:p>
+      <w:pPr>
+        <w:pStyle w:val="Akapitzlist"/>
+        <w:numPr>
+          <w:ilvl w:val="1"/>
+          <w:numId w:val="42"/>
+        </w:numPr>
+        <w:spacing w:before="24" w:after="0" w:line="240" w:lineRule="auto"/>
+        <w:contextualSpacing w:val="0"/>
+        <w:jc w:val="both"/>
+      </w:pPr>
+      <w:r>
+        <w:rPr>
+          <w:rFonts w:cstheme="minorHAnsi"/>
+        </w:rPr>
+        <w:t xml:space="preserve">członków wspierających: pracowników i absolwentów Politechniki Wrocławskiej oraz członków kolektywu Machinekind,</w:t>
+      </w:r>
+    </w:p>
+    <w:p>
+      <w:pPr>
+        <w:pStyle w:val="Akapitzlist"/>
+        <w:numPr>
+          <w:ilvl w:val="1"/>
+          <w:numId w:val="42"/>
+        </w:numPr>
+        <w:spacing w:before="24" w:after="0" w:line="240" w:lineRule="auto"/>
+        <w:contextualSpacing w:val="0"/>
+        <w:jc w:val="both"/>
+      </w:pPr>
+      <w:r>
+        <w:rPr>
+          <w:rFonts w:cstheme="minorHAnsi"/>
+        </w:rPr>
+        <w:t xml:space="preserve">członków honorowych.</w:t>
       </w:r>
     </w:p>
     <w:p>
       <w:pPr>
         <w:numPr>
           <w:ilvl w:val="0"/>
-          <w:numId w:val="41"/>
-        </w:numPr>
-        <w:spacing w:before="24" w:after="0" w:line="240" w:lineRule="auto"/>
-        <w:jc w:val="both"/>
-      </w:pPr>
-      <w:r>
-        <w:rPr>
-          <w:rFonts w:cstheme="minorHAnsi"/>
-        </w:rPr>
-        <w:t xml:space="preserve">Środki Koła mogą zostać wydane tylko na cele statutowe Koła.</w:t>
+          <w:numId w:val="42"/>
+        </w:numPr>
+        <w:spacing w:before="24" w:after="0" w:line="240" w:lineRule="auto"/>
+        <w:jc w:val="both"/>
+      </w:pPr>
+      <w:r>
+        <w:rPr>
+          <w:rFonts w:cstheme="minorHAnsi"/>
+        </w:rPr>
+        <w:t xml:space="preserve">O przyjęciu w poczet członka Koła decyduje Zarząd w drodze uchwały podjętej zwykłą większością głosów, po złożeniu deklaracji członkowskiej i wykonaniu zadania wstępnego w wybranej sekcji. Członków honorowych powołuje Walne Zgromadzenie Członków.</w:t>
       </w:r>
     </w:p>
     <w:p>
       <w:pPr>
         <w:numPr>
           <w:ilvl w:val="0"/>
-          <w:numId w:val="41"/>
-        </w:numPr>
-        <w:spacing w:before="24" w:after="0" w:line="240" w:lineRule="auto"/>
-        <w:jc w:val="both"/>
-      </w:pPr>
-      <w:r>
-        <w:rPr>
-          <w:rFonts w:cstheme="minorHAnsi"/>
-        </w:rPr>
-        <w:t xml:space="preserve">Środkami i mieniem w dyspozycji Koła gospodaruje Zarząd. Dokumenty finansowe podpisują Skarbnik oraz Prezes albo Wiceprezes.</w:t>
+          <w:numId w:val="42"/>
+        </w:numPr>
+        <w:spacing w:before="24" w:after="0" w:line="240" w:lineRule="auto"/>
+        <w:jc w:val="both"/>
+      </w:pPr>
+      <w:r>
+        <w:rPr>
+          <w:rFonts w:cstheme="minorHAnsi"/>
+        </w:rPr>
+        <w:t xml:space="preserve">Członkowi Koła przysługuje:</w:t>
+      </w:r>
+    </w:p>
+    <w:p>
+      <w:pPr>
+        <w:pStyle w:val="Akapitzlist"/>
+        <w:numPr>
+          <w:ilvl w:val="1"/>
+          <w:numId w:val="42"/>
+        </w:numPr>
+        <w:spacing w:before="24" w:after="0" w:line="240" w:lineRule="auto"/>
+        <w:contextualSpacing w:val="0"/>
+        <w:jc w:val="both"/>
+      </w:pPr>
+      <w:r>
+        <w:rPr>
+          <w:rFonts w:cstheme="minorHAnsi"/>
+        </w:rPr>
+        <w:t xml:space="preserve">prawo udziału w Walnych Zgromadzeniach Członków,</w:t>
+      </w:r>
+    </w:p>
+    <w:p>
+      <w:pPr>
+        <w:pStyle w:val="Akapitzlist"/>
+        <w:numPr>
+          <w:ilvl w:val="1"/>
+          <w:numId w:val="42"/>
+        </w:numPr>
+        <w:spacing w:before="24" w:after="0" w:line="240" w:lineRule="auto"/>
+        <w:contextualSpacing w:val="0"/>
+        <w:jc w:val="both"/>
+      </w:pPr>
+      <w:r>
+        <w:rPr>
+          <w:rFonts w:cstheme="minorHAnsi"/>
+        </w:rPr>
+        <w:t xml:space="preserve">czynne i bierne prawo wyborcze, o ile jest studentem lub doktorantem Politechniki Wrocławskiej,</w:t>
+      </w:r>
+    </w:p>
+    <w:p>
+      <w:pPr>
+        <w:pStyle w:val="Akapitzlist"/>
+        <w:numPr>
+          <w:ilvl w:val="1"/>
+          <w:numId w:val="42"/>
+        </w:numPr>
+        <w:spacing w:before="24" w:after="0" w:line="240" w:lineRule="auto"/>
+        <w:contextualSpacing w:val="0"/>
+        <w:jc w:val="both"/>
+      </w:pPr>
+      <w:r>
+        <w:rPr>
+          <w:rFonts w:cstheme="minorHAnsi"/>
+        </w:rPr>
+        <w:t xml:space="preserve">wnioskowania w każdej sprawie dotyczącej Koła,</w:t>
+      </w:r>
+    </w:p>
+    <w:p>
+      <w:pPr>
+        <w:pStyle w:val="Akapitzlist"/>
+        <w:numPr>
+          <w:ilvl w:val="1"/>
+          <w:numId w:val="42"/>
+        </w:numPr>
+        <w:spacing w:before="24" w:after="0" w:line="240" w:lineRule="auto"/>
+        <w:contextualSpacing w:val="0"/>
+        <w:jc w:val="both"/>
+      </w:pPr>
+      <w:r>
+        <w:rPr>
+          <w:rFonts w:cstheme="minorHAnsi"/>
+        </w:rPr>
+        <w:t xml:space="preserve">zgłaszania opinii, wniosków, postulatów dotyczących pracy Koła oraz Zarządu,</w:t>
+      </w:r>
+    </w:p>
+    <w:p>
+      <w:pPr>
+        <w:pStyle w:val="Akapitzlist"/>
+        <w:numPr>
+          <w:ilvl w:val="1"/>
+          <w:numId w:val="42"/>
+        </w:numPr>
+        <w:spacing w:before="24" w:after="0" w:line="240" w:lineRule="auto"/>
+        <w:contextualSpacing w:val="0"/>
+        <w:jc w:val="both"/>
+      </w:pPr>
+      <w:r>
+        <w:rPr>
+          <w:rFonts w:cstheme="minorHAnsi"/>
+        </w:rPr>
+        <w:t xml:space="preserve">korzystania ze sprzętu i zasobów Koła.</w:t>
       </w:r>
     </w:p>
     <w:p>
       <w:pPr>
         <w:numPr>
           <w:ilvl w:val="0"/>
-          <w:numId w:val="41"/>
-        </w:numPr>
-        <w:spacing w:before="24" w:after="0" w:line="240" w:lineRule="auto"/>
-        <w:jc w:val="both"/>
-      </w:pPr>
-      <w:r>
-        <w:rPr>
-          <w:rFonts w:cstheme="minorHAnsi"/>
-        </w:rPr>
-        <w:t xml:space="preserve">Sprzęt udostępniony Kołu pozostaje własnością jego właściciela (uczelni, Machinekind lub innego partnera). Członek korzysta z niego zgodnie z zasadami BHP i zasadami ustalonymi przez właściciela.</w:t>
+          <w:numId w:val="42"/>
+        </w:numPr>
+        <w:spacing w:before="24" w:after="0" w:line="240" w:lineRule="auto"/>
+        <w:jc w:val="both"/>
+      </w:pPr>
+      <w:r>
+        <w:rPr>
+          <w:rFonts w:cstheme="minorHAnsi"/>
+        </w:rPr>
+        <w:t xml:space="preserve">Członkowie Koła są zobowiązani do:</w:t>
+      </w:r>
+    </w:p>
+    <w:p>
+      <w:pPr>
+        <w:pStyle w:val="Akapitzlist"/>
+        <w:numPr>
+          <w:ilvl w:val="1"/>
+          <w:numId w:val="42"/>
+        </w:numPr>
+        <w:spacing w:before="24" w:after="0" w:line="240" w:lineRule="auto"/>
+        <w:contextualSpacing w:val="0"/>
+        <w:jc w:val="both"/>
+      </w:pPr>
+      <w:r>
+        <w:rPr>
+          <w:rFonts w:cstheme="minorHAnsi"/>
+        </w:rPr>
+        <w:t xml:space="preserve">aktywnego uczestnictwa w zebraniach i pracach Koła,</w:t>
+      </w:r>
+    </w:p>
+    <w:p>
+      <w:pPr>
+        <w:pStyle w:val="Akapitzlist"/>
+        <w:numPr>
+          <w:ilvl w:val="1"/>
+          <w:numId w:val="42"/>
+        </w:numPr>
+        <w:spacing w:before="24" w:after="0" w:line="240" w:lineRule="auto"/>
+        <w:contextualSpacing w:val="0"/>
+        <w:jc w:val="both"/>
+      </w:pPr>
+      <w:r>
+        <w:rPr>
+          <w:rFonts w:cstheme="minorHAnsi"/>
+        </w:rPr>
+        <w:t xml:space="preserve">podporządkowania się postanowieniom niniejszego Regulaminu uchwalonego przez Walne Zgromadzenie, a także postanowieniom i uchwałom Zarządu Koła,</w:t>
+      </w:r>
+    </w:p>
+    <w:p>
+      <w:pPr>
+        <w:pStyle w:val="Akapitzlist"/>
+        <w:numPr>
+          <w:ilvl w:val="1"/>
+          <w:numId w:val="42"/>
+        </w:numPr>
+        <w:spacing w:before="24" w:after="0" w:line="240" w:lineRule="auto"/>
+        <w:contextualSpacing w:val="0"/>
+        <w:jc w:val="both"/>
+      </w:pPr>
+      <w:r>
+        <w:rPr>
+          <w:rFonts w:cstheme="minorHAnsi"/>
+        </w:rPr>
+        <w:t xml:space="preserve">dbania o dobre imię Koła oraz Politechniki Wrocławskiej,</w:t>
+      </w:r>
+    </w:p>
+    <w:p>
+      <w:pPr>
+        <w:pStyle w:val="Akapitzlist"/>
+        <w:numPr>
+          <w:ilvl w:val="1"/>
+          <w:numId w:val="42"/>
+        </w:numPr>
+        <w:spacing w:before="24" w:after="0" w:line="240" w:lineRule="auto"/>
+        <w:contextualSpacing w:val="0"/>
+        <w:jc w:val="both"/>
+      </w:pPr>
+      <w:r>
+        <w:rPr>
+          <w:rFonts w:cstheme="minorHAnsi"/>
+        </w:rPr>
+        <w:t xml:space="preserve">rzetelnego spełniania przyjętych na siebie obowiązków,</w:t>
+      </w:r>
+    </w:p>
+    <w:p>
+      <w:pPr>
+        <w:pStyle w:val="Akapitzlist"/>
+        <w:numPr>
+          <w:ilvl w:val="1"/>
+          <w:numId w:val="42"/>
+        </w:numPr>
+        <w:spacing w:before="24" w:after="0" w:line="240" w:lineRule="auto"/>
+        <w:contextualSpacing w:val="0"/>
+        <w:jc w:val="both"/>
+      </w:pPr>
+      <w:r>
+        <w:rPr>
+          <w:rFonts w:cstheme="minorHAnsi"/>
+        </w:rPr>
+        <w:t xml:space="preserve">przestrzegania zasad BHP i zasad korzystania ze sprzętu.</w:t>
+      </w:r>
+    </w:p>
+    <w:p>
+      <w:pPr>
+        <w:numPr>
+          <w:ilvl w:val="0"/>
+          <w:numId w:val="42"/>
+        </w:numPr>
+        <w:spacing w:before="24" w:after="0" w:line="240" w:lineRule="auto"/>
+        <w:jc w:val="both"/>
+      </w:pPr>
+      <w:r>
+        <w:rPr>
+          <w:rFonts w:cstheme="minorHAnsi"/>
+        </w:rPr>
+        <w:t xml:space="preserve">Utrata członkostwa następuje wskutek:</w:t>
+      </w:r>
+    </w:p>
+    <w:p>
+      <w:pPr>
+        <w:pStyle w:val="Akapitzlist"/>
+        <w:numPr>
+          <w:ilvl w:val="1"/>
+          <w:numId w:val="42"/>
+        </w:numPr>
+        <w:spacing w:before="24" w:after="0" w:line="240" w:lineRule="auto"/>
+        <w:contextualSpacing w:val="0"/>
+        <w:jc w:val="both"/>
+      </w:pPr>
+      <w:r>
+        <w:rPr>
+          <w:rFonts w:cstheme="minorHAnsi"/>
+        </w:rPr>
+        <w:t xml:space="preserve">wykluczenia na podstawie uchwały Zarządu Koła za rażące naruszenie Regulaminu lub zasad BHP,</w:t>
+      </w:r>
+    </w:p>
+    <w:p>
+      <w:pPr>
+        <w:pStyle w:val="Akapitzlist"/>
+        <w:numPr>
+          <w:ilvl w:val="1"/>
+          <w:numId w:val="42"/>
+        </w:numPr>
+        <w:spacing w:before="24" w:after="0" w:line="240" w:lineRule="auto"/>
+        <w:contextualSpacing w:val="0"/>
+        <w:jc w:val="both"/>
+      </w:pPr>
+      <w:r>
+        <w:rPr>
+          <w:rFonts w:cstheme="minorHAnsi"/>
+        </w:rPr>
+        <w:t xml:space="preserve">utraty przez członka statusu studenta lub doktoranta; absolwent może zostać członkiem wspierającym,</w:t>
+      </w:r>
+    </w:p>
+    <w:p>
+      <w:pPr>
+        <w:pStyle w:val="Akapitzlist"/>
+        <w:numPr>
+          <w:ilvl w:val="1"/>
+          <w:numId w:val="42"/>
+        </w:numPr>
+        <w:spacing w:before="24" w:after="0" w:line="240" w:lineRule="auto"/>
+        <w:contextualSpacing w:val="0"/>
+        <w:jc w:val="both"/>
+      </w:pPr>
+      <w:r>
+        <w:rPr>
+          <w:rFonts w:cstheme="minorHAnsi"/>
+        </w:rPr>
+        <w:t xml:space="preserve">braku zaangażowania w prace Koła przez semestr, mimo wcześniejszego upomnienia przez Zarząd,</w:t>
+      </w:r>
+    </w:p>
+    <w:p>
+      <w:pPr>
+        <w:pStyle w:val="Akapitzlist"/>
+        <w:numPr>
+          <w:ilvl w:val="1"/>
+          <w:numId w:val="42"/>
+        </w:numPr>
+        <w:spacing w:before="24" w:after="0" w:line="240" w:lineRule="auto"/>
+        <w:contextualSpacing w:val="0"/>
+        <w:jc w:val="both"/>
+      </w:pPr>
+      <w:r>
+        <w:rPr>
+          <w:rFonts w:cstheme="minorHAnsi"/>
+        </w:rPr>
+        <w:t xml:space="preserve">pisemnego wniosku członka.</w:t>
+      </w:r>
+    </w:p>
+    <w:p>
+      <w:pPr>
+        <w:numPr>
+          <w:ilvl w:val="0"/>
+          <w:numId w:val="42"/>
+        </w:numPr>
+        <w:spacing w:before="24" w:after="0" w:line="240" w:lineRule="auto"/>
+        <w:jc w:val="both"/>
+      </w:pPr>
+      <w:r>
+        <w:rPr>
+          <w:rFonts w:cstheme="minorHAnsi"/>
+        </w:rPr>
+        <w:t xml:space="preserve">Przed podjęciem decyzji na podstawie ust. 6 pkt 6.1 i 6.3 członek może złożyć wyjaśnienia. Od decyzji podjętej przez Zarząd na tej podstawie przysługuje odwołanie do Walnego Zgromadzenia Członków w terminie 14 dni od daty jej otrzymania.</w:t>
       </w:r>
     </w:p>
     <w:p>
@@ -642,7 +1146,7 @@
           <w:rFonts w:cstheme="minorHAnsi"/>
           <w:b/>
         </w:rPr>
-        <w:t xml:space="preserve">§ 5</w:t>
+        <w:t xml:space="preserve">§ 6</w:t>
       </w:r>
     </w:p>
     <w:p>
@@ -656,23 +1160,23 @@
           <w:rFonts w:cstheme="minorHAnsi"/>
           <w:b/>
         </w:rPr>
-        <w:t xml:space="preserve">Członkostwo</w:t>
+        <w:t xml:space="preserve">Struktura organizacyjna</w:t>
       </w:r>
     </w:p>
     <w:p>
       <w:pPr>
         <w:numPr>
           <w:ilvl w:val="0"/>
-          <w:numId w:val="42"/>
-        </w:numPr>
-        <w:spacing w:before="24" w:after="0" w:line="240" w:lineRule="auto"/>
-        <w:jc w:val="both"/>
-      </w:pPr>
-      <w:r>
-        <w:rPr>
-          <w:rFonts w:cstheme="minorHAnsi"/>
-        </w:rPr>
-        <w:t xml:space="preserve">Członkami Koła mogą być:</w:t>
+          <w:numId w:val="43"/>
+        </w:numPr>
+        <w:spacing w:before="24" w:after="0" w:line="240" w:lineRule="auto"/>
+        <w:jc w:val="both"/>
+      </w:pPr>
+      <w:r>
+        <w:rPr>
+          <w:rFonts w:cstheme="minorHAnsi"/>
+        </w:rPr>
+        <w:t xml:space="preserve">Władze Koła stanowią:</w:t>
       </w:r>
     </w:p>
     <w:p>
@@ -680,7 +1184,7 @@
         <w:pStyle w:val="Akapitzlist"/>
         <w:numPr>
           <w:ilvl w:val="1"/>
-          <w:numId w:val="42"/>
+          <w:numId w:val="43"/>
         </w:numPr>
         <w:spacing w:before="24" w:after="0" w:line="240" w:lineRule="auto"/>
         <w:contextualSpacing w:val="0"/>
@@ -690,15 +1194,69 @@
         <w:rPr>
           <w:rFonts w:cstheme="minorHAnsi"/>
         </w:rPr>
-        <w:t xml:space="preserve">członkowie zwyczajni: studenci i doktoranci wszystkich wydziałów uczelni;</w:t>
+        <w:t xml:space="preserve">Zarząd, w skład którego wchodzą:</w:t>
       </w:r>
     </w:p>
     <w:p>
       <w:pPr>
         <w:pStyle w:val="Akapitzlist"/>
         <w:numPr>
+          <w:ilvl w:val="2"/>
+          <w:numId w:val="43"/>
+        </w:numPr>
+        <w:spacing w:before="24" w:after="0" w:line="240" w:lineRule="auto"/>
+        <w:contextualSpacing w:val="0"/>
+        <w:jc w:val="both"/>
+      </w:pPr>
+      <w:r>
+        <w:rPr>
+          <w:rFonts w:cstheme="minorHAnsi"/>
+        </w:rPr>
+        <w:t xml:space="preserve">Prezes,</w:t>
+      </w:r>
+    </w:p>
+    <w:p>
+      <w:pPr>
+        <w:pStyle w:val="Akapitzlist"/>
+        <w:numPr>
+          <w:ilvl w:val="2"/>
+          <w:numId w:val="43"/>
+        </w:numPr>
+        <w:spacing w:before="24" w:after="0" w:line="240" w:lineRule="auto"/>
+        <w:contextualSpacing w:val="0"/>
+        <w:jc w:val="both"/>
+      </w:pPr>
+      <w:r>
+        <w:rPr>
+          <w:rFonts w:cstheme="minorHAnsi"/>
+        </w:rPr>
+        <w:t xml:space="preserve">Wiceprezes,</w:t>
+      </w:r>
+    </w:p>
+    <w:p>
+      <w:pPr>
+        <w:pStyle w:val="Akapitzlist"/>
+        <w:numPr>
+          <w:ilvl w:val="2"/>
+          <w:numId w:val="43"/>
+        </w:numPr>
+        <w:spacing w:before="24" w:after="0" w:line="240" w:lineRule="auto"/>
+        <w:contextualSpacing w:val="0"/>
+        <w:jc w:val="both"/>
+      </w:pPr>
+      <w:r>
+        <w:rPr>
+          <w:rFonts w:cstheme="minorHAnsi"/>
+        </w:rPr>
+        <w:t xml:space="preserve">Skarbnik,</w:t>
+      </w:r>
+    </w:p>
+    <w:p>
+      <w:pPr>
+        <w:pStyle w:val="Akapitzlist"/>
+        <w:numPr>
           <w:ilvl w:val="1"/>
-          <w:numId w:val="42"/>
+          <w:numId w:val="43"/>
         </w:numPr>
         <w:spacing w:before="24" w:after="0" w:line="240" w:lineRule="auto"/>
         <w:contextualSpacing w:val="0"/>
@@ -708,7 +1266,69 @@
         <w:rPr>
           <w:rFonts w:cstheme="minorHAnsi"/>
         </w:rPr>
-        <w:t xml:space="preserve">członkowie wspierający: pracownicy i absolwenci uczelni oraz inne osoby wspierające Koło, w tym członkowie kolektywu Machinekind;</w:t>
+        <w:t xml:space="preserve">Walne Zgromadzenie Członków.</w:t>
+      </w:r>
+    </w:p>
+    <w:p>
+      <w:pPr>
+        <w:numPr>
+          <w:ilvl w:val="0"/>
+          <w:numId w:val="43"/>
+        </w:numPr>
+        <w:spacing w:before="24" w:after="0" w:line="240" w:lineRule="auto"/>
+        <w:jc w:val="both"/>
+      </w:pPr>
+      <w:r>
+        <w:rPr>
+          <w:rFonts w:cstheme="minorHAnsi"/>
+        </w:rPr>
+        <w:t xml:space="preserve">Koło posiada dwóch opiekunów naukowych, nauczycieli akademickich Politechniki Wrocławskiej: z Wydziału Informatyki i Telekomunikacji oraz z Wydziału Mechanicznego, powołanych za ich pisemną zgodą. Opiekun nadzoruje zgodność działań Koła z Regulaminem, podpisuje plany pracy, wnioski o dofinansowanie i sprawozdania.</w:t>
+      </w:r>
+    </w:p>
+    <w:p>
+      <w:pPr>
+        <w:numPr>
+          <w:ilvl w:val="0"/>
+          <w:numId w:val="43"/>
+        </w:numPr>
+        <w:spacing w:before="24" w:after="0" w:line="240" w:lineRule="auto"/>
+        <w:jc w:val="both"/>
+      </w:pPr>
+      <w:r>
+        <w:rPr>
+          <w:rFonts w:cstheme="minorHAnsi"/>
+        </w:rPr>
+        <w:t xml:space="preserve">Prace Koła prowadzą sekcje: Lokomocji (Locomotion AI), Modeli Świata (World Models &amp; VLM), Konstrukcji i Wytwarzania (Robotics Engineering &amp; Manufacturing), Automatyki i Systemów Wbudowanych (Control &amp; Embedded Systems) oraz Wzornictwa i Prowadzenia Projektów (Design &amp; Program).</w:t>
+      </w:r>
+    </w:p>
+    <w:p>
+      <w:pPr>
+        <w:keepNext/>
+        <w:spacing w:before="240" w:after="120"/>
+        <w:jc w:val="center"/>
+      </w:pPr>
+      <w:r>
+        <w:rPr>
+          <w:rFonts w:cstheme="minorHAnsi"/>
+          <w:b/>
+        </w:rPr>
+        <w:t xml:space="preserve">§ 7</w:t>
+      </w:r>
+    </w:p>
+    <w:p>
+      <w:pPr>
+        <w:numPr>
+          <w:ilvl w:val="0"/>
+          <w:numId w:val="44"/>
+        </w:numPr>
+        <w:spacing w:before="24" w:after="0" w:line="240" w:lineRule="auto"/>
+        <w:jc w:val="both"/>
+      </w:pPr>
+      <w:r>
+        <w:rPr>
+          <w:rFonts w:cstheme="minorHAnsi"/>
+        </w:rPr>
+        <w:t xml:space="preserve">Zarząd jest organem wykonawczym i kieruje działalnością Koła, a w szczególności:</w:t>
       </w:r>
     </w:p>
     <w:p>
@@ -716,7 +1336,7 @@
         <w:pStyle w:val="Akapitzlist"/>
         <w:numPr>
           <w:ilvl w:val="1"/>
-          <w:numId w:val="42"/>
+          <w:numId w:val="44"/>
         </w:numPr>
         <w:spacing w:before="24" w:after="0" w:line="240" w:lineRule="auto"/>
         <w:contextualSpacing w:val="0"/>
@@ -726,71 +1346,417 @@
         <w:rPr>
           <w:rFonts w:cstheme="minorHAnsi"/>
         </w:rPr>
-        <w:t xml:space="preserve">członkowie honorowi, powołani przez Walne Zgromadzenie.</w:t>
+        <w:t xml:space="preserve">reprezentuje Koło na zewnątrz i działa w jego imieniu,</w:t>
+      </w:r>
+    </w:p>
+    <w:p>
+      <w:pPr>
+        <w:pStyle w:val="Akapitzlist"/>
+        <w:numPr>
+          <w:ilvl w:val="1"/>
+          <w:numId w:val="44"/>
+        </w:numPr>
+        <w:spacing w:before="24" w:after="0" w:line="240" w:lineRule="auto"/>
+        <w:contextualSpacing w:val="0"/>
+        <w:jc w:val="both"/>
+      </w:pPr>
+      <w:r>
+        <w:rPr>
+          <w:rFonts w:cstheme="minorHAnsi"/>
+        </w:rPr>
+        <w:t xml:space="preserve">podejmuje decyzje w sprawie zakresu i sposobów realizacji celów Koła,</w:t>
+      </w:r>
+    </w:p>
+    <w:p>
+      <w:pPr>
+        <w:pStyle w:val="Akapitzlist"/>
+        <w:numPr>
+          <w:ilvl w:val="1"/>
+          <w:numId w:val="44"/>
+        </w:numPr>
+        <w:spacing w:before="24" w:after="0" w:line="240" w:lineRule="auto"/>
+        <w:contextualSpacing w:val="0"/>
+        <w:jc w:val="both"/>
+      </w:pPr>
+      <w:r>
+        <w:rPr>
+          <w:rFonts w:cstheme="minorHAnsi"/>
+        </w:rPr>
+        <w:t xml:space="preserve">zwołuje i organizuje Walne Zgromadzenia Członków,</w:t>
+      </w:r>
+    </w:p>
+    <w:p>
+      <w:pPr>
+        <w:pStyle w:val="Akapitzlist"/>
+        <w:numPr>
+          <w:ilvl w:val="1"/>
+          <w:numId w:val="44"/>
+        </w:numPr>
+        <w:spacing w:before="24" w:after="0" w:line="240" w:lineRule="auto"/>
+        <w:contextualSpacing w:val="0"/>
+        <w:jc w:val="both"/>
+      </w:pPr>
+      <w:r>
+        <w:rPr>
+          <w:rFonts w:cstheme="minorHAnsi"/>
+        </w:rPr>
+        <w:t xml:space="preserve">opracowuje plany i programy działalności Koła oraz przedstawia je Walnemu Zgromadzeniu Członków,</w:t>
+      </w:r>
+    </w:p>
+    <w:p>
+      <w:pPr>
+        <w:pStyle w:val="Akapitzlist"/>
+        <w:numPr>
+          <w:ilvl w:val="1"/>
+          <w:numId w:val="44"/>
+        </w:numPr>
+        <w:spacing w:before="24" w:after="0" w:line="240" w:lineRule="auto"/>
+        <w:contextualSpacing w:val="0"/>
+        <w:jc w:val="both"/>
+      </w:pPr>
+      <w:r>
+        <w:rPr>
+          <w:rFonts w:cstheme="minorHAnsi"/>
+        </w:rPr>
+        <w:t xml:space="preserve">przyjmuje i wyklucza członków,</w:t>
+      </w:r>
+    </w:p>
+    <w:p>
+      <w:pPr>
+        <w:pStyle w:val="Akapitzlist"/>
+        <w:numPr>
+          <w:ilvl w:val="1"/>
+          <w:numId w:val="44"/>
+        </w:numPr>
+        <w:spacing w:before="24" w:after="0" w:line="240" w:lineRule="auto"/>
+        <w:contextualSpacing w:val="0"/>
+        <w:jc w:val="both"/>
+      </w:pPr>
+      <w:r>
+        <w:rPr>
+          <w:rFonts w:cstheme="minorHAnsi"/>
+        </w:rPr>
+        <w:t xml:space="preserve">realizuje uchwały Walnego Zgromadzenia Członków,</w:t>
+      </w:r>
+    </w:p>
+    <w:p>
+      <w:pPr>
+        <w:pStyle w:val="Akapitzlist"/>
+        <w:numPr>
+          <w:ilvl w:val="1"/>
+          <w:numId w:val="44"/>
+        </w:numPr>
+        <w:spacing w:before="24" w:after="0" w:line="240" w:lineRule="auto"/>
+        <w:contextualSpacing w:val="0"/>
+        <w:jc w:val="both"/>
+      </w:pPr>
+      <w:r>
+        <w:rPr>
+          <w:rFonts w:cstheme="minorHAnsi"/>
+        </w:rPr>
+        <w:t xml:space="preserve">prowadzi ewidencję członków Koła,</w:t>
+      </w:r>
+    </w:p>
+    <w:p>
+      <w:pPr>
+        <w:pStyle w:val="Akapitzlist"/>
+        <w:numPr>
+          <w:ilvl w:val="1"/>
+          <w:numId w:val="44"/>
+        </w:numPr>
+        <w:spacing w:before="24" w:after="0" w:line="240" w:lineRule="auto"/>
+        <w:contextualSpacing w:val="0"/>
+        <w:jc w:val="both"/>
+      </w:pPr>
+      <w:r>
+        <w:rPr>
+          <w:rFonts w:cstheme="minorHAnsi"/>
+        </w:rPr>
+        <w:t xml:space="preserve">zarządza, dysponuje i odpowiada za fundusze, pomieszczenie i wyposażenie Koła,</w:t>
+      </w:r>
+    </w:p>
+    <w:p>
+      <w:pPr>
+        <w:pStyle w:val="Akapitzlist"/>
+        <w:numPr>
+          <w:ilvl w:val="1"/>
+          <w:numId w:val="44"/>
+        </w:numPr>
+        <w:spacing w:before="24" w:after="0" w:line="240" w:lineRule="auto"/>
+        <w:contextualSpacing w:val="0"/>
+        <w:jc w:val="both"/>
+      </w:pPr>
+      <w:r>
+        <w:rPr>
+          <w:rFonts w:cstheme="minorHAnsi"/>
+        </w:rPr>
+        <w:t xml:space="preserve">składa sprawozdania ze swej działalności Walnemu Zgromadzeniu Członków oraz sprawozdanie roczne uczelni do 15 stycznia,</w:t>
+      </w:r>
+    </w:p>
+    <w:p>
+      <w:pPr>
+        <w:pStyle w:val="Akapitzlist"/>
+        <w:numPr>
+          <w:ilvl w:val="1"/>
+          <w:numId w:val="44"/>
+        </w:numPr>
+        <w:spacing w:before="24" w:after="0" w:line="240" w:lineRule="auto"/>
+        <w:contextualSpacing w:val="0"/>
+        <w:jc w:val="both"/>
+      </w:pPr>
+      <w:r>
+        <w:rPr>
+          <w:rFonts w:cstheme="minorHAnsi"/>
+        </w:rPr>
+        <w:t xml:space="preserve">opracowuje preliminarz finansowy i programowy Koła,</w:t>
+      </w:r>
+    </w:p>
+    <w:p>
+      <w:pPr>
+        <w:pStyle w:val="Akapitzlist"/>
+        <w:numPr>
+          <w:ilvl w:val="1"/>
+          <w:numId w:val="44"/>
+        </w:numPr>
+        <w:spacing w:before="24" w:after="0" w:line="240" w:lineRule="auto"/>
+        <w:contextualSpacing w:val="0"/>
+        <w:jc w:val="both"/>
+      </w:pPr>
+      <w:r>
+        <w:rPr>
+          <w:rFonts w:cstheme="minorHAnsi"/>
+        </w:rPr>
+        <w:t xml:space="preserve">powołuje zespoły projektowe do budowy konkretnych maszyn.</w:t>
       </w:r>
     </w:p>
     <w:p>
       <w:pPr>
         <w:numPr>
           <w:ilvl w:val="0"/>
-          <w:numId w:val="42"/>
-        </w:numPr>
-        <w:spacing w:before="24" w:after="0" w:line="240" w:lineRule="auto"/>
-        <w:jc w:val="both"/>
-      </w:pPr>
-      <w:r>
-        <w:rPr>
-          <w:rFonts w:cstheme="minorHAnsi"/>
-        </w:rPr>
-        <w:t xml:space="preserve">O przyjęciu decyduje Zarząd po złożeniu deklaracji członkowskiej i wykonaniu zadania wstępnego w wybranej sekcji.</w:t>
+          <w:numId w:val="44"/>
+        </w:numPr>
+        <w:spacing w:before="24" w:after="0" w:line="240" w:lineRule="auto"/>
+        <w:jc w:val="both"/>
+      </w:pPr>
+      <w:r>
+        <w:rPr>
+          <w:rFonts w:cstheme="minorHAnsi"/>
+        </w:rPr>
+        <w:t xml:space="preserve">Kadencja władz:</w:t>
+      </w:r>
+    </w:p>
+    <w:p>
+      <w:pPr>
+        <w:pStyle w:val="Akapitzlist"/>
+        <w:numPr>
+          <w:ilvl w:val="1"/>
+          <w:numId w:val="44"/>
+        </w:numPr>
+        <w:spacing w:before="24" w:after="0" w:line="240" w:lineRule="auto"/>
+        <w:contextualSpacing w:val="0"/>
+        <w:jc w:val="both"/>
+      </w:pPr>
+      <w:r>
+        <w:rPr>
+          <w:rFonts w:cstheme="minorHAnsi"/>
+        </w:rPr>
+        <w:t xml:space="preserve">kadencja Zarządu trwa rok akademicki, a jego wybór odbywa się w głosowaniu bezpośrednim, równym i tajnym zwykłą większością głosów przy obecności przynajmniej połowy członków zwyczajnych,</w:t>
+      </w:r>
+    </w:p>
+    <w:p>
+      <w:pPr>
+        <w:pStyle w:val="Akapitzlist"/>
+        <w:numPr>
+          <w:ilvl w:val="1"/>
+          <w:numId w:val="44"/>
+        </w:numPr>
+        <w:spacing w:before="24" w:after="0" w:line="240" w:lineRule="auto"/>
+        <w:contextualSpacing w:val="0"/>
+        <w:jc w:val="both"/>
+      </w:pPr>
+      <w:r>
+        <w:rPr>
+          <w:rFonts w:cstheme="minorHAnsi"/>
+        </w:rPr>
+        <w:t xml:space="preserve">w przypadku rezygnacji lub odwołania z funkcji przeprowadza się wybory uzupełniające,</w:t>
+      </w:r>
+    </w:p>
+    <w:p>
+      <w:pPr>
+        <w:pStyle w:val="Akapitzlist"/>
+        <w:numPr>
+          <w:ilvl w:val="1"/>
+          <w:numId w:val="44"/>
+        </w:numPr>
+        <w:spacing w:before="24" w:after="0" w:line="240" w:lineRule="auto"/>
+        <w:contextualSpacing w:val="0"/>
+        <w:jc w:val="both"/>
+      </w:pPr>
+      <w:r>
+        <w:rPr>
+          <w:rFonts w:cstheme="minorHAnsi"/>
+        </w:rPr>
+        <w:t xml:space="preserve">rezygnacja z pełnionej funkcji powinna zostać złożona pisemnie na ręce Zarządu lub w przypadku rezygnacji z funkcji Prezesa na ręce Opiekuna,</w:t>
+      </w:r>
+    </w:p>
+    <w:p>
+      <w:pPr>
+        <w:pStyle w:val="Akapitzlist"/>
+        <w:numPr>
+          <w:ilvl w:val="1"/>
+          <w:numId w:val="44"/>
+        </w:numPr>
+        <w:spacing w:before="24" w:after="0" w:line="240" w:lineRule="auto"/>
+        <w:contextualSpacing w:val="0"/>
+        <w:jc w:val="both"/>
+      </w:pPr>
+      <w:r>
+        <w:rPr>
+          <w:rFonts w:cstheme="minorHAnsi"/>
+        </w:rPr>
+        <w:t xml:space="preserve">wybory uzupełniające powinny zostać przeprowadzone w ciągu 30 dni od pisemnej rezygnacji.</w:t>
       </w:r>
     </w:p>
     <w:p>
       <w:pPr>
         <w:numPr>
           <w:ilvl w:val="0"/>
-          <w:numId w:val="42"/>
-        </w:numPr>
-        <w:spacing w:before="24" w:after="0" w:line="240" w:lineRule="auto"/>
-        <w:jc w:val="both"/>
-      </w:pPr>
-      <w:r>
-        <w:rPr>
-          <w:rFonts w:cstheme="minorHAnsi"/>
-        </w:rPr>
-        <w:t xml:space="preserve">Członek ma prawo uczestniczyć w pracach i spotkaniach Koła, korzystać z jego zasobów i zgłaszać wnioski. Członek zwyczajny ma ponadto prawo głosu oraz czynne i bierne prawo wyborcze.</w:t>
+          <w:numId w:val="44"/>
+        </w:numPr>
+        <w:spacing w:before="24" w:after="0" w:line="240" w:lineRule="auto"/>
+        <w:jc w:val="both"/>
+      </w:pPr>
+      <w:r>
+        <w:rPr>
+          <w:rFonts w:cstheme="minorHAnsi"/>
+        </w:rPr>
+        <w:t xml:space="preserve">Prezes ponosi odpowiedzialność za działalność Koła przed władzami Politechniki Wrocławskiej. Wiceprezes zastępuje Prezesa, a Skarbnik prowadzi sprawy finansowe Koła.</w:t>
       </w:r>
     </w:p>
     <w:p>
       <w:pPr>
         <w:numPr>
           <w:ilvl w:val="0"/>
-          <w:numId w:val="42"/>
-        </w:numPr>
-        <w:spacing w:before="24" w:after="0" w:line="240" w:lineRule="auto"/>
-        <w:jc w:val="both"/>
-      </w:pPr>
-      <w:r>
-        <w:rPr>
-          <w:rFonts w:cstheme="minorHAnsi"/>
-        </w:rPr>
-        <w:t xml:space="preserve">Członek ma obowiązek aktywnie uczestniczyć w pracach Koła, przestrzegać Regulaminu, zasad BHP i zasad korzystania ze sprzętu oraz dbać o dobre imię Koła i uczelni.</w:t>
+          <w:numId w:val="44"/>
+        </w:numPr>
+        <w:spacing w:before="24" w:after="0" w:line="240" w:lineRule="auto"/>
+        <w:jc w:val="both"/>
+      </w:pPr>
+      <w:r>
+        <w:rPr>
+          <w:rFonts w:cstheme="minorHAnsi"/>
+        </w:rPr>
+        <w:t xml:space="preserve">Zarząd podejmuje uchwały zwykłą większością głosów; przy równej liczbie głosów rozstrzyga głos Prezesa.</w:t>
       </w:r>
     </w:p>
     <w:p>
       <w:pPr>
         <w:numPr>
           <w:ilvl w:val="0"/>
-          <w:numId w:val="42"/>
-        </w:numPr>
-        <w:spacing w:before="24" w:after="0" w:line="240" w:lineRule="auto"/>
-        <w:jc w:val="both"/>
-      </w:pPr>
-      <w:r>
-        <w:rPr>
-          <w:rFonts w:cstheme="minorHAnsi"/>
-        </w:rPr>
-        <w:t xml:space="preserve">Członkostwo ustaje wskutek:</w:t>
+          <w:numId w:val="44"/>
+        </w:numPr>
+        <w:spacing w:before="24" w:after="0" w:line="240" w:lineRule="auto"/>
+        <w:jc w:val="both"/>
+      </w:pPr>
+      <w:r>
+        <w:rPr>
+          <w:rFonts w:cstheme="minorHAnsi"/>
+        </w:rPr>
+        <w:t xml:space="preserve">Członkowie Zarządu zobowiązani są do złożenia pod koniec kadencji sprawozdania ze swojej działalności.</w:t>
+      </w:r>
+    </w:p>
+    <w:p>
+      <w:pPr>
+        <w:keepNext/>
+        <w:spacing w:before="240" w:after="120"/>
+        <w:jc w:val="center"/>
+      </w:pPr>
+      <w:r>
+        <w:rPr>
+          <w:rFonts w:cstheme="minorHAnsi"/>
+          <w:b/>
+        </w:rPr>
+        <w:t xml:space="preserve">§ 8</w:t>
+      </w:r>
+    </w:p>
+    <w:p>
+      <w:pPr>
+        <w:numPr>
+          <w:ilvl w:val="0"/>
+          <w:numId w:val="45"/>
+        </w:numPr>
+        <w:spacing w:before="24" w:after="0" w:line="240" w:lineRule="auto"/>
+        <w:jc w:val="both"/>
+      </w:pPr>
+      <w:r>
+        <w:rPr>
+          <w:rFonts w:cstheme="minorHAnsi"/>
+        </w:rPr>
+        <w:t xml:space="preserve">Walne Zgromadzenie Członków jest najwyższym organem uchwałodawczym Koła.</w:t>
+      </w:r>
+    </w:p>
+    <w:p>
+      <w:pPr>
+        <w:numPr>
+          <w:ilvl w:val="0"/>
+          <w:numId w:val="45"/>
+        </w:numPr>
+        <w:spacing w:before="24" w:after="0" w:line="240" w:lineRule="auto"/>
+        <w:jc w:val="both"/>
+      </w:pPr>
+      <w:r>
+        <w:rPr>
+          <w:rFonts w:cstheme="minorHAnsi"/>
+        </w:rPr>
+        <w:t xml:space="preserve">W skład Zgromadzenia wchodzi ogół wszystkich członków Koła; prawo głosu przysługuje członkom zwyczajnym.</w:t>
+      </w:r>
+    </w:p>
+    <w:p>
+      <w:pPr>
+        <w:numPr>
+          <w:ilvl w:val="0"/>
+          <w:numId w:val="45"/>
+        </w:numPr>
+        <w:spacing w:before="24" w:after="0" w:line="240" w:lineRule="auto"/>
+        <w:jc w:val="both"/>
+      </w:pPr>
+      <w:r>
+        <w:rPr>
+          <w:rFonts w:cstheme="minorHAnsi"/>
+        </w:rPr>
+        <w:t xml:space="preserve">Walne Zgromadzenie Członków wybiera przewodniczącego, sekretarza, członków komisji skrutacyjnej (co najmniej dwóch) oraz uchwala porządek obrad.</w:t>
+      </w:r>
+    </w:p>
+    <w:p>
+      <w:pPr>
+        <w:numPr>
+          <w:ilvl w:val="0"/>
+          <w:numId w:val="45"/>
+        </w:numPr>
+        <w:spacing w:before="24" w:after="0" w:line="240" w:lineRule="auto"/>
+        <w:jc w:val="both"/>
+      </w:pPr>
+      <w:r>
+        <w:rPr>
+          <w:rFonts w:cstheme="minorHAnsi"/>
+        </w:rPr>
+        <w:t xml:space="preserve">O terminie i miejscu obrad Zarząd zawiadamia członków, co najmniej 7 dni przed terminem Walnego Zgromadzenia Członków. Zgromadzenie może obradować zdalnie.</w:t>
+      </w:r>
+    </w:p>
+    <w:p>
+      <w:pPr>
+        <w:numPr>
+          <w:ilvl w:val="0"/>
+          <w:numId w:val="45"/>
+        </w:numPr>
+        <w:spacing w:before="24" w:after="0" w:line="240" w:lineRule="auto"/>
+        <w:jc w:val="both"/>
+      </w:pPr>
+      <w:r>
+        <w:rPr>
+          <w:rFonts w:cstheme="minorHAnsi"/>
+        </w:rPr>
+        <w:t xml:space="preserve">Walne Zgromadzenie Członków zwoływane jest przez Zarząd:</w:t>
       </w:r>
     </w:p>
     <w:p>
@@ -798,7 +1764,7 @@
         <w:pStyle w:val="Akapitzlist"/>
         <w:numPr>
           <w:ilvl w:val="1"/>
-          <w:numId w:val="42"/>
+          <w:numId w:val="45"/>
         </w:numPr>
         <w:spacing w:before="24" w:after="0" w:line="240" w:lineRule="auto"/>
         <w:contextualSpacing w:val="0"/>
@@ -808,7 +1774,7 @@
         <w:rPr>
           <w:rFonts w:cstheme="minorHAnsi"/>
         </w:rPr>
-        <w:t xml:space="preserve">rezygnacji;</w:t>
+        <w:t xml:space="preserve">na żądanie 1/3 członków zwyczajnych,</w:t>
       </w:r>
     </w:p>
     <w:p>
@@ -816,7 +1782,7 @@
         <w:pStyle w:val="Akapitzlist"/>
         <w:numPr>
           <w:ilvl w:val="1"/>
-          <w:numId w:val="42"/>
+          <w:numId w:val="45"/>
         </w:numPr>
         <w:spacing w:before="24" w:after="0" w:line="240" w:lineRule="auto"/>
         <w:contextualSpacing w:val="0"/>
@@ -826,7 +1792,7 @@
         <w:rPr>
           <w:rFonts w:cstheme="minorHAnsi"/>
         </w:rPr>
-        <w:t xml:space="preserve">utraty statusu studenta lub doktoranta, przy czym absolwent może zostać członkiem wspierającym;</w:t>
+        <w:t xml:space="preserve">co najmniej 2 razy w roku akademickim, jednak nie rzadziej niż raz w semestrze,</w:t>
       </w:r>
     </w:p>
     <w:p>
@@ -834,7 +1800,7 @@
         <w:pStyle w:val="Akapitzlist"/>
         <w:numPr>
           <w:ilvl w:val="1"/>
-          <w:numId w:val="42"/>
+          <w:numId w:val="45"/>
         </w:numPr>
         <w:spacing w:before="24" w:after="0" w:line="240" w:lineRule="auto"/>
         <w:contextualSpacing w:val="0"/>
@@ -844,23 +1810,383 @@
         <w:rPr>
           <w:rFonts w:cstheme="minorHAnsi"/>
         </w:rPr>
-        <w:t xml:space="preserve">wykluczenia uchwałą Zarządu z powodu braku udziału w pracach Koła przez semestr mimo wcześniejszego upomnienia albo rażącego naruszenia Regulaminu lub zasad BHP.</w:t>
+        <w:t xml:space="preserve">na wniosek Prezesa Koła,</w:t>
+      </w:r>
+    </w:p>
+    <w:p>
+      <w:pPr>
+        <w:pStyle w:val="Akapitzlist"/>
+        <w:numPr>
+          <w:ilvl w:val="1"/>
+          <w:numId w:val="45"/>
+        </w:numPr>
+        <w:spacing w:before="24" w:after="0" w:line="240" w:lineRule="auto"/>
+        <w:contextualSpacing w:val="0"/>
+        <w:jc w:val="both"/>
+      </w:pPr>
+      <w:r>
+        <w:rPr>
+          <w:rFonts w:cstheme="minorHAnsi"/>
+        </w:rPr>
+        <w:t xml:space="preserve">na wniosek opiekuna Koła.</w:t>
       </w:r>
     </w:p>
     <w:p>
       <w:pPr>
         <w:numPr>
           <w:ilvl w:val="0"/>
-          <w:numId w:val="42"/>
-        </w:numPr>
-        <w:spacing w:before="24" w:after="0" w:line="240" w:lineRule="auto"/>
-        <w:jc w:val="both"/>
-      </w:pPr>
-      <w:r>
-        <w:rPr>
-          <w:rFonts w:cstheme="minorHAnsi"/>
-        </w:rPr>
-        <w:t xml:space="preserve">Przed wykluczeniem członek może złożyć wyjaśnienia. Od uchwały o wykluczeniu przysługuje odwołanie do Walnego Zgromadzenia w terminie 14 dni.</w:t>
+          <w:numId w:val="45"/>
+        </w:numPr>
+        <w:spacing w:before="24" w:after="0" w:line="240" w:lineRule="auto"/>
+        <w:jc w:val="both"/>
+      </w:pPr>
+      <w:r>
+        <w:rPr>
+          <w:rFonts w:cstheme="minorHAnsi"/>
+        </w:rPr>
+        <w:t xml:space="preserve">Uchwały Walnego Zgromadzenia Członków są wiążące, o ile w obradach uczestniczy co najmniej połowa członków zwyczajnych.</w:t>
+      </w:r>
+    </w:p>
+    <w:p>
+      <w:pPr>
+        <w:numPr>
+          <w:ilvl w:val="0"/>
+          <w:numId w:val="45"/>
+        </w:numPr>
+        <w:spacing w:before="24" w:after="0" w:line="240" w:lineRule="auto"/>
+        <w:jc w:val="both"/>
+      </w:pPr>
+      <w:r>
+        <w:rPr>
+          <w:rFonts w:cstheme="minorHAnsi"/>
+        </w:rPr>
+        <w:t xml:space="preserve">Jeżeli Zgromadzenie nie posiada kworum, Prezes wyznacza drugi termin Zgromadzenia, nie wcześniej niż 1 dzień i nie później niż 7 dni od poprzedniej daty Zgromadzenia.</w:t>
+      </w:r>
+    </w:p>
+    <w:p>
+      <w:pPr>
+        <w:numPr>
+          <w:ilvl w:val="0"/>
+          <w:numId w:val="45"/>
+        </w:numPr>
+        <w:spacing w:before="24" w:after="0" w:line="240" w:lineRule="auto"/>
+        <w:jc w:val="both"/>
+      </w:pPr>
+      <w:r>
+        <w:rPr>
+          <w:rFonts w:cstheme="minorHAnsi"/>
+        </w:rPr>
+        <w:t xml:space="preserve">Kworum na Zgromadzeniu w drugim terminie stanowi liczba obecnych podczas Zgromadzenia członków Koła.</w:t>
+      </w:r>
+    </w:p>
+    <w:p>
+      <w:pPr>
+        <w:numPr>
+          <w:ilvl w:val="0"/>
+          <w:numId w:val="45"/>
+        </w:numPr>
+        <w:spacing w:before="24" w:after="0" w:line="240" w:lineRule="auto"/>
+        <w:jc w:val="both"/>
+      </w:pPr>
+      <w:r>
+        <w:rPr>
+          <w:rFonts w:cstheme="minorHAnsi"/>
+        </w:rPr>
+        <w:t xml:space="preserve">Uchwały Zgromadzenia zapadają zwykłą większością głosów przy zachowaniu wymogów z ust. 6 i 8.</w:t>
+      </w:r>
+    </w:p>
+    <w:p>
+      <w:pPr>
+        <w:numPr>
+          <w:ilvl w:val="0"/>
+          <w:numId w:val="45"/>
+        </w:numPr>
+        <w:spacing w:before="24" w:after="0" w:line="240" w:lineRule="auto"/>
+        <w:jc w:val="both"/>
+      </w:pPr>
+      <w:r>
+        <w:rPr>
+          <w:rFonts w:cstheme="minorHAnsi"/>
+        </w:rPr>
+        <w:t xml:space="preserve">Do kompetencji Walnego Zgromadzenia należą:</w:t>
+      </w:r>
+    </w:p>
+    <w:p>
+      <w:pPr>
+        <w:pStyle w:val="Akapitzlist"/>
+        <w:numPr>
+          <w:ilvl w:val="1"/>
+          <w:numId w:val="45"/>
+        </w:numPr>
+        <w:spacing w:before="24" w:after="0" w:line="240" w:lineRule="auto"/>
+        <w:contextualSpacing w:val="0"/>
+        <w:jc w:val="both"/>
+      </w:pPr>
+      <w:r>
+        <w:rPr>
+          <w:rFonts w:cstheme="minorHAnsi"/>
+        </w:rPr>
+        <w:t xml:space="preserve">uchwalenie programu działalności Koła,</w:t>
+      </w:r>
+    </w:p>
+    <w:p>
+      <w:pPr>
+        <w:pStyle w:val="Akapitzlist"/>
+        <w:numPr>
+          <w:ilvl w:val="1"/>
+          <w:numId w:val="45"/>
+        </w:numPr>
+        <w:spacing w:before="24" w:after="0" w:line="240" w:lineRule="auto"/>
+        <w:contextualSpacing w:val="0"/>
+        <w:jc w:val="both"/>
+      </w:pPr>
+      <w:r>
+        <w:rPr>
+          <w:rFonts w:cstheme="minorHAnsi"/>
+        </w:rPr>
+        <w:t xml:space="preserve">zatwierdzanie regulaminów wewnętrznych Koła,</w:t>
+      </w:r>
+    </w:p>
+    <w:p>
+      <w:pPr>
+        <w:pStyle w:val="Akapitzlist"/>
+        <w:numPr>
+          <w:ilvl w:val="1"/>
+          <w:numId w:val="45"/>
+        </w:numPr>
+        <w:spacing w:before="24" w:after="0" w:line="240" w:lineRule="auto"/>
+        <w:contextualSpacing w:val="0"/>
+        <w:jc w:val="both"/>
+      </w:pPr>
+      <w:r>
+        <w:rPr>
+          <w:rFonts w:cstheme="minorHAnsi"/>
+        </w:rPr>
+        <w:t xml:space="preserve">uchwalenie wysokości dobrowolnej składki członkowskiej,</w:t>
+      </w:r>
+    </w:p>
+    <w:p>
+      <w:pPr>
+        <w:pStyle w:val="Akapitzlist"/>
+        <w:numPr>
+          <w:ilvl w:val="1"/>
+          <w:numId w:val="45"/>
+        </w:numPr>
+        <w:spacing w:before="24" w:after="0" w:line="240" w:lineRule="auto"/>
+        <w:contextualSpacing w:val="0"/>
+        <w:jc w:val="both"/>
+      </w:pPr>
+      <w:r>
+        <w:rPr>
+          <w:rFonts w:cstheme="minorHAnsi"/>
+        </w:rPr>
+        <w:t xml:space="preserve">wybór i odwołanie wszystkich władz, a także ich pojedynczych członków,</w:t>
+      </w:r>
+    </w:p>
+    <w:p>
+      <w:pPr>
+        <w:pStyle w:val="Akapitzlist"/>
+        <w:numPr>
+          <w:ilvl w:val="1"/>
+          <w:numId w:val="45"/>
+        </w:numPr>
+        <w:spacing w:before="24" w:after="0" w:line="240" w:lineRule="auto"/>
+        <w:contextualSpacing w:val="0"/>
+        <w:jc w:val="both"/>
+      </w:pPr>
+      <w:r>
+        <w:rPr>
+          <w:rFonts w:cstheme="minorHAnsi"/>
+        </w:rPr>
+        <w:t xml:space="preserve">podejmowanie uchwał w sprawie przyjęcia członka honorowego,</w:t>
+      </w:r>
+    </w:p>
+    <w:p>
+      <w:pPr>
+        <w:pStyle w:val="Akapitzlist"/>
+        <w:numPr>
+          <w:ilvl w:val="1"/>
+          <w:numId w:val="45"/>
+        </w:numPr>
+        <w:spacing w:before="24" w:after="0" w:line="240" w:lineRule="auto"/>
+        <w:contextualSpacing w:val="0"/>
+        <w:jc w:val="both"/>
+      </w:pPr>
+      <w:r>
+        <w:rPr>
+          <w:rFonts w:cstheme="minorHAnsi"/>
+        </w:rPr>
+        <w:t xml:space="preserve">przyjmowanie sprawozdań z działalności Zarządu,</w:t>
+      </w:r>
+    </w:p>
+    <w:p>
+      <w:pPr>
+        <w:pStyle w:val="Akapitzlist"/>
+        <w:numPr>
+          <w:ilvl w:val="1"/>
+          <w:numId w:val="45"/>
+        </w:numPr>
+        <w:spacing w:before="24" w:after="0" w:line="240" w:lineRule="auto"/>
+        <w:contextualSpacing w:val="0"/>
+        <w:jc w:val="both"/>
+      </w:pPr>
+      <w:r>
+        <w:rPr>
+          <w:rFonts w:cstheme="minorHAnsi"/>
+        </w:rPr>
+        <w:t xml:space="preserve">udzielenie absolutorium ustępującemu Zarządowi,</w:t>
+      </w:r>
+    </w:p>
+    <w:p>
+      <w:pPr>
+        <w:pStyle w:val="Akapitzlist"/>
+        <w:numPr>
+          <w:ilvl w:val="1"/>
+          <w:numId w:val="45"/>
+        </w:numPr>
+        <w:spacing w:before="24" w:after="0" w:line="240" w:lineRule="auto"/>
+        <w:contextualSpacing w:val="0"/>
+        <w:jc w:val="both"/>
+      </w:pPr>
+      <w:r>
+        <w:rPr>
+          <w:rFonts w:cstheme="minorHAnsi"/>
+        </w:rPr>
+        <w:t xml:space="preserve">rozpatrywanie wniosków i postulatów zgłoszonych przez członków lub władze,</w:t>
+      </w:r>
+    </w:p>
+    <w:p>
+      <w:pPr>
+        <w:pStyle w:val="Akapitzlist"/>
+        <w:numPr>
+          <w:ilvl w:val="1"/>
+          <w:numId w:val="45"/>
+        </w:numPr>
+        <w:spacing w:before="24" w:after="0" w:line="240" w:lineRule="auto"/>
+        <w:contextualSpacing w:val="0"/>
+        <w:jc w:val="both"/>
+      </w:pPr>
+      <w:r>
+        <w:rPr>
+          <w:rFonts w:cstheme="minorHAnsi"/>
+        </w:rPr>
+        <w:t xml:space="preserve">rozpatrywanie odwołań od uchwał Zarządu w sprawach członkostwa,</w:t>
+      </w:r>
+    </w:p>
+    <w:p>
+      <w:pPr>
+        <w:pStyle w:val="Akapitzlist"/>
+        <w:numPr>
+          <w:ilvl w:val="1"/>
+          <w:numId w:val="45"/>
+        </w:numPr>
+        <w:spacing w:before="24" w:after="0" w:line="240" w:lineRule="auto"/>
+        <w:contextualSpacing w:val="0"/>
+        <w:jc w:val="both"/>
+      </w:pPr>
+      <w:r>
+        <w:rPr>
+          <w:rFonts w:cstheme="minorHAnsi"/>
+        </w:rPr>
+        <w:t xml:space="preserve">tworzenie i likwidacja sekcji,</w:t>
+      </w:r>
+    </w:p>
+    <w:p>
+      <w:pPr>
+        <w:pStyle w:val="Akapitzlist"/>
+        <w:numPr>
+          <w:ilvl w:val="1"/>
+          <w:numId w:val="45"/>
+        </w:numPr>
+        <w:spacing w:before="24" w:after="0" w:line="240" w:lineRule="auto"/>
+        <w:contextualSpacing w:val="0"/>
+        <w:jc w:val="both"/>
+      </w:pPr>
+      <w:r>
+        <w:rPr>
+          <w:rFonts w:cstheme="minorHAnsi"/>
+        </w:rPr>
+        <w:t xml:space="preserve">podejmowanie uchwał w każdej sprawie wniesionej pod obrady, we wszystkich sprawach niezastrzeżonych do kompetencji innych władz.</w:t>
+      </w:r>
+    </w:p>
+    <w:p>
+      <w:pPr>
+        <w:numPr>
+          <w:ilvl w:val="0"/>
+          <w:numId w:val="45"/>
+        </w:numPr>
+        <w:spacing w:before="24" w:after="0" w:line="240" w:lineRule="auto"/>
+        <w:jc w:val="both"/>
+      </w:pPr>
+      <w:r>
+        <w:rPr>
+          <w:rFonts w:cstheme="minorHAnsi"/>
+        </w:rPr>
+        <w:t xml:space="preserve">Na wniosek 1/3 członków zwyczajnych lub opiekuna Koła Zarząd zwołuje Nadzwyczajne Walne Zgromadzenie Członków.</w:t>
+      </w:r>
+    </w:p>
+    <w:p>
+      <w:pPr>
+        <w:numPr>
+          <w:ilvl w:val="0"/>
+          <w:numId w:val="45"/>
+        </w:numPr>
+        <w:spacing w:before="24" w:after="0" w:line="240" w:lineRule="auto"/>
+        <w:jc w:val="both"/>
+      </w:pPr>
+      <w:r>
+        <w:rPr>
+          <w:rFonts w:cstheme="minorHAnsi"/>
+        </w:rPr>
+        <w:t xml:space="preserve">Nadzwyczajne Walne Zgromadzenie rozstrzyga tylko sprawy, dla których zostało zwołane.</w:t>
+      </w:r>
+    </w:p>
+    <w:p>
+      <w:pPr>
+        <w:numPr>
+          <w:ilvl w:val="0"/>
+          <w:numId w:val="45"/>
+        </w:numPr>
+        <w:spacing w:before="24" w:after="0" w:line="240" w:lineRule="auto"/>
+        <w:jc w:val="both"/>
+      </w:pPr>
+      <w:r>
+        <w:rPr>
+          <w:rFonts w:cstheme="minorHAnsi"/>
+        </w:rPr>
+        <w:t xml:space="preserve">Wniosek powinien określać cel zwołania Nadzwyczajnego Walnego Zgromadzenia Członków.</w:t>
+      </w:r>
+    </w:p>
+    <w:p>
+      <w:pPr>
+        <w:numPr>
+          <w:ilvl w:val="0"/>
+          <w:numId w:val="45"/>
+        </w:numPr>
+        <w:spacing w:before="24" w:after="0" w:line="240" w:lineRule="auto"/>
+        <w:jc w:val="both"/>
+      </w:pPr>
+      <w:r>
+        <w:rPr>
+          <w:rFonts w:cstheme="minorHAnsi"/>
+        </w:rPr>
+        <w:t xml:space="preserve">Nadzwyczajne Walne Zgromadzenie Członków powinno się odbyć najpóźniej w ciągu 30 dni od złożenia wniosku na piśmie.</w:t>
+      </w:r>
+    </w:p>
+    <w:p>
+      <w:pPr>
+        <w:numPr>
+          <w:ilvl w:val="0"/>
+          <w:numId w:val="45"/>
+        </w:numPr>
+        <w:spacing w:before="24" w:after="0" w:line="240" w:lineRule="auto"/>
+        <w:jc w:val="both"/>
+      </w:pPr>
+      <w:r>
+        <w:rPr>
+          <w:rFonts w:cstheme="minorHAnsi"/>
+        </w:rPr>
+        <w:t xml:space="preserve">Do odwołania członka lub członków Zarządu przed upływem kadencji wymagana jest większość 2/3 głosów na Nadzwyczajnym Walnym Zgromadzeniu Członków.</w:t>
       </w:r>
     </w:p>
     <w:p>
@@ -874,7 +2200,7 @@
           <w:rFonts w:cstheme="minorHAnsi"/>
           <w:b/>
         </w:rPr>
-        <w:t xml:space="preserve">§ 6</w:t>
+        <w:t xml:space="preserve">§ 9</w:t>
       </w:r>
     </w:p>
     <w:p>
@@ -888,299 +2214,7 @@
           <w:rFonts w:cstheme="minorHAnsi"/>
           <w:b/>
         </w:rPr>
-        <w:t xml:space="preserve">Walne Zgromadzenie Członków</w:t>
-      </w:r>
-    </w:p>
-    <w:p>
-      <w:pPr>
-        <w:numPr>
-          <w:ilvl w:val="0"/>
-          <w:numId w:val="43"/>
-        </w:numPr>
-        <w:spacing w:before="24" w:after="0" w:line="240" w:lineRule="auto"/>
-        <w:jc w:val="both"/>
-      </w:pPr>
-      <w:r>
-        <w:rPr>
-          <w:rFonts w:cstheme="minorHAnsi"/>
-        </w:rPr>
-        <w:t xml:space="preserve">Władzami Koła są Walne Zgromadzenie Członków i Zarząd.</w:t>
-      </w:r>
-    </w:p>
-    <w:p>
-      <w:pPr>
-        <w:numPr>
-          <w:ilvl w:val="0"/>
-          <w:numId w:val="43"/>
-        </w:numPr>
-        <w:spacing w:before="24" w:after="0" w:line="240" w:lineRule="auto"/>
-        <w:jc w:val="both"/>
-      </w:pPr>
-      <w:r>
-        <w:rPr>
-          <w:rFonts w:cstheme="minorHAnsi"/>
-        </w:rPr>
-        <w:t xml:space="preserve">Walne Zgromadzenie jest najwyższą władzą Koła. Tworzą je wszyscy członkowie; głosują członkowie zwyczajni.</w:t>
-      </w:r>
-    </w:p>
-    <w:p>
-      <w:pPr>
-        <w:numPr>
-          <w:ilvl w:val="0"/>
-          <w:numId w:val="43"/>
-        </w:numPr>
-        <w:spacing w:before="24" w:after="0" w:line="240" w:lineRule="auto"/>
-        <w:jc w:val="both"/>
-      </w:pPr>
-      <w:r>
-        <w:rPr>
-          <w:rFonts w:cstheme="minorHAnsi"/>
-        </w:rPr>
-        <w:t xml:space="preserve">Zarząd zwołuje Walne Zgromadzenie co najmniej raz w semestrze, a także na wniosek opiekuna naukowego lub 1/3 członków zwyczajnych, w ciągu 30 dni od wniosku. O terminie zawiadamia się członków co najmniej 7 dni wcześniej. Walne Zgromadzenie może obradować zdalnie.</w:t>
-      </w:r>
-    </w:p>
-    <w:p>
-      <w:pPr>
-        <w:numPr>
-          <w:ilvl w:val="0"/>
-          <w:numId w:val="43"/>
-        </w:numPr>
-        <w:spacing w:before="24" w:after="0" w:line="240" w:lineRule="auto"/>
-        <w:jc w:val="both"/>
-      </w:pPr>
-      <w:r>
-        <w:rPr>
-          <w:rFonts w:cstheme="minorHAnsi"/>
-        </w:rPr>
-        <w:t xml:space="preserve">Uchwały zapadają zwykłą większością głosów przy obecności co najmniej połowy członków zwyczajnych. W drugim terminie, wyznaczonym od 1 do 14 dni później, kworum stanowią obecni.</w:t>
-      </w:r>
-    </w:p>
-    <w:p>
-      <w:pPr>
-        <w:numPr>
-          <w:ilvl w:val="0"/>
-          <w:numId w:val="43"/>
-        </w:numPr>
-        <w:spacing w:before="24" w:after="0" w:line="240" w:lineRule="auto"/>
-        <w:jc w:val="both"/>
-      </w:pPr>
-      <w:r>
-        <w:rPr>
-          <w:rFonts w:cstheme="minorHAnsi"/>
-        </w:rPr>
-        <w:t xml:space="preserve">Do Walnego Zgromadzenia należy w szczególności: wybór i odwoływanie Zarządu, przyjmowanie jego sprawozdań, uchwalanie planu pracy, rozpatrywanie odwołań, uchylanie uchwał Zarządu, zmiana Regulaminu i rozwiązanie Koła.</w:t>
-      </w:r>
-    </w:p>
-    <w:p>
-      <w:pPr>
-        <w:keepNext/>
-        <w:spacing w:before="240" w:after="0"/>
-        <w:jc w:val="center"/>
-      </w:pPr>
-      <w:r>
-        <w:rPr>
-          <w:rFonts w:cstheme="minorHAnsi"/>
-          <w:b/>
-        </w:rPr>
-        <w:t xml:space="preserve">§ 7</w:t>
-      </w:r>
-    </w:p>
-    <w:p>
-      <w:pPr>
-        <w:keepNext/>
-        <w:spacing w:before="0" w:after="120"/>
-        <w:jc w:val="center"/>
-      </w:pPr>
-      <w:r>
-        <w:rPr>
-          <w:rFonts w:cstheme="minorHAnsi"/>
-          <w:b/>
-        </w:rPr>
-        <w:t xml:space="preserve">Zarząd</w:t>
-      </w:r>
-    </w:p>
-    <w:p>
-      <w:pPr>
-        <w:numPr>
-          <w:ilvl w:val="0"/>
-          <w:numId w:val="44"/>
-        </w:numPr>
-        <w:spacing w:before="24" w:after="0" w:line="240" w:lineRule="auto"/>
-        <w:jc w:val="both"/>
-      </w:pPr>
-      <w:r>
-        <w:rPr>
-          <w:rFonts w:cstheme="minorHAnsi"/>
-        </w:rPr>
-        <w:t xml:space="preserve">Zarząd składa się z Prezesa, Wiceprezesa i Skarbnika, wybieranych przez Walne Zgromadzenie w głosowaniu tajnym spośród członków zwyczajnych, na kadencję obejmującą rok akademicki.</w:t>
-      </w:r>
-    </w:p>
-    <w:p>
-      <w:pPr>
-        <w:numPr>
-          <w:ilvl w:val="0"/>
-          <w:numId w:val="44"/>
-        </w:numPr>
-        <w:spacing w:before="24" w:after="0" w:line="240" w:lineRule="auto"/>
-        <w:jc w:val="both"/>
-      </w:pPr>
-      <w:r>
-        <w:rPr>
-          <w:rFonts w:cstheme="minorHAnsi"/>
-        </w:rPr>
-        <w:t xml:space="preserve">Zarząd kieruje bieżącą działalnością Koła: przyjmuje członków, gospodaruje środkami i mieniem, składa wnioski o dofinansowanie i sprawozdania oraz wykonuje uchwały Walnego Zgromadzenia.</w:t>
-      </w:r>
-    </w:p>
-    <w:p>
-      <w:pPr>
-        <w:numPr>
-          <w:ilvl w:val="0"/>
-          <w:numId w:val="44"/>
-        </w:numPr>
-        <w:spacing w:before="24" w:after="0" w:line="240" w:lineRule="auto"/>
-        <w:jc w:val="both"/>
-      </w:pPr>
-      <w:r>
-        <w:rPr>
-          <w:rFonts w:cstheme="minorHAnsi"/>
-        </w:rPr>
-        <w:t xml:space="preserve">Koło reprezentuje na zewnątrz Prezes, a w jego zastępstwie Wiceprezes. Skarbnik prowadzi sprawy finansowe.</w:t>
-      </w:r>
-    </w:p>
-    <w:p>
-      <w:pPr>
-        <w:numPr>
-          <w:ilvl w:val="0"/>
-          <w:numId w:val="44"/>
-        </w:numPr>
-        <w:spacing w:before="24" w:after="0" w:line="240" w:lineRule="auto"/>
-        <w:jc w:val="both"/>
-      </w:pPr>
-      <w:r>
-        <w:rPr>
-          <w:rFonts w:cstheme="minorHAnsi"/>
-        </w:rPr>
-        <w:t xml:space="preserve">Zarząd podejmuje uchwały większością głosów; przy równej liczbie głosów rozstrzyga głos Prezesa.</w:t>
-      </w:r>
-    </w:p>
-    <w:p>
-      <w:pPr>
-        <w:numPr>
-          <w:ilvl w:val="0"/>
-          <w:numId w:val="44"/>
-        </w:numPr>
-        <w:spacing w:before="24" w:after="0" w:line="240" w:lineRule="auto"/>
-        <w:jc w:val="both"/>
-      </w:pPr>
-      <w:r>
-        <w:rPr>
-          <w:rFonts w:cstheme="minorHAnsi"/>
-        </w:rPr>
-        <w:t xml:space="preserve">Członka Zarządu można odwołać uchwałą Walnego Zgromadzenia podjętą większością 2/3 głosów. Rezygnację Prezesa składa się opiekunowi naukowemu; wybory uzupełniające przeprowadza się w ciągu 30 dni.</w:t>
-      </w:r>
-    </w:p>
-    <w:p>
-      <w:pPr>
-        <w:numPr>
-          <w:ilvl w:val="0"/>
-          <w:numId w:val="44"/>
-        </w:numPr>
-        <w:spacing w:before="24" w:after="0" w:line="240" w:lineRule="auto"/>
-        <w:jc w:val="both"/>
-      </w:pPr>
-      <w:r>
-        <w:rPr>
-          <w:rFonts w:cstheme="minorHAnsi"/>
-        </w:rPr>
-        <w:t xml:space="preserve">Zarząd zawiadamia Rektora Politechniki Wrocławskiej, za pośrednictwem właściwej jednostki, o zmianie Zarządu, opiekuna, nazwy lub Regulaminu w ciągu 14 dni, i składa sprawozdanie roczne do 15 stycznia.</w:t>
-      </w:r>
-    </w:p>
-    <w:p>
-      <w:pPr>
-        <w:keepNext/>
-        <w:spacing w:before="240" w:after="0"/>
-        <w:jc w:val="center"/>
-      </w:pPr>
-      <w:r>
-        <w:rPr>
-          <w:rFonts w:cstheme="minorHAnsi"/>
-          <w:b/>
-        </w:rPr>
-        <w:t xml:space="preserve">§ 8</w:t>
-      </w:r>
-    </w:p>
-    <w:p>
-      <w:pPr>
-        <w:keepNext/>
-        <w:spacing w:before="0" w:after="120"/>
-        <w:jc w:val="center"/>
-      </w:pPr>
-      <w:r>
-        <w:rPr>
-          <w:rFonts w:cstheme="minorHAnsi"/>
-          <w:b/>
-        </w:rPr>
-        <w:t xml:space="preserve">Opiekunowie naukowi</w:t>
-      </w:r>
-    </w:p>
-    <w:p>
-      <w:pPr>
-        <w:numPr>
-          <w:ilvl w:val="0"/>
-          <w:numId w:val="45"/>
-        </w:numPr>
-        <w:spacing w:before="24" w:after="0" w:line="240" w:lineRule="auto"/>
-        <w:jc w:val="both"/>
-      </w:pPr>
-      <w:r>
-        <w:rPr>
-          <w:rFonts w:cstheme="minorHAnsi"/>
-        </w:rPr>
-        <w:t xml:space="preserve">Koło ma dwóch opiekunów naukowych, nauczycieli akademickich uczelni: jednego z Wydziału Informatyki i Telekomunikacji i jednego z Wydziału Mechanicznego, powołanych za ich pisemną zgodą.</w:t>
-      </w:r>
-    </w:p>
-    <w:p>
-      <w:pPr>
-        <w:numPr>
-          <w:ilvl w:val="0"/>
-          <w:numId w:val="45"/>
-        </w:numPr>
-        <w:spacing w:before="24" w:after="0" w:line="240" w:lineRule="auto"/>
-        <w:jc w:val="both"/>
-      </w:pPr>
-      <w:r>
-        <w:rPr>
-          <w:rFonts w:cstheme="minorHAnsi"/>
-        </w:rPr>
-        <w:t xml:space="preserve">Opiekun nadzoruje zgodność działań Koła z Regulaminem, podpisuje plany pracy, wnioski o dofinansowanie i sprawozdania oraz może zwołać Walne Zgromadzenie.</w:t>
-      </w:r>
-    </w:p>
-    <w:p>
-      <w:pPr>
-        <w:keepNext/>
-        <w:spacing w:before="240" w:after="0"/>
-        <w:jc w:val="center"/>
-      </w:pPr>
-      <w:r>
-        <w:rPr>
-          <w:rFonts w:cstheme="minorHAnsi"/>
-          <w:b/>
-        </w:rPr>
-        <w:t xml:space="preserve">§ 9</w:t>
-      </w:r>
-    </w:p>
-    <w:p>
-      <w:pPr>
-        <w:keepNext/>
-        <w:spacing w:before="0" w:after="120"/>
-        <w:jc w:val="center"/>
-      </w:pPr>
-      <w:r>
-        <w:rPr>
-          <w:rFonts w:cstheme="minorHAnsi"/>
-          <w:b/>
-        </w:rPr>
-        <w:t xml:space="preserve">Współpraca i startupy</w:t>
+        <w:t xml:space="preserve">Postanowienia końcowe</w:t>
       </w:r>
     </w:p>
     <w:p>
@@ -1196,7 +2230,7 @@
         <w:rPr>
           <w:rFonts w:cstheme="minorHAnsi"/>
         </w:rPr>
-        <w:t xml:space="preserve">Koło współpracuje z kolektywem Machinekind na podstawie umowy między uczelnią a kolektywem. Koło nie zawiera umów samodzielnie.</w:t>
+        <w:t xml:space="preserve">Zmiana Regulaminu wymaga uchwały Walnego Zgromadzenia Członków podjętej większością 2/3 głosów przy obecności co najmniej połowy liczby członków zwyczajnych.</w:t>
       </w:r>
     </w:p>
     <w:p>
@@ -1212,7 +2246,7 @@
         <w:rPr>
           <w:rFonts w:cstheme="minorHAnsi"/>
         </w:rPr>
-        <w:t xml:space="preserve">Własność wyników prac i zasady ich publikacji określa oświadczenie o własności intelektualnej uzgodnione z uczelnią. Zasadą jest publikowanie kodu i dokumentacji na licencji Apache-2.0.</w:t>
+        <w:t xml:space="preserve">Zarząd Koła ma obowiązek pisemnego zawiadamiania Rektora Politechniki Wrocławskiej, za pośrednictwem właściwej jednostki administracyjnej, o każdej zmianie treści niniejszego Regulaminu, zmianach w organach Koła, zmianie Opiekuna oraz każdej uchwale Walnego Zgromadzenia Członków, w terminie 14 dni od dnia dokonania zmiany.</w:t>
       </w:r>
     </w:p>
     <w:p>
@@ -1228,115 +2262,55 @@
         <w:rPr>
           <w:rFonts w:cstheme="minorHAnsi"/>
         </w:rPr>
-        <w:t xml:space="preserve">Startupy członków są prowadzone poza Kołem. Koło nie obejmuje udziałów w spółkach i nie pośredniczy w inwestycjach. Osoba związana ze startupem lub funduszem nie rozstrzyga w Kole spraw tego podmiotu.</w:t>
-      </w:r>
-    </w:p>
-    <w:p>
-      <w:pPr>
-        <w:keepNext/>
-        <w:spacing w:before="240" w:after="0"/>
-        <w:jc w:val="center"/>
-      </w:pPr>
-      <w:r>
-        <w:rPr>
-          <w:rFonts w:cstheme="minorHAnsi"/>
-          <w:b/>
-        </w:rPr>
-        <w:t xml:space="preserve">§ 10</w:t>
-      </w:r>
-    </w:p>
-    <w:p>
-      <w:pPr>
-        <w:keepNext/>
-        <w:spacing w:before="0" w:after="120"/>
-        <w:jc w:val="center"/>
-      </w:pPr>
-      <w:r>
-        <w:rPr>
-          <w:rFonts w:cstheme="minorHAnsi"/>
-          <w:b/>
-        </w:rPr>
-        <w:t xml:space="preserve">Postanowienia końcowe</w:t>
+        <w:t xml:space="preserve">Walne Zgromadzenie Członków większością 2/3 głosów przy obecności co najmniej połowy liczby członków zwyczajnych może podjąć uchwałę w sprawie zawieszenia działalności lub rozwiązania Koła.</w:t>
       </w:r>
     </w:p>
     <w:p>
       <w:pPr>
         <w:numPr>
           <w:ilvl w:val="0"/>
-          <w:numId w:val="47"/>
-        </w:numPr>
-        <w:spacing w:before="24" w:after="0" w:line="240" w:lineRule="auto"/>
-        <w:jc w:val="both"/>
-      </w:pPr>
-      <w:r>
-        <w:rPr>
-          <w:rFonts w:cstheme="minorHAnsi"/>
-        </w:rPr>
-        <w:t xml:space="preserve">Zmiana Regulaminu wymaga uchwały Walnego Zgromadzenia podjętej większością 2/3 głosów przy obecności co najmniej połowy członków zwyczajnych.</w:t>
+          <w:numId w:val="46"/>
+        </w:numPr>
+        <w:spacing w:before="24" w:after="0" w:line="240" w:lineRule="auto"/>
+        <w:jc w:val="both"/>
+      </w:pPr>
+      <w:r>
+        <w:rPr>
+          <w:rFonts w:cstheme="minorHAnsi"/>
+        </w:rPr>
+        <w:t xml:space="preserve">Rektor Politechniki Wrocławskiej, w drodze decyzji administracyjnej, rozwiązuje uczelnianą organizację studencką i doktorancką, która rażąco lub uporczywie narusza przepisy prawa powszechnie obowiązującego, statut uczelni, regulamin studiów lub Regulamin Koła.</w:t>
       </w:r>
     </w:p>
     <w:p>
       <w:pPr>
         <w:numPr>
           <w:ilvl w:val="0"/>
-          <w:numId w:val="47"/>
-        </w:numPr>
-        <w:spacing w:before="24" w:after="0" w:line="240" w:lineRule="auto"/>
-        <w:jc w:val="both"/>
-      </w:pPr>
-      <w:r>
-        <w:rPr>
-          <w:rFonts w:cstheme="minorHAnsi"/>
-        </w:rPr>
-        <w:t xml:space="preserve">Walne Zgromadzenie może rozwiązać Koło większością 2/3 głosów przy obecności co najmniej połowy członków zwyczajnych. Koło ulega rozwiązaniu, jeżeli przez dwa lata nie odbyło się Walne Zgromadzenie, którego protokół przekazano Rektorowi Politechniki Wrocławskiej.</w:t>
+          <w:numId w:val="46"/>
+        </w:numPr>
+        <w:spacing w:before="24" w:after="0" w:line="240" w:lineRule="auto"/>
+        <w:jc w:val="both"/>
+      </w:pPr>
+      <w:r>
+        <w:rPr>
+          <w:rFonts w:cstheme="minorHAnsi"/>
+        </w:rPr>
+        <w:t xml:space="preserve">Koło ulega rozwiązaniu na mocy niniejszego Regulaminu, jeżeli w ciągu dwóch lat nie odbyło się Walne Zgromadzenie Członków, którego protokół przekazano Rektorowi Politechniki Wrocławskiej, za pośrednictwem właściwej jednostki administracyjnej.</w:t>
       </w:r>
     </w:p>
     <w:p>
       <w:pPr>
         <w:numPr>
           <w:ilvl w:val="0"/>
-          <w:numId w:val="47"/>
-        </w:numPr>
-        <w:spacing w:before="24" w:after="0" w:line="240" w:lineRule="auto"/>
-        <w:jc w:val="both"/>
-      </w:pPr>
-      <w:r>
-        <w:rPr>
-          <w:rFonts w:cstheme="minorHAnsi"/>
-        </w:rPr>
-        <w:t xml:space="preserve">Rektor Politechniki Wrocławskiej, w drodze decyzji administracyjnej, rozwiązuje Koło, które rażąco lub uporczywie narusza przepisy prawa powszechnie obowiązującego, statut uczelni, regulamin studiów lub Regulamin.</w:t>
-      </w:r>
-    </w:p>
-    <w:p>
-      <w:pPr>
-        <w:numPr>
-          <w:ilvl w:val="0"/>
-          <w:numId w:val="47"/>
-        </w:numPr>
-        <w:spacing w:before="24" w:after="0" w:line="240" w:lineRule="auto"/>
-        <w:jc w:val="both"/>
-      </w:pPr>
-      <w:r>
-        <w:rPr>
-          <w:rFonts w:cstheme="minorHAnsi"/>
-        </w:rPr>
-        <w:t xml:space="preserve">Pierwszy Zarząd wybiera zebranie założycielskie, które wykonuje uprawnienia Walnego Zgromadzenia.</w:t>
-      </w:r>
-    </w:p>
-    <w:p>
-      <w:pPr>
-        <w:numPr>
-          <w:ilvl w:val="0"/>
-          <w:numId w:val="47"/>
-        </w:numPr>
-        <w:spacing w:before="24" w:after="0" w:line="240" w:lineRule="auto"/>
-        <w:jc w:val="both"/>
-      </w:pPr>
-      <w:r>
-        <w:rPr>
-          <w:rFonts w:cstheme="minorHAnsi"/>
-        </w:rPr>
-        <w:t xml:space="preserve">Regulamin wchodzi w życie z dniem uchwalenia przez zebranie założycielskie.</w:t>
+          <w:numId w:val="46"/>
+        </w:numPr>
+        <w:spacing w:before="24" w:after="0" w:line="240" w:lineRule="auto"/>
+        <w:jc w:val="both"/>
+      </w:pPr>
+      <w:r>
+        <w:rPr>
+          <w:rFonts w:cstheme="minorHAnsi"/>
+        </w:rPr>
+        <w:t xml:space="preserve">Pierwszy Zarząd wybiera zebranie założycielskie, które wykonuje uprawnienia Walnego Zgromadzenia Członków.</w:t>
       </w:r>
     </w:p>
     <w:p>
@@ -6096,91 +7070,6 @@
   </w:abstractNum>
   <w:abstractNum w:abstractNumId="45" w15:restartNumberingAfterBreak="0">
     <w:nsid w:val="6D4B0009"/>
-    <w:multiLevelType w:val="multilevel"/>
-    <w:lvl w:ilvl="0">
-      <w:start w:val="1"/>
-      <w:numFmt w:val="decimal"/>
-      <w:lvlText w:val="%1."/>
-      <w:lvlJc w:val="left"/>
-      <w:pPr>
-        <w:ind w:left="360" w:hanging="360"/>
-      </w:pPr>
-    </w:lvl>
-    <w:lvl w:ilvl="1">
-      <w:start w:val="1"/>
-      <w:numFmt w:val="decimal"/>
-      <w:lvlText w:val="%1.%2."/>
-      <w:lvlJc w:val="left"/>
-      <w:pPr>
-        <w:ind w:left="792" w:hanging="432"/>
-      </w:pPr>
-    </w:lvl>
-    <w:lvl w:ilvl="2">
-      <w:start w:val="1"/>
-      <w:numFmt w:val="decimal"/>
-      <w:lvlText w:val="%1.%2.%3."/>
-      <w:lvlJc w:val="left"/>
-      <w:pPr>
-        <w:ind w:left="1224" w:hanging="504"/>
-      </w:pPr>
-    </w:lvl>
-    <w:lvl w:ilvl="3">
-      <w:start w:val="1"/>
-      <w:numFmt w:val="decimal"/>
-      <w:lvlText w:val="%1.%2.%3.%4."/>
-      <w:lvlJc w:val="left"/>
-      <w:pPr>
-        <w:ind w:left="1728" w:hanging="648"/>
-      </w:pPr>
-    </w:lvl>
-    <w:lvl w:ilvl="4">
-      <w:start w:val="1"/>
-      <w:numFmt w:val="decimal"/>
-      <w:lvlText w:val="%1.%2.%3.%4.%5."/>
-      <w:lvlJc w:val="left"/>
-      <w:pPr>
-        <w:ind w:left="2232" w:hanging="792"/>
-      </w:pPr>
-    </w:lvl>
-    <w:lvl w:ilvl="5">
-      <w:start w:val="1"/>
-      <w:numFmt w:val="decimal"/>
-      <w:lvlText w:val="%1.%2.%3.%4.%5.%6."/>
-      <w:lvlJc w:val="left"/>
-      <w:pPr>
-        <w:ind w:left="2736" w:hanging="936"/>
-      </w:pPr>
-    </w:lvl>
-    <w:lvl w:ilvl="6">
-      <w:start w:val="1"/>
-      <w:numFmt w:val="decimal"/>
-      <w:lvlText w:val="%1.%2.%3.%4.%5.%6.%7."/>
-      <w:lvlJc w:val="left"/>
-      <w:pPr>
-        <w:ind w:left="3240" w:hanging="1080"/>
-      </w:pPr>
-    </w:lvl>
-    <w:lvl w:ilvl="7">
-      <w:start w:val="1"/>
-      <w:numFmt w:val="decimal"/>
-      <w:lvlText w:val="%1.%2.%3.%4.%5.%6.%7.%8."/>
-      <w:lvlJc w:val="left"/>
-      <w:pPr>
-        <w:ind w:left="3744" w:hanging="1224"/>
-      </w:pPr>
-    </w:lvl>
-    <w:lvl w:ilvl="8">
-      <w:start w:val="1"/>
-      <w:numFmt w:val="decimal"/>
-      <w:lvlText w:val="%1.%2.%3.%4.%5.%6.%7.%8.%9."/>
-      <w:lvlJc w:val="left"/>
-      <w:pPr>
-        <w:ind w:left="4320" w:hanging="1440"/>
-      </w:pPr>
-    </w:lvl>
-  </w:abstractNum>
-  <w:abstractNum w:abstractNumId="46" w15:restartNumberingAfterBreak="0">
-    <w:nsid w:val="6D4B000A"/>
     <w:multiLevelType w:val="multilevel"/>
     <w:lvl w:ilvl="0">
       <w:start w:val="1"/>
@@ -6415,9 +7304,6 @@
   </w:num>
   <w:num w:numId="46">
     <w:abstractNumId w:val="45"/>
-  </w:num>
-  <w:num w:numId="47">
-    <w:abstractNumId w:val="46"/>
   </w:num>
 </w:numbering>
 </file>

--- a/kolo-naukowe/dokumenty/do-druku/regulamin.docx
+++ b/kolo-naukowe/dokumenty/do-druku/regulamin.docx
@@ -132,7 +132,7 @@
         <w:rPr>
           <w:rFonts w:cstheme="minorHAnsi"/>
         </w:rPr>
-        <w:t xml:space="preserve">Koło opiera swoją działalność na dobrowolnej pracy ogółu członków wraz z jego władzami.</w:t>
+        <w:t xml:space="preserve">Koło opiera swoją działalność na dobrowolnej pracy członków i jego Zarządu.</w:t>
       </w:r>
     </w:p>
     <w:p>
@@ -816,7 +816,7 @@
         <w:rPr>
           <w:rFonts w:cstheme="minorHAnsi"/>
         </w:rPr>
-        <w:t xml:space="preserve">O przyjęciu w poczet członka Koła decyduje Zarząd w drodze uchwały podjętej zwykłą większością głosów, po złożeniu deklaracji członkowskiej i wykonaniu zadania wstępnego w wybranej sekcji. Członków honorowych powołuje Walne Zgromadzenie Członków.</w:t>
+        <w:t xml:space="preserve">O przyjęciu w poczet członka Koła decyduje Zarząd w drodze uchwały podjętej zwykłą większością głosów, po złożeniu deklaracji członkowskiej i wykonaniu zadania wstępnego w wybranej sekcji. Członków honorowych powołuje Zarząd.</w:t>
       </w:r>
     </w:p>
     <w:p>
@@ -832,7 +832,7 @@
         <w:rPr>
           <w:rFonts w:cstheme="minorHAnsi"/>
         </w:rPr>
-        <w:t xml:space="preserve">Członkowi Koła przysługuje:</w:t>
+        <w:t xml:space="preserve">Członkowi Koła przysługuje prawo do:</w:t>
       </w:r>
     </w:p>
     <w:p>
@@ -850,7 +850,7 @@
         <w:rPr>
           <w:rFonts w:cstheme="minorHAnsi"/>
         </w:rPr>
-        <w:t xml:space="preserve">prawo udziału w Walnych Zgromadzeniach Członków,</w:t>
+        <w:t xml:space="preserve">udziału w pracach i spotkaniach Koła,</w:t>
       </w:r>
     </w:p>
     <w:p>
@@ -868,7 +868,7 @@
         <w:rPr>
           <w:rFonts w:cstheme="minorHAnsi"/>
         </w:rPr>
-        <w:t xml:space="preserve">czynne i bierne prawo wyborcze, o ile jest studentem lub doktorantem Politechniki Wrocławskiej,</w:t>
+        <w:t xml:space="preserve">wnioskowania w każdej sprawie dotyczącej Koła,</w:t>
       </w:r>
     </w:p>
     <w:p>
@@ -886,7 +886,7 @@
         <w:rPr>
           <w:rFonts w:cstheme="minorHAnsi"/>
         </w:rPr>
-        <w:t xml:space="preserve">wnioskowania w każdej sprawie dotyczącej Koła,</w:t>
+        <w:t xml:space="preserve">zgłaszania opinii, wniosków, postulatów dotyczących pracy Koła oraz Zarządu,</w:t>
       </w:r>
     </w:p>
     <w:p>
@@ -904,7 +904,23 @@
         <w:rPr>
           <w:rFonts w:cstheme="minorHAnsi"/>
         </w:rPr>
-        <w:t xml:space="preserve">zgłaszania opinii, wniosków, postulatów dotyczących pracy Koła oraz Zarządu,</w:t>
+        <w:t xml:space="preserve">korzystania ze sprzętu i zasobów Koła.</w:t>
+      </w:r>
+    </w:p>
+    <w:p>
+      <w:pPr>
+        <w:numPr>
+          <w:ilvl w:val="0"/>
+          <w:numId w:val="42"/>
+        </w:numPr>
+        <w:spacing w:before="24" w:after="0" w:line="240" w:lineRule="auto"/>
+        <w:jc w:val="both"/>
+      </w:pPr>
+      <w:r>
+        <w:rPr>
+          <w:rFonts w:cstheme="minorHAnsi"/>
+        </w:rPr>
+        <w:t xml:space="preserve">Członkowie Koła są zobowiązani do:</w:t>
       </w:r>
     </w:p>
     <w:p>
@@ -922,7 +938,79 @@
         <w:rPr>
           <w:rFonts w:cstheme="minorHAnsi"/>
         </w:rPr>
-        <w:t xml:space="preserve">korzystania ze sprzętu i zasobów Koła.</w:t>
+        <w:t xml:space="preserve">aktywnego uczestnictwa w zebraniach i pracach Koła,</w:t>
+      </w:r>
+    </w:p>
+    <w:p>
+      <w:pPr>
+        <w:pStyle w:val="Akapitzlist"/>
+        <w:numPr>
+          <w:ilvl w:val="1"/>
+          <w:numId w:val="42"/>
+        </w:numPr>
+        <w:spacing w:before="24" w:after="0" w:line="240" w:lineRule="auto"/>
+        <w:contextualSpacing w:val="0"/>
+        <w:jc w:val="both"/>
+      </w:pPr>
+      <w:r>
+        <w:rPr>
+          <w:rFonts w:cstheme="minorHAnsi"/>
+        </w:rPr>
+        <w:t xml:space="preserve">podporządkowania się postanowieniom niniejszego Regulaminu oraz uchwałom Zarządu Koła,</w:t>
+      </w:r>
+    </w:p>
+    <w:p>
+      <w:pPr>
+        <w:pStyle w:val="Akapitzlist"/>
+        <w:numPr>
+          <w:ilvl w:val="1"/>
+          <w:numId w:val="42"/>
+        </w:numPr>
+        <w:spacing w:before="24" w:after="0" w:line="240" w:lineRule="auto"/>
+        <w:contextualSpacing w:val="0"/>
+        <w:jc w:val="both"/>
+      </w:pPr>
+      <w:r>
+        <w:rPr>
+          <w:rFonts w:cstheme="minorHAnsi"/>
+        </w:rPr>
+        <w:t xml:space="preserve">dbania o dobre imię Koła oraz Politechniki Wrocławskiej,</w:t>
+      </w:r>
+    </w:p>
+    <w:p>
+      <w:pPr>
+        <w:pStyle w:val="Akapitzlist"/>
+        <w:numPr>
+          <w:ilvl w:val="1"/>
+          <w:numId w:val="42"/>
+        </w:numPr>
+        <w:spacing w:before="24" w:after="0" w:line="240" w:lineRule="auto"/>
+        <w:contextualSpacing w:val="0"/>
+        <w:jc w:val="both"/>
+      </w:pPr>
+      <w:r>
+        <w:rPr>
+          <w:rFonts w:cstheme="minorHAnsi"/>
+        </w:rPr>
+        <w:t xml:space="preserve">rzetelnego spełniania przyjętych na siebie obowiązków,</w:t>
+      </w:r>
+    </w:p>
+    <w:p>
+      <w:pPr>
+        <w:pStyle w:val="Akapitzlist"/>
+        <w:numPr>
+          <w:ilvl w:val="1"/>
+          <w:numId w:val="42"/>
+        </w:numPr>
+        <w:spacing w:before="24" w:after="0" w:line="240" w:lineRule="auto"/>
+        <w:contextualSpacing w:val="0"/>
+        <w:jc w:val="both"/>
+      </w:pPr>
+      <w:r>
+        <w:rPr>
+          <w:rFonts w:cstheme="minorHAnsi"/>
+        </w:rPr>
+        <w:t xml:space="preserve">przestrzegania zasad BHP i zasad korzystania ze sprzętu.</w:t>
       </w:r>
     </w:p>
     <w:p>
@@ -938,7 +1026,7 @@
         <w:rPr>
           <w:rFonts w:cstheme="minorHAnsi"/>
         </w:rPr>
-        <w:t xml:space="preserve">Członkowie Koła są zobowiązani do:</w:t>
+        <w:t xml:space="preserve">Utrata członkostwa następuje wskutek:</w:t>
       </w:r>
     </w:p>
     <w:p>
@@ -956,7 +1044,7 @@
         <w:rPr>
           <w:rFonts w:cstheme="minorHAnsi"/>
         </w:rPr>
-        <w:t xml:space="preserve">aktywnego uczestnictwa w zebraniach i pracach Koła,</w:t>
+        <w:t xml:space="preserve">wykluczenia na podstawie uchwały Zarządu Koła za rażące naruszenie Regulaminu lub zasad BHP,</w:t>
       </w:r>
     </w:p>
     <w:p>
@@ -974,7 +1062,7 @@
         <w:rPr>
           <w:rFonts w:cstheme="minorHAnsi"/>
         </w:rPr>
-        <w:t xml:space="preserve">podporządkowania się postanowieniom niniejszego Regulaminu uchwalonego przez Walne Zgromadzenie, a także postanowieniom i uchwałom Zarządu Koła,</w:t>
+        <w:t xml:space="preserve">utraty przez członka statusu studenta lub doktoranta; absolwent może zostać członkiem wspierającym,</w:t>
       </w:r>
     </w:p>
     <w:p>
@@ -992,7 +1080,7 @@
         <w:rPr>
           <w:rFonts w:cstheme="minorHAnsi"/>
         </w:rPr>
-        <w:t xml:space="preserve">dbania o dobre imię Koła oraz Politechniki Wrocławskiej,</w:t>
+        <w:t xml:space="preserve">braku zaangażowania w prace Koła przez semestr, mimo wcześniejszego upomnienia przez Zarząd,</w:t>
       </w:r>
     </w:p>
     <w:p>
@@ -1010,25 +1098,7 @@
         <w:rPr>
           <w:rFonts w:cstheme="minorHAnsi"/>
         </w:rPr>
-        <w:t xml:space="preserve">rzetelnego spełniania przyjętych na siebie obowiązków,</w:t>
-      </w:r>
-    </w:p>
-    <w:p>
-      <w:pPr>
-        <w:pStyle w:val="Akapitzlist"/>
-        <w:numPr>
-          <w:ilvl w:val="1"/>
-          <w:numId w:val="42"/>
-        </w:numPr>
-        <w:spacing w:before="24" w:after="0" w:line="240" w:lineRule="auto"/>
-        <w:contextualSpacing w:val="0"/>
-        <w:jc w:val="both"/>
-      </w:pPr>
-      <w:r>
-        <w:rPr>
-          <w:rFonts w:cstheme="minorHAnsi"/>
-        </w:rPr>
-        <w:t xml:space="preserve">przestrzegania zasad BHP i zasad korzystania ze sprzętu.</w:t>
+        <w:t xml:space="preserve">pisemnego wniosku członka.</w:t>
       </w:r>
     </w:p>
     <w:p>
@@ -1044,95 +1114,7 @@
         <w:rPr>
           <w:rFonts w:cstheme="minorHAnsi"/>
         </w:rPr>
-        <w:t xml:space="preserve">Utrata członkostwa następuje wskutek:</w:t>
-      </w:r>
-    </w:p>
-    <w:p>
-      <w:pPr>
-        <w:pStyle w:val="Akapitzlist"/>
-        <w:numPr>
-          <w:ilvl w:val="1"/>
-          <w:numId w:val="42"/>
-        </w:numPr>
-        <w:spacing w:before="24" w:after="0" w:line="240" w:lineRule="auto"/>
-        <w:contextualSpacing w:val="0"/>
-        <w:jc w:val="both"/>
-      </w:pPr>
-      <w:r>
-        <w:rPr>
-          <w:rFonts w:cstheme="minorHAnsi"/>
-        </w:rPr>
-        <w:t xml:space="preserve">wykluczenia na podstawie uchwały Zarządu Koła za rażące naruszenie Regulaminu lub zasad BHP,</w:t>
-      </w:r>
-    </w:p>
-    <w:p>
-      <w:pPr>
-        <w:pStyle w:val="Akapitzlist"/>
-        <w:numPr>
-          <w:ilvl w:val="1"/>
-          <w:numId w:val="42"/>
-        </w:numPr>
-        <w:spacing w:before="24" w:after="0" w:line="240" w:lineRule="auto"/>
-        <w:contextualSpacing w:val="0"/>
-        <w:jc w:val="both"/>
-      </w:pPr>
-      <w:r>
-        <w:rPr>
-          <w:rFonts w:cstheme="minorHAnsi"/>
-        </w:rPr>
-        <w:t xml:space="preserve">utraty przez członka statusu studenta lub doktoranta; absolwent może zostać członkiem wspierającym,</w:t>
-      </w:r>
-    </w:p>
-    <w:p>
-      <w:pPr>
-        <w:pStyle w:val="Akapitzlist"/>
-        <w:numPr>
-          <w:ilvl w:val="1"/>
-          <w:numId w:val="42"/>
-        </w:numPr>
-        <w:spacing w:before="24" w:after="0" w:line="240" w:lineRule="auto"/>
-        <w:contextualSpacing w:val="0"/>
-        <w:jc w:val="both"/>
-      </w:pPr>
-      <w:r>
-        <w:rPr>
-          <w:rFonts w:cstheme="minorHAnsi"/>
-        </w:rPr>
-        <w:t xml:space="preserve">braku zaangażowania w prace Koła przez semestr, mimo wcześniejszego upomnienia przez Zarząd,</w:t>
-      </w:r>
-    </w:p>
-    <w:p>
-      <w:pPr>
-        <w:pStyle w:val="Akapitzlist"/>
-        <w:numPr>
-          <w:ilvl w:val="1"/>
-          <w:numId w:val="42"/>
-        </w:numPr>
-        <w:spacing w:before="24" w:after="0" w:line="240" w:lineRule="auto"/>
-        <w:contextualSpacing w:val="0"/>
-        <w:jc w:val="both"/>
-      </w:pPr>
-      <w:r>
-        <w:rPr>
-          <w:rFonts w:cstheme="minorHAnsi"/>
-        </w:rPr>
-        <w:t xml:space="preserve">pisemnego wniosku członka.</w:t>
-      </w:r>
-    </w:p>
-    <w:p>
-      <w:pPr>
-        <w:numPr>
-          <w:ilvl w:val="0"/>
-          <w:numId w:val="42"/>
-        </w:numPr>
-        <w:spacing w:before="24" w:after="0" w:line="240" w:lineRule="auto"/>
-        <w:jc w:val="both"/>
-      </w:pPr>
-      <w:r>
-        <w:rPr>
-          <w:rFonts w:cstheme="minorHAnsi"/>
-        </w:rPr>
-        <w:t xml:space="preserve">Przed podjęciem decyzji na podstawie ust. 6 pkt 6.1 i 6.3 członek może złożyć wyjaśnienia. Od decyzji podjętej przez Zarząd na tej podstawie przysługuje odwołanie do Walnego Zgromadzenia Członków w terminie 14 dni od daty jej otrzymania.</w:t>
+        <w:t xml:space="preserve">Przed podjęciem decyzji na podstawie ust. 6 pkt 6.1 i 6.3 członek może złożyć wyjaśnienia. Od decyzji podjętej przez Zarząd na tej podstawie przysługuje odwołanie do opiekunów naukowych w terminie 14 dni od daty jej otrzymania; opiekunowie rozstrzygają je ostatecznie.</w:t>
       </w:r>
     </w:p>
     <w:p>
@@ -1176,7 +1158,7 @@
         <w:rPr>
           <w:rFonts w:cstheme="minorHAnsi"/>
         </w:rPr>
-        <w:t xml:space="preserve">Władze Koła stanowią:</w:t>
+        <w:t xml:space="preserve">Władzą Koła jest Zarząd, w skład którego wchodzą:</w:t>
       </w:r>
     </w:p>
     <w:p>
@@ -1194,61 +1176,7 @@
         <w:rPr>
           <w:rFonts w:cstheme="minorHAnsi"/>
         </w:rPr>
-        <w:t xml:space="preserve">Zarząd, w skład którego wchodzą:</w:t>
-      </w:r>
-    </w:p>
-    <w:p>
-      <w:pPr>
-        <w:pStyle w:val="Akapitzlist"/>
-        <w:numPr>
-          <w:ilvl w:val="2"/>
-          <w:numId w:val="43"/>
-        </w:numPr>
-        <w:spacing w:before="24" w:after="0" w:line="240" w:lineRule="auto"/>
-        <w:contextualSpacing w:val="0"/>
-        <w:jc w:val="both"/>
-      </w:pPr>
-      <w:r>
-        <w:rPr>
-          <w:rFonts w:cstheme="minorHAnsi"/>
-        </w:rPr>
         <w:t xml:space="preserve">Prezes,</w:t>
-      </w:r>
-    </w:p>
-    <w:p>
-      <w:pPr>
-        <w:pStyle w:val="Akapitzlist"/>
-        <w:numPr>
-          <w:ilvl w:val="2"/>
-          <w:numId w:val="43"/>
-        </w:numPr>
-        <w:spacing w:before="24" w:after="0" w:line="240" w:lineRule="auto"/>
-        <w:contextualSpacing w:val="0"/>
-        <w:jc w:val="both"/>
-      </w:pPr>
-      <w:r>
-        <w:rPr>
-          <w:rFonts w:cstheme="minorHAnsi"/>
-        </w:rPr>
-        <w:t xml:space="preserve">Wiceprezes,</w:t>
-      </w:r>
-    </w:p>
-    <w:p>
-      <w:pPr>
-        <w:pStyle w:val="Akapitzlist"/>
-        <w:numPr>
-          <w:ilvl w:val="2"/>
-          <w:numId w:val="43"/>
-        </w:numPr>
-        <w:spacing w:before="24" w:after="0" w:line="240" w:lineRule="auto"/>
-        <w:contextualSpacing w:val="0"/>
-        <w:jc w:val="both"/>
-      </w:pPr>
-      <w:r>
-        <w:rPr>
-          <w:rFonts w:cstheme="minorHAnsi"/>
-        </w:rPr>
-        <w:t xml:space="preserve">Skarbnik,</w:t>
       </w:r>
     </w:p>
     <w:p>
@@ -1266,7 +1194,25 @@
         <w:rPr>
           <w:rFonts w:cstheme="minorHAnsi"/>
         </w:rPr>
-        <w:t xml:space="preserve">Walne Zgromadzenie Członków.</w:t>
+        <w:t xml:space="preserve">Wiceprezes,</w:t>
+      </w:r>
+    </w:p>
+    <w:p>
+      <w:pPr>
+        <w:pStyle w:val="Akapitzlist"/>
+        <w:numPr>
+          <w:ilvl w:val="1"/>
+          <w:numId w:val="43"/>
+        </w:numPr>
+        <w:spacing w:before="24" w:after="0" w:line="240" w:lineRule="auto"/>
+        <w:contextualSpacing w:val="0"/>
+        <w:jc w:val="both"/>
+      </w:pPr>
+      <w:r>
+        <w:rPr>
+          <w:rFonts w:cstheme="minorHAnsi"/>
+        </w:rPr>
+        <w:t xml:space="preserve">Skarbnik.</w:t>
       </w:r>
     </w:p>
     <w:p>
@@ -1282,7 +1228,7 @@
         <w:rPr>
           <w:rFonts w:cstheme="minorHAnsi"/>
         </w:rPr>
-        <w:t xml:space="preserve">Koło posiada dwóch opiekunów naukowych, nauczycieli akademickich Politechniki Wrocławskiej: z Wydziału Informatyki i Telekomunikacji oraz z Wydziału Mechanicznego, powołanych za ich pisemną zgodą. Opiekun nadzoruje zgodność działań Koła z Regulaminem, podpisuje plany pracy, wnioski o dofinansowanie i sprawozdania.</w:t>
+        <w:t xml:space="preserve">Koło posiada dwóch opiekunów naukowych, nauczycieli akademickich Politechniki Wrocławskiej: z Wydziału Informatyki i Telekomunikacji oraz z Wydziału Mechanicznego, powołanych za ich pisemną zgodą. Opiekun nadzoruje zgodność działań Koła z Regulaminem, podpisuje plany pracy, wnioski o dofinansowanie i sprawozdania oraz wyraża zgodę na sprawy wskazane w Regulaminie.</w:t>
       </w:r>
     </w:p>
     <w:p>
@@ -1298,7 +1244,7 @@
         <w:rPr>
           <w:rFonts w:cstheme="minorHAnsi"/>
         </w:rPr>
-        <w:t xml:space="preserve">Prace Koła prowadzą sekcje: Lokomocji (Locomotion AI), Modeli Świata (World Models &amp; VLM), Konstrukcji i Wytwarzania (Robotics Engineering &amp; Manufacturing), Automatyki i Systemów Wbudowanych (Control &amp; Embedded Systems) oraz Wzornictwa i Prowadzenia Projektów (Design &amp; Program).</w:t>
+        <w:t xml:space="preserve">Prace Koła prowadzą sekcje: Lokomocji (Locomotion AI), Modeli Świata (World Models &amp; VLM), Konstrukcji i Wytwarzania (Robotics Engineering &amp; Manufacturing), Automatyki i Systemów Wbudowanych (Control &amp; Embedded Systems) oraz Wzornictwa i Prowadzenia Projektów (Design &amp; Program). Sekcje tworzy i likwiduje Zarząd.</w:t>
       </w:r>
     </w:p>
     <w:p>
@@ -1328,7 +1274,7 @@
         <w:rPr>
           <w:rFonts w:cstheme="minorHAnsi"/>
         </w:rPr>
-        <w:t xml:space="preserve">Zarząd jest organem wykonawczym i kieruje działalnością Koła, a w szczególności:</w:t>
+        <w:t xml:space="preserve">Zarząd kieruje działalnością Koła, a w szczególności:</w:t>
       </w:r>
     </w:p>
     <w:p>
@@ -1382,7 +1328,7 @@
         <w:rPr>
           <w:rFonts w:cstheme="minorHAnsi"/>
         </w:rPr>
-        <w:t xml:space="preserve">zwołuje i organizuje Walne Zgromadzenia Członków,</w:t>
+        <w:t xml:space="preserve">opracowuje plany i programy działalności Koła,</w:t>
       </w:r>
     </w:p>
     <w:p>
@@ -1400,7 +1346,7 @@
         <w:rPr>
           <w:rFonts w:cstheme="minorHAnsi"/>
         </w:rPr>
-        <w:t xml:space="preserve">opracowuje plany i programy działalności Koła oraz przedstawia je Walnemu Zgromadzeniu Członków,</w:t>
+        <w:t xml:space="preserve">przyjmuje i wyklucza członków,</w:t>
       </w:r>
     </w:p>
     <w:p>
@@ -1418,7 +1364,7 @@
         <w:rPr>
           <w:rFonts w:cstheme="minorHAnsi"/>
         </w:rPr>
-        <w:t xml:space="preserve">przyjmuje i wyklucza członków,</w:t>
+        <w:t xml:space="preserve">prowadzi ewidencję członków Koła,</w:t>
       </w:r>
     </w:p>
     <w:p>
@@ -1436,7 +1382,7 @@
         <w:rPr>
           <w:rFonts w:cstheme="minorHAnsi"/>
         </w:rPr>
-        <w:t xml:space="preserve">realizuje uchwały Walnego Zgromadzenia Członków,</w:t>
+        <w:t xml:space="preserve">zarządza, dysponuje i odpowiada za fundusze, pomieszczenie i wyposażenie Koła,</w:t>
       </w:r>
     </w:p>
     <w:p>
@@ -1454,7 +1400,7 @@
         <w:rPr>
           <w:rFonts w:cstheme="minorHAnsi"/>
         </w:rPr>
-        <w:t xml:space="preserve">prowadzi ewidencję członków Koła,</w:t>
+        <w:t xml:space="preserve">składa uczelni sprawozdanie roczne do 15 stycznia i informuje członków o działalności Koła,</w:t>
       </w:r>
     </w:p>
     <w:p>
@@ -1472,7 +1418,7 @@
         <w:rPr>
           <w:rFonts w:cstheme="minorHAnsi"/>
         </w:rPr>
-        <w:t xml:space="preserve">zarządza, dysponuje i odpowiada za fundusze, pomieszczenie i wyposażenie Koła,</w:t>
+        <w:t xml:space="preserve">opracowuje preliminarz finansowy i programowy Koła,</w:t>
       </w:r>
     </w:p>
     <w:p>
@@ -1490,7 +1436,23 @@
         <w:rPr>
           <w:rFonts w:cstheme="minorHAnsi"/>
         </w:rPr>
-        <w:t xml:space="preserve">składa sprawozdania ze swej działalności Walnemu Zgromadzeniu Członków oraz sprawozdanie roczne uczelni do 15 stycznia,</w:t>
+        <w:t xml:space="preserve">tworzy sekcje i powołuje zespoły projektowe do budowy konkretnych maszyn.</w:t>
+      </w:r>
+    </w:p>
+    <w:p>
+      <w:pPr>
+        <w:numPr>
+          <w:ilvl w:val="0"/>
+          <w:numId w:val="44"/>
+        </w:numPr>
+        <w:spacing w:before="24" w:after="0" w:line="240" w:lineRule="auto"/>
+        <w:jc w:val="both"/>
+      </w:pPr>
+      <w:r>
+        <w:rPr>
+          <w:rFonts w:cstheme="minorHAnsi"/>
+        </w:rPr>
+        <w:t xml:space="preserve">Kadencja i skład Zarządu:</w:t>
       </w:r>
     </w:p>
     <w:p>
@@ -1508,7 +1470,7 @@
         <w:rPr>
           <w:rFonts w:cstheme="minorHAnsi"/>
         </w:rPr>
-        <w:t xml:space="preserve">opracowuje preliminarz finansowy i programowy Koła,</w:t>
+        <w:t xml:space="preserve">kadencja Zarządu trwa rok akademicki; członkiem Zarządu może być członek zwyczajny Koła,</w:t>
       </w:r>
     </w:p>
     <w:p>
@@ -1526,7 +1488,79 @@
         <w:rPr>
           <w:rFonts w:cstheme="minorHAnsi"/>
         </w:rPr>
-        <w:t xml:space="preserve">powołuje zespoły projektowe do budowy konkretnych maszyn.</w:t>
+        <w:t xml:space="preserve">pierwszy Zarząd wybierają członkowie-założyciele na zebraniu założycielskim,</w:t>
+      </w:r>
+    </w:p>
+    <w:p>
+      <w:pPr>
+        <w:pStyle w:val="Akapitzlist"/>
+        <w:numPr>
+          <w:ilvl w:val="1"/>
+          <w:numId w:val="44"/>
+        </w:numPr>
+        <w:spacing w:before="24" w:after="0" w:line="240" w:lineRule="auto"/>
+        <w:contextualSpacing w:val="0"/>
+        <w:jc w:val="both"/>
+      </w:pPr>
+      <w:r>
+        <w:rPr>
+          <w:rFonts w:cstheme="minorHAnsi"/>
+        </w:rPr>
+        <w:t xml:space="preserve">Zarząd na kolejną kadencję powołuje ustępujący Zarząd, za zgodą opiekunów naukowych; ta sama osoba może pełnić funkcję ponownie,</w:t>
+      </w:r>
+    </w:p>
+    <w:p>
+      <w:pPr>
+        <w:pStyle w:val="Akapitzlist"/>
+        <w:numPr>
+          <w:ilvl w:val="1"/>
+          <w:numId w:val="44"/>
+        </w:numPr>
+        <w:spacing w:before="24" w:after="0" w:line="240" w:lineRule="auto"/>
+        <w:contextualSpacing w:val="0"/>
+        <w:jc w:val="both"/>
+      </w:pPr>
+      <w:r>
+        <w:rPr>
+          <w:rFonts w:cstheme="minorHAnsi"/>
+        </w:rPr>
+        <w:t xml:space="preserve">w przypadku rezygnacji lub odwołania członka Zarządu pozostali członkowie Zarządu, za zgodą opiekunów naukowych, powołują następcę w ciągu 30 dni,</w:t>
+      </w:r>
+    </w:p>
+    <w:p>
+      <w:pPr>
+        <w:pStyle w:val="Akapitzlist"/>
+        <w:numPr>
+          <w:ilvl w:val="1"/>
+          <w:numId w:val="44"/>
+        </w:numPr>
+        <w:spacing w:before="24" w:after="0" w:line="240" w:lineRule="auto"/>
+        <w:contextualSpacing w:val="0"/>
+        <w:jc w:val="both"/>
+      </w:pPr>
+      <w:r>
+        <w:rPr>
+          <w:rFonts w:cstheme="minorHAnsi"/>
+        </w:rPr>
+        <w:t xml:space="preserve">rezygnacja z pełnionej funkcji powinna zostać złożona pisemnie na ręce Zarządu lub w przypadku rezygnacji z funkcji Prezesa na ręce Opiekuna,</w:t>
+      </w:r>
+    </w:p>
+    <w:p>
+      <w:pPr>
+        <w:pStyle w:val="Akapitzlist"/>
+        <w:numPr>
+          <w:ilvl w:val="1"/>
+          <w:numId w:val="44"/>
+        </w:numPr>
+        <w:spacing w:before="24" w:after="0" w:line="240" w:lineRule="auto"/>
+        <w:contextualSpacing w:val="0"/>
+        <w:jc w:val="both"/>
+      </w:pPr>
+      <w:r>
+        <w:rPr>
+          <w:rFonts w:cstheme="minorHAnsi"/>
+        </w:rPr>
+        <w:t xml:space="preserve">członka Zarządu odwołują opiekunowie naukowi z własnej inicjatywy albo na wniosek pozostałych członków Zarządu.</w:t>
       </w:r>
     </w:p>
     <w:p>
@@ -1542,79 +1576,7 @@
         <w:rPr>
           <w:rFonts w:cstheme="minorHAnsi"/>
         </w:rPr>
-        <w:t xml:space="preserve">Kadencja władz:</w:t>
-      </w:r>
-    </w:p>
-    <w:p>
-      <w:pPr>
-        <w:pStyle w:val="Akapitzlist"/>
-        <w:numPr>
-          <w:ilvl w:val="1"/>
-          <w:numId w:val="44"/>
-        </w:numPr>
-        <w:spacing w:before="24" w:after="0" w:line="240" w:lineRule="auto"/>
-        <w:contextualSpacing w:val="0"/>
-        <w:jc w:val="both"/>
-      </w:pPr>
-      <w:r>
-        <w:rPr>
-          <w:rFonts w:cstheme="minorHAnsi"/>
-        </w:rPr>
-        <w:t xml:space="preserve">kadencja Zarządu trwa rok akademicki, a jego wybór odbywa się w głosowaniu bezpośrednim, równym i tajnym zwykłą większością głosów przy obecności przynajmniej połowy członków zwyczajnych,</w:t>
-      </w:r>
-    </w:p>
-    <w:p>
-      <w:pPr>
-        <w:pStyle w:val="Akapitzlist"/>
-        <w:numPr>
-          <w:ilvl w:val="1"/>
-          <w:numId w:val="44"/>
-        </w:numPr>
-        <w:spacing w:before="24" w:after="0" w:line="240" w:lineRule="auto"/>
-        <w:contextualSpacing w:val="0"/>
-        <w:jc w:val="both"/>
-      </w:pPr>
-      <w:r>
-        <w:rPr>
-          <w:rFonts w:cstheme="minorHAnsi"/>
-        </w:rPr>
-        <w:t xml:space="preserve">w przypadku rezygnacji lub odwołania z funkcji przeprowadza się wybory uzupełniające,</w:t>
-      </w:r>
-    </w:p>
-    <w:p>
-      <w:pPr>
-        <w:pStyle w:val="Akapitzlist"/>
-        <w:numPr>
-          <w:ilvl w:val="1"/>
-          <w:numId w:val="44"/>
-        </w:numPr>
-        <w:spacing w:before="24" w:after="0" w:line="240" w:lineRule="auto"/>
-        <w:contextualSpacing w:val="0"/>
-        <w:jc w:val="both"/>
-      </w:pPr>
-      <w:r>
-        <w:rPr>
-          <w:rFonts w:cstheme="minorHAnsi"/>
-        </w:rPr>
-        <w:t xml:space="preserve">rezygnacja z pełnionej funkcji powinna zostać złożona pisemnie na ręce Zarządu lub w przypadku rezygnacji z funkcji Prezesa na ręce Opiekuna,</w:t>
-      </w:r>
-    </w:p>
-    <w:p>
-      <w:pPr>
-        <w:pStyle w:val="Akapitzlist"/>
-        <w:numPr>
-          <w:ilvl w:val="1"/>
-          <w:numId w:val="44"/>
-        </w:numPr>
-        <w:spacing w:before="24" w:after="0" w:line="240" w:lineRule="auto"/>
-        <w:contextualSpacing w:val="0"/>
-        <w:jc w:val="both"/>
-      </w:pPr>
-      <w:r>
-        <w:rPr>
-          <w:rFonts w:cstheme="minorHAnsi"/>
-        </w:rPr>
-        <w:t xml:space="preserve">wybory uzupełniające powinny zostać przeprowadzone w ciągu 30 dni od pisemnej rezygnacji.</w:t>
+        <w:t xml:space="preserve">Prezes ponosi odpowiedzialność za działalność Koła przed władzami Politechniki Wrocławskiej. Wiceprezes zastępuje Prezesa, a Skarbnik prowadzi sprawy finansowe Koła.</w:t>
       </w:r>
     </w:p>
     <w:p>
@@ -1630,7 +1592,7 @@
         <w:rPr>
           <w:rFonts w:cstheme="minorHAnsi"/>
         </w:rPr>
-        <w:t xml:space="preserve">Prezes ponosi odpowiedzialność za działalność Koła przed władzami Politechniki Wrocławskiej. Wiceprezes zastępuje Prezesa, a Skarbnik prowadzi sprawy finansowe Koła.</w:t>
+        <w:t xml:space="preserve">Zarząd podejmuje uchwały zwykłą większością głosów; przy równej liczbie głosów rozstrzyga głos Prezesa. Uchwały Zarządu są protokołowane.</w:t>
       </w:r>
     </w:p>
     <w:p>
@@ -1646,547 +1608,7 @@
         <w:rPr>
           <w:rFonts w:cstheme="minorHAnsi"/>
         </w:rPr>
-        <w:t xml:space="preserve">Zarząd podejmuje uchwały zwykłą większością głosów; przy równej liczbie głosów rozstrzyga głos Prezesa.</w:t>
-      </w:r>
-    </w:p>
-    <w:p>
-      <w:pPr>
-        <w:numPr>
-          <w:ilvl w:val="0"/>
-          <w:numId w:val="44"/>
-        </w:numPr>
-        <w:spacing w:before="24" w:after="0" w:line="240" w:lineRule="auto"/>
-        <w:jc w:val="both"/>
-      </w:pPr>
-      <w:r>
-        <w:rPr>
-          <w:rFonts w:cstheme="minorHAnsi"/>
-        </w:rPr>
-        <w:t xml:space="preserve">Członkowie Zarządu zobowiązani są do złożenia pod koniec kadencji sprawozdania ze swojej działalności.</w:t>
-      </w:r>
-    </w:p>
-    <w:p>
-      <w:pPr>
-        <w:keepNext/>
-        <w:spacing w:before="240" w:after="120"/>
-        <w:jc w:val="center"/>
-      </w:pPr>
-      <w:r>
-        <w:rPr>
-          <w:rFonts w:cstheme="minorHAnsi"/>
-          <w:b/>
-        </w:rPr>
-        <w:t xml:space="preserve">§ 8</w:t>
-      </w:r>
-    </w:p>
-    <w:p>
-      <w:pPr>
-        <w:numPr>
-          <w:ilvl w:val="0"/>
-          <w:numId w:val="45"/>
-        </w:numPr>
-        <w:spacing w:before="24" w:after="0" w:line="240" w:lineRule="auto"/>
-        <w:jc w:val="both"/>
-      </w:pPr>
-      <w:r>
-        <w:rPr>
-          <w:rFonts w:cstheme="minorHAnsi"/>
-        </w:rPr>
-        <w:t xml:space="preserve">Walne Zgromadzenie Członków jest najwyższym organem uchwałodawczym Koła.</w:t>
-      </w:r>
-    </w:p>
-    <w:p>
-      <w:pPr>
-        <w:numPr>
-          <w:ilvl w:val="0"/>
-          <w:numId w:val="45"/>
-        </w:numPr>
-        <w:spacing w:before="24" w:after="0" w:line="240" w:lineRule="auto"/>
-        <w:jc w:val="both"/>
-      </w:pPr>
-      <w:r>
-        <w:rPr>
-          <w:rFonts w:cstheme="minorHAnsi"/>
-        </w:rPr>
-        <w:t xml:space="preserve">W skład Zgromadzenia wchodzi ogół wszystkich członków Koła; prawo głosu przysługuje członkom zwyczajnym.</w:t>
-      </w:r>
-    </w:p>
-    <w:p>
-      <w:pPr>
-        <w:numPr>
-          <w:ilvl w:val="0"/>
-          <w:numId w:val="45"/>
-        </w:numPr>
-        <w:spacing w:before="24" w:after="0" w:line="240" w:lineRule="auto"/>
-        <w:jc w:val="both"/>
-      </w:pPr>
-      <w:r>
-        <w:rPr>
-          <w:rFonts w:cstheme="minorHAnsi"/>
-        </w:rPr>
-        <w:t xml:space="preserve">Walne Zgromadzenie Członków wybiera przewodniczącego, sekretarza, członków komisji skrutacyjnej (co najmniej dwóch) oraz uchwala porządek obrad.</w:t>
-      </w:r>
-    </w:p>
-    <w:p>
-      <w:pPr>
-        <w:numPr>
-          <w:ilvl w:val="0"/>
-          <w:numId w:val="45"/>
-        </w:numPr>
-        <w:spacing w:before="24" w:after="0" w:line="240" w:lineRule="auto"/>
-        <w:jc w:val="both"/>
-      </w:pPr>
-      <w:r>
-        <w:rPr>
-          <w:rFonts w:cstheme="minorHAnsi"/>
-        </w:rPr>
-        <w:t xml:space="preserve">O terminie i miejscu obrad Zarząd zawiadamia członków, co najmniej 7 dni przed terminem Walnego Zgromadzenia Członków. Zgromadzenie może obradować zdalnie.</w:t>
-      </w:r>
-    </w:p>
-    <w:p>
-      <w:pPr>
-        <w:numPr>
-          <w:ilvl w:val="0"/>
-          <w:numId w:val="45"/>
-        </w:numPr>
-        <w:spacing w:before="24" w:after="0" w:line="240" w:lineRule="auto"/>
-        <w:jc w:val="both"/>
-      </w:pPr>
-      <w:r>
-        <w:rPr>
-          <w:rFonts w:cstheme="minorHAnsi"/>
-        </w:rPr>
-        <w:t xml:space="preserve">Walne Zgromadzenie Członków zwoływane jest przez Zarząd:</w:t>
-      </w:r>
-    </w:p>
-    <w:p>
-      <w:pPr>
-        <w:pStyle w:val="Akapitzlist"/>
-        <w:numPr>
-          <w:ilvl w:val="1"/>
-          <w:numId w:val="45"/>
-        </w:numPr>
-        <w:spacing w:before="24" w:after="0" w:line="240" w:lineRule="auto"/>
-        <w:contextualSpacing w:val="0"/>
-        <w:jc w:val="both"/>
-      </w:pPr>
-      <w:r>
-        <w:rPr>
-          <w:rFonts w:cstheme="minorHAnsi"/>
-        </w:rPr>
-        <w:t xml:space="preserve">na żądanie 1/3 członków zwyczajnych,</w:t>
-      </w:r>
-    </w:p>
-    <w:p>
-      <w:pPr>
-        <w:pStyle w:val="Akapitzlist"/>
-        <w:numPr>
-          <w:ilvl w:val="1"/>
-          <w:numId w:val="45"/>
-        </w:numPr>
-        <w:spacing w:before="24" w:after="0" w:line="240" w:lineRule="auto"/>
-        <w:contextualSpacing w:val="0"/>
-        <w:jc w:val="both"/>
-      </w:pPr>
-      <w:r>
-        <w:rPr>
-          <w:rFonts w:cstheme="minorHAnsi"/>
-        </w:rPr>
-        <w:t xml:space="preserve">co najmniej 2 razy w roku akademickim, jednak nie rzadziej niż raz w semestrze,</w:t>
-      </w:r>
-    </w:p>
-    <w:p>
-      <w:pPr>
-        <w:pStyle w:val="Akapitzlist"/>
-        <w:numPr>
-          <w:ilvl w:val="1"/>
-          <w:numId w:val="45"/>
-        </w:numPr>
-        <w:spacing w:before="24" w:after="0" w:line="240" w:lineRule="auto"/>
-        <w:contextualSpacing w:val="0"/>
-        <w:jc w:val="both"/>
-      </w:pPr>
-      <w:r>
-        <w:rPr>
-          <w:rFonts w:cstheme="minorHAnsi"/>
-        </w:rPr>
-        <w:t xml:space="preserve">na wniosek Prezesa Koła,</w:t>
-      </w:r>
-    </w:p>
-    <w:p>
-      <w:pPr>
-        <w:pStyle w:val="Akapitzlist"/>
-        <w:numPr>
-          <w:ilvl w:val="1"/>
-          <w:numId w:val="45"/>
-        </w:numPr>
-        <w:spacing w:before="24" w:after="0" w:line="240" w:lineRule="auto"/>
-        <w:contextualSpacing w:val="0"/>
-        <w:jc w:val="both"/>
-      </w:pPr>
-      <w:r>
-        <w:rPr>
-          <w:rFonts w:cstheme="minorHAnsi"/>
-        </w:rPr>
-        <w:t xml:space="preserve">na wniosek opiekuna Koła.</w:t>
-      </w:r>
-    </w:p>
-    <w:p>
-      <w:pPr>
-        <w:numPr>
-          <w:ilvl w:val="0"/>
-          <w:numId w:val="45"/>
-        </w:numPr>
-        <w:spacing w:before="24" w:after="0" w:line="240" w:lineRule="auto"/>
-        <w:jc w:val="both"/>
-      </w:pPr>
-      <w:r>
-        <w:rPr>
-          <w:rFonts w:cstheme="minorHAnsi"/>
-        </w:rPr>
-        <w:t xml:space="preserve">Uchwały Walnego Zgromadzenia Członków są wiążące, o ile w obradach uczestniczy co najmniej połowa członków zwyczajnych.</w:t>
-      </w:r>
-    </w:p>
-    <w:p>
-      <w:pPr>
-        <w:numPr>
-          <w:ilvl w:val="0"/>
-          <w:numId w:val="45"/>
-        </w:numPr>
-        <w:spacing w:before="24" w:after="0" w:line="240" w:lineRule="auto"/>
-        <w:jc w:val="both"/>
-      </w:pPr>
-      <w:r>
-        <w:rPr>
-          <w:rFonts w:cstheme="minorHAnsi"/>
-        </w:rPr>
-        <w:t xml:space="preserve">Jeżeli Zgromadzenie nie posiada kworum, Prezes wyznacza drugi termin Zgromadzenia, nie wcześniej niż 1 dzień i nie później niż 7 dni od poprzedniej daty Zgromadzenia.</w:t>
-      </w:r>
-    </w:p>
-    <w:p>
-      <w:pPr>
-        <w:numPr>
-          <w:ilvl w:val="0"/>
-          <w:numId w:val="45"/>
-        </w:numPr>
-        <w:spacing w:before="24" w:after="0" w:line="240" w:lineRule="auto"/>
-        <w:jc w:val="both"/>
-      </w:pPr>
-      <w:r>
-        <w:rPr>
-          <w:rFonts w:cstheme="minorHAnsi"/>
-        </w:rPr>
-        <w:t xml:space="preserve">Kworum na Zgromadzeniu w drugim terminie stanowi liczba obecnych podczas Zgromadzenia członków Koła.</w:t>
-      </w:r>
-    </w:p>
-    <w:p>
-      <w:pPr>
-        <w:numPr>
-          <w:ilvl w:val="0"/>
-          <w:numId w:val="45"/>
-        </w:numPr>
-        <w:spacing w:before="24" w:after="0" w:line="240" w:lineRule="auto"/>
-        <w:jc w:val="both"/>
-      </w:pPr>
-      <w:r>
-        <w:rPr>
-          <w:rFonts w:cstheme="minorHAnsi"/>
-        </w:rPr>
-        <w:t xml:space="preserve">Uchwały Zgromadzenia zapadają zwykłą większością głosów przy zachowaniu wymogów z ust. 6 i 8.</w:t>
-      </w:r>
-    </w:p>
-    <w:p>
-      <w:pPr>
-        <w:numPr>
-          <w:ilvl w:val="0"/>
-          <w:numId w:val="45"/>
-        </w:numPr>
-        <w:spacing w:before="24" w:after="0" w:line="240" w:lineRule="auto"/>
-        <w:jc w:val="both"/>
-      </w:pPr>
-      <w:r>
-        <w:rPr>
-          <w:rFonts w:cstheme="minorHAnsi"/>
-        </w:rPr>
-        <w:t xml:space="preserve">Do kompetencji Walnego Zgromadzenia należą:</w:t>
-      </w:r>
-    </w:p>
-    <w:p>
-      <w:pPr>
-        <w:pStyle w:val="Akapitzlist"/>
-        <w:numPr>
-          <w:ilvl w:val="1"/>
-          <w:numId w:val="45"/>
-        </w:numPr>
-        <w:spacing w:before="24" w:after="0" w:line="240" w:lineRule="auto"/>
-        <w:contextualSpacing w:val="0"/>
-        <w:jc w:val="both"/>
-      </w:pPr>
-      <w:r>
-        <w:rPr>
-          <w:rFonts w:cstheme="minorHAnsi"/>
-        </w:rPr>
-        <w:t xml:space="preserve">uchwalenie programu działalności Koła,</w:t>
-      </w:r>
-    </w:p>
-    <w:p>
-      <w:pPr>
-        <w:pStyle w:val="Akapitzlist"/>
-        <w:numPr>
-          <w:ilvl w:val="1"/>
-          <w:numId w:val="45"/>
-        </w:numPr>
-        <w:spacing w:before="24" w:after="0" w:line="240" w:lineRule="auto"/>
-        <w:contextualSpacing w:val="0"/>
-        <w:jc w:val="both"/>
-      </w:pPr>
-      <w:r>
-        <w:rPr>
-          <w:rFonts w:cstheme="minorHAnsi"/>
-        </w:rPr>
-        <w:t xml:space="preserve">zatwierdzanie regulaminów wewnętrznych Koła,</w:t>
-      </w:r>
-    </w:p>
-    <w:p>
-      <w:pPr>
-        <w:pStyle w:val="Akapitzlist"/>
-        <w:numPr>
-          <w:ilvl w:val="1"/>
-          <w:numId w:val="45"/>
-        </w:numPr>
-        <w:spacing w:before="24" w:after="0" w:line="240" w:lineRule="auto"/>
-        <w:contextualSpacing w:val="0"/>
-        <w:jc w:val="both"/>
-      </w:pPr>
-      <w:r>
-        <w:rPr>
-          <w:rFonts w:cstheme="minorHAnsi"/>
-        </w:rPr>
-        <w:t xml:space="preserve">uchwalenie wysokości dobrowolnej składki członkowskiej,</w:t>
-      </w:r>
-    </w:p>
-    <w:p>
-      <w:pPr>
-        <w:pStyle w:val="Akapitzlist"/>
-        <w:numPr>
-          <w:ilvl w:val="1"/>
-          <w:numId w:val="45"/>
-        </w:numPr>
-        <w:spacing w:before="24" w:after="0" w:line="240" w:lineRule="auto"/>
-        <w:contextualSpacing w:val="0"/>
-        <w:jc w:val="both"/>
-      </w:pPr>
-      <w:r>
-        <w:rPr>
-          <w:rFonts w:cstheme="minorHAnsi"/>
-        </w:rPr>
-        <w:t xml:space="preserve">wybór i odwołanie wszystkich władz, a także ich pojedynczych członków,</w:t>
-      </w:r>
-    </w:p>
-    <w:p>
-      <w:pPr>
-        <w:pStyle w:val="Akapitzlist"/>
-        <w:numPr>
-          <w:ilvl w:val="1"/>
-          <w:numId w:val="45"/>
-        </w:numPr>
-        <w:spacing w:before="24" w:after="0" w:line="240" w:lineRule="auto"/>
-        <w:contextualSpacing w:val="0"/>
-        <w:jc w:val="both"/>
-      </w:pPr>
-      <w:r>
-        <w:rPr>
-          <w:rFonts w:cstheme="minorHAnsi"/>
-        </w:rPr>
-        <w:t xml:space="preserve">podejmowanie uchwał w sprawie przyjęcia członka honorowego,</w:t>
-      </w:r>
-    </w:p>
-    <w:p>
-      <w:pPr>
-        <w:pStyle w:val="Akapitzlist"/>
-        <w:numPr>
-          <w:ilvl w:val="1"/>
-          <w:numId w:val="45"/>
-        </w:numPr>
-        <w:spacing w:before="24" w:after="0" w:line="240" w:lineRule="auto"/>
-        <w:contextualSpacing w:val="0"/>
-        <w:jc w:val="both"/>
-      </w:pPr>
-      <w:r>
-        <w:rPr>
-          <w:rFonts w:cstheme="minorHAnsi"/>
-        </w:rPr>
-        <w:t xml:space="preserve">przyjmowanie sprawozdań z działalności Zarządu,</w:t>
-      </w:r>
-    </w:p>
-    <w:p>
-      <w:pPr>
-        <w:pStyle w:val="Akapitzlist"/>
-        <w:numPr>
-          <w:ilvl w:val="1"/>
-          <w:numId w:val="45"/>
-        </w:numPr>
-        <w:spacing w:before="24" w:after="0" w:line="240" w:lineRule="auto"/>
-        <w:contextualSpacing w:val="0"/>
-        <w:jc w:val="both"/>
-      </w:pPr>
-      <w:r>
-        <w:rPr>
-          <w:rFonts w:cstheme="minorHAnsi"/>
-        </w:rPr>
-        <w:t xml:space="preserve">udzielenie absolutorium ustępującemu Zarządowi,</w:t>
-      </w:r>
-    </w:p>
-    <w:p>
-      <w:pPr>
-        <w:pStyle w:val="Akapitzlist"/>
-        <w:numPr>
-          <w:ilvl w:val="1"/>
-          <w:numId w:val="45"/>
-        </w:numPr>
-        <w:spacing w:before="24" w:after="0" w:line="240" w:lineRule="auto"/>
-        <w:contextualSpacing w:val="0"/>
-        <w:jc w:val="both"/>
-      </w:pPr>
-      <w:r>
-        <w:rPr>
-          <w:rFonts w:cstheme="minorHAnsi"/>
-        </w:rPr>
-        <w:t xml:space="preserve">rozpatrywanie wniosków i postulatów zgłoszonych przez członków lub władze,</w:t>
-      </w:r>
-    </w:p>
-    <w:p>
-      <w:pPr>
-        <w:pStyle w:val="Akapitzlist"/>
-        <w:numPr>
-          <w:ilvl w:val="1"/>
-          <w:numId w:val="45"/>
-        </w:numPr>
-        <w:spacing w:before="24" w:after="0" w:line="240" w:lineRule="auto"/>
-        <w:contextualSpacing w:val="0"/>
-        <w:jc w:val="both"/>
-      </w:pPr>
-      <w:r>
-        <w:rPr>
-          <w:rFonts w:cstheme="minorHAnsi"/>
-        </w:rPr>
-        <w:t xml:space="preserve">rozpatrywanie odwołań od uchwał Zarządu w sprawach członkostwa,</w:t>
-      </w:r>
-    </w:p>
-    <w:p>
-      <w:pPr>
-        <w:pStyle w:val="Akapitzlist"/>
-        <w:numPr>
-          <w:ilvl w:val="1"/>
-          <w:numId w:val="45"/>
-        </w:numPr>
-        <w:spacing w:before="24" w:after="0" w:line="240" w:lineRule="auto"/>
-        <w:contextualSpacing w:val="0"/>
-        <w:jc w:val="both"/>
-      </w:pPr>
-      <w:r>
-        <w:rPr>
-          <w:rFonts w:cstheme="minorHAnsi"/>
-        </w:rPr>
-        <w:t xml:space="preserve">tworzenie i likwidacja sekcji,</w:t>
-      </w:r>
-    </w:p>
-    <w:p>
-      <w:pPr>
-        <w:pStyle w:val="Akapitzlist"/>
-        <w:numPr>
-          <w:ilvl w:val="1"/>
-          <w:numId w:val="45"/>
-        </w:numPr>
-        <w:spacing w:before="24" w:after="0" w:line="240" w:lineRule="auto"/>
-        <w:contextualSpacing w:val="0"/>
-        <w:jc w:val="both"/>
-      </w:pPr>
-      <w:r>
-        <w:rPr>
-          <w:rFonts w:cstheme="minorHAnsi"/>
-        </w:rPr>
-        <w:t xml:space="preserve">podejmowanie uchwał w każdej sprawie wniesionej pod obrady, we wszystkich sprawach niezastrzeżonych do kompetencji innych władz.</w:t>
-      </w:r>
-    </w:p>
-    <w:p>
-      <w:pPr>
-        <w:numPr>
-          <w:ilvl w:val="0"/>
-          <w:numId w:val="45"/>
-        </w:numPr>
-        <w:spacing w:before="24" w:after="0" w:line="240" w:lineRule="auto"/>
-        <w:jc w:val="both"/>
-      </w:pPr>
-      <w:r>
-        <w:rPr>
-          <w:rFonts w:cstheme="minorHAnsi"/>
-        </w:rPr>
-        <w:t xml:space="preserve">Na wniosek 1/3 członków zwyczajnych lub opiekuna Koła Zarząd zwołuje Nadzwyczajne Walne Zgromadzenie Członków.</w:t>
-      </w:r>
-    </w:p>
-    <w:p>
-      <w:pPr>
-        <w:numPr>
-          <w:ilvl w:val="0"/>
-          <w:numId w:val="45"/>
-        </w:numPr>
-        <w:spacing w:before="24" w:after="0" w:line="240" w:lineRule="auto"/>
-        <w:jc w:val="both"/>
-      </w:pPr>
-      <w:r>
-        <w:rPr>
-          <w:rFonts w:cstheme="minorHAnsi"/>
-        </w:rPr>
-        <w:t xml:space="preserve">Nadzwyczajne Walne Zgromadzenie rozstrzyga tylko sprawy, dla których zostało zwołane.</w:t>
-      </w:r>
-    </w:p>
-    <w:p>
-      <w:pPr>
-        <w:numPr>
-          <w:ilvl w:val="0"/>
-          <w:numId w:val="45"/>
-        </w:numPr>
-        <w:spacing w:before="24" w:after="0" w:line="240" w:lineRule="auto"/>
-        <w:jc w:val="both"/>
-      </w:pPr>
-      <w:r>
-        <w:rPr>
-          <w:rFonts w:cstheme="minorHAnsi"/>
-        </w:rPr>
-        <w:t xml:space="preserve">Wniosek powinien określać cel zwołania Nadzwyczajnego Walnego Zgromadzenia Członków.</w:t>
-      </w:r>
-    </w:p>
-    <w:p>
-      <w:pPr>
-        <w:numPr>
-          <w:ilvl w:val="0"/>
-          <w:numId w:val="45"/>
-        </w:numPr>
-        <w:spacing w:before="24" w:after="0" w:line="240" w:lineRule="auto"/>
-        <w:jc w:val="both"/>
-      </w:pPr>
-      <w:r>
-        <w:rPr>
-          <w:rFonts w:cstheme="minorHAnsi"/>
-        </w:rPr>
-        <w:t xml:space="preserve">Nadzwyczajne Walne Zgromadzenie Członków powinno się odbyć najpóźniej w ciągu 30 dni od złożenia wniosku na piśmie.</w:t>
-      </w:r>
-    </w:p>
-    <w:p>
-      <w:pPr>
-        <w:numPr>
-          <w:ilvl w:val="0"/>
-          <w:numId w:val="45"/>
-        </w:numPr>
-        <w:spacing w:before="24" w:after="0" w:line="240" w:lineRule="auto"/>
-        <w:jc w:val="both"/>
-      </w:pPr>
-      <w:r>
-        <w:rPr>
-          <w:rFonts w:cstheme="minorHAnsi"/>
-        </w:rPr>
-        <w:t xml:space="preserve">Do odwołania członka lub członków Zarządu przed upływem kadencji wymagana jest większość 2/3 głosów na Nadzwyczajnym Walnym Zgromadzeniu Członków.</w:t>
+        <w:t xml:space="preserve">Członkowie Zarządu zobowiązani są do złożenia pod koniec kadencji sprawozdania ze swojej działalności opiekunom naukowym.</w:t>
       </w:r>
     </w:p>
     <w:p>
@@ -2200,7 +1622,7 @@
           <w:rFonts w:cstheme="minorHAnsi"/>
           <w:b/>
         </w:rPr>
-        <w:t xml:space="preserve">§ 9</w:t>
+        <w:t xml:space="preserve">§ 8</w:t>
       </w:r>
     </w:p>
     <w:p>
@@ -2221,55 +1643,55 @@
       <w:pPr>
         <w:numPr>
           <w:ilvl w:val="0"/>
-          <w:numId w:val="46"/>
-        </w:numPr>
-        <w:spacing w:before="24" w:after="0" w:line="240" w:lineRule="auto"/>
-        <w:jc w:val="both"/>
-      </w:pPr>
-      <w:r>
-        <w:rPr>
-          <w:rFonts w:cstheme="minorHAnsi"/>
-        </w:rPr>
-        <w:t xml:space="preserve">Zmiana Regulaminu wymaga uchwały Walnego Zgromadzenia Członków podjętej większością 2/3 głosów przy obecności co najmniej połowy liczby członków zwyczajnych.</w:t>
+          <w:numId w:val="45"/>
+        </w:numPr>
+        <w:spacing w:before="24" w:after="0" w:line="240" w:lineRule="auto"/>
+        <w:jc w:val="both"/>
+      </w:pPr>
+      <w:r>
+        <w:rPr>
+          <w:rFonts w:cstheme="minorHAnsi"/>
+        </w:rPr>
+        <w:t xml:space="preserve">Zmiana Regulaminu wymaga uchwały Zarządu podjętej jednomyślnie, za zgodą opiekunów naukowych.</w:t>
       </w:r>
     </w:p>
     <w:p>
       <w:pPr>
         <w:numPr>
           <w:ilvl w:val="0"/>
-          <w:numId w:val="46"/>
-        </w:numPr>
-        <w:spacing w:before="24" w:after="0" w:line="240" w:lineRule="auto"/>
-        <w:jc w:val="both"/>
-      </w:pPr>
-      <w:r>
-        <w:rPr>
-          <w:rFonts w:cstheme="minorHAnsi"/>
-        </w:rPr>
-        <w:t xml:space="preserve">Zarząd Koła ma obowiązek pisemnego zawiadamiania Rektora Politechniki Wrocławskiej, za pośrednictwem właściwej jednostki administracyjnej, o każdej zmianie treści niniejszego Regulaminu, zmianach w organach Koła, zmianie Opiekuna oraz każdej uchwale Walnego Zgromadzenia Członków, w terminie 14 dni od dnia dokonania zmiany.</w:t>
+          <w:numId w:val="45"/>
+        </w:numPr>
+        <w:spacing w:before="24" w:after="0" w:line="240" w:lineRule="auto"/>
+        <w:jc w:val="both"/>
+      </w:pPr>
+      <w:r>
+        <w:rPr>
+          <w:rFonts w:cstheme="minorHAnsi"/>
+        </w:rPr>
+        <w:t xml:space="preserve">Zarząd Koła ma obowiązek pisemnego zawiadamiania Rektora Politechniki Wrocławskiej, za pośrednictwem właściwej jednostki administracyjnej, o każdej zmianie treści niniejszego Regulaminu, zmianach w składzie Zarządu oraz zmianie Opiekuna, w terminie 14 dni od dnia dokonania zmiany.</w:t>
       </w:r>
     </w:p>
     <w:p>
       <w:pPr>
         <w:numPr>
           <w:ilvl w:val="0"/>
-          <w:numId w:val="46"/>
-        </w:numPr>
-        <w:spacing w:before="24" w:after="0" w:line="240" w:lineRule="auto"/>
-        <w:jc w:val="both"/>
-      </w:pPr>
-      <w:r>
-        <w:rPr>
-          <w:rFonts w:cstheme="minorHAnsi"/>
-        </w:rPr>
-        <w:t xml:space="preserve">Walne Zgromadzenie Członków większością 2/3 głosów przy obecności co najmniej połowy liczby członków zwyczajnych może podjąć uchwałę w sprawie zawieszenia działalności lub rozwiązania Koła.</w:t>
+          <w:numId w:val="45"/>
+        </w:numPr>
+        <w:spacing w:before="24" w:after="0" w:line="240" w:lineRule="auto"/>
+        <w:jc w:val="both"/>
+      </w:pPr>
+      <w:r>
+        <w:rPr>
+          <w:rFonts w:cstheme="minorHAnsi"/>
+        </w:rPr>
+        <w:t xml:space="preserve">Zarząd jednomyślną uchwałą, za zgodą opiekunów naukowych, może zawiesić działalność Koła lub je rozwiązać.</w:t>
       </w:r>
     </w:p>
     <w:p>
       <w:pPr>
         <w:numPr>
           <w:ilvl w:val="0"/>
-          <w:numId w:val="46"/>
+          <w:numId w:val="45"/>
         </w:numPr>
         <w:spacing w:before="24" w:after="0" w:line="240" w:lineRule="auto"/>
         <w:jc w:val="both"/>
@@ -2285,32 +1707,32 @@
       <w:pPr>
         <w:numPr>
           <w:ilvl w:val="0"/>
-          <w:numId w:val="46"/>
-        </w:numPr>
-        <w:spacing w:before="24" w:after="0" w:line="240" w:lineRule="auto"/>
-        <w:jc w:val="both"/>
-      </w:pPr>
-      <w:r>
-        <w:rPr>
-          <w:rFonts w:cstheme="minorHAnsi"/>
-        </w:rPr>
-        <w:t xml:space="preserve">Koło ulega rozwiązaniu na mocy niniejszego Regulaminu, jeżeli w ciągu dwóch lat nie odbyło się Walne Zgromadzenie Członków, którego protokół przekazano Rektorowi Politechniki Wrocławskiej, za pośrednictwem właściwej jednostki administracyjnej.</w:t>
+          <w:numId w:val="45"/>
+        </w:numPr>
+        <w:spacing w:before="24" w:after="0" w:line="240" w:lineRule="auto"/>
+        <w:jc w:val="both"/>
+      </w:pPr>
+      <w:r>
+        <w:rPr>
+          <w:rFonts w:cstheme="minorHAnsi"/>
+        </w:rPr>
+        <w:t xml:space="preserve">Koło ulega rozwiązaniu na mocy niniejszego Regulaminu, jeżeli przez dwa lata nie złożyło uczelni sprawozdania rocznego.</w:t>
       </w:r>
     </w:p>
     <w:p>
       <w:pPr>
         <w:numPr>
           <w:ilvl w:val="0"/>
-          <w:numId w:val="46"/>
-        </w:numPr>
-        <w:spacing w:before="24" w:after="0" w:line="240" w:lineRule="auto"/>
-        <w:jc w:val="both"/>
-      </w:pPr>
-      <w:r>
-        <w:rPr>
-          <w:rFonts w:cstheme="minorHAnsi"/>
-        </w:rPr>
-        <w:t xml:space="preserve">Pierwszy Zarząd wybiera zebranie założycielskie, które wykonuje uprawnienia Walnego Zgromadzenia Członków.</w:t>
+          <w:numId w:val="45"/>
+        </w:numPr>
+        <w:spacing w:before="24" w:after="0" w:line="240" w:lineRule="auto"/>
+        <w:jc w:val="both"/>
+      </w:pPr>
+      <w:r>
+        <w:rPr>
+          <w:rFonts w:cstheme="minorHAnsi"/>
+        </w:rPr>
+        <w:t xml:space="preserve">Regulamin uchwalają członkowie-założyciele na zebraniu założycielskim.</w:t>
       </w:r>
     </w:p>
     <w:p>
@@ -6985,91 +6407,6 @@
   </w:abstractNum>
   <w:abstractNum w:abstractNumId="44" w15:restartNumberingAfterBreak="0">
     <w:nsid w:val="6D4B0008"/>
-    <w:multiLevelType w:val="multilevel"/>
-    <w:lvl w:ilvl="0">
-      <w:start w:val="1"/>
-      <w:numFmt w:val="decimal"/>
-      <w:lvlText w:val="%1."/>
-      <w:lvlJc w:val="left"/>
-      <w:pPr>
-        <w:ind w:left="360" w:hanging="360"/>
-      </w:pPr>
-    </w:lvl>
-    <w:lvl w:ilvl="1">
-      <w:start w:val="1"/>
-      <w:numFmt w:val="decimal"/>
-      <w:lvlText w:val="%1.%2."/>
-      <w:lvlJc w:val="left"/>
-      <w:pPr>
-        <w:ind w:left="792" w:hanging="432"/>
-      </w:pPr>
-    </w:lvl>
-    <w:lvl w:ilvl="2">
-      <w:start w:val="1"/>
-      <w:numFmt w:val="decimal"/>
-      <w:lvlText w:val="%1.%2.%3."/>
-      <w:lvlJc w:val="left"/>
-      <w:pPr>
-        <w:ind w:left="1224" w:hanging="504"/>
-      </w:pPr>
-    </w:lvl>
-    <w:lvl w:ilvl="3">
-      <w:start w:val="1"/>
-      <w:numFmt w:val="decimal"/>
-      <w:lvlText w:val="%1.%2.%3.%4."/>
-      <w:lvlJc w:val="left"/>
-      <w:pPr>
-        <w:ind w:left="1728" w:hanging="648"/>
-      </w:pPr>
-    </w:lvl>
-    <w:lvl w:ilvl="4">
-      <w:start w:val="1"/>
-      <w:numFmt w:val="decimal"/>
-      <w:lvlText w:val="%1.%2.%3.%4.%5."/>
-      <w:lvlJc w:val="left"/>
-      <w:pPr>
-        <w:ind w:left="2232" w:hanging="792"/>
-      </w:pPr>
-    </w:lvl>
-    <w:lvl w:ilvl="5">
-      <w:start w:val="1"/>
-      <w:numFmt w:val="decimal"/>
-      <w:lvlText w:val="%1.%2.%3.%4.%5.%6."/>
-      <w:lvlJc w:val="left"/>
-      <w:pPr>
-        <w:ind w:left="2736" w:hanging="936"/>
-      </w:pPr>
-    </w:lvl>
-    <w:lvl w:ilvl="6">
-      <w:start w:val="1"/>
-      <w:numFmt w:val="decimal"/>
-      <w:lvlText w:val="%1.%2.%3.%4.%5.%6.%7."/>
-      <w:lvlJc w:val="left"/>
-      <w:pPr>
-        <w:ind w:left="3240" w:hanging="1080"/>
-      </w:pPr>
-    </w:lvl>
-    <w:lvl w:ilvl="7">
-      <w:start w:val="1"/>
-      <w:numFmt w:val="decimal"/>
-      <w:lvlText w:val="%1.%2.%3.%4.%5.%6.%7.%8."/>
-      <w:lvlJc w:val="left"/>
-      <w:pPr>
-        <w:ind w:left="3744" w:hanging="1224"/>
-      </w:pPr>
-    </w:lvl>
-    <w:lvl w:ilvl="8">
-      <w:start w:val="1"/>
-      <w:numFmt w:val="decimal"/>
-      <w:lvlText w:val="%1.%2.%3.%4.%5.%6.%7.%8.%9."/>
-      <w:lvlJc w:val="left"/>
-      <w:pPr>
-        <w:ind w:left="4320" w:hanging="1440"/>
-      </w:pPr>
-    </w:lvl>
-  </w:abstractNum>
-  <w:abstractNum w:abstractNumId="45" w15:restartNumberingAfterBreak="0">
-    <w:nsid w:val="6D4B0009"/>
     <w:multiLevelType w:val="multilevel"/>
     <w:lvl w:ilvl="0">
       <w:start w:val="1"/>
@@ -7301,9 +6638,6 @@
   </w:num>
   <w:num w:numId="45">
     <w:abstractNumId w:val="44"/>
-  </w:num>
-  <w:num w:numId="46">
-    <w:abstractNumId w:val="45"/>
   </w:num>
 </w:numbering>
 </file>

--- a/kolo-naukowe/dokumenty/do-druku/regulamin.docx
+++ b/kolo-naukowe/dokumenty/do-druku/regulamin.docx
@@ -414,7 +414,7 @@
         <w:rPr>
           <w:rFonts w:cstheme="minorHAnsi"/>
         </w:rPr>
-        <w:t xml:space="preserve">projekty prowadzone w sekcjach i zespołach projektowych, z których każdy kończy się działającym wynikiem,</w:t>
+        <w:t xml:space="preserve">projekty prowadzone w zespołach projektowych, z których każdy kończy się działającym wynikiem,</w:t>
       </w:r>
     </w:p>
     <w:p>
@@ -816,7 +816,7 @@
         <w:rPr>
           <w:rFonts w:cstheme="minorHAnsi"/>
         </w:rPr>
-        <w:t xml:space="preserve">O przyjęciu w poczet członka Koła decyduje Zarząd w drodze uchwały podjętej zwykłą większością głosów, po złożeniu deklaracji członkowskiej i wykonaniu zadania wstępnego w wybranej sekcji. Członków honorowych powołuje Zarząd.</w:t>
+        <w:t xml:space="preserve">O przyjęciu w poczet członka Koła decyduje Zarząd w drodze uchwały podjętej zwykłą większością głosów, po złożeniu deklaracji członkowskiej i wykonaniu zadania wstępnego. Członków honorowych powołuje Zarząd.</w:t>
       </w:r>
     </w:p>
     <w:p>
@@ -1114,7 +1114,7 @@
         <w:rPr>
           <w:rFonts w:cstheme="minorHAnsi"/>
         </w:rPr>
-        <w:t xml:space="preserve">Przed podjęciem decyzji na podstawie ust. 6 pkt 6.1 i 6.3 członek może złożyć wyjaśnienia. Od decyzji podjętej przez Zarząd na tej podstawie przysługuje odwołanie do opiekunów naukowych w terminie 14 dni od daty jej otrzymania; opiekunowie rozstrzygają je ostatecznie.</w:t>
+        <w:t xml:space="preserve">Przed podjęciem decyzji na podstawie ust. 6 pkt 6.1 i 6.3 członek może złożyć wyjaśnienia. Od decyzji podjętej przez Zarząd na tej podstawie przysługuje odwołanie do opiekuna naukowego w terminie 14 dni od daty jej otrzymania; opiekun rozstrzyga je ostatecznie.</w:t>
       </w:r>
     </w:p>
     <w:p>
@@ -1228,23 +1228,7 @@
         <w:rPr>
           <w:rFonts w:cstheme="minorHAnsi"/>
         </w:rPr>
-        <w:t xml:space="preserve">Koło posiada dwóch opiekunów naukowych, nauczycieli akademickich Politechniki Wrocławskiej: z Wydziału Informatyki i Telekomunikacji oraz z Wydziału Mechanicznego, powołanych za ich pisemną zgodą. Opiekun nadzoruje zgodność działań Koła z Regulaminem, podpisuje plany pracy, wnioski o dofinansowanie i sprawozdania oraz wyraża zgodę na sprawy wskazane w Regulaminie.</w:t>
-      </w:r>
-    </w:p>
-    <w:p>
-      <w:pPr>
-        <w:numPr>
-          <w:ilvl w:val="0"/>
-          <w:numId w:val="43"/>
-        </w:numPr>
-        <w:spacing w:before="24" w:after="0" w:line="240" w:lineRule="auto"/>
-        <w:jc w:val="both"/>
-      </w:pPr>
-      <w:r>
-        <w:rPr>
-          <w:rFonts w:cstheme="minorHAnsi"/>
-        </w:rPr>
-        <w:t xml:space="preserve">Prace Koła prowadzą sekcje: Lokomocji (Locomotion AI), Modeli Świata (World Models &amp; VLM), Konstrukcji i Wytwarzania (Robotics Engineering &amp; Manufacturing), Automatyki i Systemów Wbudowanych (Control &amp; Embedded Systems) oraz Wzornictwa i Prowadzenia Projektów (Design &amp; Program). Sekcje tworzy i likwiduje Zarząd.</w:t>
+        <w:t xml:space="preserve">Koło posiada opiekuna naukowego, nauczyciela akademickiego Politechniki Wrocławskiej, powołanego za jego pisemną zgodą. Koło może mieć więcej niż jednego opiekuna; zgodę wymaganą w Regulaminie wyraża wtedy którykolwiek z nich. Opiekun nadzoruje zgodność działań Koła z Regulaminem i podpisuje plany pracy, wnioski o dofinansowanie i sprawozdania.</w:t>
       </w:r>
     </w:p>
     <w:p>
@@ -1436,7 +1420,7 @@
         <w:rPr>
           <w:rFonts w:cstheme="minorHAnsi"/>
         </w:rPr>
-        <w:t xml:space="preserve">tworzy sekcje i powołuje zespoły projektowe do budowy konkretnych maszyn.</w:t>
+        <w:t xml:space="preserve">powołuje zespoły projektowe do budowy konkretnych maszyn.</w:t>
       </w:r>
     </w:p>
     <w:p>
@@ -1506,7 +1490,7 @@
         <w:rPr>
           <w:rFonts w:cstheme="minorHAnsi"/>
         </w:rPr>
-        <w:t xml:space="preserve">Zarząd na kolejną kadencję powołuje ustępujący Zarząd, za zgodą opiekunów naukowych; ta sama osoba może pełnić funkcję ponownie,</w:t>
+        <w:t xml:space="preserve">Zarząd na kolejną kadencję powołuje ustępujący Zarząd, za zgodą opiekuna naukowego; ta sama osoba może pełnić funkcję ponownie,</w:t>
       </w:r>
     </w:p>
     <w:p>
@@ -1524,7 +1508,7 @@
         <w:rPr>
           <w:rFonts w:cstheme="minorHAnsi"/>
         </w:rPr>
-        <w:t xml:space="preserve">w przypadku rezygnacji lub odwołania członka Zarządu pozostali członkowie Zarządu, za zgodą opiekunów naukowych, powołują następcę w ciągu 30 dni,</w:t>
+        <w:t xml:space="preserve">w przypadku rezygnacji lub odwołania członka Zarządu pozostali członkowie Zarządu, za zgodą opiekuna naukowego, powołują następcę w ciągu 30 dni,</w:t>
       </w:r>
     </w:p>
     <w:p>
@@ -1560,7 +1544,7 @@
         <w:rPr>
           <w:rFonts w:cstheme="minorHAnsi"/>
         </w:rPr>
-        <w:t xml:space="preserve">członka Zarządu odwołują opiekunowie naukowi z własnej inicjatywy albo na wniosek pozostałych członków Zarządu.</w:t>
+        <w:t xml:space="preserve">członka Zarządu odwołuje opiekun naukowy z własnej inicjatywy albo na wniosek pozostałych członków Zarządu.</w:t>
       </w:r>
     </w:p>
     <w:p>
@@ -1608,7 +1592,7 @@
         <w:rPr>
           <w:rFonts w:cstheme="minorHAnsi"/>
         </w:rPr>
-        <w:t xml:space="preserve">Członkowie Zarządu zobowiązani są do złożenia pod koniec kadencji sprawozdania ze swojej działalności opiekunom naukowym.</w:t>
+        <w:t xml:space="preserve">Członkowie Zarządu zobowiązani są do złożenia pod koniec kadencji sprawozdania ze swojej działalności opiekunowi naukowemu.</w:t>
       </w:r>
     </w:p>
     <w:p>
@@ -1652,7 +1636,7 @@
         <w:rPr>
           <w:rFonts w:cstheme="minorHAnsi"/>
         </w:rPr>
-        <w:t xml:space="preserve">Zmiana Regulaminu wymaga uchwały Zarządu podjętej jednomyślnie, za zgodą opiekunów naukowych.</w:t>
+        <w:t xml:space="preserve">Zmiana Regulaminu wymaga uchwały Zarządu podjętej jednomyślnie, za zgodą opiekuna naukowego.</w:t>
       </w:r>
     </w:p>
     <w:p>
@@ -1684,7 +1668,7 @@
         <w:rPr>
           <w:rFonts w:cstheme="minorHAnsi"/>
         </w:rPr>
-        <w:t xml:space="preserve">Zarząd jednomyślną uchwałą, za zgodą opiekunów naukowych, może zawiesić działalność Koła lub je rozwiązać.</w:t>
+        <w:t xml:space="preserve">Zarząd jednomyślną uchwałą, za zgodą opiekuna naukowego, może zawiesić działalność Koła lub je rozwiązać.</w:t>
       </w:r>
     </w:p>
     <w:p>

--- a/kolo-naukowe/dokumenty/do-druku/regulamin.docx
+++ b/kolo-naukowe/dokumenty/do-druku/regulamin.docx
@@ -1560,7 +1560,7 @@
         <w:rPr>
           <w:rFonts w:cstheme="minorHAnsi"/>
         </w:rPr>
-        <w:t xml:space="preserve">Prezes ponosi odpowiedzialność za działalność Koła przed władzami Politechniki Wrocławskiej. Wiceprezes zastępuje Prezesa, a Skarbnik prowadzi sprawy finansowe Koła.</w:t>
+        <w:t xml:space="preserve">Koło reprezentuje na zewnątrz Prezes, a w jego zastępstwie Wiceprezes. Prezes ponosi odpowiedzialność za działalność Koła przed władzami Politechniki Wrocławskiej. Skarbnik prowadzi sprawy finansowe Koła.</w:t>
       </w:r>
     </w:p>
     <w:p>
